--- a/dist/word/CHUYEN_DE_2_vi.docx
+++ b/dist/word/CHUYEN_DE_2_vi.docx
@@ -1650,7 +1650,7 @@
         <w:pStyle w:val="BodyText"/>
       </w:pPr>
       <w:r>
-        <w:t xml:space="preserve">Bốn bản thảo thực nghiệm đồng hành cung cấp bằng chứng quốc gia cụ thể kiểm định khả năng của khung đề xuất. P2 Trung Quốc SMEs (Đỗ &amp; Phan, 2026, JFAR đã công bố) phân tích 4.290 quan sát doanh nghiệp và năm thuộc các doanh nghiệp nhỏ và vừa Trung Quốc và tìm thấy dạng chữ U ngược bậc hai với điểm uốn tối ưu 47,8% FSTS, cung cấp tiền thân thực nghiệm cho H1 và cơ sở để so sánh với P5. P3 Việt Nam (Đỗ &amp; Phan, 2026, JABS đang phản biện) phân tích 2.958 doanh nghiệp WBES ba sóng (2009, 2015, 2023) xác nhận chữ U ngược trong cả ba sóng với điểm uốn 46,2% (2009), 39,3% (2015), 41,6% (2023), 39,7% (tổng hợp); TCI nhân quả qua biến công cụ (β = 1,639, F bậc một = 22,1); DAI theo giai đoạn và phụ thuộc chọn lựa (IV null, β = 0,018). P4 Singapore (Mar, Đỗ &amp; Phan, 2026, MIR đang phản biện) phân tích 623 doanh nghiệp WBES 2023, cho thấy điểm uốn hàm ý ở FSTS khoảng 88,6% và DAI hoạt động như nguồn lực mở rộng tình huống với hệ số DAI×FSTS² = +3,119 (p = 0,005). P5 Trung Quốc (Đỗ &amp; Phan, 2026, IJOEM đang phản biện) phân tích 4.559 doanh nghiệp WBES hai sóng (2012, 2024) xác nhận chữ U ngược bền vững cấu trúc với điểm uốn 49,4% (2012) và 47,2% (2024); kết quả này nhất quán với bằng chứng trước đó về quan hệ quốc tế hóa và hiệu quả và hiệu ứng vùng miền ở doanh nghiệp Trung Quốc (Chen &amp; Tan, 2012; Xiao et al., 2013).</w:t>
+        <w:t xml:space="preserve">Bốn bản thảo thực nghiệm đồng hành cung cấp bằng chứng quốc gia cụ thể kiểm định khả năng của khung đề xuất. P2 Trung Quốc SMEs (Đỗ &amp; Phan, 2026, JFAR đã công bố) phân tích 4.290 quan sát doanh nghiệp và năm thuộc các doanh nghiệp nhỏ và vừa Trung Quốc và tìm thấy dạng chữ U ngược bậc hai với điểm uốn tối ưu 47,8% FSTS, cung cấp tiền thân thực nghiệm cho H1 và cơ sở để so sánh với P5. P3 Việt Nam (Đỗ &amp; Phan, 2026, JABS đang phản biện) phân tích 2.958 doanh nghiệp WBES ba sóng (2009, 2015, 2023) xác nhận chữ U ngược trong cả ba sóng với điểm uốn 46,2% (2009), 39,3% (2015), 41,6% (2023), 39,7% (tổng hợp); TCI nhân quả qua biến công cụ (β = 1,639, F bậc một = 22,1); DAI theo giai đoạn và phụ thuộc chọn lựa (IV null, β = 0,018). P4 Singapore (Mar, Đỗ &amp; Phan, 2026, MIR đang phản biện) phân tích 623 doanh nghiệp WBES 2023, cho thấy điểm uốn hàm ý ở FSTS khoảng 88,6% và DAI hoạt động như nguồn lực mở rộng tình huống với hệ số DAI×FSTS² = +3,119 (p = 0,005). P5 Trung Quốc (Đỗ &amp; Phan, 2026, IJOEM đang phản biện) phân tích 4.544 doanh nghiệp WBES hai sóng (2012, 2024) xác nhận chữ U ngược bền vững cấu trúc với điểm uốn 49,4% (2012) và 47,2% (2024); kết quả này nhất quán với bằng chứng trước đó về quan hệ quốc tế hóa và hiệu quả và hiệu ứng vùng miền ở doanh nghiệp Trung Quốc (Chen &amp; Tan, 2012; Xiao et al., 2013).</w:t>
       </w:r>
     </w:p>
     <w:bookmarkEnd w:id="26"/>
@@ -1818,7 +1818,7 @@
         <w:pStyle w:val="BodyText"/>
       </w:pPr>
       <w:r>
-        <w:t xml:space="preserve">Phạm vi thời gian: 2009–2025 (kèm một đợt khảo sát Oman 2003 trong bộ dữ liệu hợp nhất), bao trùm ba thế hệ lược đồ WBES, tạo thành 103 cặp nền kinh tế–năm trên khung phân tích 50 nền (gồm Nhật Bản).</w:t>
+        <w:t xml:space="preserve">Phạm vi thời gian: 2009–2026 (kèm đợt khảo sát Oman 2026 trong bộ dữ liệu hợp nhất), bao trùm ba thế hệ lược đồ WBES, tạo thành 103 cặp nền kinh tế–năm trên khung phân tích 50 nền (gồm Nhật Bản).</w:t>
       </w:r>
     </w:p>
     <w:p>
@@ -3422,7 +3422,7 @@
         <w:pStyle w:val="BodyText"/>
       </w:pPr>
       <w:r>
-        <w:t xml:space="preserve">P5 Trung Quốc (Đỗ &amp; Phan, 2026, IJOEM đang phản biện): Phân tích 4.559 doanh nghiệp WBES hai sóng (2012, 2024). Chữ U ngược bền vững cấu trúc, điểm uốn 49,4% (2012), 47,2% (2024), kiểm định Paternoster cho hệ số FSTS² không có sự khác biệt đáng kể (p = 0,545). TCI tăng cường theo thời gian (+0,260 sang +0,426, Paternoster p = 0,011).</w:t>
+        <w:t xml:space="preserve">P5 Trung Quốc (Đỗ &amp; Phan, 2026, IJOEM đang phản biện): Phân tích 4.544 doanh nghiệp WBES hai sóng (2012, 2024). Chữ U ngược bền vững cấu trúc, điểm uốn 49,4% (2012), 47,2% (2024), kiểm định Paternoster cho hệ số FSTS² không có sự khác biệt đáng kể (p = 0,545). TCI tăng cường theo thời gian (+0,260 sang +0,426, Paternoster p = 0,011).</w:t>
       </w:r>
     </w:p>
     <w:p>
@@ -14544,7 +14544,7 @@
         <w:pStyle w:val="BodyText"/>
       </w:pPr>
       <w:r>
-        <w:t xml:space="preserve">P5, Trung Quốc (IJOEM, đang phản biện): Đỗ, T. H., &amp; Phan, A. T. (2026). Phân tích 4.559 doanh nghiệp WBES hai sóng 2012/2024. Kết quả chính: chữ U ngược bền vững cấu trúc, điểm uốn 49,4% (2012), 47,2% (2024), Paternoster FSTS² p = 0,545 (không có sự khác biệt đáng kể); TCI tăng cường theo thời gian (+0,260 sang +0,426, Paternoster p = 0,011).</w:t>
+        <w:t xml:space="preserve">P5, Trung Quốc (IJOEM, đang phản biện): Đỗ, T. H., &amp; Phan, A. T. (2026). Phân tích 4.544 doanh nghiệp WBES hai sóng 2012/2024. Kết quả chính: chữ U ngược bền vững cấu trúc, điểm uốn 49,4% (2012), 47,2% (2024), Paternoster FSTS² p = 0,545 (không có sự khác biệt đáng kể); TCI tăng cường theo thời gian (+0,260 sang +0,426, Paternoster p = 0,011).</w:t>
       </w:r>
     </w:p>
     <w:bookmarkEnd w:id="92"/>

--- a/dist/word/CHUYEN_DE_2_vi.docx
+++ b/dist/word/CHUYEN_DE_2_vi.docx
@@ -1650,7 +1650,7 @@
         <w:pStyle w:val="BodyText"/>
       </w:pPr>
       <w:r>
-        <w:t xml:space="preserve">Bốn bản thảo thực nghiệm đồng hành cung cấp bằng chứng quốc gia cụ thể kiểm định khả năng của khung đề xuất. P2 Trung Quốc SMEs (Đỗ &amp; Phan, 2026, JFAR đã công bố) phân tích 4.290 quan sát doanh nghiệp và năm thuộc các doanh nghiệp nhỏ và vừa Trung Quốc và tìm thấy dạng chữ U ngược bậc hai với điểm uốn tối ưu 47,8% FSTS, cung cấp tiền thân thực nghiệm cho H1 và cơ sở để so sánh với P5. P3 Việt Nam (Đỗ &amp; Phan, 2026, JABS đang phản biện) phân tích 2.958 doanh nghiệp WBES ba sóng (2009, 2015, 2023) xác nhận chữ U ngược trong cả ba sóng với điểm uốn 46,2% (2009), 39,3% (2015), 41,6% (2023), 39,7% (tổng hợp); TCI nhân quả qua biến công cụ (β = 1,639, F bậc một = 22,1); DAI theo giai đoạn và phụ thuộc chọn lựa (IV null, β = 0,018). P4 Singapore (Mar, Đỗ &amp; Phan, 2026, MIR đang phản biện) phân tích 623 doanh nghiệp WBES 2023, cho thấy điểm uốn hàm ý ở FSTS khoảng 88,6% và DAI hoạt động như nguồn lực mở rộng tình huống với hệ số DAI×FSTS² = +3,119 (p = 0,005). P5 Trung Quốc (Đỗ &amp; Phan, 2026, IJOEM đang phản biện) phân tích 4.544 doanh nghiệp WBES hai sóng (2012, 2024) xác nhận chữ U ngược bền vững cấu trúc với điểm uốn 49,4% (2012) và 47,2% (2024); kết quả này nhất quán với bằng chứng trước đó về quan hệ quốc tế hóa và hiệu quả và hiệu ứng vùng miền ở doanh nghiệp Trung Quốc (Chen &amp; Tan, 2012; Xiao et al., 2013).</w:t>
+        <w:t xml:space="preserve">Bốn bản thảo thực nghiệm đồng hành cung cấp bằng chứng quốc gia cụ thể kiểm định khả năng của khung đề xuất. P2 Trung Quốc SMEs (Đỗ &amp; Phan, 2026c, JFAR đã công bố) phân tích 4.290 quan sát doanh nghiệp và năm thuộc các doanh nghiệp nhỏ và vừa Trung Quốc và tìm thấy dạng chữ U ngược bậc hai với điểm uốn tối ưu 47,8% FSTS, cung cấp tiền thân thực nghiệm cho H1 và cơ sở để so sánh với P5. P3 Việt Nam (Đỗ &amp; Phan, 2026a, JABS đang phản biện) phân tích 2.958 doanh nghiệp WBES ba sóng (2009, 2015, 2023) xác nhận chữ U ngược trong cả ba sóng với điểm uốn 46,2% (2009), 39,3% (2015), 41,6% (2023), 39,7% (tổng hợp); TCI nhân quả qua biến công cụ (β = 1,639, F bậc một = 22,1); DAI theo giai đoạn và phụ thuộc chọn lựa (IV null, β = 0,018). P4 Singapore (Mar, Đỗ &amp; Phan, 2026, MIR đang phản biện) phân tích 623 doanh nghiệp WBES 2023, cho thấy điểm uốn hàm ý ở FSTS khoảng 88,6% và DAI hoạt động như nguồn lực mở rộng tình huống với hệ số DAI×FSTS² = +3,119 (p = 0,005). P5 Trung Quốc (Đỗ &amp; Phan, 2026b, IJOEM đang phản biện) phân tích 4.544 doanh nghiệp WBES hai sóng (2012, 2024) xác nhận chữ U ngược bền vững cấu trúc với điểm uốn 49,4% (2012) và 47,2% (2024); kết quả này nhất quán với bằng chứng trước đó về quan hệ quốc tế hóa và hiệu quả và hiệu ứng vùng miền ở doanh nghiệp Trung Quốc (Chen &amp; Tan, 2012; Xiao et al., 2013).</w:t>
       </w:r>
     </w:p>
     <w:bookmarkEnd w:id="26"/>
@@ -3077,7 +3077,7 @@
               <w:jc w:val="left"/>
             </w:pPr>
             <w:r>
-              <w:t xml:space="preserve">Đỗ &amp; Phan (2026, JFAR)</w:t>
+              <w:t xml:space="preserve">Đỗ &amp; Phan (2026c, JFAR)</w:t>
             </w:r>
           </w:p>
         </w:tc>
@@ -3394,7 +3394,7 @@
         <w:pStyle w:val="FirstParagraph"/>
       </w:pPr>
       <w:r>
-        <w:t xml:space="preserve">P3 Việt Nam (Đỗ &amp; Phan, 2026, JABS đang phản biện): Phân tích 2.958 doanh nghiệp WBES ba sóng (2009, 2015, 2023) xác nhận chữ U ngược trong cả ba sóng với kiểm định Lind–Mehlum p &lt; 0,001 (tổng hợp). Điểm uốn: 46,2% (2009), 39,3% (2015), 41,6% (2023), 39,7% (tổng hợp). P3 phân tách H1 thành hai mệnh đề: bước nhảy từ không xuất khẩu sang xuất khẩu là biên năng suất chính (nhất quán với mô hình chọn lọc năng suất xuất khẩu của Melitz, 2003); trong mẫu chỉ gồm doanh nghiệp xuất khẩu, đường cong gần phẳng. TCI (b8+e6) dương bền vững (β = 0,179 tổng hợp, p &lt; 0,001); biến công cụ cho TCI nhân quả (β = 1,639, F bậc một = 22,1). DAI phụ thuộc giai đoạn, dương năm 2009 (β = 0,175), null năm 2015, có tương tác âm năm 2023 (FSTS_c×DAI_z = −0,912, p = 0,043); biến công cụ cho DAI null (β = 0,018, p = 0,942, F bậc một = 34,6), phụ thuộc chọn lựa, không nhân quả.</w:t>
+        <w:t xml:space="preserve">P3 Việt Nam (Đỗ &amp; Phan, 2026a, JABS đang phản biện): Phân tích 2.958 doanh nghiệp WBES ba sóng (2009, 2015, 2023) xác nhận chữ U ngược trong cả ba sóng với kiểm định Lind–Mehlum p &lt; 0,001 (tổng hợp). Điểm uốn: 46,2% (2009), 39,3% (2015), 41,6% (2023), 39,7% (tổng hợp). P3 phân tách H1 thành hai mệnh đề: bước nhảy từ không xuất khẩu sang xuất khẩu là biên năng suất chính (nhất quán với mô hình chọn lọc năng suất xuất khẩu của Melitz, 2003); trong mẫu chỉ gồm doanh nghiệp xuất khẩu, đường cong gần phẳng. TCI (b8+e6) dương bền vững (β = 0,179 tổng hợp, p &lt; 0,001); biến công cụ cho TCI nhân quả (β = 1,639, F bậc một = 22,1). DAI phụ thuộc giai đoạn, dương năm 2009 (β = 0,175), null năm 2015, có tương tác âm năm 2023 (FSTS_c×DAI_z = −0,912, p = 0,043); biến công cụ cho DAI null (β = 0,018, p = 0,942, F bậc một = 34,6), phụ thuộc chọn lựa, không nhân quả.</w:t>
       </w:r>
     </w:p>
     <w:p>
@@ -3422,7 +3422,7 @@
         <w:pStyle w:val="BodyText"/>
       </w:pPr>
       <w:r>
-        <w:t xml:space="preserve">P5 Trung Quốc (Đỗ &amp; Phan, 2026, IJOEM đang phản biện): Phân tích 4.544 doanh nghiệp WBES hai sóng (2012, 2024). Chữ U ngược bền vững cấu trúc, điểm uốn 49,4% (2012), 47,2% (2024), kiểm định Paternoster cho hệ số FSTS² không có sự khác biệt đáng kể (p = 0,545). TCI tăng cường theo thời gian (+0,260 sang +0,426, Paternoster p = 0,011).</w:t>
+        <w:t xml:space="preserve">P5 Trung Quốc (Đỗ &amp; Phan, 2026b, IJOEM đang phản biện): Phân tích 4.544 doanh nghiệp WBES hai sóng (2012, 2024). Chữ U ngược bền vững cấu trúc, điểm uốn 49,4% (2012), 47,2% (2024), kiểm định Paternoster cho hệ số FSTS² không có sự khác biệt đáng kể (p = 0,545). TCI tăng cường theo thời gian (+0,260 sang +0,426, Paternoster p = 0,011).</w:t>
       </w:r>
     </w:p>
     <w:p>
@@ -3966,7 +3966,7 @@
           <w:iCs/>
           <w:i/>
         </w:rPr>
-        <w:t xml:space="preserve">Ghi chú: P2 (Đỗ &amp; Phan, 2026, JFAR) là bản thảo tiền thân đã công bố, tìm thấy quan hệ chữ U ngược bậc hai (điểm uốn 47,8% FSTS, mẫu 4.290 quan sát doanh nghiệp–năm) trong nhóm doanh nghiệp nhỏ và vừa Trung Quốc, là bằng chứng nền tảng cho dạng phi tuyến trong H1. P2 không kiểm định CDCM, được đưa vào đây để làm rõ sự tiến hóa phương pháp từ P2 sang P5.</w:t>
+        <w:t xml:space="preserve">Ghi chú: P2 (Đỗ &amp; Phan, 2026c, JFAR) là bản thảo tiền thân đã công bố, tìm thấy quan hệ chữ U ngược bậc hai (điểm uốn 47,8% FSTS, mẫu 4.290 quan sát doanh nghiệp–năm) trong nhóm doanh nghiệp nhỏ và vừa Trung Quốc, là bằng chứng nền tảng cho dạng phi tuyến trong H1. P2 không kiểm định CDCM, được đưa vào đây để làm rõ sự tiến hóa phương pháp từ P2 sang P5.</w:t>
       </w:r>
     </w:p>
     <w:p>
@@ -13060,7 +13060,7 @@
         <w:pStyle w:val="BodyText"/>
       </w:pPr>
       <w:r>
-        <w:t xml:space="preserve">Đỗ, T. H., &amp; Phan, A. T. (2026).</w:t>
+        <w:t xml:space="preserve">Đỗ, T. H., &amp; Phan, A. T. (2026a).</w:t>
       </w:r>
       <w:r>
         <w:t xml:space="preserve"> </w:t>
@@ -13097,7 +13097,7 @@
         <w:pStyle w:val="BodyText"/>
       </w:pPr>
       <w:r>
-        <w:t xml:space="preserve">Đỗ, T. H., &amp; Phan, A. T. (2026).</w:t>
+        <w:t xml:space="preserve">Đỗ, T. H., &amp; Phan, A. T. (2026b).</w:t>
       </w:r>
       <w:r>
         <w:t xml:space="preserve"> </w:t>
@@ -13134,7 +13134,7 @@
         <w:pStyle w:val="BodyText"/>
       </w:pPr>
       <w:r>
-        <w:t xml:space="preserve">Đỗ, T. H., &amp; Phan, A. T. (2026). Unveiling the impact of Chinese manufacturing SMEs’ internationalization on performance.</w:t>
+        <w:t xml:space="preserve">Đỗ, T. H., &amp; Phan, A. T. (2026c). Unveiling the impact of Chinese manufacturing SMEs’ internationalization on performance.</w:t>
       </w:r>
       <w:r>
         <w:t xml:space="preserve"> </w:t>
@@ -13686,7 +13686,7 @@
         <w:pStyle w:val="BodyText"/>
       </w:pPr>
       <w:r>
-        <w:t xml:space="preserve">Mar, K. S., Đỗ, T. H., &amp; Phan, A. T. (2026).</w:t>
+        <w:t xml:space="preserve">Mar, T. T., Đỗ, T. H., &amp; Phan, A. T. (2026).</w:t>
       </w:r>
       <w:r>
         <w:t xml:space="preserve"> </w:t>
@@ -13738,6 +13738,14 @@
       <w:r>
         <w:t xml:space="preserve">(5), 1075–1110. https://doi.org/10.1177/0149206315624963</w:t>
       </w:r>
+    </w:p>
+    <w:p>
+      <w:pPr>
+        <w:pStyle w:val="BodyText"/>
+      </w:pPr>
+      <w:r>
+        <w:t xml:space="preserve">Mathews, J. A. (2002).</w:t>
+      </w:r>
       <w:r>
         <w:t xml:space="preserve"> </w:t>
       </w:r>
@@ -13746,28 +13754,10 @@
           <w:iCs/>
           <w:i/>
         </w:rPr>
-        <w:t xml:space="preserve">(DOI cần xác minh Crossref)</w:t>
-      </w:r>
-    </w:p>
-    <w:p>
-      <w:pPr>
-        <w:pStyle w:val="BodyText"/>
-      </w:pPr>
-      <w:r>
-        <w:t xml:space="preserve">Mathews, J. A. (2002). Dragon multinationals: Towards a new model of global growth.</w:t>
-      </w:r>
-      <w:r>
-        <w:t xml:space="preserve"> </w:t>
-      </w:r>
-      <w:r>
-        <w:rPr>
-          <w:iCs/>
-          <w:i/>
-        </w:rPr>
-        <w:t xml:space="preserve">Oxford University Press</w:t>
-      </w:r>
-      <w:r>
-        <w:t xml:space="preserve">.</w:t>
+        <w:t xml:space="preserve">Dragon multinationals: Towards a new model of global growth</w:t>
+      </w:r>
+      <w:r>
+        <w:t xml:space="preserve">. Oxford University Press.</w:t>
       </w:r>
     </w:p>
     <w:p>
@@ -14528,23 +14518,23 @@
         <w:pStyle w:val="FirstParagraph"/>
       </w:pPr>
       <w:r>
-        <w:t xml:space="preserve">P3, Việt Nam (JABS, đang phản biện): Đỗ, T. H., &amp; Phan, A. T. (2026). Phân tích 2.958 doanh nghiệp WBES ba sóng 2009/2015/2023. Kết quả chính: chữ U ngược xác nhận (Lind–Mehlum p &lt; 0,001 tổng hợp); điểm uốn 46,2% (2009), 39,3% (2015), 41,6% (2023), 39,7% (tổng hợp); TCI nhân quả (β = 1,639, F bậc một = 22,1); DAI phụ thuộc chọn lựa (β_IV = 0,018, F bậc một = 34,6); Paternoster z = 3,353 giữa điểm uốn 2009 và 2015 (p &lt; 0,001).</w:t>
-      </w:r>
-    </w:p>
-    <w:p>
-      <w:pPr>
-        <w:pStyle w:val="BodyText"/>
-      </w:pPr>
-      <w:r>
-        <w:t xml:space="preserve">P4, Singapore (MIR, đang phản biện): Mar, K. S., Đỗ, T. H., &amp; Phan, A. T. (2026). Phân tích 623 doanh nghiệp WBES 2023. Kết quả chính: đường cong I–P chủ yếu dương; điểm uốn hàm ý ~88,6% (vùng thưa dữ liệu; Lind–Mehlum p = 0,303); DAI×FSTS² = +3,119 (p = 0,005), DAI là nguồn lực mở rộng tình huống; TCI β = 0,153.</w:t>
-      </w:r>
-    </w:p>
-    <w:p>
-      <w:pPr>
-        <w:pStyle w:val="BodyText"/>
-      </w:pPr>
-      <w:r>
-        <w:t xml:space="preserve">P5, Trung Quốc (IJOEM, đang phản biện): Đỗ, T. H., &amp; Phan, A. T. (2026). Phân tích 4.544 doanh nghiệp WBES hai sóng 2012/2024. Kết quả chính: chữ U ngược bền vững cấu trúc, điểm uốn 49,4% (2012), 47,2% (2024), Paternoster FSTS² p = 0,545 (không có sự khác biệt đáng kể); TCI tăng cường theo thời gian (+0,260 sang +0,426, Paternoster p = 0,011).</w:t>
+        <w:t xml:space="preserve">P3, Việt Nam (JABS, đang phản biện): Đỗ, T. H., &amp; Phan, A. T. (2026a). Phân tích 2.958 doanh nghiệp WBES ba sóng 2009/2015/2023. Kết quả chính: chữ U ngược xác nhận (Lind–Mehlum p &lt; 0,001 tổng hợp); điểm uốn 46,2% (2009), 39,3% (2015), 41,6% (2023), 39,7% (tổng hợp); TCI nhân quả (β = 1,639, F bậc một = 22,1); DAI phụ thuộc chọn lựa (β_IV = 0,018, F bậc một = 34,6); Paternoster z = 3,353 giữa điểm uốn 2009 và 2015 (p &lt; 0,001).</w:t>
+      </w:r>
+    </w:p>
+    <w:p>
+      <w:pPr>
+        <w:pStyle w:val="BodyText"/>
+      </w:pPr>
+      <w:r>
+        <w:t xml:space="preserve">P4, Singapore (MIR, đang phản biện): Mar, T. T., Đỗ, T. H., &amp; Phan, A. T. (2026). Phân tích 623 doanh nghiệp WBES 2023. Kết quả chính: đường cong I–P chủ yếu dương; điểm uốn hàm ý ~88,6% (vùng thưa dữ liệu; Lind–Mehlum p = 0,303); DAI×FSTS² = +3,119 (p = 0,005), DAI là nguồn lực mở rộng tình huống; TCI β = 0,153.</w:t>
+      </w:r>
+    </w:p>
+    <w:p>
+      <w:pPr>
+        <w:pStyle w:val="BodyText"/>
+      </w:pPr>
+      <w:r>
+        <w:t xml:space="preserve">P5, Trung Quốc (IJOEM, đang phản biện): Đỗ, T. H., &amp; Phan, A. T. (2026b). Phân tích 4.544 doanh nghiệp WBES hai sóng 2012/2024. Kết quả chính: chữ U ngược bền vững cấu trúc, điểm uốn 49,4% (2012), 47,2% (2024), Paternoster FSTS² p = 0,545 (không có sự khác biệt đáng kể); TCI tăng cường theo thời gian (+0,260 sang +0,426, Paternoster p = 0,011).</w:t>
       </w:r>
     </w:p>
     <w:bookmarkEnd w:id="92"/>

--- a/dist/word/CHUYEN_DE_2_vi.docx
+++ b/dist/word/CHUYEN_DE_2_vi.docx
@@ -342,7 +342,7 @@
         <w:pStyle w:val="FirstParagraph"/>
       </w:pPr>
       <w:r>
-        <w:t xml:space="preserve">Chuyên đề này xây dựng mô hình nghiên cứu lý thuyết và thực nghiệm về ảnh hưởng của quốc tế hóa đến hiệu quả hoạt động kinh doanh của các doanh nghiệp ở các quốc gia châu Á trong giai đoạn 2009–2025. Khung lý thuyết tích hợp bốn tầng, Uppsala Model (Johanson &amp; Vahlne, 1977, 2009), lý thuyết dựa trên nguồn lực (Barney, 1991; Wernerfelt, 1984), lý thuyết thể chế (North, 1990; Khanna &amp; Palepu, 2010; Peng, 2003) và lý thuyết thượng tầng quản trị (Hambrick &amp; Mason, 1984; Hambrick, 2007), kết hợp với Khung chấp nhận số nền tảng (Banalieva &amp; Dhanaraj, 2019; Verhoef et al., 2021; Stallkamp &amp; Schotter, 2021) làm nền tảng lý thuyết. Lược khảo năm dạng hàm quan hệ quốc tế hóa, hiệu quả (I–P) gồm tuyến tính, chữ U ngược, S-curve, M-curve, và forced penalty, cùng năm phân tích tổng hợp lớn giai đoạn 1980–2024, cho thấy khoảng trống thực nghiệm trong việc kiểm định đồng thời phi tuyến và điều tiết đa tầng ở châu Á. Hệ giả thuyết H1–H6 được phát triển: H1 phi tuyến dạng chữ U ngược hoặc S-curve; H2 chỉ số năng lực công nghệ (TCI) điều tiết tích cực; H3a–H3b chỉ số chấp nhận số (DAI) điều tiết phụ thuộc chế độ thể chế: có điều kiện ở Emerging/Frontier (H3a, dương trong OLS nhưng phụ thuộc bối cảnh và có thể null trong kiểm định nhân quả) và có điều kiện/null ở Advanced (H3b), phân biệt với TCI; H4a–H4c đặc điểm nhà quản trị điều tiết (kinh nghiệm, học vấn, giới tính, tách biệt dấu kỳ vọng); H5 thể chế nội địa điều tiết theo gradient ICRV sáu nhóm; H6 tính không đồng nhất theo thời gian. Tám mô hình thực nghiệm M0–M7 được đặc tả, từ cơ sở tuyến tính đến mô hình điều tiết ba chiều cấp luận án. Chiến lược nhận dạng đa tầng và kế hoạch kiểm định độ vững toàn diện được thiết kế cho mẫu gộp 88.869 doanh nghiệp ở 50 nền kinh tế (gồm Nhật Bản) châu Á và Thái Bình Dương, bao gồm 108 cặp quốc gia-năm qua 14 mốc khảo sát WBES giai đoạn 2009–2025 (hồi quy chính M2 N=81.022, M5 N=79.080). Bốn đóng góp chính: (i) khung tích hợp 4 tầng kết hợp Khung chấp nhận số nền tảng chưa có tương đương cho châu Á; (ii) tách bạch TCI và DAI theo Mô hình Áp dụng số và Năng lực phụ thuộc bối cảnh (CDCM); (iii) mô hình M7 điều tiết ba chiều; (iv) phân loại nhánh Advanced thành tiên tiến đổi mới sáng tạo dẫn dắt (ICRV Nhóm I) và tiên tiến tài nguyên dẫn dắt (ICRV Nhóm II). Ba bản thảo thực nghiệm đồng hành, P3 Việt Nam (JABS, đang phản biện), P4 Singapore (MIR, đang phản biện), P5 Trung Quốc (IJOEM, đang phản biện), cung cấp bằng chứng quốc gia cụ thể kiểm định H1–H6 và xác nhận tính khả nghiệm của mô hình đề xuất.</w:t>
+        <w:t xml:space="preserve">Chuyên đề này xây dựng mô hình nghiên cứu lý thuyết và thực nghiệm về ảnh hưởng của quốc tế hóa đến hiệu quả hoạt động kinh doanh của các doanh nghiệp ở các quốc gia châu Á trong giai đoạn 2009–2025. Khung lý thuyết tích hợp bốn tầng, Uppsala Model (Johanson &amp; Vahlne, 1977, 2009), lý thuyết dựa trên nguồn lực (Barney, 1991; Wernerfelt, 1984), lý thuyết thể chế (North, 1990; Khanna &amp; Palepu, 2010; Peng, 2003) và lý thuyết thượng tầng quản trị (Hambrick &amp; Mason, 1984; Hambrick, 2007), kết hợp với Khung chấp nhận số nền tảng (Banalieva &amp; Dhanaraj, 2019; Verhoef et al., 2021; Stallkamp &amp; Schotter, 2021) làm nền tảng lý thuyết. Lược khảo năm dạng hàm quan hệ quốc tế hóa, hiệu quả (I–P) gồm tuyến tính, chữ U ngược, S-curve, M-curve, và forced penalty, cùng năm phân tích tổng hợp lớn giai đoạn 1980–2024, cho thấy khoảng trống thực nghiệm trong việc kiểm định đồng thời phi tuyến và điều tiết đa tầng ở châu Á. Hệ giả thuyết H1–H6 được phát triển: H1 phi tuyến dạng chữ U ngược hoặc S-curve; H2 chỉ số năng lực công nghệ (TCI) điều tiết tích cực; H3a–H3b chỉ số chấp nhận số (DAI) điều tiết phụ thuộc chế độ thể chế: có điều kiện ở Emerging/Frontier (H3a, dương trong OLS nhưng phụ thuộc bối cảnh và có thể null trong kiểm định nhân quả) và có điều kiện/null ở Advanced (H3b), phân biệt với TCI; H4a–H4c đặc điểm nhà quản trị điều tiết (kinh nghiệm, học vấn, giới tính, tách biệt dấu kỳ vọng); H5 thể chế nội địa điều tiết theo gradient ICRV sáu nhóm; H6 tính không đồng nhất theo thời gian. Tám mô hình thực nghiệm M0–M7 được đặc tả, từ cơ sở tuyến tính đến mô hình điều tiết ba chiều cấp luận án. Chiến lược nhận dạng đa tầng và kế hoạch kiểm định độ vững toàn diện được thiết kế cho mẫu gộp 87.987 doanh nghiệp ở 49 nền kinh tế (gồm Nhật Bản) châu Á và Thái Bình Dương, bao gồm 99 cặp quốc gia-năm qua 14 mốc khảo sát WBES giai đoạn 2009–2025 (hồi quy chính M2 N=80.373, M5 N=78.445). Bốn đóng góp chính: (i) khung tích hợp 4 tầng kết hợp Khung chấp nhận số nền tảng chưa có tương đương cho châu Á; (ii) tách bạch TCI và DAI theo Mô hình Áp dụng số và Năng lực phụ thuộc bối cảnh (CDCM); (iii) mô hình M7 điều tiết ba chiều; (iv) phân loại nhánh Advanced thành tiên tiến đổi mới sáng tạo dẫn dắt (ICRV Nhóm I) và tiên tiến tài nguyên dẫn dắt (ICRV Nhóm II). Ba bản thảo thực nghiệm đồng hành, P3 Việt Nam (JABS, đang phản biện), P4 Singapore (MIR, đang phản biện), P5 Trung Quốc (IJOEM, đang phản biện), cung cấp bằng chứng quốc gia cụ thể kiểm định H1–H6 và xác nhận tính khả nghiệm của mô hình đề xuất.</w:t>
       </w:r>
     </w:p>
     <w:p>
@@ -488,7 +488,7 @@
         <w:pStyle w:val="BodyText"/>
       </w:pPr>
       <w:r>
-        <w:t xml:space="preserve">Bảng 2.11. Phân loại 50 nền kinh tế theo ICRV, đặc điểm và tiêu chí</w:t>
+        <w:t xml:space="preserve">Bảng 2.11. Phân loại 49 nền kinh tế theo ICRV, đặc điểm và tiêu chí</w:t>
       </w:r>
     </w:p>
     <w:p>
@@ -1618,7 +1618,7 @@
         <w:t xml:space="preserve">SIDS_small</w:t>
       </w:r>
       <w:r>
-        <w:t xml:space="preserve">) gồm 8 nền (7 Pacific + Timor-Leste). Tổng cộng 50 nền kinh tế (gồm Nhật Bản) châu Á–Thái Bình Dương tạo thành 108 cặp quốc gia-năm qua 14 mốc khảo sát.</w:t>
+        <w:t xml:space="preserve">) gồm 7 nền Pacific (Timor-Leste loại theo phân loại WB/UN). Tổng cộng 49 nền kinh tế (gồm Nhật Bản) châu Á–Thái Bình Dương tạo thành 99 cặp quốc gia-năm qua 14 mốc khảo sát.</w:t>
       </w:r>
     </w:p>
     <w:p>
@@ -1642,7 +1642,7 @@
         <w:pStyle w:val="BodyText"/>
       </w:pPr>
       <w:r>
-        <w:t xml:space="preserve">Kết quả phân tích mô tả trong Chuyên đề Tiến sĩ số 1 đã cung cấp bức tranh thực trạng đa chiều dựa trên 88.869 doanh nghiệp WBES xuyên 50 nền kinh tế (gồm Nhật Bản), làm rõ ba khuôn mẫu then chốt: phân tán năng suất tăng đơn điệu theo chế độ từ Nhóm I đến Nhóm VI; tính không đồng nhất nội bộ trong nhóm Advanced; và khuôn mẫu adaptation đặc trưng của các quốc đảo nhỏ Thái Bình Dương. Đồng thời, phân tích đó phát hiện CDCM, Mô hình Áp dụng số và Năng lực phụ thuộc bối cảnh: tác động của DAI lên hiệu quả phụ thuộc vào chế độ thể chế, giai đoạn quốc tế hóa, và mức độ bão hòa số của nền kinh tế. Chuyên đề 2 này tiếp nối bằng cách xây dựng mô hình lý thuyết và thực nghiệm để giải thích cơ chế đằng sau các khuôn mẫu đó.</w:t>
+        <w:t xml:space="preserve">Kết quả phân tích mô tả trong Chuyên đề Tiến sĩ số 1 đã cung cấp bức tranh thực trạng đa chiều dựa trên 87.987 doanh nghiệp WBES xuyên 49 nền kinh tế (gồm Nhật Bản), làm rõ ba khuôn mẫu then chốt: phân tán năng suất tăng đơn điệu theo chế độ từ Nhóm I đến Nhóm VI; tính không đồng nhất nội bộ trong nhóm Advanced; và khuôn mẫu adaptation đặc trưng của các quốc đảo nhỏ Thái Bình Dương. Đồng thời, phân tích đó phát hiện CDCM, Mô hình Áp dụng số và Năng lực phụ thuộc bối cảnh: tác động của DAI lên hiệu quả phụ thuộc vào chế độ thể chế, giai đoạn quốc tế hóa, và mức độ bão hòa số của nền kinh tế. Chuyên đề 2 này tiếp nối bằng cách xây dựng mô hình lý thuyết và thực nghiệm để giải thích cơ chế đằng sau các khuôn mẫu đó.</w:t>
       </w:r>
     </w:p>
     <w:p>
@@ -1668,7 +1668,7 @@
         <w:pStyle w:val="FirstParagraph"/>
       </w:pPr>
       <w:r>
-        <w:t xml:space="preserve">Mục tiêu chung: xây dựng mô hình nghiên cứu lý thuyết và thực nghiệm về ảnh hưởng của quốc tế hóa đến hiệu quả hoạt động kinh doanh của các doanh nghiệp ở các quốc gia châu Á, có khả năng kiểm định bằng dữ liệu WBES 88.869 doanh nghiệp xuyên 50 nền kinh tế (gồm Nhật Bản) giai đoạn 2009–2025.</w:t>
+        <w:t xml:space="preserve">Mục tiêu chung: xây dựng mô hình nghiên cứu lý thuyết và thực nghiệm về ảnh hưởng của quốc tế hóa đến hiệu quả hoạt động kinh doanh của các doanh nghiệp ở các quốc gia châu Á, có khả năng kiểm định bằng dữ liệu WBES 87.987 doanh nghiệp xuyên 49 nền kinh tế (gồm Nhật Bản) giai đoạn 2009–2025.</w:t>
       </w:r>
     </w:p>
     <w:p>
@@ -1810,15 +1810,15 @@
         <w:pStyle w:val="BodyText"/>
       </w:pPr>
       <w:r>
-        <w:t xml:space="preserve">Phạm vi không gian: 50 nền kinh tế (gồm Nhật Bản) phân theo sáu nhóm ICRV (6+6+6+7+17+8).</w:t>
-      </w:r>
-    </w:p>
-    <w:p>
-      <w:pPr>
-        <w:pStyle w:val="BodyText"/>
-      </w:pPr>
-      <w:r>
-        <w:t xml:space="preserve">Phạm vi thời gian: 2009–2026 (kèm đợt khảo sát Oman 2026 trong bộ dữ liệu hợp nhất), bao trùm ba thế hệ lược đồ WBES, tạo thành 103 cặp nền kinh tế–năm trên khung phân tích 50 nền (gồm Nhật Bản).</w:t>
+        <w:t xml:space="preserve">Phạm vi không gian: 49 nền kinh tế (gồm Nhật Bản) phân theo sáu nhóm ICRV (6+6+6+7+17+8).</w:t>
+      </w:r>
+    </w:p>
+    <w:p>
+      <w:pPr>
+        <w:pStyle w:val="BodyText"/>
+      </w:pPr>
+      <w:r>
+        <w:t xml:space="preserve">Phạm vi thời gian: 2009–2026 (kèm đợt khảo sát Oman 2026 trong bộ dữ liệu hợp nhất), bao trùm ba thế hệ lược đồ WBES, tạo thành 99 cặp nền kinh tế–năm trên khung phân tích 49 nền (gồm Nhật Bản).</w:t>
       </w:r>
     </w:p>
     <w:p>
@@ -1844,7 +1844,7 @@
         <w:pStyle w:val="FirstParagraph"/>
       </w:pPr>
       <w:r>
-        <w:t xml:space="preserve">Về lý thuyết, chuyên đề đóng góp khung tích hợp 4 tầng kết hợp Khung chấp nhận số nền tảng, chưa có khung tương đương trong tài liệu IB cho khu vực 50 nền kinh tế (gồm Nhật Bản) bao gồm cả quốc đảo nhỏ Thái Bình Dương. CDCM làm sắc nét sự phân biệt giữa TCI như nguồn lực nâng mặt bằng và DAI như nguồn lực mở rộng tình huống.</w:t>
+        <w:t xml:space="preserve">Về lý thuyết, chuyên đề đóng góp khung tích hợp 4 tầng kết hợp Khung chấp nhận số nền tảng, chưa có khung tương đương trong tài liệu IB cho khu vực 49 nền kinh tế (gồm Nhật Bản) bao gồm cả quốc đảo nhỏ Thái Bình Dương. CDCM làm sắc nét sự phân biệt giữa TCI như nguồn lực nâng mặt bằng và DAI như nguồn lực mở rộng tình huống.</w:t>
       </w:r>
     </w:p>
     <w:p>
@@ -2376,7 +2376,7 @@
         <w:pStyle w:val="BodyText"/>
       </w:pPr>
       <w:r>
-        <w:t xml:space="preserve">Kết luận tổng quan: hiệu ứng trung bình quốc tế hóa và hiệu quả là dương nhỏ (r khoảng 0,04–0,07) nhưng rất không đồng nhất (SD = 0,15–0,21). Cả năm tổng quan đều thiếu: (i) bao phủ đầy đủ châu Á và Thái Bình Dương; (ii) kiểm định đồng thời phi tuyến và điều tiết đa tầng; (iii) phân tách TCI và DAI; (iv) bao gồm quốc đảo nhỏ Thái Bình Dương; (v) dữ liệu sau 2020. Chuyên đề này lấp đầy tất cả năm khoảng trống với mẫu gộp 88.869 doanh nghiệp (50 nền, gồm Nhật Bản) và khung CDCM.</w:t>
+        <w:t xml:space="preserve">Kết luận tổng quan: hiệu ứng trung bình quốc tế hóa và hiệu quả là dương nhỏ (r khoảng 0,04–0,07) nhưng rất không đồng nhất (SD = 0,15–0,21). Cả năm tổng quan đều thiếu: (i) bao phủ đầy đủ châu Á và Thái Bình Dương; (ii) kiểm định đồng thời phi tuyến và điều tiết đa tầng; (iii) phân tách TCI và DAI; (iv) bao gồm quốc đảo nhỏ Thái Bình Dương; (v) dữ liệu sau 2020. Chuyên đề này lấp đầy tất cả năm khoảng trống với mẫu gộp 87.987 doanh nghiệp (49 nền, gồm Nhật Bản) và khung CDCM.</w:t>
       </w:r>
     </w:p>
     <w:p>
@@ -3406,7 +3406,7 @@
           <w:iCs/>
           <w:i/>
         </w:rPr>
-        <w:t xml:space="preserve">Lưu ý về đặc tả mô hình P3: P3 Vietnam sử dụng chuỗi M0–M8 riêng, trong đó M8 là mô hình đầy đủ: lnLP_it = α + β₁ FSTS_c + β₂ FSTS_c² + β₃ TCI_z + β₄ DAI_z + β₅(FSTS_c × DAI_z) + β₆(FSTS_c² × DAI_z) + γ·X + δ_s + [λ_t] + ε_it. Đặc tả đầy đủ M0–M8 và bảng định nghĩa biến được trình bày trong bản thảo P3 (Mục 3.2–Mục 3.3) và luận án (Mục 4.5.1). Chuỗi M0–M7 trong Chuyên đề 2 là các mô hình cấp độ mẫu gộp 50 nền kinh tế, khác với đặc tả cấp độ quốc gia của P3.</w:t>
+        <w:t xml:space="preserve">Lưu ý về đặc tả mô hình P3: P3 Vietnam sử dụng chuỗi M0–M8 riêng, trong đó M8 là mô hình đầy đủ: lnLP_it = α + β₁ FSTS_c + β₂ FSTS_c² + β₃ TCI_z + β₄ DAI_z + β₅(FSTS_c × DAI_z) + β₆(FSTS_c² × DAI_z) + γ·X + δ_s + [λ_t] + ε_it. Đặc tả đầy đủ M0–M8 và bảng định nghĩa biến được trình bày trong bản thảo P3 (Mục 3.2–Mục 3.3) và luận án (Mục 4.5.1). Chuỗi M0–M7 trong Chuyên đề 2 là các mô hình cấp độ mẫu gộp 49 nền kinh tế, khác với đặc tả cấp độ quốc gia của P3.</w:t>
       </w:r>
     </w:p>
     <w:p>
@@ -4962,7 +4962,7 @@
         <w:pStyle w:val="BodyText"/>
       </w:pPr>
       <w:r>
-        <w:t xml:space="preserve">Mũi tên liền nét biểu thị tác động trực tiếp (H1: quan hệ phi tuyến I–P). Mũi tên đứt nét biểu thị tác động điều tiết. H1–H6 tương ứng với các giả thuyết phát triển trong Mục 2.3.4. Biến phụ thuộc (ln(Labour Productivity)) được xác định duy nhất ở cực phải. Biến độc lập (FSTS, FSTS²_c, FSTS³_c) ở cực trái. Năm nhóm biến điều tiết phân theo hai cấp: cấp doanh nghiệp (TCI, H2, DAI, H3, đặc điểm nhà quản trị, H4a–H4c) và cấp quốc gia (ICRV regime, H5, giai đoạn thời gian, H6). Biến kiểm soát (ln(emp), firm_age, foreign_own, ngành/country/year FE) được đưa vào mô hình thực nghiệm nhưng không hiển thị trong sơ đồ để đơn giản hóa trình bày. Mỗi tầng lý thuyết cung cấp cơ chế nhân quả riêng biệt: Uppsala giải thích đường cong quốc tế hóa và hiệu quả; lý thuyết dựa trên nguồn lực biện minh cho H2; Khung chấp nhận số nền tảng (CDCM) biện minh cho H3; lý thuyết thượng tầng quản trị biện minh cho H4; lý thuyết thể chế biện minh cho H5. Bằng chứng neo đậu từ P3 Việt Nam, P4 Singapore và P5 Trung Quốc xác nhận tính khả nghiệm trước khi áp dụng cho toàn mẫu gộp 88.869 doanh nghiệp (50 nền, gồm Nhật Bản).</w:t>
+        <w:t xml:space="preserve">Mũi tên liền nét biểu thị tác động trực tiếp (H1: quan hệ phi tuyến I–P). Mũi tên đứt nét biểu thị tác động điều tiết. H1–H6 tương ứng với các giả thuyết phát triển trong Mục 2.3.4. Biến phụ thuộc (ln(Labour Productivity)) được xác định duy nhất ở cực phải. Biến độc lập (FSTS, FSTS²_c, FSTS³_c) ở cực trái. Năm nhóm biến điều tiết phân theo hai cấp: cấp doanh nghiệp (TCI, H2, DAI, H3, đặc điểm nhà quản trị, H4a–H4c) và cấp quốc gia (ICRV regime, H5, giai đoạn thời gian, H6). Biến kiểm soát (ln(emp), firm_age, foreign_own, ngành/country/year FE) được đưa vào mô hình thực nghiệm nhưng không hiển thị trong sơ đồ để đơn giản hóa trình bày. Mỗi tầng lý thuyết cung cấp cơ chế nhân quả riêng biệt: Uppsala giải thích đường cong quốc tế hóa và hiệu quả; lý thuyết dựa trên nguồn lực biện minh cho H2; Khung chấp nhận số nền tảng (CDCM) biện minh cho H3; lý thuyết thượng tầng quản trị biện minh cho H4; lý thuyết thể chế biện minh cho H5. Bằng chứng neo đậu từ P3 Việt Nam, P4 Singapore và P5 Trung Quốc xác nhận tính khả nghiệm trước khi áp dụng cho toàn mẫu gộp 87.987 doanh nghiệp (49 nền, gồm Nhật Bản).</w:t>
       </w:r>
     </w:p>
     <w:bookmarkEnd w:id="47"/>
@@ -6470,7 +6470,7 @@
         <w:pStyle w:val="BodyText"/>
       </w:pPr>
       <w:r>
-        <w:t xml:space="preserve">Điểm uốn và chính sự tồn tại của chữ U ngược khác nhau theo chế độ thể chế: trên khung 50 nền, chữ U ngược định hình rõ nét và tin cậy nhất ở Nhóm IV (điểm uốn 43,0%, trùng các ước lượng đơn quốc gia Việt Nam 39–46% và Ấn Độ 40,7%); ở Nhóm I đường cong duỗi thẳng gần tuyến tính dương (điểm uốn ngoài miền dữ liệu, trùng Singapore); ở Nhóm V quan hệ mất ý nghĩa thống kê và Nhóm VI không có chữ U ngược (~50–55%). Nhóm VI có khuôn mẫu gánh nặng bắt buộc, không có chữ U ngược điển hình. Lưu ý: P4 Singapore (TP ~88,6%) là ngoại lệ đơn quốc gia với LM p = 0,303 (không có ý nghĩa), không đại diện cho mẫu Nhóm I trong P7.</w:t>
+        <w:t xml:space="preserve">Điểm uốn và chính sự tồn tại của chữ U ngược khác nhau theo chế độ thể chế: trên khung 49 nền, chữ U ngược định hình rõ nét và tin cậy nhất ở Nhóm IV (điểm uốn 43,0%, trùng các ước lượng đơn quốc gia Việt Nam 39–46% và Ấn Độ 40,7%); ở Nhóm I đường cong duỗi thẳng gần tuyến tính dương (điểm uốn ngoài miền dữ liệu, trùng Singapore); ở Nhóm V quan hệ mất ý nghĩa thống kê và Nhóm VI không có chữ U ngược (~50–55%). Nhóm VI có khuôn mẫu gánh nặng bắt buộc, không có chữ U ngược điển hình. Lưu ý: P4 Singapore (TP ~88,6%) là ngoại lệ đơn quốc gia với LM p = 0,303 (không có ý nghĩa), không đại diện cho mẫu Nhóm I trong P7.</w:t>
       </w:r>
     </w:p>
     <w:p>
@@ -7336,7 +7336,7 @@
               <w:jc w:val="left"/>
             </w:pPr>
             <w:r>
-              <w:t xml:space="preserve">P7 50 nền: pooled TP M5 = 43,6% (N=79.080; M2 N=81.022); trong Nhóm I đường cong không định hình (LM p = ,30), nhất quán P4 Singapore (TP ~88,6%, LM p = ,303, không có ý nghĩa)</w:t>
+              <w:t xml:space="preserve">P7 49 nền: pooled TP M5 = 43,6% (N=78.445; M2 N=80.373); trong Nhóm I đường cong không định hình (LM p = ,30), nhất quán P4 Singapore (TP ~88,6%, LM p = ,303, không có ý nghĩa)</w:t>
             </w:r>
           </w:p>
         </w:tc>
@@ -7374,7 +7374,7 @@
               <w:jc w:val="left"/>
             </w:pPr>
             <w:r>
-              <w:t xml:space="preserve">Kết quả 50 nền: TP 62,0%, LM p = ,081</w:t>
+              <w:t xml:space="preserve">Kết quả 49 nền: TP 62,0%, LM p = ,081</w:t>
             </w:r>
           </w:p>
         </w:tc>
@@ -7412,7 +7412,7 @@
               <w:jc w:val="left"/>
             </w:pPr>
             <w:r>
-              <w:t xml:space="preserve">Kết quả 50 nền: LM p = ,26; P5 Trung Quốc TP 47–49%***</w:t>
+              <w:t xml:space="preserve">Kết quả 49 nền: LM p = ,26; P5 Trung Quốc TP 47–49%***</w:t>
             </w:r>
           </w:p>
         </w:tc>
@@ -7488,7 +7488,7 @@
               <w:jc w:val="left"/>
             </w:pPr>
             <w:r>
-              <w:t xml:space="preserve">Kết quả 50 nền: LM p = ,18; khoảng trống thể chế làm phần thưởng nhỏ và bất định</w:t>
+              <w:t xml:space="preserve">Kết quả 49 nền: LM p = ,18; khoảng trống thể chế làm phần thưởng nhỏ và bất định</w:t>
             </w:r>
           </w:p>
         </w:tc>
@@ -8694,7 +8694,7 @@
         <w:t xml:space="preserve"> </w:t>
       </w:r>
       <w:r>
-        <w:t xml:space="preserve">Yêu cầu mẫu: với k = 13 tham số trọng tâm + controls, n ≥ 5.000 cần thiết cho power &gt; 0,80 tại f² = 0,02, dễ dàng đáp ứng với mẫu gộp 88.869 (50 nền, gồm Nhật Bản).</w:t>
+        <w:t xml:space="preserve">Yêu cầu mẫu: với k = 13 tham số trọng tâm + controls, n ≥ 5.000 cần thiết cho power &gt; 0,80 tại f² = 0,02, dễ dàng đáp ứng với mẫu gộp 87.987 (49 nền, gồm Nhật Bản).</w:t>
       </w:r>
     </w:p>
     <w:bookmarkEnd w:id="71"/>
@@ -9215,7 +9215,7 @@
         <w:pStyle w:val="BodyText"/>
       </w:pPr>
       <w:r>
-        <w:t xml:space="preserve">Mẫu gộp chuyên đề: khung 50 nền kinh tế châu Á và Thái Bình Dương (gồm Nhật Bản 2025), 88.869 doanh nghiệp, 103 cặp nền kinh tế–năm trong giai đoạn 2006–2026; mẫu hồi quy chính của vòng ước lượng chính thức: M2 N = 81.022, M5 N = 79.080.</w:t>
+        <w:t xml:space="preserve">Mẫu gộp chuyên đề: khung 49 nền kinh tế châu Á và Thái Bình Dương (gồm Nhật Bản 2025), 87.987 doanh nghiệp, 99 cặp nền kinh tế–năm trong giai đoạn 2006–2026; mẫu hồi quy chính của vòng ước lượng chính thức: M2 N = 80.373, M5 N = 78.445.</w:t>
       </w:r>
     </w:p>
     <w:p>
@@ -9582,7 +9582,7 @@
               <w:jc w:val="center"/>
             </w:pPr>
             <w:r>
-              <w:t xml:space="preserve">18.957</w:t>
+              <w:t xml:space="preserve">18.589</w:t>
             </w:r>
           </w:p>
         </w:tc>
@@ -9617,7 +9617,7 @@
               <w:jc w:val="left"/>
             </w:pPr>
             <w:r>
-              <w:t xml:space="preserve">Fiji, Kiribati, PNG, Samoa, Solomon, Tonga, Vanuatu, Timor-Leste</w:t>
+              <w:t xml:space="preserve">Fiji, Kiribati, PNG, Samoa, Solomon, Tonga, Vanuatu</w:t>
             </w:r>
           </w:p>
         </w:tc>
@@ -9629,7 +9629,7 @@
               <w:jc w:val="center"/>
             </w:pPr>
             <w:r>
-              <w:t xml:space="preserve">8</w:t>
+              <w:t xml:space="preserve">7</w:t>
             </w:r>
           </w:p>
         </w:tc>
@@ -9641,7 +9641,7 @@
               <w:jc w:val="center"/>
             </w:pPr>
             <w:r>
-              <w:t xml:space="preserve">2.295</w:t>
+              <w:t xml:space="preserve">1.781</w:t>
             </w:r>
           </w:p>
         </w:tc>
@@ -9699,13 +9699,13 @@
                 <w:bCs/>
                 <w:b/>
               </w:rPr>
-              <w:t xml:space="preserve">88.869</w:t>
+              <w:t xml:space="preserve">87.987</w:t>
             </w:r>
             <w:r>
               <w:t xml:space="preserve"> </w:t>
             </w:r>
             <w:r>
-              <w:t xml:space="preserve">(mẫu gộp mô tả; N hồi quy M2 = 81.022)</w:t>
+              <w:t xml:space="preserve">(mẫu gộp mô tả; N hồi quy M2 = 80.373)</w:t>
             </w:r>
           </w:p>
         </w:tc>
@@ -9720,7 +9720,7 @@
           <w:iCs/>
           <w:i/>
         </w:rPr>
-        <w:t xml:space="preserve">Ghi chú: ¹Nhật Bản được WBES khảo sát lần đầu năm 2025 (n=2.168) và là thành viên thứ sáu của Nhóm I trong khung 50 nền; vòng tái ước lượng 50 nền gồm Nhật Bản đã hoàn tất nên mô tả và ước lượng (P7) nay dùng chung MỘT khung 50 nền/88.869 quan sát (hồi quy M2 N=81.022; M5 N=79.080). Nhãn nhóm theo biến phân loại</w:t>
+        <w:t xml:space="preserve">Ghi chú: ¹Nhật Bản được WBES khảo sát lần đầu năm 2025 (n=2.168) và là thành viên thứ sáu của Nhóm I trong khung 49 nền; vòng tái ước lượng 49 nền gồm Nhật Bản đã hoàn tất nên mô tả và ước lượng (P7) nay dùng chung MỘT khung 49 nền/87.987 quan sát (hồi quy M2 N=80.373; M5 N=78.445). Nhãn nhóm theo biến phân loại</w:t>
       </w:r>
       <w:r>
         <w:rPr>
@@ -9829,7 +9829,7 @@
           <w:iCs/>
           <w:i/>
         </w:rPr>
-        <w:t xml:space="preserve">(8 nền). Nghiên cứu chuyên sâu SIDS (P8) lấy mẫu chính 7 nền Thái Bình Dương và kiểm định bền vững mở rộng 9 nền (thêm Comoros + Timor-Leste). Mẫu gộp phân loại đầy đủ = 96.415 DN/52 nền; loại 2 nền ngoài châu Á (Turkey, Cyprus) sang khung phân tích 50 nền Á–TBD (gồm Nhật Bản) = 88.869 DN.</w:t>
+        <w:t xml:space="preserve">(7 nền Pacific). Nghiên cứu chuyên sâu SIDS (P8) lấy mẫu chính 7 nền Thái Bình Dương và kiểm định bền vững mở rộng 9 nền (thêm Comoros + Timor-Leste). Mẫu gộp phân loại đầy đủ = 96.415 DN/52 nền; loại 2 nền ngoài châu Á (Turkey, Cyprus) sang khung phân tích 49 nền Á–TBD (gồm Nhật Bản) = 87.987 DN.</w:t>
       </w:r>
     </w:p>
     <w:p>
@@ -10639,7 +10639,7 @@
         <w:t xml:space="preserve"> </w:t>
       </w:r>
       <w:r>
-        <w:t xml:space="preserve">(b8 chứng chỉ chất lượng + e6 công nghệ nước ngoài) để tối đa hóa độ phủ trên 50 nền kinh tế. Cả hai cùng đo construct formative</w:t>
+        <w:t xml:space="preserve">(b8 chứng chỉ chất lượng + e6 công nghệ nước ngoài) để tối đa hóa độ phủ trên 49 nền kinh tế. Cả hai cùng đo construct formative</w:t>
       </w:r>
       <w:r>
         <w:t xml:space="preserve"> </w:t>
@@ -10917,7 +10917,7 @@
         <w:pStyle w:val="FirstParagraph"/>
       </w:pPr>
       <w:r>
-        <w:t xml:space="preserve">Bảng 2.11. Phân loại 50 nền kinh tế theo ICRV, đặc điểm và tiêu chí.</w:t>
+        <w:t xml:space="preserve">Bảng 2.11. Phân loại 49 nền kinh tế theo ICRV, đặc điểm và tiêu chí.</w:t>
       </w:r>
     </w:p>
     <w:tbl>
@@ -11308,7 +11308,7 @@
               <w:jc w:val="left"/>
             </w:pPr>
             <w:r>
-              <w:t xml:space="preserve">Fiji, Kiribati, Papua New Guinea, Samoa, Solomon Islands, Tonga, Vanuatu, Timor-Leste (8 nền; P8 mẫu chính 7 Pacific)</w:t>
+              <w:t xml:space="preserve">Fiji, Kiribati, Papua New Guinea, Samoa, Solomon Islands, Tonga, Vanuatu (7 nền Pacific)</w:t>
             </w:r>
           </w:p>
         </w:tc>
@@ -11319,7 +11319,7 @@
         <w:pStyle w:val="BodyText"/>
       </w:pPr>
       <w:r>
-        <w:t xml:space="preserve">Tổng: 6 + 6 + 6 + 7 + 17 + 8 =</w:t>
+        <w:t xml:space="preserve">Tổng: 6 + 6 + 6 + 7 + 17 + 7 =</w:t>
       </w:r>
       <w:r>
         <w:t xml:space="preserve"> </w:t>
@@ -11329,7 +11329,7 @@
           <w:bCs/>
           <w:b/>
         </w:rPr>
-        <w:t xml:space="preserve">50 nền kinh tế châu Á–Thái Bình Dương</w:t>
+        <w:t xml:space="preserve">49 nền kinh tế châu Á–Thái Bình Dương</w:t>
       </w:r>
       <w:r>
         <w:t xml:space="preserve"> </w:t>
@@ -11360,15 +11360,15 @@
           <w:iCs/>
           <w:i/>
         </w:rPr>
-        <w:t xml:space="preserve">(Mẫu gộp phân loại đầy đủ 52 nền/96.415 DN gồm thêm Turkey, Cyprus ngoài châu Á, loại khỏi khung 50. P8 mẫu chính 7 nền Pacific; độ vững 9 nền gồm Comoros + Timor-Leste.)</w:t>
-      </w:r>
-    </w:p>
-    <w:p>
-      <w:pPr>
-        <w:pStyle w:val="BodyText"/>
-      </w:pPr>
-      <w:r>
-        <w:t xml:space="preserve">Phân loại dựa trên GNI/người PPP (trung bình 2020–2024, World Bank), Chỉ số Đổi mới Sáng tạo Toàn cầu (WIPO GII), và tỉ trọng doanh thu tài nguyên (IMF Fiscal Monitor). Tất cả 50 nền kinh tế không thay đổi nhóm ICRV trong giai đoạn 2009–2025 (ngưỡng kiểm tra: chuyển nhóm nếu GNI/người vượt ngưỡng ±15% trong ≥3 năm liên tiếp, không có trường hợp nào).</w:t>
+        <w:t xml:space="preserve">(Mẫu gộp phân loại đầy đủ 52 nền/96.415 DN gồm thêm Turkey, Cyprus ngoài châu Á, loại khỏi khung 49. P8 mẫu chính 7 nền Pacific; độ vững 9 nền gồm Comoros + Timor-Leste.)</w:t>
+      </w:r>
+    </w:p>
+    <w:p>
+      <w:pPr>
+        <w:pStyle w:val="BodyText"/>
+      </w:pPr>
+      <w:r>
+        <w:t xml:space="preserve">Phân loại dựa trên GNI/người PPP (trung bình 2020–2024, World Bank), Chỉ số Đổi mới Sáng tạo Toàn cầu (WIPO GII), và tỉ trọng doanh thu tài nguyên (IMF Fiscal Monitor). Tất cả 49 nền kinh tế không thay đổi nhóm ICRV trong giai đoạn 2009–2025 (ngưỡng kiểm tra: chuyển nhóm nếu GNI/người vượt ngưỡng ±15% trong ≥3 năm liên tiếp, không có trường hợp nào).</w:t>
       </w:r>
     </w:p>
     <w:bookmarkEnd w:id="76"/>
@@ -11588,7 +11588,7 @@
         <w:pStyle w:val="BodyText"/>
       </w:pPr>
       <w:r>
-        <w:t xml:space="preserve">Tầng 4, Nhân rộng mẫu con: Mẫu gộp đủ lớn (88.869 / 50 nền, gồm Nhật Bản) cho phép chạy M0–M7 riêng cho từng nhóm ICRV (Nhóm I: 6.390; Nhóm IV: 45.003) để kiểm định tính không đồng nhất.</w:t>
+        <w:t xml:space="preserve">Tầng 4, Nhân rộng mẫu con: Mẫu gộp đủ lớn (87.987 / 49 nền, gồm Nhật Bản) cho phép chạy M0–M7 riêng cho từng nhóm ICRV (Nhóm I: 6.390; Nhóm IV: 45.003) để kiểm định tính không đồng nhất.</w:t>
       </w:r>
     </w:p>
     <w:bookmarkEnd w:id="77"/>
@@ -12031,6 +12031,371 @@
         <w:t xml:space="preserve">. Nếu &lt; 2/6 nhóm nhất quán, kết quả cần tái xem xét và không được tuyên bố giả thuyết được xác nhận.</w:t>
       </w:r>
     </w:p>
+    <w:p>
+      <w:pPr>
+        <w:pStyle w:val="BodyText"/>
+      </w:pPr>
+      <w:r>
+        <w:rPr>
+          <w:bCs/>
+          <w:b/>
+        </w:rPr>
+        <w:t xml:space="preserve">Cập nhật kết quả thực hiện (khung 49 nền P7).</w:t>
+      </w:r>
+      <w:r>
+        <w:t xml:space="preserve"> </w:t>
+      </w:r>
+      <w:r>
+        <w:t xml:space="preserve">Bốn nhóm kiểm định cốt lõi của kế hoạch trên đã được thực hiện trên khung ước lượng 49 nền của luận án, tái lập đúng đặc tả canonical (M2: điểm uốn 51,5%,</w:t>
+      </w:r>
+      <w:r>
+        <w:t xml:space="preserve"> </w:t>
+      </w:r>
+      <m:oMath>
+        <m:sSub>
+          <m:e>
+            <m:r>
+              <m:t>β</m:t>
+            </m:r>
+          </m:e>
+          <m:sub>
+            <m:r>
+              <m:t>2</m:t>
+            </m:r>
+          </m:sub>
+        </m:sSub>
+        <m:r>
+          <m:rPr>
+            <m:sty m:val="p"/>
+          </m:rPr>
+          <m:t>=</m:t>
+        </m:r>
+        <m:r>
+          <m:rPr>
+            <m:sty m:val="p"/>
+          </m:rPr>
+          <m:t>−</m:t>
+        </m:r>
+        <m:r>
+          <m:t>1</m:t>
+        </m:r>
+        <m:r>
+          <m:rPr>
+            <m:sty m:val="p"/>
+          </m:rPr>
+          <m:t>,</m:t>
+        </m:r>
+        <m:r>
+          <m:t>399</m:t>
+        </m:r>
+      </m:oMath>
+      <w:r>
+        <w:t xml:space="preserve">,</w:t>
+      </w:r>
+      <w:r>
+        <w:t xml:space="preserve"> </w:t>
+      </w:r>
+      <m:oMath>
+        <m:r>
+          <m:t>p</m:t>
+        </m:r>
+        <m:r>
+          <m:rPr>
+            <m:sty m:val="p"/>
+          </m:rPr>
+          <m:t>&lt;</m:t>
+        </m:r>
+        <m:r>
+          <m:rPr>
+            <m:sty m:val="p"/>
+          </m:rPr>
+          <m:t>,</m:t>
+        </m:r>
+        <m:r>
+          <m:t>001</m:t>
+        </m:r>
+      </m:oMath>
+      <w:r>
+        <w:t xml:space="preserve">).</w:t>
+      </w:r>
+      <w:r>
+        <w:t xml:space="preserve"> </w:t>
+      </w:r>
+      <w:r>
+        <w:rPr>
+          <w:iCs/>
+          <w:i/>
+        </w:rPr>
+        <w:t xml:space="preserve">Về suy luận cụm nhỏ (R3):</w:t>
+      </w:r>
+      <w:r>
+        <w:t xml:space="preserve"> </w:t>
+      </w:r>
+      <w:r>
+        <w:t xml:space="preserve">bootstrap cụm hoang dã (wild-cluster, Cameron–Gelbach–Miller, B = 9.999, cụm theo nền kinh tế) cho thấy độ cong theo từng nhóm ICRV nhạy cảm với số cụm; độ cong vùng chuyển đổi (Nhóm IV) nới từ</w:t>
+      </w:r>
+      <w:r>
+        <w:t xml:space="preserve"> </w:t>
+      </w:r>
+      <m:oMath>
+        <m:r>
+          <m:t>p</m:t>
+        </m:r>
+        <m:r>
+          <m:rPr>
+            <m:sty m:val="p"/>
+          </m:rPr>
+          <m:t>=</m:t>
+        </m:r>
+        <m:r>
+          <m:t>0</m:t>
+        </m:r>
+        <m:r>
+          <m:rPr>
+            <m:sty m:val="p"/>
+          </m:rPr>
+          <m:t>,</m:t>
+        </m:r>
+        <m:r>
+          <m:t>001</m:t>
+        </m:r>
+      </m:oMath>
+      <w:r>
+        <w:t xml:space="preserve"> </w:t>
+      </w:r>
+      <w:r>
+        <w:t xml:space="preserve">(CRV1) lên</w:t>
+      </w:r>
+      <w:r>
+        <w:t xml:space="preserve"> </w:t>
+      </w:r>
+      <m:oMath>
+        <m:r>
+          <m:rPr>
+            <m:sty m:val="p"/>
+          </m:rPr>
+          <m:t>≈</m:t>
+        </m:r>
+        <m:r>
+          <m:t>0</m:t>
+        </m:r>
+        <m:r>
+          <m:rPr>
+            <m:sty m:val="p"/>
+          </m:rPr>
+          <m:t>,</m:t>
+        </m:r>
+        <m:r>
+          <m:t>10</m:t>
+        </m:r>
+      </m:oMath>
+      <w:r>
+        <w:t xml:space="preserve">, xác nhận suy luận phi tuyến hình thức được neo ở cấp gộp (49 cụm) và phân tích tổng hợp P6, còn các điểm uốn theo nhóm được đọc như một gradient mô tả chứ không phải kiểm định độc lập đủ công suất.</w:t>
+      </w:r>
+      <w:r>
+        <w:t xml:space="preserve"> </w:t>
+      </w:r>
+      <w:r>
+        <w:rPr>
+          <w:iCs/>
+          <w:i/>
+        </w:rPr>
+        <w:t xml:space="preserve">Về tự do lựa chọn của nhà nghiên cứu (R6):</w:t>
+      </w:r>
+      <w:r>
+        <w:t xml:space="preserve"> </w:t>
+      </w:r>
+      <w:r>
+        <w:t xml:space="preserve">hiệu chỉnh đa kiểm định Holm/Bonferroni cho cả họ bốn tương tác TCI/DAI giữ nguyên không có ý nghĩa, nên kết luận năng lực là yếu tố nâng mặt bằng không phải âm tính giả do kiểm định lặp.</w:t>
+      </w:r>
+      <w:r>
+        <w:t xml:space="preserve"> </w:t>
+      </w:r>
+      <w:r>
+        <w:rPr>
+          <w:iCs/>
+          <w:i/>
+        </w:rPr>
+        <w:t xml:space="preserve">Về bất biến đo lường (R1):</w:t>
+      </w:r>
+      <w:r>
+        <w:t xml:space="preserve"> </w:t>
+      </w:r>
+      <w:r>
+        <w:t xml:space="preserve">các mục lõi TCI và DAI hiện diện khoảng</w:t>
+      </w:r>
+      <w:r>
+        <w:t xml:space="preserve"> </w:t>
+      </w:r>
+      <m:oMath>
+        <m:r>
+          <m:t>99</m:t>
+        </m:r>
+        <m:r>
+          <m:rPr>
+            <m:sty m:val="p"/>
+          </m:rPr>
+          <m:t>%</m:t>
+        </m:r>
+      </m:oMath>
+      <w:r>
+        <w:t xml:space="preserve"> </w:t>
+      </w:r>
+      <w:r>
+        <w:t xml:space="preserve">ở cả ba thế hệ lược đồ và trung bình DAI tăng đơn điệu (</w:t>
+      </w:r>
+      <m:oMath>
+        <m:r>
+          <m:t>0</m:t>
+        </m:r>
+        <m:r>
+          <m:rPr>
+            <m:sty m:val="p"/>
+          </m:rPr>
+          <m:t>,</m:t>
+        </m:r>
+        <m:r>
+          <m:t>30</m:t>
+        </m:r>
+        <m:r>
+          <m:rPr>
+            <m:sty m:val="p"/>
+          </m:rPr>
+          <m:t>→</m:t>
+        </m:r>
+        <m:r>
+          <m:t>0</m:t>
+        </m:r>
+        <m:r>
+          <m:rPr>
+            <m:sty m:val="p"/>
+          </m:rPr>
+          <m:t>,</m:t>
+        </m:r>
+        <m:r>
+          <m:t>46</m:t>
+        </m:r>
+        <m:r>
+          <m:rPr>
+            <m:sty m:val="p"/>
+          </m:rPr>
+          <m:t>→</m:t>
+        </m:r>
+        <m:r>
+          <m:t>0</m:t>
+        </m:r>
+        <m:r>
+          <m:rPr>
+            <m:sty m:val="p"/>
+          </m:rPr>
+          <m:t>,</m:t>
+        </m:r>
+        <m:r>
+          <m:t>53</m:t>
+        </m:r>
+      </m:oMath>
+      <w:r>
+        <w:t xml:space="preserve">) phản ánh khuếch tán số thực chất, nên so sánh chéo đợt là có cơ sở.</w:t>
+      </w:r>
+      <w:r>
+        <w:t xml:space="preserve"> </w:t>
+      </w:r>
+      <w:r>
+        <w:rPr>
+          <w:iCs/>
+          <w:i/>
+        </w:rPr>
+        <w:t xml:space="preserve">Về nội sinh chọn lọc (R4):</w:t>
+      </w:r>
+      <w:r>
+        <w:t xml:space="preserve"> </w:t>
+      </w:r>
+      <w:r>
+        <w:t xml:space="preserve">thêm tỷ số Mills nghịch đảo từ probit tham gia xuất khẩu giữ nguyên độ cong chữ U ngược và điểm uốn (</w:t>
+      </w:r>
+      <m:oMath>
+        <m:r>
+          <m:t>43</m:t>
+        </m:r>
+        <m:r>
+          <m:rPr>
+            <m:sty m:val="p"/>
+          </m:rPr>
+          <m:t>,</m:t>
+        </m:r>
+        <m:r>
+          <m:t>6</m:t>
+        </m:r>
+        <m:r>
+          <m:rPr>
+            <m:sty m:val="p"/>
+          </m:rPr>
+          <m:t>%</m:t>
+        </m:r>
+        <m:r>
+          <m:rPr>
+            <m:sty m:val="p"/>
+          </m:rPr>
+          <m:t>→</m:t>
+        </m:r>
+        <m:r>
+          <m:t>43</m:t>
+        </m:r>
+        <m:r>
+          <m:rPr>
+            <m:sty m:val="p"/>
+          </m:rPr>
+          <m:t>,</m:t>
+        </m:r>
+        <m:r>
+          <m:t>5</m:t>
+        </m:r>
+        <m:r>
+          <m:rPr>
+            <m:sty m:val="p"/>
+          </m:rPr>
+          <m:t>%</m:t>
+        </m:r>
+      </m:oMath>
+      <w:r>
+        <w:t xml:space="preserve">) với tỷ số Mills không có ý nghĩa (</w:t>
+      </w:r>
+      <m:oMath>
+        <m:r>
+          <m:t>p</m:t>
+        </m:r>
+        <m:r>
+          <m:rPr>
+            <m:sty m:val="p"/>
+          </m:rPr>
+          <m:t>=</m:t>
+        </m:r>
+        <m:r>
+          <m:rPr>
+            <m:sty m:val="p"/>
+          </m:rPr>
+          <m:t>,</m:t>
+        </m:r>
+        <m:r>
+          <m:t>317</m:t>
+        </m:r>
+      </m:oMath>
+      <w:r>
+        <w:t xml:space="preserve">), cho thấy không có thiên lệch tự chọn lọc kiểu Melitz trong độ cong. Chi tiết phương pháp và số liệu ở</w:t>
+      </w:r>
+      <w:r>
+        <w:t xml:space="preserve"> </w:t>
+      </w:r>
+      <w:r>
+        <w:rPr>
+          <w:rStyle w:val="VerbatimChar"/>
+        </w:rPr>
+        <w:t xml:space="preserve">data_wbes/analysis/p7_robustness_suite_2026-06.md</w:t>
+      </w:r>
+      <w:r>
+        <w:t xml:space="preserve">.</w:t>
+      </w:r>
+    </w:p>
     <w:bookmarkEnd w:id="79"/>
     <w:bookmarkStart w:id="83" w:name="Xa7a3e024942ac139f282b38617464477c22cff4"/>
     <w:p>
@@ -12055,7 +12420,7 @@
         <w:pStyle w:val="FirstParagraph"/>
       </w:pPr>
       <w:r>
-        <w:t xml:space="preserve">Đóng góp 1: Khung tích hợp 4 tầng + Khung chấp nhận số nền tảng cho châu Á. Không có khung tương đương trong tài liệu IB cho khu vực 50 nền kinh tế (gồm Nhật Bản) bao gồm cả quốc đảo nhỏ Thái Bình Dương. Khung tích hợp Uppsala + lý thuyết dựa trên nguồn lực + lý thuyết thể chế + lý thuyết thượng tầng quản trị + Khung chấp nhận số nền tảng cho phép giải thích đồng thời tính không đồng nhất quan sát được, điều mà các mô hình đơn lý thuyết không làm được.</w:t>
+        <w:t xml:space="preserve">Đóng góp 1: Khung tích hợp 4 tầng + Khung chấp nhận số nền tảng cho châu Á. Không có khung tương đương trong tài liệu IB cho khu vực 49 nền kinh tế (gồm Nhật Bản) bao gồm cả quốc đảo nhỏ Thái Bình Dương. Khung tích hợp Uppsala + lý thuyết dựa trên nguồn lực + lý thuyết thể chế + lý thuyết thượng tầng quản trị + Khung chấp nhận số nền tảng cho phép giải thích đồng thời tính không đồng nhất quan sát được, điều mà các mô hình đơn lý thuyết không làm được.</w:t>
       </w:r>
     </w:p>
     <w:p>
@@ -12105,7 +12470,7 @@
         <w:pStyle w:val="BodyText"/>
       </w:pPr>
       <w:r>
-        <w:t xml:space="preserve">Đóng góp 6: Mẫu gộp 88.869 doanh nghiệp (50 nền, gồm Nhật Bản), rộng nhất cho nghiên cứu quốc tế hóa và hiệu quả châu Á. Ba thế hệ lược đồ WBES được hòa hợp qua giao thức chi tiết. Mẫu gộp này đủ lớn để chạy nhân rộng mẫu con theo ICRV và giai đoạn thời gian với power đầy đủ.</w:t>
+        <w:t xml:space="preserve">Đóng góp 6: Mẫu gộp 87.987 doanh nghiệp (49 nền, gồm Nhật Bản), rộng nhất cho nghiên cứu quốc tế hóa và hiệu quả châu Á. Ba thế hệ lược đồ WBES được hòa hợp qua giao thức chi tiết. Mẫu gộp này đủ lớn để chạy nhân rộng mẫu con theo ICRV và giai đoạn thời gian với power đầy đủ.</w:t>
       </w:r>
     </w:p>
     <w:p>
@@ -12231,7 +12596,7 @@
         <w:pStyle w:val="FirstParagraph"/>
       </w:pPr>
       <w:r>
-        <w:t xml:space="preserve">Chuyên đề này xây dựng một mô hình nghiên cứu toàn diện về quan hệ quốc tế hóa – hiệu quả (I–P) cho châu Á và Thái Bình Dương. Mô hình tích hợp năm tầng lý thuyết, Uppsala, lý thuyết dựa trên nguồn lực, lý thuyết thể chế, lý thuyết thượng tầng quản trị, Khung chấp nhận số nền tảng, vào tám mô hình thực nghiệm M0–M7 có thể kiểm định trên mẫu gộp 88.869 doanh nghiệp WBES xuyên 50 nền kinh tế (gồm Nhật Bản) và 108 cặp quốc gia-năm. Hệ giả thuyết H1–H6 được phát triển có neo đậu thực nghiệm từ ba bản thảo đồng hành (P3 Việt Nam, P4 Singapore, P5 Trung Quốc), xác nhận tính khả nghiệm của khung đề xuất trước khi áp dụng cho toàn mẫu gộp.</w:t>
+        <w:t xml:space="preserve">Chuyên đề này xây dựng một mô hình nghiên cứu toàn diện về quan hệ quốc tế hóa – hiệu quả (I–P) cho châu Á và Thái Bình Dương. Mô hình tích hợp năm tầng lý thuyết, Uppsala, lý thuyết dựa trên nguồn lực, lý thuyết thể chế, lý thuyết thượng tầng quản trị, Khung chấp nhận số nền tảng, vào tám mô hình thực nghiệm M0–M7 có thể kiểm định trên mẫu gộp 87.987 doanh nghiệp WBES xuyên 49 nền kinh tế (gồm Nhật Bản) và 104 cặp quốc gia-năm. Hệ giả thuyết H1–H6 được phát triển có neo đậu thực nghiệm từ ba bản thảo đồng hành (P3 Việt Nam, P4 Singapore, P5 Trung Quốc), xác nhận tính khả nghiệm của khung đề xuất trước khi áp dụng cho toàn mẫu gộp.</w:t>
       </w:r>
     </w:p>
     <w:p>
@@ -12518,13 +12883,13 @@
           <w:bCs/>
           <w:b/>
         </w:rPr>
-        <w:t xml:space="preserve">Hướng 2, P7: Kiểm định H1–H6 toàn mẫu gộp 50 nền kinh tế (mục tiêu JIBS):</w:t>
-      </w:r>
-      <w:r>
-        <w:t xml:space="preserve"> </w:t>
-      </w:r>
-      <w:r>
-        <w:t xml:space="preserve">P7 đã ước lượng trên N=81.022 doanh nghiệp, 50 nền kinh tế châu Á và Thái Bình Dương, 103 cặp nền kinh tế và năm, 6 nhóm ICRV. Kết quả xác nhận: H1 (phi tuyến) điểm uốn M5 = 43,6% (Lind–Mehlum p&lt;,001); H2 TCI hiệu ứng mức +0,141 (p&lt;,001); H3 DAI hiệu ứng mức +0,201 (p&lt;,001), tương tác độ cong cùng chiều nhưng không ý nghĩa; H5 ba vùng thể chế, chữ U ngược</w:t>
+        <w:t xml:space="preserve">Hướng 2, P7: Kiểm định H1–H6 toàn mẫu gộp 49 nền kinh tế (mục tiêu JIBS):</w:t>
+      </w:r>
+      <w:r>
+        <w:t xml:space="preserve"> </w:t>
+      </w:r>
+      <w:r>
+        <w:t xml:space="preserve">P7 đã ước lượng trên N=80.373 doanh nghiệp, 49 nền kinh tế châu Á và Thái Bình Dương, 99 cặp nền kinh tế và năm, 6 nhóm ICRV. Kết quả xác nhận: H1 (phi tuyến) điểm uốn M5 = 43,6% (Lind–Mehlum p&lt;,001); H2 TCI hiệu ứng mức +0,141 (p&lt;,001); H3 DAI hiệu ứng mức +0,201 (p&lt;,001), tương tác độ cong cùng chiều nhưng không ý nghĩa; H5 ba vùng thể chế, chữ U ngược</w:t>
       </w:r>
       <w:r>
         <w:t xml:space="preserve"> </w:t>
@@ -12574,7 +12939,7 @@
         <w:t xml:space="preserve"> </w:t>
       </w:r>
       <w:r>
-        <w:t xml:space="preserve">(p&lt;.001); kiểm định độ vững mở rộng 9 nền (thêm Comoros + Timor-Leste, N≈1.469, β≈−0,4), xác nhận Forced quốc tế hóa Penalty: quan hệ âm đơn điệu không có điểm uốn, nhất quán với giả thuyết gánh nặng bắt buộc (Briguglio, 1995; Bertram, 2006). Khoảng trống H1b trong CD2 đã được lấp đầy bởi P8.</w:t>
+        <w:t xml:space="preserve">(p&lt;.001); kiểm định độ vững mở rộng 9 nền (thêm Comoros + Timor-Leste, N≈1.469, β≈−0,4), minh họa cho gánh nặng quốc tế hóa cưỡng bức như trường hợp giới hạn lý thuyết (trên mẫu đầy đủ 7 nền, dạng chữ U ngược tan rã; hệ số âm mạnh chỉ ở bản dựng hạn chế ba cụm), nhất quán với giả thuyết gánh nặng bắt buộc (Briguglio, 1995; Bertram, 2006). Khoảng trống H1b trong CD2 đã được lấp đầy bởi P8.</w:t>
       </w:r>
     </w:p>
     <w:p>
@@ -14392,13 +14757,13 @@
         <w:t xml:space="preserve">PHỤ LỤC</w:t>
       </w:r>
     </w:p>
-    <w:bookmarkStart w:id="91" w:name="X99c2132ff359a6f3a08cce74cdac275000718c2"/>
+    <w:bookmarkStart w:id="91" w:name="X01944e567194a9fadb7bca1b5869d9662127c94"/>
     <w:p>
       <w:pPr>
         <w:pStyle w:val="Heading3"/>
       </w:pPr>
       <w:r>
-        <w:t xml:space="preserve">Phụ lục A: Danh sách 50 nền kinh tế theo nhóm ICRV</w:t>
+        <w:t xml:space="preserve">Phụ lục A: Danh sách 49 nền kinh tế theo nhóm ICRV</w:t>
       </w:r>
     </w:p>
     <w:p>
@@ -14476,13 +14841,13 @@
         <w:pStyle w:val="BodyText"/>
       </w:pPr>
       <w:r>
-        <w:t xml:space="preserve">ICRV Nhóm VI, SIDS, trường hợp biên (8 nền kinh tế):</w:t>
-      </w:r>
-      <w:r>
-        <w:t xml:space="preserve"> </w:t>
-      </w:r>
-      <w:r>
-        <w:t xml:space="preserve">Fiji, Kiribati, Papua New Guinea, Samoa, Solomon Islands, Tonga, Vanuatu, Timor-Leste.</w:t>
+        <w:t xml:space="preserve">ICRV Nhóm VI, SIDS, trường hợp biên (7 nền Pacific):</w:t>
+      </w:r>
+      <w:r>
+        <w:t xml:space="preserve"> </w:t>
+      </w:r>
+      <w:r>
+        <w:t xml:space="preserve">Fiji, Kiribati, Papua New Guinea, Samoa, Solomon Islands, Tonga, Vanuatu.</w:t>
       </w:r>
       <w:r>
         <w:t xml:space="preserve"> </w:t>
@@ -14500,7 +14865,7 @@
         <w:pStyle w:val="BodyText"/>
       </w:pPr>
       <w:r>
-        <w:t xml:space="preserve">Tổng: 6 + 6 + 6 + 7 + 17 + 8 = 50 nền kinh tế.</w:t>
+        <w:t xml:space="preserve">Tổng: 6 + 6 + 6 + 7 + 17 + 8 = 49 nền kinh tế.</w:t>
       </w:r>
     </w:p>
     <w:bookmarkEnd w:id="91"/>
@@ -15404,7 +15769,7 @@
         <w:rPr>
           <w:rStyle w:val="NormalTok"/>
         </w:rPr>
-        <w:t xml:space="preserve">* Mẫu gộp 50 nền kinh tế × 5 ngành chính ≈ 250 cụm, thỏa mãn</w:t>
+        <w:t xml:space="preserve">* Mẫu gộp 49 nền kinh tế × 5 ngành chính ≈ 250 cụm, thỏa mãn</w:t>
       </w:r>
       <w:r>
         <w:br/>

--- a/dist/word/CHUYEN_DE_2_vi.docx
+++ b/dist/word/CHUYEN_DE_2_vi.docx
@@ -342,7 +342,7 @@
         <w:pStyle w:val="FirstParagraph"/>
       </w:pPr>
       <w:r>
-        <w:t xml:space="preserve">Chuyên đề này xây dựng mô hình nghiên cứu lý thuyết và thực nghiệm về ảnh hưởng của quốc tế hóa đến hiệu quả hoạt động kinh doanh của các doanh nghiệp ở các quốc gia châu Á trong giai đoạn 2009–2025. Khung lý thuyết tích hợp bốn tầng, Uppsala Model (Johanson &amp; Vahlne, 1977, 2009), lý thuyết dựa trên nguồn lực (Barney, 1991; Wernerfelt, 1984), lý thuyết thể chế (North, 1990; Khanna &amp; Palepu, 2010; Peng, 2003) và lý thuyết thượng tầng quản trị (Hambrick &amp; Mason, 1984; Hambrick, 2007), kết hợp với Khung chấp nhận số nền tảng (Banalieva &amp; Dhanaraj, 2019; Verhoef et al., 2021; Stallkamp &amp; Schotter, 2021) làm nền tảng lý thuyết. Lược khảo năm dạng hàm quan hệ quốc tế hóa, hiệu quả (I–P) gồm tuyến tính, chữ U ngược, S-curve, M-curve, và forced penalty, cùng năm phân tích tổng hợp lớn giai đoạn 1980–2024, cho thấy khoảng trống thực nghiệm trong việc kiểm định đồng thời phi tuyến và điều tiết đa tầng ở châu Á. Hệ giả thuyết H1–H6 được phát triển: H1 phi tuyến dạng chữ U ngược hoặc S-curve; H2 chỉ số năng lực công nghệ (TCI) điều tiết tích cực; H3a–H3b chỉ số chấp nhận số (DAI) điều tiết phụ thuộc chế độ thể chế: có điều kiện ở Emerging/Frontier (H3a, dương trong OLS nhưng phụ thuộc bối cảnh và có thể null trong kiểm định nhân quả) và có điều kiện/null ở Advanced (H3b), phân biệt với TCI; H4a–H4c đặc điểm nhà quản trị điều tiết (kinh nghiệm, học vấn, giới tính, tách biệt dấu kỳ vọng); H5 thể chế nội địa điều tiết theo gradient ICRV sáu nhóm; H6 tính không đồng nhất theo thời gian. Tám mô hình thực nghiệm M0–M7 được đặc tả, từ cơ sở tuyến tính đến mô hình điều tiết ba chiều cấp luận án. Chiến lược nhận dạng đa tầng và kế hoạch kiểm định độ vững toàn diện được thiết kế cho mẫu gộp 87.987 doanh nghiệp ở 49 nền kinh tế (gồm Nhật Bản) châu Á và Thái Bình Dương, bao gồm 99 cặp quốc gia-năm qua 14 mốc khảo sát WBES giai đoạn 2009–2025 (hồi quy chính M2 N=80.373, M5 N=78.445). Bốn đóng góp chính: (i) khung tích hợp 4 tầng kết hợp Khung chấp nhận số nền tảng chưa có tương đương cho châu Á; (ii) tách bạch TCI và DAI theo Mô hình Áp dụng số và Năng lực phụ thuộc bối cảnh (CDCM); (iii) mô hình M7 điều tiết ba chiều; (iv) phân loại nhánh Advanced thành tiên tiến đổi mới sáng tạo dẫn dắt (ICRV Nhóm I) và tiên tiến tài nguyên dẫn dắt (ICRV Nhóm II). Ba bản thảo thực nghiệm đồng hành, P3 Việt Nam (JABS, đang phản biện), P4 Singapore (MIR, đang phản biện), P5 Trung Quốc (IJOEM, đang phản biện), cung cấp bằng chứng quốc gia cụ thể kiểm định H1–H6 và xác nhận tính khả nghiệm của mô hình đề xuất.</w:t>
+        <w:t xml:space="preserve">Chuyên đề này xây dựng mô hình nghiên cứu lý thuyết và thực nghiệm về ảnh hưởng của quốc tế hóa đến hiệu quả hoạt động kinh doanh của các doanh nghiệp ở các quốc gia châu Á trong giai đoạn 2009–2025. Khung lý thuyết tích hợp bốn tầng, Uppsala Model (Johanson &amp; Vahlne, 1977, 2009), lý thuyết dựa trên nguồn lực (Barney, 1991; Wernerfelt, 1984), lý thuyết thể chế (North, 1990; Khanna &amp; Palepu, 2010; Peng, 2003) và lý thuyết thượng tầng quản trị (Hambrick &amp; Mason, 1984; Hambrick, 2007), kết hợp với Khung chấp nhận số nền tảng (Banalieva &amp; Dhanaraj, 2019; Verhoef et al., 2021; Stallkamp &amp; Schotter, 2021) làm nền tảng lý thuyết. Lược khảo năm dạng hàm quan hệ quốc tế hóa, hiệu quả (I–P) gồm tuyến tính, chữ U ngược, S-curve, M-curve, và forced penalty, cùng năm phân tích tổng hợp lớn giai đoạn 1980–2024, cho thấy khoảng trống thực nghiệm trong việc kiểm định đồng thời phi tuyến và điều tiết đa tầng ở châu Á. Hệ giả thuyết H1–H6 được phát triển: H1 phi tuyến dạng chữ U ngược hoặc S-curve; H2 chỉ số năng lực công nghệ (TCI) điều tiết tích cực; H3a–H3b chỉ số chấp nhận số (DAI) điều tiết phụ thuộc chế độ thể chế: có điều kiện ở Emerging/Frontier (H3a, dương trong OLS nhưng phụ thuộc bối cảnh và có thể null trong kiểm định nhân quả) và có điều kiện/null ở Advanced (H3b), phân biệt với TCI; H4a–H4c đặc điểm nhà quản trị điều tiết (kinh nghiệm, học vấn, giới tính, tách biệt dấu kỳ vọng); H5 thể chế nội địa điều tiết theo phổ thể chế ICRV sáu nhóm; H6 tính không đồng nhất theo thời gian. Tám mô hình thực nghiệm M0–M7 được đặc tả, từ cơ sở tuyến tính đến mô hình điều tiết ba chiều cấp luận án. Chiến lược nhận dạng đa tầng và kế hoạch kiểm định độ vững toàn diện được thiết kế cho mẫu gộp 88.869 doanh nghiệp ở 50 nền kinh tế (gồm Nhật Bản) châu Á và Thái Bình Dương, bao gồm 103 cặp quốc gia-năm qua 14 mốc khảo sát WBES giai đoạn 2009–2025 (hồi quy chính M2 N=81.022, M5 N=79.080). Bốn đóng góp chính: (i) khung tích hợp 4 tầng kết hợp Khung chấp nhận số nền tảng chưa có tương đương cho châu Á; (ii) tách bạch TCI và DAI theo Mô hình Áp dụng số và Năng lực phụ thuộc bối cảnh (CDCM); (iii) mô hình M7 điều tiết ba chiều; (iv) phân loại nhánh Advanced thành tiên tiến đổi mới sáng tạo dẫn dắt (ICRV Nhóm I) và tiên tiến tài nguyên dẫn dắt (ICRV Nhóm II). Ba bản thảo thực nghiệm đồng hành, P3 Việt Nam (JABS, đang phản biện), P4 Singapore (MIR, đang phản biện), P5 Trung Quốc (IJOEM, đang phản biện), cung cấp bằng chứng quốc gia cụ thể kiểm định H1–H6 và xác nhận tính khả nghiệm của mô hình đề xuất.</w:t>
       </w:r>
     </w:p>
     <w:p>
@@ -375,7 +375,7 @@
         <w:pStyle w:val="FirstParagraph"/>
       </w:pPr>
       <w:r>
-        <w:t xml:space="preserve">This specialty essay constructs a theoretical and empirical research model on the effect of internationalization on firm performance across Asian economies during 2009–2025. The integrated theoretical framework combines four layers, the Uppsala Model (Johanson &amp; Vahlne, 1977, 2009), the Resource-Based View (Barney, 1991; Wernerfelt, 1984), Institutional Theory (North, 1990; Khanna &amp; Palepu, 2010; Peng, 2003), and Upper Echelons Theory (Hambrick &amp; Mason, 1984; Hambrick, 2007), together with the Foundational Digital Adoption Framework (Banalieva &amp; Dhanaraj, 2019; Verhoef et al., 2021; Stallkamp &amp; Schotter, 2021). A review of five functional forms of the internationalization–performance (I–P) relationship, linear, inverted-U, S-curve, M-curve, and forced penalty, together with five major meta-analyses covering 1980–2024 reveals an empirical gap in the simultaneous testing of nonlinearity and multi-level moderation in Asia. Six hypotheses (H1–H6) are developed: H1 nonlinear inverted-U or S-curve relationship; H2 Technological Capability Index (TCI) positively moderating; H3a–H3b Digital Adoption Index (DAI) moderating contingent on institutional regime: conditional for Emerging/Frontier (H3a), positive under OLS but subject to selection bias (P3 IV: β = 0.018, p = .942), conditional or null for Advanced (H3b), and distinguishable from TCI; H4a–H4c top manager characteristics moderating (experience, education, and gender with distinct directional expectations); H5 home-country institutions moderating along the ICRV six-regime gradient; H6 temporal heterogeneity. Eight empirical models M0–M7 are specified, from linear baseline to three-way moderation. A multi-level identification strategy and comprehensive robustness plan are designed for a pool of 88,869 firms across 50 Asian and Pacific economies (including Japan; 96,415 ICRV-classified across 52 source economies), spanning 108 country-year pairs across 14 WBES survey waves (2009–2025; main regressions M2 N=81,022, M5 N=79,080). The four main contributions are: (i) an integrated 4-tier framework combined with the Foundational Digital Adoption Framework with no equivalent for Asia; (ii) the separation of TCI and DAI within the Country–Digital–Capability Moderation (CDCM); (iii) the M7 three-way moderation model; (iv) sub-grouping of the Advanced regime into innovation-driven (ICRV Group I) and resource-driven (ICRV Group II) types. Three companion empirical papers, P3 Vietnam (JABS, under review), P4 Singapore (MIR, under review), P5 China (IJOEM, under review), provide country-specific evidence testing H1–H6 and validating the proposed model structure.</w:t>
+        <w:t xml:space="preserve">This specialty essay constructs a theoretical and empirical research model on the effect of internationalization on firm performance across Asian economies during 2009–2025. The integrated theoretical framework combines four layers, the Uppsala Model (Johanson &amp; Vahlne, 1977, 2009), the Resource-Based View (Barney, 1991; Wernerfelt, 1984), Institutional Theory (North, 1990; Khanna &amp; Palepu, 2010; Peng, 2003), and Upper Echelons Theory (Hambrick &amp; Mason, 1984; Hambrick, 2007), together with the Foundational Digital Adoption Framework (Banalieva &amp; Dhanaraj, 2019; Verhoef et al., 2021; Stallkamp &amp; Schotter, 2021). A review of five functional forms of the internationalization–performance (I–P) relationship, linear, inverted-U, S-curve, M-curve, and forced penalty, together with five major meta-analyses covering 1980–2024 reveals an empirical gap in the simultaneous testing of nonlinearity and multi-level moderation in Asia. Six hypotheses (H1–H6) are developed: H1 nonlinear inverted-U or S-curve relationship; H2 Technological Capability Index (TCI) positively moderating; H3a–H3b Digital Adoption Index (DAI) moderating contingent on institutional regime: conditional for Emerging/Frontier (H3a), positive under OLS but subject to selection bias (P3 IV: β = 0.018, p = .942), conditional or null for Advanced (H3b), and distinguishable from TCI; H4a–H4c top manager characteristics moderating (experience, education, and gender with distinct directional expectations); H5 home-country institutions moderating along the ICRV six-regime phổ thể chế; H6 temporal heterogeneity. Eight empirical models M0–M7 are specified, from linear baseline to three-way moderation. A multi-level identification strategy and comprehensive robustness plan are designed for a pool of 88,869 firms across 50 Asian and Pacific economies (including Japan; 96,415 ICRV-classified across 52 source economies), spanning 108 country-year pairs across 14 WBES survey waves (2009–2025; main regressions M2 N=81,022, M5 N=79,080). The four main contributions are: (i) an integrated 4-tier framework combined with the Foundational Digital Adoption Framework with no equivalent for Asia; (ii) the separation of TCI and DAI within the Country–Digital–Capability Moderation (CDCM); (iii) the M7 three-way moderation model; (iv) sub-grouping of the Advanced regime into innovation-driven (ICRV Group I) and resource-driven (ICRV Group II) types. Three companion empirical papers, P3 Vietnam (JABS, under review), P4 Singapore (MIR, under review), P5 China (IJOEM, under review), provide country-specific evidence testing H1–H6 and validating the proposed model structure.</w:t>
       </w:r>
     </w:p>
     <w:p>
@@ -488,7 +488,7 @@
         <w:pStyle w:val="BodyText"/>
       </w:pPr>
       <w:r>
-        <w:t xml:space="preserve">Bảng 2.11. Phân loại 49 nền kinh tế theo ICRV, đặc điểm và tiêu chí</w:t>
+        <w:t xml:space="preserve">Bảng 2.11. Phân loại 50 nền kinh tế theo ICRV, đặc điểm và tiêu chí</w:t>
       </w:r>
     </w:p>
     <w:p>
@@ -1618,7 +1618,7 @@
         <w:t xml:space="preserve">SIDS_small</w:t>
       </w:r>
       <w:r>
-        <w:t xml:space="preserve">) gồm 7 nền Pacific (Timor-Leste loại theo phân loại WB/UN). Tổng cộng 49 nền kinh tế (gồm Nhật Bản) châu Á–Thái Bình Dương tạo thành 99 cặp quốc gia-năm qua 14 mốc khảo sát.</w:t>
+        <w:t xml:space="preserve">) gồm 8 nền (7 Pacific + Timor-Leste). Tổng cộng 50 nền kinh tế (gồm Nhật Bản) châu Á–Thái Bình Dương tạo thành 103 cặp quốc gia-năm qua 14 mốc khảo sát.</w:t>
       </w:r>
     </w:p>
     <w:p>
@@ -1642,7 +1642,7 @@
         <w:pStyle w:val="BodyText"/>
       </w:pPr>
       <w:r>
-        <w:t xml:space="preserve">Kết quả phân tích mô tả trong Chuyên đề Tiến sĩ số 1 đã cung cấp bức tranh thực trạng đa chiều dựa trên 87.987 doanh nghiệp WBES xuyên 49 nền kinh tế (gồm Nhật Bản), làm rõ ba khuôn mẫu then chốt: phân tán năng suất tăng đơn điệu theo chế độ từ Nhóm I đến Nhóm VI; tính không đồng nhất nội bộ trong nhóm Advanced; và khuôn mẫu adaptation đặc trưng của các quốc đảo nhỏ Thái Bình Dương. Đồng thời, phân tích đó phát hiện CDCM, Mô hình Áp dụng số và Năng lực phụ thuộc bối cảnh: tác động của DAI lên hiệu quả phụ thuộc vào chế độ thể chế, giai đoạn quốc tế hóa, và mức độ bão hòa số của nền kinh tế. Chuyên đề 2 này tiếp nối bằng cách xây dựng mô hình lý thuyết và thực nghiệm để giải thích cơ chế đằng sau các khuôn mẫu đó.</w:t>
+        <w:t xml:space="preserve">Kết quả phân tích mô tả trong Chuyên đề Tiến sĩ số 1 đã cung cấp bức tranh thực trạng đa chiều dựa trên 88.869 doanh nghiệp WBES xuyên 50 nền kinh tế (gồm Nhật Bản), làm rõ ba khuôn mẫu then chốt: phân tán năng suất tăng đơn điệu theo chế độ từ Nhóm I đến Nhóm VI; tính không đồng nhất nội bộ trong nhóm Advanced; và khuôn mẫu adaptation đặc trưng của các quốc đảo nhỏ Thái Bình Dương. Đồng thời, phân tích đó phát hiện CDCM, Mô hình Áp dụng số và Năng lực phụ thuộc bối cảnh: tác động của DAI lên hiệu quả phụ thuộc vào chế độ thể chế, giai đoạn quốc tế hóa, và mức độ bão hòa số của nền kinh tế. Chuyên đề 2 này tiếp nối bằng cách xây dựng mô hình lý thuyết và thực nghiệm để giải thích cơ chế đằng sau các khuôn mẫu đó.</w:t>
       </w:r>
     </w:p>
     <w:p>
@@ -1668,7 +1668,7 @@
         <w:pStyle w:val="FirstParagraph"/>
       </w:pPr>
       <w:r>
-        <w:t xml:space="preserve">Mục tiêu chung: xây dựng mô hình nghiên cứu lý thuyết và thực nghiệm về ảnh hưởng của quốc tế hóa đến hiệu quả hoạt động kinh doanh của các doanh nghiệp ở các quốc gia châu Á, có khả năng kiểm định bằng dữ liệu WBES 87.987 doanh nghiệp xuyên 49 nền kinh tế (gồm Nhật Bản) giai đoạn 2009–2025.</w:t>
+        <w:t xml:space="preserve">Mục tiêu chung: xây dựng mô hình nghiên cứu lý thuyết và thực nghiệm về ảnh hưởng của quốc tế hóa đến hiệu quả hoạt động kinh doanh của các doanh nghiệp ở các quốc gia châu Á, có khả năng kiểm định bằng dữ liệu WBES 88.869 doanh nghiệp xuyên 50 nền kinh tế (gồm Nhật Bản) giai đoạn 2009–2025.</w:t>
       </w:r>
     </w:p>
     <w:p>
@@ -1810,15 +1810,15 @@
         <w:pStyle w:val="BodyText"/>
       </w:pPr>
       <w:r>
-        <w:t xml:space="preserve">Phạm vi không gian: 49 nền kinh tế (gồm Nhật Bản) phân theo sáu nhóm ICRV (6+6+6+7+17+8).</w:t>
-      </w:r>
-    </w:p>
-    <w:p>
-      <w:pPr>
-        <w:pStyle w:val="BodyText"/>
-      </w:pPr>
-      <w:r>
-        <w:t xml:space="preserve">Phạm vi thời gian: 2009–2026 (kèm đợt khảo sát Oman 2026 trong bộ dữ liệu hợp nhất), bao trùm ba thế hệ lược đồ WBES, tạo thành 99 cặp nền kinh tế–năm trên khung phân tích 49 nền (gồm Nhật Bản).</w:t>
+        <w:t xml:space="preserve">Phạm vi không gian: 50 nền kinh tế (gồm Nhật Bản) phân theo sáu nhóm ICRV (6+6+6+7+17+8).</w:t>
+      </w:r>
+    </w:p>
+    <w:p>
+      <w:pPr>
+        <w:pStyle w:val="BodyText"/>
+      </w:pPr>
+      <w:r>
+        <w:t xml:space="preserve">Phạm vi thời gian: 2009–2026 (kèm đợt khảo sát Oman 2026 trong bộ dữ liệu hợp nhất), bao trùm ba thế hệ lược đồ WBES, tạo thành 103 cặp nền kinh tế–năm trên khung phân tích 50 nền (gồm Nhật Bản).</w:t>
       </w:r>
     </w:p>
     <w:p>
@@ -1844,7 +1844,7 @@
         <w:pStyle w:val="FirstParagraph"/>
       </w:pPr>
       <w:r>
-        <w:t xml:space="preserve">Về lý thuyết, chuyên đề đóng góp khung tích hợp 4 tầng kết hợp Khung chấp nhận số nền tảng, chưa có khung tương đương trong tài liệu IB cho khu vực 49 nền kinh tế (gồm Nhật Bản) bao gồm cả quốc đảo nhỏ Thái Bình Dương. CDCM làm sắc nét sự phân biệt giữa TCI như nguồn lực nâng mặt bằng và DAI như nguồn lực mở rộng tình huống.</w:t>
+        <w:t xml:space="preserve">Về lý thuyết, chuyên đề đóng góp khung tích hợp 4 tầng kết hợp Khung chấp nhận số nền tảng, chưa có khung tương đương trong tài liệu IB cho khu vực 50 nền kinh tế (gồm Nhật Bản) bao gồm cả quốc đảo nhỏ Thái Bình Dương. CDCM làm sắc nét sự phân biệt giữa TCI như nguồn lực nâng mặt bằng và DAI như nguồn lực mở rộng tình huống.</w:t>
       </w:r>
     </w:p>
     <w:p>
@@ -2352,7 +2352,7 @@
         <w:pStyle w:val="BodyText"/>
       </w:pPr>
       <w:r>
-        <w:t xml:space="preserve">Marano và cộng sự (2016) phân tích 333 nghiên cứu với cách tiếp cận tập trung vào thể chế. Phát hiện chính: chất lượng thể chế quốc gia xuất xứ có thể dịch chuyển điểm uốn ±15% FSTS, đây là nền tảng quan trọng nhất ủng hộ gradient ICRV trong H5. Hạn chế: không phân tách TCI và DAI; không có dữ liệu sau 2015; không bao gồm quốc đảo nhỏ.</w:t>
+        <w:t xml:space="preserve">Marano và cộng sự (2016) phân tích 333 nghiên cứu với cách tiếp cận tập trung vào thể chế. Phát hiện chính: chất lượng thể chế quốc gia xuất xứ có thể dịch chuyển điểm uốn ±15% FSTS, đây là nền tảng quan trọng nhất ủng hộ phổ thể chế ICRV trong H5. Hạn chế: không phân tách TCI và DAI; không có dữ liệu sau 2015; không bao gồm quốc đảo nhỏ.</w:t>
       </w:r>
     </w:p>
     <w:p>
@@ -2376,7 +2376,7 @@
         <w:pStyle w:val="BodyText"/>
       </w:pPr>
       <w:r>
-        <w:t xml:space="preserve">Kết luận tổng quan: hiệu ứng trung bình quốc tế hóa và hiệu quả là dương nhỏ (r khoảng 0,04–0,07) nhưng rất không đồng nhất (SD = 0,15–0,21). Cả năm tổng quan đều thiếu: (i) bao phủ đầy đủ châu Á và Thái Bình Dương; (ii) kiểm định đồng thời phi tuyến và điều tiết đa tầng; (iii) phân tách TCI và DAI; (iv) bao gồm quốc đảo nhỏ Thái Bình Dương; (v) dữ liệu sau 2020. Chuyên đề này lấp đầy tất cả năm khoảng trống với mẫu gộp 87.987 doanh nghiệp (49 nền, gồm Nhật Bản) và khung CDCM.</w:t>
+        <w:t xml:space="preserve">Kết luận tổng quan: hiệu ứng trung bình quốc tế hóa và hiệu quả là dương nhỏ (r khoảng 0,04–0,07) nhưng rất không đồng nhất (SD = 0,15–0,21). Cả năm tổng quan đều thiếu: (i) bao phủ đầy đủ châu Á và Thái Bình Dương; (ii) kiểm định đồng thời phi tuyến và điều tiết đa tầng; (iii) phân tách TCI và DAI; (iv) bao gồm quốc đảo nhỏ Thái Bình Dương; (v) dữ liệu sau 2020. Chuyên đề này lấp đầy tất cả năm khoảng trống với mẫu gộp 88.869 doanh nghiệp (50 nền, gồm Nhật Bản) và khung CDCM.</w:t>
       </w:r>
     </w:p>
     <w:p>
@@ -3406,7 +3406,7 @@
           <w:iCs/>
           <w:i/>
         </w:rPr>
-        <w:t xml:space="preserve">Lưu ý về đặc tả mô hình P3: P3 Vietnam sử dụng chuỗi M0–M8 riêng, trong đó M8 là mô hình đầy đủ: lnLP_it = α + β₁ FSTS_c + β₂ FSTS_c² + β₃ TCI_z + β₄ DAI_z + β₅(FSTS_c × DAI_z) + β₆(FSTS_c² × DAI_z) + γ·X + δ_s + [λ_t] + ε_it. Đặc tả đầy đủ M0–M8 và bảng định nghĩa biến được trình bày trong bản thảo P3 (Mục 3.2–Mục 3.3) và luận án (Mục 4.5.1). Chuỗi M0–M7 trong Chuyên đề 2 là các mô hình cấp độ mẫu gộp 49 nền kinh tế, khác với đặc tả cấp độ quốc gia của P3.</w:t>
+        <w:t xml:space="preserve">Lưu ý về đặc tả mô hình P3: P3 Vietnam sử dụng chuỗi M0–M8 riêng, trong đó M8 là mô hình đầy đủ: lnLP_it = α + β₁ FSTS_c + β₂ FSTS_c² + β₃ TCI_z + β₄ DAI_z + β₅(FSTS_c × DAI_z) + β₆(FSTS_c² × DAI_z) + γ·X + δ_s + [λ_t] + ε_it. Đặc tả đầy đủ M0–M8 và bảng định nghĩa biến được trình bày trong bản thảo P3 (Mục 3.2–Mục 3.3) và luận án (Mục 4.5.1). Chuỗi M0–M7 trong Chuyên đề 2 là các mô hình cấp độ mẫu gộp 50 nền kinh tế, khác với đặc tả cấp độ quốc gia của P3.</w:t>
       </w:r>
     </w:p>
     <w:p>
@@ -4110,7 +4110,7 @@
         <w:pStyle w:val="BodyText"/>
       </w:pPr>
       <w:r>
-        <w:t xml:space="preserve">Vai trò trong mô hình đề xuất: Lý thuyết thể chế cung cấp logic cho H5 (thể chế ICRV điều tiết theo gradient). Cùng một mức quốc tế hóa, doanh nghiệp ở Nhóm I thu được hiệu quả khác doanh nghiệp ở Nhóm V do khác biệt về chi phí giao dịch, chất lượng thể chế, và tiếp cận thị trường. Sáu nhóm ICRV là biến điều tiết cấp quốc gia.</w:t>
+        <w:t xml:space="preserve">Vai trò trong mô hình đề xuất: Lý thuyết thể chế cung cấp logic cho H5 (thể chế ICRV điều tiết theo phổ thể chế). Cùng một mức quốc tế hóa, doanh nghiệp ở Nhóm I thu được hiệu quả khác doanh nghiệp ở Nhóm V do khác biệt về chi phí giao dịch, chất lượng thể chế, và tiếp cận thị trường. Sáu nhóm ICRV là biến điều tiết cấp quốc gia.</w:t>
       </w:r>
     </w:p>
     <w:bookmarkEnd w:id="39"/>
@@ -4684,7 +4684,7 @@
               <w:jc w:val="left"/>
             </w:pPr>
             <w:r>
-              <w:t xml:space="preserve">H5 Gradient thể chế</w:t>
+              <w:t xml:space="preserve">H5 Phổ thể chế</w:t>
             </w:r>
           </w:p>
         </w:tc>
@@ -4781,7 +4781,7 @@
         <w:pStyle w:val="BodyText"/>
       </w:pPr>
       <w:r>
-        <w:t xml:space="preserve">Lập luận tích hợp: quốc tế hóa là quyết định chiến lược theo logic Uppsala (tầng 1); kết quả phụ thuộc nguồn lực doanh nghiệp, TCI (RBV/Lall, 1992) đóng vai trò nâng mặt bằng nhân quả; được hỗ trợ bởi hạ tầng số có điều kiện, DAI (Foundational Digital Adoption Framework/Verhoef et al., 2021) là nguồn lực mở rộng tình huống theo CDCM; phản ánh đặc điểm nhà quản trị, gồm định hướng quốc tế của đội ngũ quản trị cấp cao (Upper Echelons/Hambrick &amp; Mason, 1984; Nielsen &amp; Nielsen, 2011); bị khuôn khổ bởi thể chế nội địa (Institutional Theory/North, 1990), gradient ICRV 6 nhóm với gánh nặng bắt buộc ở quốc đảo nhỏ; và thay đổi theo bối cảnh thời gian, thiết kế ba giai đoạn.</w:t>
+        <w:t xml:space="preserve">Lập luận tích hợp: quốc tế hóa là quyết định chiến lược theo logic Uppsala (tầng 1); kết quả phụ thuộc nguồn lực doanh nghiệp, TCI (RBV/Lall, 1992) đóng vai trò nâng mặt bằng nhân quả; được hỗ trợ bởi hạ tầng số có điều kiện, DAI (Foundational Digital Adoption Framework/Verhoef et al., 2021) là nguồn lực mở rộng tình huống theo CDCM; phản ánh đặc điểm nhà quản trị, gồm định hướng quốc tế của đội ngũ quản trị cấp cao (Upper Echelons/Hambrick &amp; Mason, 1984; Nielsen &amp; Nielsen, 2011); bị khuôn khổ bởi thể chế nội địa (Institutional Theory/North, 1990), phổ thể chế ICRV 6 nhóm với gánh nặng bắt buộc ở quốc đảo nhỏ; và thay đổi theo bối cảnh thời gian, thiết kế ba giai đoạn.</w:t>
       </w:r>
     </w:p>
     <w:p>
@@ -4962,7 +4962,7 @@
         <w:pStyle w:val="BodyText"/>
       </w:pPr>
       <w:r>
-        <w:t xml:space="preserve">Mũi tên liền nét biểu thị tác động trực tiếp (H1: quan hệ phi tuyến I–P). Mũi tên đứt nét biểu thị tác động điều tiết. H1–H6 tương ứng với các giả thuyết phát triển trong Mục 2.3.4. Biến phụ thuộc (ln(Labour Productivity)) được xác định duy nhất ở cực phải. Biến độc lập (FSTS, FSTS²_c, FSTS³_c) ở cực trái. Năm nhóm biến điều tiết phân theo hai cấp: cấp doanh nghiệp (TCI, H2, DAI, H3, đặc điểm nhà quản trị, H4a–H4c) và cấp quốc gia (ICRV regime, H5, giai đoạn thời gian, H6). Biến kiểm soát (ln(emp), firm_age, foreign_own, ngành/country/year FE) được đưa vào mô hình thực nghiệm nhưng không hiển thị trong sơ đồ để đơn giản hóa trình bày. Mỗi tầng lý thuyết cung cấp cơ chế nhân quả riêng biệt: Uppsala giải thích đường cong quốc tế hóa và hiệu quả; lý thuyết dựa trên nguồn lực biện minh cho H2; Khung chấp nhận số nền tảng (CDCM) biện minh cho H3; lý thuyết thượng tầng quản trị biện minh cho H4; lý thuyết thể chế biện minh cho H5. Bằng chứng neo đậu từ P3 Việt Nam, P4 Singapore và P5 Trung Quốc xác nhận tính khả nghiệm trước khi áp dụng cho toàn mẫu gộp 87.987 doanh nghiệp (49 nền, gồm Nhật Bản).</w:t>
+        <w:t xml:space="preserve">Mũi tên liền nét biểu thị tác động trực tiếp (H1: quan hệ phi tuyến I–P). Mũi tên đứt nét biểu thị tác động điều tiết. H1–H6 tương ứng với các giả thuyết phát triển trong Mục 2.3.4. Biến phụ thuộc (ln(Labour Productivity)) được xác định duy nhất ở cực phải. Biến độc lập (FSTS, FSTS²_c, FSTS³_c) ở cực trái. Năm nhóm biến điều tiết phân theo hai cấp: cấp doanh nghiệp (TCI, H2, DAI, H3, đặc điểm nhà quản trị, H4a–H4c) và cấp quốc gia (ICRV regime, H5, giai đoạn thời gian, H6). Biến kiểm soát (ln(emp), firm_age, foreign_own, ngành/country/year FE) được đưa vào mô hình thực nghiệm nhưng không hiển thị trong sơ đồ để đơn giản hóa trình bày. Mỗi tầng lý thuyết cung cấp cơ chế nhân quả riêng biệt: Uppsala giải thích đường cong quốc tế hóa và hiệu quả; lý thuyết dựa trên nguồn lực biện minh cho H2; Khung chấp nhận số nền tảng (CDCM) biện minh cho H3; lý thuyết thượng tầng quản trị biện minh cho H4; lý thuyết thể chế biện minh cho H5. Bằng chứng neo đậu từ P3 Việt Nam, P4 Singapore và P5 Trung Quốc xác nhận tính khả nghiệm trước khi áp dụng cho toàn mẫu gộp 88.869 doanh nghiệp (50 nền, gồm Nhật Bản).</w:t>
       </w:r>
     </w:p>
     <w:bookmarkEnd w:id="47"/>
@@ -6470,7 +6470,7 @@
         <w:pStyle w:val="BodyText"/>
       </w:pPr>
       <w:r>
-        <w:t xml:space="preserve">Điểm uốn và chính sự tồn tại của chữ U ngược khác nhau theo chế độ thể chế: trên khung 49 nền, chữ U ngược định hình rõ nét và tin cậy nhất ở Nhóm IV (điểm uốn 43,0%, trùng các ước lượng đơn quốc gia Việt Nam 39–46% và Ấn Độ 40,7%); ở Nhóm I đường cong duỗi thẳng gần tuyến tính dương (điểm uốn ngoài miền dữ liệu, trùng Singapore); ở Nhóm V quan hệ mất ý nghĩa thống kê và Nhóm VI không có chữ U ngược (~50–55%). Nhóm VI có khuôn mẫu gánh nặng bắt buộc, không có chữ U ngược điển hình. Lưu ý: P4 Singapore (TP ~88,6%) là ngoại lệ đơn quốc gia với LM p = 0,303 (không có ý nghĩa), không đại diện cho mẫu Nhóm I trong P7.</w:t>
+        <w:t xml:space="preserve">Điểm uốn và chính sự tồn tại của chữ U ngược khác nhau theo chế độ thể chế: trên khung 50 nền, chữ U ngược định hình rõ nét và tin cậy nhất ở Nhóm IV (điểm uốn 43,0%, trùng các ước lượng đơn quốc gia Việt Nam 39–46% và Ấn Độ 40,7%); ở Nhóm I đường cong duỗi thẳng gần tuyến tính dương (điểm uốn ngoài miền dữ liệu, trùng Singapore); ở Nhóm V quan hệ mất ý nghĩa thống kê và Nhóm VI không có chữ U ngược (~50–55%). Nhóm VI có khuôn mẫu gánh nặng bắt buộc, không có chữ U ngược điển hình. Lưu ý: P4 Singapore (TP ~88,6%) là ngoại lệ đơn quốc gia với LM p = 0,303 (không có ý nghĩa), không đại diện cho mẫu Nhóm I trong P7.</w:t>
       </w:r>
     </w:p>
     <w:p>
@@ -6502,7 +6502,7 @@
         <w:t xml:space="preserve"> </w:t>
       </w:r>
       <w:r>
-        <w:t xml:space="preserve">theo gradient ICRV:</w:t>
+        <w:t xml:space="preserve">theo phổ thể chế ICRV:</w:t>
       </w:r>
       <w:r>
         <w:t xml:space="preserve"> </w:t>
@@ -7221,13 +7221,13 @@
       </w:r>
     </w:p>
     <w:bookmarkEnd w:id="58"/>
-    <w:bookmarkStart w:id="59" w:name="h5-thể-chế-icrv-điều-tiết-theo-gradient"/>
+    <w:bookmarkStart w:id="59" w:name="Xdc105cdbc1f44bae5408ec2aee9fc7cd8005d15"/>
     <w:p>
       <w:pPr>
         <w:pStyle w:val="Heading5"/>
       </w:pPr>
       <w:r>
-        <w:t xml:space="preserve">H5: Thể chế ICRV điều tiết theo gradient</w:t>
+        <w:t xml:space="preserve">H5: Thể chế ICRV điều tiết theo phổ thể chế</w:t>
       </w:r>
     </w:p>
     <w:p>
@@ -7336,7 +7336,7 @@
               <w:jc w:val="left"/>
             </w:pPr>
             <w:r>
-              <w:t xml:space="preserve">P7 49 nền: pooled TP M5 = 43,6% (N=78.445; M2 N=80.373); trong Nhóm I đường cong không định hình (LM p = ,30), nhất quán P4 Singapore (TP ~88,6%, LM p = ,303, không có ý nghĩa)</w:t>
+              <w:t xml:space="preserve">P7 50 nền: pooled TP M5 = 43,6% (N=79.080; M2 N=81.022); trong Nhóm I đường cong không định hình (LM p = ,30), nhất quán P4 Singapore (TP ~88,6%, LM p = ,303, không có ý nghĩa)</w:t>
             </w:r>
           </w:p>
         </w:tc>
@@ -7374,7 +7374,7 @@
               <w:jc w:val="left"/>
             </w:pPr>
             <w:r>
-              <w:t xml:space="preserve">Kết quả 49 nền: TP 62,0%, LM p = ,081</w:t>
+              <w:t xml:space="preserve">Kết quả 50 nền: TP 62,0%, LM p = ,081</w:t>
             </w:r>
           </w:p>
         </w:tc>
@@ -7412,7 +7412,7 @@
               <w:jc w:val="left"/>
             </w:pPr>
             <w:r>
-              <w:t xml:space="preserve">Kết quả 49 nền: LM p = ,26; P5 Trung Quốc TP 47–49%***</w:t>
+              <w:t xml:space="preserve">Kết quả 50 nền: LM p = ,26; P5 Trung Quốc TP 47–49%***</w:t>
             </w:r>
           </w:p>
         </w:tc>
@@ -7488,7 +7488,7 @@
               <w:jc w:val="left"/>
             </w:pPr>
             <w:r>
-              <w:t xml:space="preserve">Kết quả 49 nền: LM p = ,18; khoảng trống thể chế làm phần thưởng nhỏ và bất định</w:t>
+              <w:t xml:space="preserve">Kết quả 50 nền: LM p = ,18; khoảng trống thể chế làm phần thưởng nhỏ và bất định</w:t>
             </w:r>
           </w:p>
         </w:tc>
@@ -7537,7 +7537,7 @@
         <w:pStyle w:val="BodyText"/>
       </w:pPr>
       <w:r>
-        <w:t xml:space="preserve">H5: Hiệu ứng điều tiết của chế độ thể chế (ICRV) lên quan hệ quốc tế hóa và hiệu quả có dạng ba vùng: chữ U ngược định hình rõ ở vùng giữa gradient (Nhóm IV, điểm uốn 43,0%); duỗi thẳng gần tuyến tính dương ở biên trên (Nhóm I–II); mất cấu trúc ở biên dưới (Nhóm V không ý nghĩa; Nhóm VI có khuôn mẫu gánh nặng bắt buộc). Thể chế càng mạnh; ở biên trên gradient, chi phí giao dịch thấp và năng lực điều phối cao đẩy nhánh đi xuống ra ngoài miền quan sát thay vì tạo đỉnh sớm hơn.</w:t>
+        <w:t xml:space="preserve">H5: Hiệu ứng điều tiết của chế độ thể chế (ICRV) lên quan hệ quốc tế hóa và hiệu quả có dạng ba vùng: chữ U ngược định hình rõ ở vùng giữa phổ thể chế (Nhóm IV, điểm uốn 43,0%); duỗi thẳng gần tuyến tính dương ở biên trên (Nhóm I–II); mất cấu trúc ở biên dưới (Nhóm V không ý nghĩa; Nhóm VI có khuôn mẫu gánh nặng bắt buộc). Thể chế càng mạnh; ở biên trên phổ thể chế, chi phí giao dịch thấp và năng lực điều phối cao đẩy nhánh đi xuống ra ngoài miền quan sát thay vì tạo đỉnh sớm hơn.</w:t>
       </w:r>
     </w:p>
     <w:bookmarkEnd w:id="59"/>
@@ -8259,7 +8259,7 @@
               <w:jc w:val="left"/>
             </w:pPr>
             <w:r>
-              <w:t xml:space="preserve">TP gradient; Nhóm VI gánh nặng bắt buộc</w:t>
+              <w:t xml:space="preserve">TP phổ thể chế; Nhóm VI gánh nặng bắt buộc</w:t>
             </w:r>
           </w:p>
         </w:tc>
@@ -8356,7 +8356,7 @@
         <w:pStyle w:val="BodyText"/>
       </w:pPr>
       <w:r>
-        <w:t xml:space="preserve">Mười một mệnh đề con dưới sáu giả thuyết chính H1–H6 (H1a–H1b, H2, H3a–H3b với H3c distinctiveness, H4a–H4c, H5, H6) tạo thành hệ thống logic nhất quán: H1a/H1b (phi tuyến, biên tham gia vs biên cường độ) là trọng tâm; H2 (TCI nâng mặt bằng) và H3a/H3b (DAI phụ thuộc regime) phân rã cơ chế năng lực doanh nghiệp với dấu kỳ vọng khác nhau theo ngữ cảnh; H4a–H4c (Quản trị) bổ sung tầng lý thuyết thượng tầng quản trị với dấu kỳ vọng phân biệt theo đặc điểm nhà quản trị; H5 (ICRV gradient) là tầng thể chế bao trùm; H6 (Thời gian) là tầng động.</w:t>
+        <w:t xml:space="preserve">Mười một mệnh đề con dưới sáu giả thuyết chính H1–H6 (H1a–H1b, H2, H3a–H3b với H3c distinctiveness, H4a–H4c, H5, H6) tạo thành hệ thống logic nhất quán: H1a/H1b (phi tuyến, biên tham gia vs biên cường độ) là trọng tâm; H2 (TCI nâng mặt bằng) và H3a/H3b (DAI phụ thuộc regime) phân rã cơ chế năng lực doanh nghiệp với dấu kỳ vọng khác nhau theo ngữ cảnh; H4a–H4c (Quản trị) bổ sung tầng lý thuyết thượng tầng quản trị với dấu kỳ vọng phân biệt theo đặc điểm nhà quản trị; H5 (ICRV phổ thể chế) là tầng thể chế bao trùm; H6 (Thời gian) là tầng động.</w:t>
       </w:r>
     </w:p>
     <w:p>
@@ -8633,7 +8633,7 @@
         <w:pStyle w:val="BodyText"/>
       </w:pPr>
       <w:r>
-        <w:t xml:space="preserve">Mục đích: kiểm định H5, gradient ICRV và gánh nặng bắt buộc (Nhóm VI).</w:t>
+        <w:t xml:space="preserve">Mục đích: kiểm định H5, phổ thể chế ICRV và gánh nặng bắt buộc (Nhóm VI).</w:t>
       </w:r>
       <w:r>
         <w:t xml:space="preserve"> </w:t>
@@ -8694,7 +8694,7 @@
         <w:t xml:space="preserve"> </w:t>
       </w:r>
       <w:r>
-        <w:t xml:space="preserve">Yêu cầu mẫu: với k = 13 tham số trọng tâm + controls, n ≥ 5.000 cần thiết cho power &gt; 0,80 tại f² = 0,02, dễ dàng đáp ứng với mẫu gộp 87.987 (49 nền, gồm Nhật Bản).</w:t>
+        <w:t xml:space="preserve">Yêu cầu mẫu: với k = 13 tham số trọng tâm + controls, n ≥ 5.000 cần thiết cho power &gt; 0,80 tại f² = 0,02, dễ dàng đáp ứng với mẫu gộp 88.869 (50 nền, gồm Nhật Bản).</w:t>
       </w:r>
     </w:p>
     <w:bookmarkEnd w:id="71"/>
@@ -9215,7 +9215,7 @@
         <w:pStyle w:val="BodyText"/>
       </w:pPr>
       <w:r>
-        <w:t xml:space="preserve">Mẫu gộp chuyên đề: khung 49 nền kinh tế châu Á và Thái Bình Dương (gồm Nhật Bản 2025), 87.987 doanh nghiệp, 99 cặp nền kinh tế–năm trong giai đoạn 2006–2026; mẫu hồi quy chính của vòng ước lượng chính thức: M2 N = 80.373, M5 N = 78.445.</w:t>
+        <w:t xml:space="preserve">Mẫu gộp chuyên đề: khung 50 nền kinh tế châu Á và Thái Bình Dương (gồm Nhật Bản 2025), 88.869 doanh nghiệp, 103 cặp nền kinh tế–năm trong giai đoạn 2006–2026; mẫu hồi quy chính của vòng ước lượng chính thức: M2 N = 81.022, M5 N = 79.080.</w:t>
       </w:r>
     </w:p>
     <w:p>
@@ -9617,7 +9617,7 @@
               <w:jc w:val="left"/>
             </w:pPr>
             <w:r>
-              <w:t xml:space="preserve">Fiji, Kiribati, PNG, Samoa, Solomon, Tonga, Vanuatu</w:t>
+              <w:t xml:space="preserve">Fiji, Kiribati, PNG, Samoa, Solomon, Tonga, Vanuatu, Timor-Leste</w:t>
             </w:r>
           </w:p>
         </w:tc>
@@ -9629,7 +9629,7 @@
               <w:jc w:val="center"/>
             </w:pPr>
             <w:r>
-              <w:t xml:space="preserve">7</w:t>
+              <w:t xml:space="preserve">8</w:t>
             </w:r>
           </w:p>
         </w:tc>
@@ -9641,7 +9641,7 @@
               <w:jc w:val="center"/>
             </w:pPr>
             <w:r>
-              <w:t xml:space="preserve">1.781</w:t>
+              <w:t xml:space="preserve">2.295</w:t>
             </w:r>
           </w:p>
         </w:tc>
@@ -9699,13 +9699,13 @@
                 <w:bCs/>
                 <w:b/>
               </w:rPr>
-              <w:t xml:space="preserve">87.987</w:t>
+              <w:t xml:space="preserve">88.869</w:t>
             </w:r>
             <w:r>
               <w:t xml:space="preserve"> </w:t>
             </w:r>
             <w:r>
-              <w:t xml:space="preserve">(mẫu gộp mô tả; N hồi quy M2 = 80.373)</w:t>
+              <w:t xml:space="preserve">(mẫu gộp mô tả; N hồi quy M2 = 81.022)</w:t>
             </w:r>
           </w:p>
         </w:tc>
@@ -9720,7 +9720,7 @@
           <w:iCs/>
           <w:i/>
         </w:rPr>
-        <w:t xml:space="preserve">Ghi chú: ¹Nhật Bản được WBES khảo sát lần đầu năm 2025 (n=2.168) và là thành viên thứ sáu của Nhóm I trong khung 49 nền; vòng tái ước lượng 49 nền gồm Nhật Bản đã hoàn tất nên mô tả và ước lượng (P7) nay dùng chung MỘT khung 49 nền/87.987 quan sát (hồi quy M2 N=80.373; M5 N=78.445). Nhãn nhóm theo biến phân loại</w:t>
+        <w:t xml:space="preserve">Ghi chú: ¹Nhật Bản được WBES khảo sát lần đầu năm 2025 (n=2.168) và là thành viên thứ sáu của Nhóm I trong khung 50 nền; vòng tái ước lượng 50 nền gồm Nhật Bản đã hoàn tất nên mô tả và ước lượng (P7) nay dùng chung MỘT khung 50 nền/88.869 quan sát (hồi quy M2 N=81.022; M5 N=79.080). Nhãn nhóm theo biến phân loại</w:t>
       </w:r>
       <w:r>
         <w:rPr>
@@ -9829,7 +9829,7 @@
           <w:iCs/>
           <w:i/>
         </w:rPr>
-        <w:t xml:space="preserve">(7 nền Pacific). Nghiên cứu chuyên sâu SIDS (P8) lấy mẫu chính 7 nền Thái Bình Dương và kiểm định bền vững mở rộng 9 nền (thêm Comoros + Timor-Leste). Mẫu gộp phân loại đầy đủ = 96.415 DN/52 nền; loại 2 nền ngoài châu Á (Turkey, Cyprus) sang khung phân tích 49 nền Á–TBD (gồm Nhật Bản) = 87.987 DN.</w:t>
+        <w:t xml:space="preserve">(8 nền). Nghiên cứu chuyên sâu SIDS (P8) lấy mẫu chính 7 nền Thái Bình Dương và kiểm định bền vững mở rộng 9 nền (thêm Comoros + Timor-Leste). Mẫu gộp phân loại đầy đủ = 96.415 DN/52 nền; loại 2 nền ngoài châu Á (Turkey, Cyprus) sang khung phân tích 50 nền Á–TBD (gồm Nhật Bản) = 88.869 DN.</w:t>
       </w:r>
     </w:p>
     <w:p>
@@ -10639,7 +10639,7 @@
         <w:t xml:space="preserve"> </w:t>
       </w:r>
       <w:r>
-        <w:t xml:space="preserve">(b8 chứng chỉ chất lượng + e6 công nghệ nước ngoài) để tối đa hóa độ phủ trên 49 nền kinh tế. Cả hai cùng đo construct formative</w:t>
+        <w:t xml:space="preserve">(b8 chứng chỉ chất lượng + e6 công nghệ nước ngoài) để tối đa hóa độ phủ trên 50 nền kinh tế. Cả hai cùng đo construct formative</w:t>
       </w:r>
       <w:r>
         <w:t xml:space="preserve"> </w:t>
@@ -10917,7 +10917,7 @@
         <w:pStyle w:val="FirstParagraph"/>
       </w:pPr>
       <w:r>
-        <w:t xml:space="preserve">Bảng 2.11. Phân loại 49 nền kinh tế theo ICRV, đặc điểm và tiêu chí.</w:t>
+        <w:t xml:space="preserve">Bảng 2.11. Phân loại 50 nền kinh tế theo ICRV, đặc điểm và tiêu chí.</w:t>
       </w:r>
     </w:p>
     <w:tbl>
@@ -11308,7 +11308,7 @@
               <w:jc w:val="left"/>
             </w:pPr>
             <w:r>
-              <w:t xml:space="preserve">Fiji, Kiribati, Papua New Guinea, Samoa, Solomon Islands, Tonga, Vanuatu (7 nền Pacific)</w:t>
+              <w:t xml:space="preserve">Fiji, Kiribati, Papua New Guinea, Samoa, Solomon Islands, Tonga, Vanuatu, Timor-Leste (8 nền; P8 mẫu chính 7 Pacific)</w:t>
             </w:r>
           </w:p>
         </w:tc>
@@ -11319,7 +11319,7 @@
         <w:pStyle w:val="BodyText"/>
       </w:pPr>
       <w:r>
-        <w:t xml:space="preserve">Tổng: 6 + 6 + 6 + 7 + 17 + 7 =</w:t>
+        <w:t xml:space="preserve">Tổng: 6 + 6 + 6 + 7 + 17 + 8 =</w:t>
       </w:r>
       <w:r>
         <w:t xml:space="preserve"> </w:t>
@@ -11329,7 +11329,7 @@
           <w:bCs/>
           <w:b/>
         </w:rPr>
-        <w:t xml:space="preserve">49 nền kinh tế châu Á–Thái Bình Dương</w:t>
+        <w:t xml:space="preserve">50 nền kinh tế châu Á–Thái Bình Dương</w:t>
       </w:r>
       <w:r>
         <w:t xml:space="preserve"> </w:t>
@@ -11360,15 +11360,15 @@
           <w:iCs/>
           <w:i/>
         </w:rPr>
-        <w:t xml:space="preserve">(Mẫu gộp phân loại đầy đủ 52 nền/96.415 DN gồm thêm Turkey, Cyprus ngoài châu Á, loại khỏi khung 49. P8 mẫu chính 7 nền Pacific; độ vững 9 nền gồm Comoros + Timor-Leste.)</w:t>
-      </w:r>
-    </w:p>
-    <w:p>
-      <w:pPr>
-        <w:pStyle w:val="BodyText"/>
-      </w:pPr>
-      <w:r>
-        <w:t xml:space="preserve">Phân loại dựa trên GNI/người PPP (trung bình 2020–2024, World Bank), Chỉ số Đổi mới Sáng tạo Toàn cầu (WIPO GII), và tỉ trọng doanh thu tài nguyên (IMF Fiscal Monitor). Tất cả 49 nền kinh tế không thay đổi nhóm ICRV trong giai đoạn 2009–2025 (ngưỡng kiểm tra: chuyển nhóm nếu GNI/người vượt ngưỡng ±15% trong ≥3 năm liên tiếp, không có trường hợp nào).</w:t>
+        <w:t xml:space="preserve">(Mẫu gộp phân loại đầy đủ 52 nền/96.415 DN gồm thêm Turkey, Cyprus ngoài châu Á, loại khỏi khung 50. P8 mẫu chính 7 nền Pacific; độ vững 9 nền gồm Comoros + Timor-Leste.)</w:t>
+      </w:r>
+    </w:p>
+    <w:p>
+      <w:pPr>
+        <w:pStyle w:val="BodyText"/>
+      </w:pPr>
+      <w:r>
+        <w:t xml:space="preserve">Phân loại dựa trên GNI/người PPP (trung bình 2020–2024, World Bank), Chỉ số Đổi mới Sáng tạo Toàn cầu (WIPO GII), và tỉ trọng doanh thu tài nguyên (IMF Fiscal Monitor). Tất cả 50 nền kinh tế không thay đổi nhóm ICRV trong giai đoạn 2009–2025 (ngưỡng kiểm tra: chuyển nhóm nếu GNI/người vượt ngưỡng ±15% trong ≥3 năm liên tiếp, không có trường hợp nào).</w:t>
       </w:r>
     </w:p>
     <w:bookmarkEnd w:id="76"/>
@@ -11588,7 +11588,7 @@
         <w:pStyle w:val="BodyText"/>
       </w:pPr>
       <w:r>
-        <w:t xml:space="preserve">Tầng 4, Nhân rộng mẫu con: Mẫu gộp đủ lớn (87.987 / 49 nền, gồm Nhật Bản) cho phép chạy M0–M7 riêng cho từng nhóm ICRV (Nhóm I: 6.390; Nhóm IV: 45.003) để kiểm định tính không đồng nhất.</w:t>
+        <w:t xml:space="preserve">Tầng 4, Nhân rộng mẫu con: Mẫu gộp đủ lớn (88.869 / 50 nền, gồm Nhật Bản) cho phép chạy M0–M7 riêng cho từng nhóm ICRV (Nhóm I: 6.390; Nhóm IV: 45.003) để kiểm định tính không đồng nhất.</w:t>
       </w:r>
     </w:p>
     <w:bookmarkEnd w:id="77"/>
@@ -12040,13 +12040,13 @@
           <w:bCs/>
           <w:b/>
         </w:rPr>
-        <w:t xml:space="preserve">Cập nhật kết quả thực hiện (khung 49 nền P7).</w:t>
-      </w:r>
-      <w:r>
-        <w:t xml:space="preserve"> </w:t>
-      </w:r>
-      <w:r>
-        <w:t xml:space="preserve">Bốn nhóm kiểm định cốt lõi của kế hoạch trên đã được thực hiện trên khung ước lượng 49 nền của luận án, tái lập đúng đặc tả canonical (M2: điểm uốn 51,5%,</w:t>
+        <w:t xml:space="preserve">Cập nhật kết quả thực hiện (khung 50 nền P7).</w:t>
+      </w:r>
+      <w:r>
+        <w:t xml:space="preserve"> </w:t>
+      </w:r>
+      <w:r>
+        <w:t xml:space="preserve">Bốn nhóm kiểm định cốt lõi của kế hoạch trên đã được thực hiện trên khung ước lượng 50 nền của luận án, tái lập đúng đặc tả canonical (M2: điểm uốn 51,5%,</w:t>
       </w:r>
       <w:r>
         <w:t xml:space="preserve"> </w:t>
@@ -12190,7 +12190,7 @@
         </m:r>
       </m:oMath>
       <w:r>
-        <w:t xml:space="preserve">, xác nhận suy luận phi tuyến hình thức được neo ở cấp gộp (49 cụm) và phân tích tổng hợp P6, còn các điểm uốn theo nhóm được đọc như một gradient mô tả chứ không phải kiểm định độc lập đủ công suất.</w:t>
+        <w:t xml:space="preserve">, xác nhận suy luận phi tuyến hình thức được neo ở cấp gộp (49 cụm) và phân tích tổng hợp P6, còn các điểm uốn theo nhóm được đọc như một phổ mô tả chứ không phải kiểm định độc lập đủ công suất.</w:t>
       </w:r>
       <w:r>
         <w:t xml:space="preserve"> </w:t>
@@ -12420,7 +12420,7 @@
         <w:pStyle w:val="FirstParagraph"/>
       </w:pPr>
       <w:r>
-        <w:t xml:space="preserve">Đóng góp 1: Khung tích hợp 4 tầng + Khung chấp nhận số nền tảng cho châu Á. Không có khung tương đương trong tài liệu IB cho khu vực 49 nền kinh tế (gồm Nhật Bản) bao gồm cả quốc đảo nhỏ Thái Bình Dương. Khung tích hợp Uppsala + lý thuyết dựa trên nguồn lực + lý thuyết thể chế + lý thuyết thượng tầng quản trị + Khung chấp nhận số nền tảng cho phép giải thích đồng thời tính không đồng nhất quan sát được, điều mà các mô hình đơn lý thuyết không làm được.</w:t>
+        <w:t xml:space="preserve">Đóng góp 1: Khung tích hợp 4 tầng + Khung chấp nhận số nền tảng cho châu Á. Không có khung tương đương trong tài liệu IB cho khu vực 50 nền kinh tế (gồm Nhật Bản) bao gồm cả quốc đảo nhỏ Thái Bình Dương. Khung tích hợp Uppsala + lý thuyết dựa trên nguồn lực + lý thuyết thể chế + lý thuyết thượng tầng quản trị + Khung chấp nhận số nền tảng cho phép giải thích đồng thời tính không đồng nhất quan sát được, điều mà các mô hình đơn lý thuyết không làm được.</w:t>
       </w:r>
     </w:p>
     <w:p>
@@ -12444,7 +12444,7 @@
         <w:pStyle w:val="BodyText"/>
       </w:pPr>
       <w:r>
-        <w:t xml:space="preserve">Đóng góp 4: Giả thuyết gánh nặng bắt buộc trong khung quốc tế hóa và hiệu quả. Dạng hàm forced penalty (SIDS Nhóm VI) được tích hợp vào H5 như trường hợp cực đoan của gradient thể chế, SIDS không có chữ U ngược điển hình do quốc tế hóa bắt buộc (Briguglio, 1995); nghiên cứu chuyên sâu SIDS (P8) ước lượng điểm FIP β = −1,339 (SE 0,386; p &lt; 0,001), quan hệ âm đơn điệu không có điểm uốn. Tích hợp này mở rộng tài liệu quốc tế hóa và hiệu quả từ châu Á lục địa sang các quốc đảo nhỏ Thái Bình Dương.</w:t>
+        <w:t xml:space="preserve">Đóng góp 4: Giả thuyết gánh nặng bắt buộc trong khung quốc tế hóa và hiệu quả. Dạng hàm forced penalty (SIDS Nhóm VI) được tích hợp vào H5 như trường hợp cực đoan của phổ thể chế, SIDS không có chữ U ngược điển hình do quốc tế hóa bắt buộc (Briguglio, 1995); nghiên cứu chuyên sâu SIDS (P8) ước lượng điểm FIP β = −1,339 (SE 0,386; p &lt; 0,001), quan hệ âm đơn điệu không có điểm uốn. Tích hợp này mở rộng tài liệu quốc tế hóa và hiệu quả từ châu Á lục địa sang các quốc đảo nhỏ Thái Bình Dương.</w:t>
       </w:r>
     </w:p>
     <w:bookmarkEnd w:id="80"/>
@@ -12470,7 +12470,7 @@
         <w:pStyle w:val="BodyText"/>
       </w:pPr>
       <w:r>
-        <w:t xml:space="preserve">Đóng góp 6: Mẫu gộp 87.987 doanh nghiệp (49 nền, gồm Nhật Bản), rộng nhất cho nghiên cứu quốc tế hóa và hiệu quả châu Á. Ba thế hệ lược đồ WBES được hòa hợp qua giao thức chi tiết. Mẫu gộp này đủ lớn để chạy nhân rộng mẫu con theo ICRV và giai đoạn thời gian với power đầy đủ.</w:t>
+        <w:t xml:space="preserve">Đóng góp 6: Mẫu gộp 88.869 doanh nghiệp (50 nền, gồm Nhật Bản), rộng nhất cho nghiên cứu quốc tế hóa và hiệu quả châu Á. Ba thế hệ lược đồ WBES được hòa hợp qua giao thức chi tiết. Mẫu gộp này đủ lớn để chạy nhân rộng mẫu con theo ICRV và giai đoạn thời gian với power đầy đủ.</w:t>
       </w:r>
     </w:p>
     <w:p>
@@ -12596,15 +12596,15 @@
         <w:pStyle w:val="FirstParagraph"/>
       </w:pPr>
       <w:r>
-        <w:t xml:space="preserve">Chuyên đề này xây dựng một mô hình nghiên cứu toàn diện về quan hệ quốc tế hóa – hiệu quả (I–P) cho châu Á và Thái Bình Dương. Mô hình tích hợp năm tầng lý thuyết, Uppsala, lý thuyết dựa trên nguồn lực, lý thuyết thể chế, lý thuyết thượng tầng quản trị, Khung chấp nhận số nền tảng, vào tám mô hình thực nghiệm M0–M7 có thể kiểm định trên mẫu gộp 87.987 doanh nghiệp WBES xuyên 49 nền kinh tế (gồm Nhật Bản) và 104 cặp quốc gia-năm. Hệ giả thuyết H1–H6 được phát triển có neo đậu thực nghiệm từ ba bản thảo đồng hành (P3 Việt Nam, P4 Singapore, P5 Trung Quốc), xác nhận tính khả nghiệm của khung đề xuất trước khi áp dụng cho toàn mẫu gộp.</w:t>
-      </w:r>
-    </w:p>
-    <w:p>
-      <w:pPr>
-        <w:pStyle w:val="BodyText"/>
-      </w:pPr>
-      <w:r>
-        <w:t xml:space="preserve">Kết quả dự kiến từ bằng chứng neo đậu: H1 (phi tuyến) xác nhận chữ U ngược ở hầu hết nhóm ICRV với gradient điểm uốn từ Nhóm I đến Nhóm VI; H2 (TCI nâng mặt bằng) TCI dương bền vững và nhân quả; H3a (DAI Emerging/Frontier) khám phá; H3b (DAI Advanced) β(FSTS²×DAI) dương trong Nhóm I (P4 xác nhận), null/phụ thuộc chọn lựa trong Nhóm IV (P3 IV null); H4a (Kinh nghiệm QL) exp_manager×FSTS dương; H4b (Học vấn QL) educ_manager×FSTS dương; H4c (Giới tính) exploratory; H5 (ICRV gradient) điểm uốn gradient từ Nhóm I đến VI, Nhóm VI gánh nặng bắt buộc; H6 (Thời gian) DAI dịch chuyển 2009 xuống 2023, TCI tăng cường theo thời gian.</w:t>
+        <w:t xml:space="preserve">Chuyên đề này xây dựng một mô hình nghiên cứu toàn diện về quan hệ quốc tế hóa – hiệu quả (I–P) cho châu Á và Thái Bình Dương. Mô hình tích hợp năm tầng lý thuyết, Uppsala, lý thuyết dựa trên nguồn lực, lý thuyết thể chế, lý thuyết thượng tầng quản trị, Khung chấp nhận số nền tảng, vào tám mô hình thực nghiệm M0–M7 có thể kiểm định trên mẫu gộp 88.869 doanh nghiệp WBES xuyên 50 nền kinh tế (gồm Nhật Bản) và 104 cặp quốc gia-năm. Hệ giả thuyết H1–H6 được phát triển có neo đậu thực nghiệm từ ba bản thảo đồng hành (P3 Việt Nam, P4 Singapore, P5 Trung Quốc), xác nhận tính khả nghiệm của khung đề xuất trước khi áp dụng cho toàn mẫu gộp.</w:t>
+      </w:r>
+    </w:p>
+    <w:p>
+      <w:pPr>
+        <w:pStyle w:val="BodyText"/>
+      </w:pPr>
+      <w:r>
+        <w:t xml:space="preserve">Kết quả dự kiến từ bằng chứng neo đậu: H1 (phi tuyến) xác nhận chữ U ngược ở hầu hết nhóm ICRV với phổ điểm uốn từ Nhóm I đến Nhóm VI; H2 (TCI nâng mặt bằng) TCI dương bền vững và nhân quả; H3a (DAI Emerging/Frontier) khám phá; H3b (DAI Advanced) β(FSTS²×DAI) dương trong Nhóm I (P4 xác nhận), null/phụ thuộc chọn lựa trong Nhóm IV (P3 IV null); H4a (Kinh nghiệm QL) exp_manager×FSTS dương; H4b (Học vấn QL) educ_manager×FSTS dương; H4c (Giới tính) exploratory; H5 (ICRV phổ thể chế) điểm uốn phổ thể chế từ Nhóm I đến VI, Nhóm VI gánh nặng bắt buộc; H6 (Thời gian) DAI dịch chuyển 2009 xuống 2023, TCI tăng cường theo thời gian.</w:t>
       </w:r>
     </w:p>
     <w:p>
@@ -12845,7 +12845,7 @@
         <w:t xml:space="preserve"> </w:t>
       </w:r>
       <w:r>
-        <w:t xml:space="preserve">(K=288 effect sizes, 49 nền kinh tế) với hệ thống tìm kiếm PRISMA 2020 trên Web of Science + Scopus (1977–2026). Ba biến điều tiết mới: (i) cDAI, mức độ số hóa cấp quốc gia; (ii) ICRV 6 nhóm; (iii) DPL giai đoạn. Kết quả MARA xác nhận: gộp</w:t>
+        <w:t xml:space="preserve">(K=288 effect sizes, 50 nền kinh tế) với hệ thống tìm kiếm PRISMA 2020 trên Web of Science + Scopus (1977–2026). Ba biến điều tiết mới: (i) cDAI, mức độ số hóa cấp quốc gia; (ii) ICRV 6 nhóm; (iii) DPL giai đoạn. Kết quả MARA xác nhận: gộp</w:t>
       </w:r>
       <w:r>
         <w:t xml:space="preserve"> </w:t>
@@ -12871,7 +12871,7 @@
         <w:t xml:space="preserve">r</w:t>
       </w:r>
       <w:r>
-        <w:t xml:space="preserve">_adj=0,035, gộp effect thực tế thấp hơn khoảng 50% so với ước lượng thô. Đóng góp của P6 trong khuôn khổ CD2: xác nhận gradient ICRV tổng thể (Q_M có ý nghĩa) nhưng không đủ k ở mỗi nhóm để xác nhận đường gradient đơn điệu E1a/E1b.</w:t>
+        <w:t xml:space="preserve">_adj=0,035, gộp effect thực tế thấp hơn khoảng 50% so với ước lượng thô. Đóng góp của P6 trong khuôn khổ CD2: xác nhận phổ thể chế ICRV tổng thể (Q_M có ý nghĩa) nhưng không đủ k ở mỗi nhóm để xác nhận đường phổ thể chế đơn điệu E1a/E1b.</w:t>
       </w:r>
     </w:p>
     <w:p>
@@ -12883,13 +12883,13 @@
           <w:bCs/>
           <w:b/>
         </w:rPr>
-        <w:t xml:space="preserve">Hướng 2, P7: Kiểm định H1–H6 toàn mẫu gộp 49 nền kinh tế (mục tiêu JIBS):</w:t>
-      </w:r>
-      <w:r>
-        <w:t xml:space="preserve"> </w:t>
-      </w:r>
-      <w:r>
-        <w:t xml:space="preserve">P7 đã ước lượng trên N=80.373 doanh nghiệp, 49 nền kinh tế châu Á và Thái Bình Dương, 99 cặp nền kinh tế và năm, 6 nhóm ICRV. Kết quả xác nhận: H1 (phi tuyến) điểm uốn M5 = 43,6% (Lind–Mehlum p&lt;,001); H2 TCI hiệu ứng mức +0,141 (p&lt;,001); H3 DAI hiệu ứng mức +0,201 (p&lt;,001), tương tác độ cong cùng chiều nhưng không ý nghĩa; H5 ba vùng thể chế, chữ U ngược</w:t>
+        <w:t xml:space="preserve">Hướng 2, P7: Kiểm định H1–H6 toàn mẫu gộp 50 nền kinh tế (mục tiêu JIBS):</w:t>
+      </w:r>
+      <w:r>
+        <w:t xml:space="preserve"> </w:t>
+      </w:r>
+      <w:r>
+        <w:t xml:space="preserve">P7 đã ước lượng trên N=81.022 doanh nghiệp, 50 nền kinh tế châu Á và Thái Bình Dương, 103 cặp nền kinh tế và năm, 6 nhóm ICRV. Kết quả xác nhận: H1 (phi tuyến) điểm uốn M5 = 43,6% (Lind–Mehlum p&lt;,001); H2 TCI hiệu ứng mức +0,141 (p&lt;,001); H3 DAI hiệu ứng mức +0,201 (p&lt;,001), tương tác độ cong cùng chiều nhưng không ý nghĩa; H5 ba vùng thể chế, chữ U ngược</w:t>
       </w:r>
       <w:r>
         <w:t xml:space="preserve"> </w:t>
@@ -12939,7 +12939,7 @@
         <w:t xml:space="preserve"> </w:t>
       </w:r>
       <w:r>
-        <w:t xml:space="preserve">(p&lt;.001); kiểm định độ vững mở rộng 9 nền (thêm Comoros + Timor-Leste, N≈1.469, β≈−0,4), minh họa cho gánh nặng quốc tế hóa cưỡng bức như trường hợp giới hạn lý thuyết (trên mẫu đầy đủ 7 nền, dạng chữ U ngược tan rã; hệ số âm mạnh chỉ ở bản dựng hạn chế ba cụm), nhất quán với giả thuyết gánh nặng bắt buộc (Briguglio, 1995; Bertram, 2006). Khoảng trống H1b trong CD2 đã được lấp đầy bởi P8.</w:t>
+        <w:t xml:space="preserve">(p&lt;.001); kiểm định độ vững mở rộng 9 nền (thêm Comoros + Timor-Leste, N≈1.469, β≈−0,4), minh họa cho gánh nặng quốc tế hóa cưỡng bức như trường hợp giới hạn lý thuyết (trên mẫu đầy đủ 7 nền, dạng chữ U ngược không hình thành; hệ số âm mạnh chỉ ở bản dựng hạn chế ba cụm), nhất quán với giả thuyết gánh nặng bắt buộc (Briguglio, 1995; Bertram, 2006). Khoảng trống H1b trong CD2 đã được lấp đầy bởi P8.</w:t>
       </w:r>
     </w:p>
     <w:p>
@@ -14757,13 +14757,13 @@
         <w:t xml:space="preserve">PHỤ LỤC</w:t>
       </w:r>
     </w:p>
-    <w:bookmarkStart w:id="91" w:name="X01944e567194a9fadb7bca1b5869d9662127c94"/>
+    <w:bookmarkStart w:id="91" w:name="X99c2132ff359a6f3a08cce74cdac275000718c2"/>
     <w:p>
       <w:pPr>
         <w:pStyle w:val="Heading3"/>
       </w:pPr>
       <w:r>
-        <w:t xml:space="preserve">Phụ lục A: Danh sách 49 nền kinh tế theo nhóm ICRV</w:t>
+        <w:t xml:space="preserve">Phụ lục A: Danh sách 50 nền kinh tế theo nhóm ICRV</w:t>
       </w:r>
     </w:p>
     <w:p>
@@ -14841,13 +14841,13 @@
         <w:pStyle w:val="BodyText"/>
       </w:pPr>
       <w:r>
-        <w:t xml:space="preserve">ICRV Nhóm VI, SIDS, trường hợp biên (7 nền Pacific):</w:t>
-      </w:r>
-      <w:r>
-        <w:t xml:space="preserve"> </w:t>
-      </w:r>
-      <w:r>
-        <w:t xml:space="preserve">Fiji, Kiribati, Papua New Guinea, Samoa, Solomon Islands, Tonga, Vanuatu.</w:t>
+        <w:t xml:space="preserve">ICRV Nhóm VI, SIDS, trường hợp biên (8 nền kinh tế):</w:t>
+      </w:r>
+      <w:r>
+        <w:t xml:space="preserve"> </w:t>
+      </w:r>
+      <w:r>
+        <w:t xml:space="preserve">Fiji, Kiribati, Papua New Guinea, Samoa, Solomon Islands, Tonga, Vanuatu, Timor-Leste.</w:t>
       </w:r>
       <w:r>
         <w:t xml:space="preserve"> </w:t>
@@ -14865,7 +14865,7 @@
         <w:pStyle w:val="BodyText"/>
       </w:pPr>
       <w:r>
-        <w:t xml:space="preserve">Tổng: 6 + 6 + 6 + 7 + 17 + 8 = 49 nền kinh tế.</w:t>
+        <w:t xml:space="preserve">Tổng: 6 + 6 + 6 + 7 + 17 + 8 = 50 nền kinh tế.</w:t>
       </w:r>
     </w:p>
     <w:bookmarkEnd w:id="91"/>
@@ -15769,7 +15769,7 @@
         <w:rPr>
           <w:rStyle w:val="NormalTok"/>
         </w:rPr>
-        <w:t xml:space="preserve">* Mẫu gộp 49 nền kinh tế × 5 ngành chính ≈ 250 cụm, thỏa mãn</w:t>
+        <w:t xml:space="preserve">* Mẫu gộp 50 nền kinh tế × 5 ngành chính ≈ 250 cụm, thỏa mãn</w:t>
       </w:r>
       <w:r>
         <w:br/>

--- a/dist/word/CHUYEN_DE_2_vi.docx
+++ b/dist/word/CHUYEN_DE_2_vi.docx
@@ -12939,7 +12939,7 @@
         <w:t xml:space="preserve"> </w:t>
       </w:r>
       <w:r>
-        <w:t xml:space="preserve">(p&lt;.001); kiểm định độ vững mở rộng 9 nền (thêm Comoros + Timor-Leste, N≈1.469, β≈−0,4), minh họa cho gánh nặng quốc tế hóa cưỡng bức như trường hợp giới hạn lý thuyết (trên mẫu đầy đủ 7 nền, dạng chữ U ngược không hình thành; hệ số âm mạnh chỉ ở bản dựng hạn chế ba cụm), nhất quán với giả thuyết gánh nặng bắt buộc (Briguglio, 1995; Bertram, 2006). Khoảng trống H1b trong CD2 đã được lấp đầy bởi P8.</w:t>
+        <w:t xml:space="preserve">(p&lt;.001); kiểm định độ vững mở rộng 9 nền (thêm Comoros + Timor-Leste, N≈1.469, β≈−0,4), minh họa cho gánh nặng quốc tế hóa cưỡng bức như trường hợp giới hạn lý thuyết (trên mẫu đầy đủ 7 nền, dạng chữ U ngược mất cấu trúc; hệ số âm mạnh chỉ ở bản dựng hạn chế ba cụm), nhất quán với giả thuyết gánh nặng bắt buộc (Briguglio, 1995; Bertram, 2006). Khoảng trống H1b trong CD2 đã được lấp đầy bởi P8.</w:t>
       </w:r>
     </w:p>
     <w:p>

--- a/dist/word/CHUYEN_DE_2_vi.docx
+++ b/dist/word/CHUYEN_DE_2_vi.docx
@@ -375,7 +375,7 @@
         <w:pStyle w:val="FirstParagraph"/>
       </w:pPr>
       <w:r>
-        <w:t xml:space="preserve">This specialty essay constructs a theoretical and empirical research model on the effect of internationalization on firm performance across Asian economies during 2009–2025. The integrated theoretical framework combines four layers, the Uppsala Model (Johanson &amp; Vahlne, 1977, 2009), the Resource-Based View (Barney, 1991; Wernerfelt, 1984), Institutional Theory (North, 1990; Khanna &amp; Palepu, 2010; Peng, 2003), and Upper Echelons Theory (Hambrick &amp; Mason, 1984; Hambrick, 2007), together with the Foundational Digital Adoption Framework (Banalieva &amp; Dhanaraj, 2019; Verhoef et al., 2021; Stallkamp &amp; Schotter, 2021). A review of five functional forms of the internationalization–performance (I–P) relationship, linear, inverted-U, S-curve, M-curve, and forced penalty, together with five major meta-analyses covering 1980–2024 reveals an empirical gap in the simultaneous testing of nonlinearity and multi-level moderation in Asia. Six hypotheses (H1–H6) are developed: H1 nonlinear inverted-U or S-curve relationship; H2 Technological Capability Index (TCI) positively moderating; H3a–H3b Digital Adoption Index (DAI) moderating contingent on institutional regime: conditional for Emerging/Frontier (H3a), positive under OLS but subject to selection bias (P3 IV: β = 0.018, p = .942), conditional or null for Advanced (H3b), and distinguishable from TCI; H4a–H4c top manager characteristics moderating (experience, education, and gender with distinct directional expectations); H5 home-country institutions moderating along the ICRV six-regime phổ thể chế; H6 temporal heterogeneity. Eight empirical models M0–M7 are specified, from linear baseline to three-way moderation. A multi-level identification strategy and comprehensive robustness plan are designed for a pool of 88,869 firms across 50 Asian and Pacific economies (including Japan; 96,415 ICRV-classified across 52 source economies), spanning 108 country-year pairs across 14 WBES survey waves (2009–2025; main regressions M2 N=81,022, M5 N=79,080). The four main contributions are: (i) an integrated 4-tier framework combined with the Foundational Digital Adoption Framework with no equivalent for Asia; (ii) the separation of TCI and DAI within the Country–Digital–Capability Moderation (CDCM); (iii) the M7 three-way moderation model; (iv) sub-grouping of the Advanced regime into innovation-driven (ICRV Group I) and resource-driven (ICRV Group II) types. Three companion empirical papers, P3 Vietnam (JABS, under review), P4 Singapore (MIR, under review), P5 China (IJOEM, under review), provide country-specific evidence testing H1–H6 and validating the proposed model structure.</w:t>
+        <w:t xml:space="preserve">This specialty essay constructs a theoretical and empirical research model on the effect of internationalization on firm performance across Asian economies during 2009–2025. The integrated theoretical framework combines four layers, the Uppsala Model (Johanson &amp; Vahlne, 1977, 2009), the Resource-Based View (Barney, 1991; Wernerfelt, 1984), Institutional Theory (North, 1990; Khanna &amp; Palepu, 2010; Peng, 2003), and Upper Echelons Theory (Hambrick &amp; Mason, 1984; Hambrick, 2007), together with the Foundational Digital Adoption Framework (Banalieva &amp; Dhanaraj, 2019; Verhoef et al., 2021; Stallkamp &amp; Schotter, 2021). A review of five functional forms of the internationalization–performance (I–P) relationship, linear, inverted-U, S-curve, M-curve, and forced penalty, together with five major meta-analyses covering 1980–2024 reveals an empirical gap in the simultaneous testing of nonlinearity and multi-level moderation in Asia. Six hypotheses (H1–H6) are developed: H1 nonlinear inverted-U or S-curve relationship; H2 Technological Capability Index (TCI) positively moderating; H3a–H3b Digital Adoption Index (DAI) moderating contingent on institutional regime: conditional for Emerging/Frontier (H3a), positive under OLS but subject to selection bias (P3 IV: β = 0.018, p = .942), conditional or null for Advanced (H3b), and distinguishable from TCI; H4a–H4c top manager characteristics moderating (experience, education, and gender with distinct directional expectations); H5 home-country institutions moderating along the ICRV six-regime phổ thể chế; H6 temporal heterogeneity. Eight empirical models M0–M7 are specified, from linear baseline to three-way moderation. A multi-level identification strategy and comprehensive robustness plan are designed for a pool of 88,869 firms across 50 Asian and Pacific economies (including Japan; 96,415 ICRV-classified across 52 source economies), spanning 103 country-year pairs across 14 WBES survey waves (2009–2025; main regressions M2 N=81,022, M5 N=79,080). The four main contributions are: (i) an integrated 4-tier framework combined with the Foundational Digital Adoption Framework with no equivalent for Asia; (ii) the separation of TCI and DAI within the Country–Digital–Capability Moderation (CDCM); (iii) the M7 three-way moderation model; (iv) sub-grouping of the Advanced regime into innovation-driven (ICRV Group I) and resource-driven (ICRV Group II) types. Three companion empirical papers, P3 Vietnam (JABS, under review), P4 Singapore (MIR, under review), P5 China (IJOEM, under review), provide country-specific evidence testing H1–H6 and validating the proposed model structure.</w:t>
       </w:r>
     </w:p>
     <w:p>
@@ -1574,7 +1574,7 @@
         <w:pStyle w:val="FirstParagraph"/>
       </w:pPr>
       <w:r>
-        <w:t xml:space="preserve">Quốc tế hóa là chiến lược phát triển quan trọng của doanh nghiệp trong hơn nửa thế kỷ qua, nhưng kết quả mà nó đem lại không đồng nhất. Nền tảng lý thuyết của dòng nghiên cứu này bắt nguồn từ các công trình kinh điển về doanh nghiệp đa quốc gia và đầu tư trực tiếp nước ngoài: lý thuyết vòng đời sản phẩm (Vernon, 1966), lý thuyết lợi thế độc quyền của doanh nghiệp (Hymer, 1976; Caves, 1971), và lý thuyết nội bộ hóa chi phí giao dịch (Buckley &amp; Casson, 1976), về sau được tổng hợp trong khung chiết trung OLI (Dunning, 1988). Trên nền đó, tài liệu kinh doanh quốc tế (IB) đã ghi nhận năm dạng hàm khác nhau trong quan hệ giữa cường độ quốc tế hóa và hiệu quả doanh nghiệp: tuyến tính (Hsu &amp; Boggs, 2003), chữ U ngược (Gomes &amp; Ramaswamy, 1999; Hitt, Hoskisson &amp; Kim, 1997), S-curve (Lu &amp; Beamish, 2004; Contractor, Kundu &amp; Hsu, 2003; Ruigrok &amp; Wagner, 2003), M-curve (Riahi-Belkaoui, 1998), và forced penalty (Glaum &amp; Oesterle, 2007). Sự đa dạng này phản ánh tính phụ thuộc ngữ cảnh của hiệu ứng quốc tế hóa: cùng một mức cường độ xuất khẩu có thể tạo ra lợi ích hoặc gánh nặng tùy theo năng lực doanh nghiệp, thể chế quốc gia, và giai đoạn phát triển số (Bausch &amp; Krist, 2007; Kirca et al., 2012; Marano et al., 2016; Wu, Wood &amp; Khan, 2022). Thực vậy, các nghiên cứu gần đây sử dụng chiến lược nhận diện chặt chẽ hơn cho thấy dạng chữ U ngược có thể suy yếu hoặc biến mất trong các mẫu gộp xuyên quốc gia (Pisani, Garcia-Bernardo &amp; Heemskerk, 2020), càng củng cố lập luận rằng chính dị biệt bối cảnh chi phối kết quả quốc tế hóa và hiệu quả.</w:t>
+        <w:t xml:space="preserve">Quốc tế hóa là chiến lược phát triển quan trọng của doanh nghiệp trong hơn nửa thế kỷ qua, nhưng kết quả mà nó đem lại không đồng nhất. Nền tảng lý thuyết của dòng nghiên cứu này bắt nguồn từ các công trình kinh điển về doanh nghiệp đa quốc gia và đầu tư trực tiếp nước ngoài: lý thuyết vòng đời sản phẩm (Vernon, 1966), lý thuyết lợi thế độc quyền của doanh nghiệp (Hymer, 1976; Caves, 1971), và lý thuyết nội bộ hóa chi phí giao dịch (Buckley &amp; Casson, 1976), về sau được tổng hợp trong khung chiết trung OLI (Dunning, 1988). Trên nền đó, tài liệu kinh doanh quốc tế (IB) đã ghi nhận năm dạng hàm khác nhau trong quan hệ giữa cường độ quốc tế hóa và hiệu quả hoạt động kinh doanh của doanh nghiệp: tuyến tính (Hsu &amp; Boggs, 2003), chữ U ngược (Gomes &amp; Ramaswamy, 1999; Hitt, Hoskisson &amp; Kim, 1997), S-curve (Lu &amp; Beamish, 2004; Contractor, Kundu &amp; Hsu, 2003; Ruigrok &amp; Wagner, 2003), M-curve (Riahi-Belkaoui, 1998), và forced penalty (Glaum &amp; Oesterle, 2007). Sự đa dạng này phản ánh tính phụ thuộc ngữ cảnh của hiệu ứng quốc tế hóa: cùng một mức cường độ xuất khẩu có thể tạo ra lợi ích hoặc gánh nặng tùy theo năng lực doanh nghiệp, thể chế quốc gia, và giai đoạn phát triển số (Bausch &amp; Krist, 2007; Kirca et al., 2012; Marano et al., 2016; Wu, Wood &amp; Khan, 2022). Thực vậy, các nghiên cứu gần đây sử dụng chiến lược nhận diện chặt chẽ hơn cho thấy dạng chữ U ngược có thể suy yếu hoặc biến mất trong các mẫu gộp xuyên quốc gia (Pisani, Garcia-Bernardo &amp; Heemskerk, 2020), càng củng cố lập luận rằng chính dị biệt bối cảnh chi phối kết quả quốc tế hóa và hiệu quả.</w:t>
       </w:r>
     </w:p>
     <w:p>
@@ -1937,7 +1937,7 @@
         <w:pStyle w:val="FirstParagraph"/>
       </w:pPr>
       <w:r>
-        <w:t xml:space="preserve">Tài liệu IB đã ghi nhận không dưới năm dạng hàm khác nhau trong quan hệ giữa cường độ quốc tế hóa và hiệu quả doanh nghiệp. Sự đa dạng này không phải ngẫu nhiên mà phản ánh tính phụ thuộc ngữ cảnh của hiệu ứng quốc tế hóa.</w:t>
+        <w:t xml:space="preserve">Tài liệu IB đã ghi nhận không dưới năm dạng hàm khác nhau trong quan hệ giữa cường độ quốc tế hóa và hiệu quả hoạt động kinh doanh của doanh nghiệp. Sự đa dạng này không phải ngẫu nhiên mà phản ánh tính phụ thuộc ngữ cảnh của hiệu ứng quốc tế hóa.</w:t>
       </w:r>
     </w:p>
     <w:p>
@@ -6089,7 +6089,7 @@
               <w:jc w:val="left"/>
             </w:pPr>
             <w:r>
-              <w:t xml:space="preserve">Gradient H5</w:t>
+              <w:t xml:space="preserve">Phổ H5</w:t>
             </w:r>
           </w:p>
         </w:tc>
@@ -6486,7 +6486,7 @@
         <w:pStyle w:val="BodyText"/>
       </w:pPr>
       <w:r>
-        <w:t xml:space="preserve">H1: Quan hệ giữa cường độ quốc tế hóa (FSTS) và hiệu quả doanh nghiệp (ln LP) có dạng phi tuyến, với β₁(FSTS) &gt; 0 và β₂(FSTS²) &lt; 0, phản ánh chữ U ngược ở phần lớn các chế độ ICRV. Điểm uốn</w:t>
+        <w:t xml:space="preserve">H1: Quan hệ giữa cường độ quốc tế hóa (FSTS) và hiệu quả hoạt động kinh doanh của doanh nghiệp (ln LP) có dạng phi tuyến, với β₁(FSTS) &gt; 0 và β₂(FSTS²) &lt; 0, phản ánh chữ U ngược ở phần lớn các chế độ ICRV. Điểm uốn</w:t>
       </w:r>
       <w:r>
         <w:t xml:space="preserve"> </w:t>
@@ -6523,15 +6523,15 @@
         <w:pStyle w:val="BodyText"/>
       </w:pPr>
       <w:r>
-        <w:t xml:space="preserve">H1a (biên tham gia): Bước chuyển từ không xuất khẩu (FSTS = 0) sang xuất khẩu (FSTS &gt; 0) tạo ra mức tăng năng suất lao động đáng kể và dương, tác động tham gia thị trường xuất khẩu là động lực chính của hiệu ứng quốc tế hóa và hiệu quả.</w:t>
-      </w:r>
-    </w:p>
-    <w:p>
-      <w:pPr>
-        <w:pStyle w:val="BodyText"/>
-      </w:pPr>
-      <w:r>
-        <w:t xml:space="preserve">H1b (biên cường độ, gần phẳng): Trong mẫu chỉ gồm doanh nghiệp xuất khẩu, đường cong quốc tế hóa và hiệu quả gần phẳng, tức là sau khi đã xuất khẩu, việc tăng cường độ tiếp theo không tạo thêm nhiều lợi ích năng suất nếu không có TCI và DAI đủ mạnh.</w:t>
+        <w:t xml:space="preserve">Cơ chế biên tham gia (của H1): Bước chuyển từ không xuất khẩu (FSTS = 0) sang xuất khẩu (FSTS &gt; 0) tạo ra mức tăng năng suất lao động đáng kể và dương, tác động tham gia thị trường xuất khẩu là động lực chính của hiệu ứng quốc tế hóa và hiệu quả.</w:t>
+      </w:r>
+    </w:p>
+    <w:p>
+      <w:pPr>
+        <w:pStyle w:val="BodyText"/>
+      </w:pPr>
+      <w:r>
+        <w:t xml:space="preserve">Cơ chế biên cường độ (của H1, gần phẳng): Trong mẫu chỉ gồm doanh nghiệp xuất khẩu, đường cong quốc tế hóa và hiệu quả gần phẳng, tức là sau khi đã xuất khẩu, việc tăng cường độ tiếp theo không tạo thêm nhiều lợi ích năng suất nếu không có TCI và DAI đủ mạnh.</w:t>
       </w:r>
     </w:p>
     <w:bookmarkEnd w:id="55"/>
@@ -6565,7 +6565,7 @@
         <w:pStyle w:val="BodyText"/>
       </w:pPr>
       <w:r>
-        <w:t xml:space="preserve">H2: chỉ số năng lực công nghệ (TCI) có mối quan hệ dương trực tiếp với hiệu quả doanh nghiệp (β(TCI) &gt; 0) và nâng mặt bằng ln(LP) của toàn bộ đường cong quốc tế hóa và hiệu quả (hiệu ứng nâng mặt bằng). Tác động điều tiết của TCI lên độ cong của đường cong là câu hỏi thực nghiệm mở và được kiểm định như H2 khám phá trong M3.</w:t>
+        <w:t xml:space="preserve">H2: chỉ số năng lực công nghệ (TCI) có mối quan hệ dương trực tiếp với hiệu quả hoạt động kinh doanh của doanh nghiệp (β(TCI) &gt; 0) và nâng mặt bằng ln(LP) của toàn bộ đường cong quốc tế hóa và hiệu quả (hiệu ứng nâng mặt bằng). Tác động điều tiết của TCI lên độ cong của đường cong là câu hỏi thực nghiệm mở và được kiểm định như H2 khám phá trong M3.</w:t>
       </w:r>
     </w:p>
     <w:bookmarkEnd w:id="56"/>
@@ -7571,7 +7571,7 @@
         <w:pStyle w:val="BodyText"/>
       </w:pPr>
       <w:r>
-        <w:t xml:space="preserve">H6: Tác động của quốc tế hóa lên hiệu quả doanh nghiệp thể hiện tính không đồng nhất theo thời gian: β(FSTS×Year_bucket) và β(FSTS²×Year_bucket) khác nhau có ý nghĩa thống kê giữa ba giai đoạn 2009–2012, 2013–2017, và 2018–2025. Cụ thể: tác động TCI tăng cường theo thời gian; tác động DAI biến thiên theo giai đoạn; điểm uốn có thể dịch chuyển trong một số nhóm ICRV nhưng ổn định trong các nhóm khác.</w:t>
+        <w:t xml:space="preserve">H6: Tác động của quốc tế hóa lên hiệu quả hoạt động kinh doanh của doanh nghiệp thể hiện tính không đồng nhất theo thời gian: β(FSTS×Year_bucket) và β(FSTS²×Year_bucket) khác nhau có ý nghĩa thống kê giữa ba giai đoạn 2009–2012, 2013–2017, và 2018–2025. Cụ thể: tác động TCI tăng cường theo thời gian; tác động DAI biến thiên theo giai đoạn; điểm uốn có thể dịch chuyển trong một số nhóm ICRV nhưng ổn định trong các nhóm khác.</w:t>
       </w:r>
     </w:p>
     <w:bookmarkEnd w:id="60"/>
@@ -8223,7 +8223,7 @@
               <w:jc w:val="left"/>
             </w:pPr>
             <w:r>
-              <w:t xml:space="preserve">Gradient ICRV</w:t>
+              <w:t xml:space="preserve">Phổ ICRV</w:t>
             </w:r>
           </w:p>
         </w:tc>
@@ -8356,7 +8356,7 @@
         <w:pStyle w:val="BodyText"/>
       </w:pPr>
       <w:r>
-        <w:t xml:space="preserve">Mười một mệnh đề con dưới sáu giả thuyết chính H1–H6 (H1a–H1b, H2, H3a–H3b với H3c distinctiveness, H4a–H4c, H5, H6) tạo thành hệ thống logic nhất quán: H1a/H1b (phi tuyến, biên tham gia vs biên cường độ) là trọng tâm; H2 (TCI nâng mặt bằng) và H3a/H3b (DAI phụ thuộc regime) phân rã cơ chế năng lực doanh nghiệp với dấu kỳ vọng khác nhau theo ngữ cảnh; H4a–H4c (Quản trị) bổ sung tầng lý thuyết thượng tầng quản trị với dấu kỳ vọng phân biệt theo đặc điểm nhà quản trị; H5 (ICRV phổ thể chế) là tầng thể chế bao trùm; H6 (Thời gian) là tầng động.</w:t>
+        <w:t xml:space="preserve">Mười một mệnh đề con dưới sáu giả thuyết chính H1–H6 (H1 với hai cơ chế biên tham gia và biên cường độ, H2, H3a–H3b với H3c distinctiveness, H4a–H4c, H5, H6) tạo thành hệ thống logic nhất quán: H1 cùng hai cơ chế biên tham gia và biên cường độ (phi tuyến) là trọng tâm; H2 (TCI nâng mặt bằng) và H3a/H3b (DAI phụ thuộc regime) phân rã cơ chế năng lực doanh nghiệp với dấu kỳ vọng khác nhau theo ngữ cảnh; H4a–H4c (Quản trị) bổ sung tầng lý thuyết thượng tầng quản trị với dấu kỳ vọng phân biệt theo đặc điểm nhà quản trị; H5 (ICRV phổ thể chế) là tầng thể chế bao trùm; H6 (Thời gian) là tầng động.</w:t>
       </w:r>
     </w:p>
     <w:p>
@@ -9126,7 +9126,7 @@
               <w:jc w:val="left"/>
             </w:pPr>
             <w:r>
-              <w:t xml:space="preserve">Gradient TP; gánh nặng bắt buộc Nhóm VI</w:t>
+              <w:t xml:space="preserve">Phổ TP; gánh nặng bắt buộc Nhóm VI</w:t>
             </w:r>
           </w:p>
         </w:tc>
@@ -12544,7 +12544,7 @@
         <w:pStyle w:val="BodyText"/>
       </w:pPr>
       <w:r>
-        <w:t xml:space="preserve">Gradient ICRV cho thấy chính sách hỗ trợ quốc tế hóa cần phân biệt theo chế độ thể chế, những gì hiệu quả ở Singapore không nhất thiết hiệu quả ở Bangladesh.</w:t>
+        <w:t xml:space="preserve">Phổ ICRV cho thấy chính sách hỗ trợ quốc tế hóa cần phân biệt theo chế độ thể chế, những gì hiệu quả ở Singapore không nhất thiết hiệu quả ở Bangladesh.</w:t>
       </w:r>
     </w:p>
     <w:p>
@@ -12845,7 +12845,7 @@
         <w:t xml:space="preserve"> </w:t>
       </w:r>
       <w:r>
-        <w:t xml:space="preserve">(K=288 effect sizes, 50 nền kinh tế) với hệ thống tìm kiếm PRISMA 2020 trên Web of Science + Scopus (1977–2026). Ba biến điều tiết mới: (i) cDAI, mức độ số hóa cấp quốc gia; (ii) ICRV 6 nhóm; (iii) DPL giai đoạn. Kết quả MARA xác nhận: gộp</w:t>
+        <w:t xml:space="preserve">(K=288 effect sizes, 49 nền kinh tế) với hệ thống tìm kiếm PRISMA 2020 trên Web of Science + Scopus (1977–2026). Ba biến điều tiết mới: (i) cDAI, mức độ số hóa cấp quốc gia; (ii) ICRV 5 nhóm; (iii) DPL giai đoạn. Kết quả MARA xác nhận: gộp</w:t>
       </w:r>
       <w:r>
         <w:t xml:space="preserve"> </w:t>
@@ -12858,7 +12858,7 @@
         <w:t xml:space="preserve">r</w:t>
       </w:r>
       <w:r>
-        <w:t xml:space="preserve">=0,074 (CI [0,060; 0,088]), I²=62,4%; ICRV Q_M=17,35 (p=.002), H1 điều tiết thể chế được hỗ trợ; cDAI và DPL không có ý nghĩa (H2, H3 không được hỗ trợ). Phát hiện chính: lệch lạc công bố xác nhận qua Begg–Mazumdar τ=−0,134 (p=.0007), cắt và điền k=58 imputed,</w:t>
+        <w:t xml:space="preserve">=0,074 (CI [0,060; 0,088]), I²=62,4%; ICRV Q_M=17,35 (p=.002), H1 điều tiết thể chế được hỗ trợ; cDAI và DPL không có ý nghĩa (H2, H3 không được hỗ trợ). Phát hiện chính: lệch lạc công bố xác nhận qua Begg–Mazumdar τ=−0,132 (p=.001), cắt và điền k=57 imputed,</w:t>
       </w:r>
       <w:r>
         <w:t xml:space="preserve"> </w:t>
@@ -12939,7 +12939,7 @@
         <w:t xml:space="preserve"> </w:t>
       </w:r>
       <w:r>
-        <w:t xml:space="preserve">(p&lt;.001); kiểm định độ vững mở rộng 9 nền (thêm Comoros + Timor-Leste, N≈1.469, β≈−0,4), minh họa cho gánh nặng quốc tế hóa cưỡng bức như trường hợp giới hạn lý thuyết (trên mẫu đầy đủ 7 nền, dạng chữ U ngược mất cấu trúc; hệ số âm mạnh chỉ ở bản dựng hạn chế ba cụm), nhất quán với giả thuyết gánh nặng bắt buộc (Briguglio, 1995; Bertram, 2006). Khoảng trống H1b trong CD2 đã được lấp đầy bởi P8.</w:t>
+        <w:t xml:space="preserve">(p&lt;.001); kiểm định độ vững mở rộng 9 nền (thêm Comoros + Timor-Leste, N≈1.469, β≈−0,4), minh họa cho gánh nặng quốc tế hóa cưỡng bức như trường hợp giới hạn lý thuyết (trên mẫu đầy đủ 7 nền, dạng chữ U ngược mất cấu trúc; hệ số âm mạnh chỉ ở bản dựng hạn chế ba cụm), nhất quán với giả thuyết gánh nặng bắt buộc (Briguglio, 1995; Bertram, 2006). Khoảng trống về điều kiện biên FIP (Nhóm VI SIDS) trong CĐ2 đã được lấp đầy bởi P8.</w:t>
       </w:r>
     </w:p>
     <w:p>

--- a/dist/word/CHUYEN_DE_2_vi.docx
+++ b/dist/word/CHUYEN_DE_2_vi.docx
@@ -342,7 +342,7 @@
         <w:pStyle w:val="FirstParagraph"/>
       </w:pPr>
       <w:r>
-        <w:t xml:space="preserve">Chuyên đề này xây dựng mô hình nghiên cứu lý thuyết và thực nghiệm về ảnh hưởng của quốc tế hóa đến hiệu quả hoạt động kinh doanh của các doanh nghiệp ở các quốc gia châu Á trong giai đoạn 2009–2025. Khung lý thuyết tích hợp bốn tầng, Uppsala Model (Johanson &amp; Vahlne, 1977, 2009), lý thuyết dựa trên nguồn lực (Barney, 1991; Wernerfelt, 1984), lý thuyết thể chế (North, 1990; Khanna &amp; Palepu, 2010; Peng, 2003) và lý thuyết thượng tầng quản trị (Hambrick &amp; Mason, 1984; Hambrick, 2007), kết hợp với Khung chấp nhận số nền tảng (Banalieva &amp; Dhanaraj, 2019; Verhoef et al., 2021; Stallkamp &amp; Schotter, 2021) làm nền tảng lý thuyết. Lược khảo năm dạng hàm quan hệ quốc tế hóa, hiệu quả (I–P) gồm tuyến tính, chữ U ngược, S-curve, M-curve, và forced penalty, cùng năm phân tích tổng hợp lớn giai đoạn 1980–2024, cho thấy khoảng trống thực nghiệm trong việc kiểm định đồng thời phi tuyến và điều tiết đa tầng ở châu Á. Hệ giả thuyết H1–H6 được phát triển: H1 phi tuyến dạng chữ U ngược hoặc S-curve; H2 chỉ số năng lực công nghệ (TCI) điều tiết tích cực; H3a–H3b chỉ số chấp nhận số (DAI) điều tiết phụ thuộc chế độ thể chế: có điều kiện ở Emerging/Frontier (H3a, dương trong OLS nhưng phụ thuộc bối cảnh và có thể null trong kiểm định nhân quả) và có điều kiện/null ở Advanced (H3b), phân biệt với TCI; H4a–H4c đặc điểm nhà quản trị điều tiết (kinh nghiệm, học vấn, giới tính, tách biệt dấu kỳ vọng); H5 thể chế nội địa điều tiết theo phổ thể chế ICRV sáu nhóm; H6 tính không đồng nhất theo thời gian. Tám mô hình thực nghiệm M0–M7 được đặc tả, từ cơ sở tuyến tính đến mô hình điều tiết ba chiều cấp luận án. Chiến lược nhận dạng đa tầng và kế hoạch kiểm định độ vững toàn diện được thiết kế cho mẫu gộp 88.869 doanh nghiệp ở 50 nền kinh tế (gồm Nhật Bản) châu Á và Thái Bình Dương, bao gồm 103 cặp quốc gia-năm qua 14 mốc khảo sát WBES giai đoạn 2009–2025 (hồi quy chính M2 N=81.022, M5 N=79.080). Bốn đóng góp chính: (i) khung tích hợp 4 tầng kết hợp Khung chấp nhận số nền tảng chưa có tương đương cho châu Á; (ii) tách bạch TCI và DAI theo Mô hình Áp dụng số và Năng lực phụ thuộc bối cảnh (CDCM); (iii) mô hình M7 điều tiết ba chiều; (iv) phân loại nhánh Advanced thành tiên tiến đổi mới sáng tạo dẫn dắt (ICRV Nhóm I) và tiên tiến tài nguyên dẫn dắt (ICRV Nhóm II). Ba bản thảo thực nghiệm đồng hành, P3 Việt Nam (JABS, đang phản biện), P4 Singapore (MIR, đang phản biện), P5 Trung Quốc (IJOEM, đang phản biện), cung cấp bằng chứng quốc gia cụ thể kiểm định H1–H6 và xác nhận tính khả nghiệm của mô hình đề xuất.</w:t>
+        <w:t xml:space="preserve">Chuyên đề này xây dựng mô hình nghiên cứu lý thuyết và thực nghiệm về ảnh hưởng của quốc tế hóa đến hiệu quả hoạt động kinh doanh của các doanh nghiệp ở các quốc gia châu Á trong giai đoạn 2009–2025. Khung lý thuyết tích hợp bốn tầng, Uppsala Model (Johanson &amp; Vahlne, 1977, 2009), lý thuyết dựa trên nguồn lực (Barney, 1991; Wernerfelt, 1984), lý thuyết thể chế (North, 1990; Khanna &amp; Palepu, 2010; Peng, 2003) và lý thuyết thượng tầng quản trị (Hambrick &amp; Mason, 1984; Hambrick, 2007), kết hợp với Khung chấp nhận số nền tảng (Banalieva &amp; Dhanaraj, 2019; Verhoef et al., 2021; Stallkamp &amp; Schotter, 2021) làm nền tảng lý thuyết. Lược khảo năm dạng hàm quan hệ quốc tế hóa, hiệu quả (I–P) gồm tuyến tính, chữ U ngược, chữ S (S-curve), chữ M (M-curve), và gánh nặng bắt buộc (forced penalty), cùng năm phân tích tổng hợp lớn giai đoạn 1980–2024, cho thấy khoảng trống thực nghiệm trong việc kiểm định đồng thời phi tuyến và điều tiết đa tầng ở châu Á. Hệ giả thuyết H1–H6 được phát triển: H1 phi tuyến dạng chữ U ngược hoặc chữ S; H2 chỉ số năng lực công nghệ (TCI) điều tiết tích cực; H3a–H3b chỉ số chấp nhận số (DAI) điều tiết phụ thuộc chế độ thể chế: có điều kiện ở Emerging/Frontier (H3a, dương trong OLS nhưng phụ thuộc bối cảnh và có thể null trong kiểm định nhân quả) và có điều kiện/null ở Advanced (H3b), phân biệt với TCI; H4a–H4c đặc điểm nhà quản trị điều tiết (kinh nghiệm, học vấn, giới tính, tách biệt dấu kỳ vọng); H5 thể chế nội địa điều tiết theo phổ thể chế ICRV sáu nhóm; H6 tính không đồng nhất theo thời gian. Tám mô hình thực nghiệm M0–M7 được thiết lập, từ cơ sở tuyến tính đến mô hình điều tiết ba chiều cấp luận án. Chiến lược nhận dạng đa tầng và kế hoạch kiểm định độ vững toàn diện được thiết kế cho mẫu gộp 88.869 doanh nghiệp ở 50 nền kinh tế (gồm Nhật Bản) châu Á và Thái Bình Dương, bao gồm 103 cặp quốc gia-năm qua 14 mốc khảo sát WBES giai đoạn 2009–2025 (hồi quy chính M2 N=81.022, M5 N=79.080). Bốn đóng góp chính: (i) khung tích hợp 4 tầng kết hợp Khung chấp nhận số nền tảng chưa có tương đương cho châu Á; (ii) tách bạch TCI và DAI theo Mô hình Áp dụng số và Năng lực phụ thuộc bối cảnh (CDCM); (iii) mô hình M7 điều tiết ba chiều; (iv) phân loại nhánh Advanced thành tiên tiến đổi mới sáng tạo dẫn dắt (ICRV Nhóm I) và tiên tiến tài nguyên dẫn dắt (ICRV Nhóm II). Ba bản thảo thực nghiệm đồng hành, P3 Việt Nam (JABS, đang phản biện), P4 Singapore (MIR, đang phản biện), P5 Trung Quốc (IJOEM, đang phản biện), cung cấp bằng chứng quốc gia cụ thể kiểm định H1–H6 và xác nhận tính khả nghiệm của mô hình đề xuất.</w:t>
       </w:r>
     </w:p>
     <w:p>
@@ -375,7 +375,7 @@
         <w:pStyle w:val="FirstParagraph"/>
       </w:pPr>
       <w:r>
-        <w:t xml:space="preserve">This specialty essay constructs a theoretical and empirical research model on the effect of internationalization on firm performance across Asian economies during 2009–2025. The integrated theoretical framework combines four layers, the Uppsala Model (Johanson &amp; Vahlne, 1977, 2009), the Resource-Based View (Barney, 1991; Wernerfelt, 1984), Institutional Theory (North, 1990; Khanna &amp; Palepu, 2010; Peng, 2003), and Upper Echelons Theory (Hambrick &amp; Mason, 1984; Hambrick, 2007), together with the Foundational Digital Adoption Framework (Banalieva &amp; Dhanaraj, 2019; Verhoef et al., 2021; Stallkamp &amp; Schotter, 2021). A review of five functional forms of the internationalization–performance (I–P) relationship, linear, inverted-U, S-curve, M-curve, and forced penalty, together with five major meta-analyses covering 1980–2024 reveals an empirical gap in the simultaneous testing of nonlinearity and multi-level moderation in Asia. Six hypotheses (H1–H6) are developed: H1 nonlinear inverted-U or S-curve relationship; H2 Technological Capability Index (TCI) positively moderating; H3a–H3b Digital Adoption Index (DAI) moderating contingent on institutional regime: conditional for Emerging/Frontier (H3a), positive under OLS but subject to selection bias (P3 IV: β = 0.018, p = .942), conditional or null for Advanced (H3b), and distinguishable from TCI; H4a–H4c top manager characteristics moderating (experience, education, and gender with distinct directional expectations); H5 home-country institutions moderating along the ICRV six-regime phổ thể chế; H6 temporal heterogeneity. Eight empirical models M0–M7 are specified, from linear baseline to three-way moderation. A multi-level identification strategy and comprehensive robustness plan are designed for a pool of 88,869 firms across 50 Asian and Pacific economies (including Japan; 96,415 ICRV-classified across 52 source economies), spanning 103 country-year pairs across 14 WBES survey waves (2009–2025; main regressions M2 N=81,022, M5 N=79,080). The four main contributions are: (i) an integrated 4-tier framework combined with the Foundational Digital Adoption Framework with no equivalent for Asia; (ii) the separation of TCI and DAI within the Country–Digital–Capability Moderation (CDCM); (iii) the M7 three-way moderation model; (iv) sub-grouping of the Advanced regime into innovation-driven (ICRV Group I) and resource-driven (ICRV Group II) types. Three companion empirical papers, P3 Vietnam (JABS, under review), P4 Singapore (MIR, under review), P5 China (IJOEM, under review), provide country-specific evidence testing H1–H6 and validating the proposed model structure.</w:t>
+        <w:t xml:space="preserve">This specialty essay constructs a theoretical and empirical research model on the effect of internationalization on firm performance across Asian economies during 2009–2025. The integrated theoretical framework combines four layers, the Uppsala Model (Johanson &amp; Vahlne, 1977, 2009), the Resource-Based View (Barney, 1991; Wernerfelt, 1984), Institutional Theory (North, 1990; Khanna &amp; Palepu, 2010; Peng, 2003), and Upper Echelons Theory (Hambrick &amp; Mason, 1984; Hambrick, 2007), together with the Foundational Digital Adoption Framework (Banalieva &amp; Dhanaraj, 2019; Verhoef et al., 2021; Stallkamp &amp; Schotter, 2021). A review of five functional forms of the internationalization–performance (I–P) relationship, linear, inverted-U, S-curve, M-curve, and forced penalty, together with five major meta-analyses covering 1980–2024 reveals an empirical gap in the simultaneous testing of nonlinearity and multi-level moderation in Asia. Six hypotheses (H1–H6) are developed: H1 nonlinear inverted-U or S-curve relationship; H2 Technological Capability Index (TCI) positively moderating; H3a–H3b Digital Adoption Index (DAI) moderating contingent on institutional regime: conditional for Emerging/Frontier (H3a), positive under OLS but subject to selection bias (P3 IV: β = 0.018, p = .942), conditional or null for Advanced (H3b), and distinguishable from TCI; H4a–H4c top manager characteristics moderating (experience, education, and gender with distinct directional expectations); H5 home-country institutions moderating along the ICRV six-regime institutional spectrum; H6 temporal heterogeneity. Eight empirical models M0–M7 are specified, from linear baseline to three-way moderation. A multi-level identification strategy and comprehensive robustness plan are designed for a pool of 88,869 firms across 50 Asian and Pacific economies (including Japan; 96,415 ICRV-classified across 52 source economies), spanning 103 country-year pairs across 14 WBES survey waves (2009–2025; main regressions M2 N=81,022, M5 N=79,080). The four main contributions are: (i) an integrated 4-tier framework combined with the Foundational Digital Adoption Framework with no equivalent for Asia; (ii) the separation of TCI and DAI within the Country–Digital–Capability Moderation (CDCM); (iii) the M7 three-way moderation model; (iv) sub-grouping of the Advanced regime into innovation-driven (ICRV Group I) and resource-driven (ICRV Group II) types. Three companion empirical papers, P3 Vietnam (JABS, under review), P4 Singapore (MIR, under review), P5 China (IJOEM, under review), provide country-specific evidence testing H1–H6 and validating the proposed model structure.</w:t>
       </w:r>
     </w:p>
     <w:p>
@@ -1542,7 +1542,7 @@
       </w:r>
     </w:p>
     <w:bookmarkEnd w:id="25"/>
-    <w:bookmarkStart w:id="89" w:name="phần-2-nội-dung-chuyên-đề"/>
+    <w:bookmarkStart w:id="90" w:name="phần-2-nội-dung-chuyên-đề"/>
     <w:p>
       <w:pPr>
         <w:pStyle w:val="Heading2"/>
@@ -1574,7 +1574,7 @@
         <w:pStyle w:val="FirstParagraph"/>
       </w:pPr>
       <w:r>
-        <w:t xml:space="preserve">Quốc tế hóa là chiến lược phát triển quan trọng của doanh nghiệp trong hơn nửa thế kỷ qua, nhưng kết quả mà nó đem lại không đồng nhất. Nền tảng lý thuyết của dòng nghiên cứu này bắt nguồn từ các công trình kinh điển về doanh nghiệp đa quốc gia và đầu tư trực tiếp nước ngoài: lý thuyết vòng đời sản phẩm (Vernon, 1966), lý thuyết lợi thế độc quyền của doanh nghiệp (Hymer, 1976; Caves, 1971), và lý thuyết nội bộ hóa chi phí giao dịch (Buckley &amp; Casson, 1976), về sau được tổng hợp trong khung chiết trung OLI (Dunning, 1988). Trên nền đó, tài liệu kinh doanh quốc tế (IB) đã ghi nhận năm dạng hàm khác nhau trong quan hệ giữa cường độ quốc tế hóa và hiệu quả hoạt động kinh doanh của doanh nghiệp: tuyến tính (Hsu &amp; Boggs, 2003), chữ U ngược (Gomes &amp; Ramaswamy, 1999; Hitt, Hoskisson &amp; Kim, 1997), S-curve (Lu &amp; Beamish, 2004; Contractor, Kundu &amp; Hsu, 2003; Ruigrok &amp; Wagner, 2003), M-curve (Riahi-Belkaoui, 1998), và forced penalty (Glaum &amp; Oesterle, 2007). Sự đa dạng này phản ánh tính phụ thuộc ngữ cảnh của hiệu ứng quốc tế hóa: cùng một mức cường độ xuất khẩu có thể tạo ra lợi ích hoặc gánh nặng tùy theo năng lực doanh nghiệp, thể chế quốc gia, và giai đoạn phát triển số (Bausch &amp; Krist, 2007; Kirca et al., 2012; Marano et al., 2016; Wu, Wood &amp; Khan, 2022). Thực vậy, các nghiên cứu gần đây sử dụng chiến lược nhận diện chặt chẽ hơn cho thấy dạng chữ U ngược có thể suy yếu hoặc biến mất trong các mẫu gộp xuyên quốc gia (Pisani, Garcia-Bernardo &amp; Heemskerk, 2020), càng củng cố lập luận rằng chính dị biệt bối cảnh chi phối kết quả quốc tế hóa và hiệu quả.</w:t>
+        <w:t xml:space="preserve">Quốc tế hóa là chiến lược phát triển quan trọng của doanh nghiệp trong hơn nửa thế kỷ qua, nhưng kết quả mà nó đem lại không đồng nhất. Nền tảng lý thuyết của dòng nghiên cứu này bắt nguồn từ các công trình kinh điển về doanh nghiệp đa quốc gia và đầu tư trực tiếp nước ngoài: lý thuyết vòng đời sản phẩm (Vernon, 1966), lý thuyết lợi thế độc quyền của doanh nghiệp (Hymer, 1976; Caves, 1971), và lý thuyết nội bộ hóa chi phí giao dịch (Buckley &amp; Casson, 1976), về sau được tổng hợp trong khung chiết trung OLI (Dunning, 1988). Trên nền đó, tài liệu kinh doanh quốc tế (IB) đã ghi nhận năm dạng hàm khác nhau trong quan hệ giữa cường độ quốc tế hóa và hiệu quả hoạt động kinh doanh của doanh nghiệp: tuyến tính (Hsu &amp; Boggs, 2003), chữ U ngược (Gomes &amp; Ramaswamy, 1999; Hitt, Hoskisson &amp; Kim, 1997), chữ S (S-curve; Lu &amp; Beamish, 2004; Contractor, Kundu &amp; Hsu, 2003; Ruigrok &amp; Wagner, 2003), chữ M (M-curve; Riahi-Belkaoui, 1998), và gánh nặng bắt buộc (forced penalty; Glaum &amp; Oesterle, 2007). Sự đa dạng này phản ánh tính phụ thuộc ngữ cảnh của hiệu ứng quốc tế hóa: cùng một mức cường độ xuất khẩu có thể tạo ra lợi ích hoặc gánh nặng tùy theo năng lực doanh nghiệp, thể chế quốc gia, và giai đoạn phát triển số (Bausch &amp; Krist, 2007; Kirca et al., 2012; Marano et al., 2016; Wu, Wood &amp; Khan, 2022). Thực vậy, các nghiên cứu gần đây sử dụng chiến lược nhận diện chặt chẽ hơn cho thấy dạng chữ U ngược có thể suy yếu hoặc biến mất trong các mẫu gộp xuyên quốc gia (Pisani, Garcia-Bernardo &amp; Heemskerk, 2020), càng củng cố lập luận rằng chính dị biệt bối cảnh chi phối kết quả quốc tế hóa và hiệu quả.</w:t>
       </w:r>
     </w:p>
     <w:p>
@@ -1720,7 +1720,7 @@
         </w:numPr>
       </w:pPr>
       <w:r>
-        <w:t xml:space="preserve">Đặc tả tám mô hình thực nghiệm M0–M7 với khả năng kiểm định trên dữ liệu WBES.</w:t>
+        <w:t xml:space="preserve">Mô hình tám mô hình thực nghiệm M0–M7 với khả năng kiểm định trên dữ liệu WBES.</w:t>
       </w:r>
     </w:p>
     <w:p>
@@ -1826,7 +1826,7 @@
         <w:pStyle w:val="BodyText"/>
       </w:pPr>
       <w:r>
-        <w:t xml:space="preserve">Phạm vi nội dung: mô hình hóa quan hệ quốc tế hóa và hiệu quả và bốn cơ chế điều tiết cộng với tính không đồng nhất theo thời gian. Chuyên đề không trình bày kết quả thực nghiệm từ toàn bộ mẫu gộp, đó là nhiệm vụ của các bài báo tiếp theo trong chuỗi luận án. Chuyên đề này tập trung xây dựng và đặc tả mô hình.</w:t>
+        <w:t xml:space="preserve">Phạm vi nội dung: mô hình hóa quan hệ quốc tế hóa và hiệu quả và bốn cơ chế điều tiết cộng với tính không đồng nhất theo thời gian. Chuyên đề không trình bày kết quả thực nghiệm từ toàn bộ mẫu gộp, đó là nhiệm vụ của các bài báo tiếp theo trong chuỗi luận án. Chuyên đề này tập trung xây dựng và thiết lập mô hình.</w:t>
       </w:r>
     </w:p>
     <w:bookmarkEnd w:id="29"/>
@@ -1886,7 +1886,7 @@
         <w:pStyle w:val="FirstParagraph"/>
       </w:pPr>
       <w:r>
-        <w:t xml:space="preserve">Chuyên đề tiếp cận theo lối tổng quan tài liệu tích hợp (Torraco, 2005) cho khung lý thuyết và phát triển giả thuyết suy diễn (deductive hypothesis development) cho hệ giả thuyết. Đặc tả mô hình thực nghiệm tuân theo Wooldridge (2010) và Long &amp; Ervin (2000). Thiết kế nhận dạng và kiểm định độ vững theo Greene (2018). Hệ giả thuyết được neo đậu vào bằng chứng thực nghiệm từ P3, P4, P5 theo nguyên tắc nghiên cứu dựa trên hiện tượng (Meyer et al., 2017).</w:t>
+        <w:t xml:space="preserve">Chuyên đề tiếp cận theo lối tổng quan tài liệu tích hợp (Torraco, 2005) cho khung lý thuyết và phát triển giả thuyết suy diễn (deductive hypothesis development) cho hệ giả thuyết. Thiết lập mô hình thực nghiệm tuân theo Wooldridge (2010) và Long &amp; Ervin (2000). Thiết kế nhận dạng và kiểm định độ vững theo Greene (2018). Hệ giả thuyết được neo đậu vào bằng chứng thực nghiệm từ P3, P4, P5 theo nguyên tắc nghiên cứu dựa trên hiện tượng (Meyer et al., 2017).</w:t>
       </w:r>
     </w:p>
     <w:p>
@@ -1905,7 +1905,7 @@
       </w:r>
     </w:p>
     <w:bookmarkEnd w:id="32"/>
-    <w:bookmarkStart w:id="84" w:name="kết-quả-và-thảo-luận"/>
+    <w:bookmarkStart w:id="85" w:name="kết-quả-và-thảo-luận"/>
     <w:p>
       <w:pPr>
         <w:pStyle w:val="Heading3"/>
@@ -1961,23 +1961,23 @@
         <w:pStyle w:val="BodyText"/>
       </w:pPr>
       <w:r>
-        <w:t xml:space="preserve">Dạng hàm thứ ba, S-curve ba giai đoạn. Lu và Beamish (2004) và Contractor, Kundu và Hsu (2003) phát triển lý thuyết ba giai đoạn: giai đoạn đầu hiệu quả giảm do chi phí học tập và thiết lập; giai đoạn giữa hiệu quả tăng do lợi ích quy mô và đa dạng hóa; giai đoạn quá mức hiệu quả giảm do chi phí phối hợp. Dạng S-curve có hệ số β₁(FSTS) &gt; 0, β₂(FSTS²) &lt; 0, β₃(FSTS³) &gt; 0. Bằng chứng hỗ trợ mạnh từ các MNE lớn, nhưng kém ổn định hơn với doanh nghiệp vừa và nhỏ.</w:t>
-      </w:r>
-    </w:p>
-    <w:p>
-      <w:pPr>
-        <w:pStyle w:val="BodyText"/>
-      </w:pPr>
-      <w:r>
-        <w:t xml:space="preserve">Dạng hàm thứ tư, M-curve. Riahi-Belkaoui (1998) đề xuất dạng M-curve với hai điểm uốn, phản ánh tính không đồng nhất trong lợi ích quốc tế hóa theo loại thị trường. Bằng chứng thực nghiệm hạn chế và khó tái lập.</w:t>
-      </w:r>
-    </w:p>
-    <w:p>
-      <w:pPr>
-        <w:pStyle w:val="BodyText"/>
-      </w:pPr>
-      <w:r>
-        <w:t xml:space="preserve">Dạng hàm thứ năm, forced penalty. Glaum và Oesterle (2007) ghi nhận dạng hàm tuyến tính âm trong các nền kinh tế bắt buộc phải quốc tế hóa do thị trường nội địa quá nhỏ (Briguglio, 1995; Bertram, 2006). Đây là khuôn mẫu đặc thù của các quốc đảo nhỏ Thái Bình Dương: các doanh nghiệp phải xuất khẩu để tồn tại nhưng thiếu năng lực cạnh tranh, tạo ra gánh nặng bắt buộc, hiệu quả không tăng theo cường độ xuất khẩu.</w:t>
+        <w:t xml:space="preserve">Dạng hàm thứ ba, đường cong chữ S ba giai đoạn (S-curve). Lu và Beamish (2004) và Contractor, Kundu và Hsu (2003) phát triển lý thuyết ba giai đoạn: giai đoạn đầu hiệu quả giảm do chi phí học tập và thiết lập; giai đoạn giữa hiệu quả tăng do lợi ích quy mô và đa dạng hóa; giai đoạn quá mức hiệu quả giảm do chi phí phối hợp. Dạng chữ S có hệ số β₁(FSTS) &gt; 0, β₂(FSTS²) &lt; 0, β₃(FSTS³) &gt; 0. Bằng chứng hỗ trợ mạnh từ các MNE lớn, nhưng kém ổn định hơn với doanh nghiệp vừa và nhỏ.</w:t>
+      </w:r>
+    </w:p>
+    <w:p>
+      <w:pPr>
+        <w:pStyle w:val="BodyText"/>
+      </w:pPr>
+      <w:r>
+        <w:t xml:space="preserve">Dạng hàm thứ tư, đường cong chữ M (M-curve). Riahi-Belkaoui (1998) đề xuất dạng chữ M với hai điểm uốn, phản ánh tính không đồng nhất trong lợi ích quốc tế hóa theo loại thị trường. Bằng chứng thực nghiệm hạn chế và khó tái lập.</w:t>
+      </w:r>
+    </w:p>
+    <w:p>
+      <w:pPr>
+        <w:pStyle w:val="BodyText"/>
+      </w:pPr>
+      <w:r>
+        <w:t xml:space="preserve">Dạng hàm thứ năm, gánh nặng bắt buộc (forced penalty). Glaum và Oesterle (2007) ghi nhận dạng hàm tuyến tính âm trong các nền kinh tế bắt buộc phải quốc tế hóa do thị trường nội địa quá nhỏ (Briguglio, 1995; Bertram, 2006). Đây là khuôn mẫu đặc thù của các quốc đảo nhỏ Thái Bình Dương: các doanh nghiệp phải xuất khẩu để tồn tại nhưng thiếu năng lực cạnh tranh, tạo ra gánh nặng bắt buộc, hiệu quả không tăng theo cường độ xuất khẩu.</w:t>
       </w:r>
     </w:p>
     <w:p>
@@ -2171,7 +2171,7 @@
               <w:jc w:val="left"/>
             </w:pPr>
             <w:r>
-              <w:t xml:space="preserve">S-curve ba giai đoạn</w:t>
+              <w:t xml:space="preserve">Chữ S ba giai đoạn (S-curve)</w:t>
             </w:r>
           </w:p>
         </w:tc>
@@ -2221,7 +2221,7 @@
               <w:jc w:val="left"/>
             </w:pPr>
             <w:r>
-              <w:t xml:space="preserve">M-curve</w:t>
+              <w:t xml:space="preserve">Chữ M (M-curve)</w:t>
             </w:r>
           </w:p>
         </w:tc>
@@ -2328,31 +2328,31 @@
         <w:pStyle w:val="FirstParagraph"/>
       </w:pPr>
       <w:r>
-        <w:t xml:space="preserve">Năm tổng quan định lượng lớn cung cấp bức tranh tổng thể về quan hệ quốc tế hóa và hiệu quả.</w:t>
-      </w:r>
-    </w:p>
-    <w:p>
-      <w:pPr>
-        <w:pStyle w:val="BodyText"/>
-      </w:pPr>
-      <w:r>
-        <w:t xml:space="preserve">Bausch và Krist (2007) phân tích 68 nghiên cứu (1980–2005) và tìm thấy trung bình r = 0,045 (không đáng kể), nhưng với biến động cao (SD = 0,21), cho thấy các biến điều tiết quan trọng hơn hiệu ứng trung bình. Phương pháp: hồi quy phân tích tổng hợp với 8 biến điều tiết gồm quy mô doanh nghiệp, cường độ R&amp;D, loại ngành, GDP quốc gia, khoảng cách văn hóa, phạm vi địa lý, và hai thước đo hiệu quả. Phát hiện chính: không tồn tại một hiệu ứng trung bình đơn nhất; các biến điều tiết thể chế và văn hóa giải thích lượng phương sai lớn hơn đáng kể so với biến điều tiết cấp doanh nghiệp. Hạn chế: thiếu đại diện châu Á (chỉ 8/68 nghiên cứu), không kiểm định phi tuyến có hệ thống.</w:t>
-      </w:r>
-    </w:p>
-    <w:p>
-      <w:pPr>
-        <w:pStyle w:val="BodyText"/>
-      </w:pPr>
-      <w:r>
-        <w:t xml:space="preserve">Kirca và cộng sự (2012) tổng hợp 180 nghiên cứu với 824 cỡ hiệu ứng, tìm thấy mối quan hệ dương trung bình nhưng với điều tiết đáng kể từ loại hình quốc tế hóa, thước đo hiệu quả, và thuộc tính doanh nghiệp. Cường độ R&amp;D là biến điều tiết cấp doanh nghiệp mạnh nhất (β_meta = +0,12, p &lt; 0,001). Hạn chế: thiếu bằng chứng từ châu Á và thị trường mới nổi; không có biến số; không bao gồm SIDS hay nền kinh tế cận biên.</w:t>
-      </w:r>
-    </w:p>
-    <w:p>
-      <w:pPr>
-        <w:pStyle w:val="BodyText"/>
-      </w:pPr>
-      <w:r>
-        <w:t xml:space="preserve">Marano và cộng sự (2016) phân tích 333 nghiên cứu với cách tiếp cận tập trung vào thể chế. Phát hiện chính: chất lượng thể chế quốc gia xuất xứ có thể dịch chuyển điểm uốn ±15% FSTS, đây là nền tảng quan trọng nhất ủng hộ phổ thể chế ICRV trong H5. Hạn chế: không phân tách TCI và DAI; không có dữ liệu sau 2015; không bao gồm quốc đảo nhỏ.</w:t>
+        <w:t xml:space="preserve">Năm tổng quan định lượng lớn cung cấp toàn cảnh về quan hệ quốc tế hóa và hiệu quả.</w:t>
+      </w:r>
+    </w:p>
+    <w:p>
+      <w:pPr>
+        <w:pStyle w:val="BodyText"/>
+      </w:pPr>
+      <w:r>
+        <w:t xml:space="preserve">Bausch và Krist (2007) phân tích 36 nghiên cứu (41 mẫu, 1980–2005) và tìm thấy hiệu ứng trung bình dương nhỏ, nhưng với biến động cao (SD = 0,21), cho thấy các biến điều tiết quan trọng hơn hiệu ứng trung bình. Phương pháp: hồi quy phân tích tổng hợp với 8 biến điều tiết gồm quy mô doanh nghiệp, cường độ R&amp;D, loại ngành, GDP quốc gia, khoảng cách văn hóa, phạm vi địa lý, và hai thước đo hiệu quả. Phát hiện chính: không tồn tại một hiệu ứng trung bình đơn nhất; các biến điều tiết thể chế và văn hóa giải thích lượng phương sai lớn hơn đáng kể so với biến điều tiết cấp doanh nghiệp. Hạn chế: thiếu đại diện châu Á (chỉ 8/36 nghiên cứu), không kiểm định phi tuyến có hệ thống.</w:t>
+      </w:r>
+    </w:p>
+    <w:p>
+      <w:pPr>
+        <w:pStyle w:val="BodyText"/>
+      </w:pPr>
+      <w:r>
+        <w:t xml:space="preserve">Kirca và cộng sự (2012) tổng hợp 152 mẫu độc lập từ 141 nghiên cứu, tìm thấy mối quan hệ dương trung bình nhưng với điều tiết đáng kể từ loại hình quốc tế hóa, thước đo hiệu quả, và thuộc tính doanh nghiệp. Cường độ R&amp;D là biến điều tiết cấp doanh nghiệp mạnh nhất (β_meta = +0,12, p &lt; 0,001). Hạn chế: thiếu bằng chứng từ châu Á và thị trường mới nổi; không có biến số; không bao gồm SIDS hay nền kinh tế cận biên.</w:t>
+      </w:r>
+    </w:p>
+    <w:p>
+      <w:pPr>
+        <w:pStyle w:val="BodyText"/>
+      </w:pPr>
+      <w:r>
+        <w:t xml:space="preserve">Marano và cộng sự (2016) phân tích 359 nghiên cứu với cách tiếp cận tập trung vào thể chế. Phát hiện chính: chất lượng thể chế quốc gia xuất xứ có thể dịch chuyển điểm uốn ±15% FSTS, đây là nền tảng quan trọng nhất ủng hộ phổ thể chế ICRV trong H5. Hạn chế: không phân tách TCI và DAI; không có dữ liệu sau 2015; không bao gồm quốc đảo nhỏ. Bổ sung cho Marano, Beugelsdijk và cộng sự (2018) tổng hợp bằng chứng về khoảng cách văn hóa trong quá trình quốc tế hóa và cho thấy hệ quả của quốc tế hóa phụ thuộc một cách hệ thống vào khoảng cách văn hóa và thể chế giữa thị trường nguồn và đích; phát hiện này bổ trợ cho phổ thể chế ICRV của CĐ2 ở chỗ khoảng cách và chất lượng thể chế là hai chiều bối cảnh khác nhau cùng định hình quan hệ, không trùng lặp.</w:t>
       </w:r>
     </w:p>
     <w:p>
@@ -2539,43 +2539,43 @@
               <w:jc w:val="left"/>
             </w:pPr>
             <w:r>
-              <w:t xml:space="preserve">✗ (không kiểm định hệ thống)</w:t>
-            </w:r>
-          </w:p>
-        </w:tc>
-        <w:tc>
-          <w:tcPr/>
-          <w:p>
-            <w:pPr>
-              <w:pStyle w:val="Compact"/>
-              <w:jc w:val="left"/>
-            </w:pPr>
-            <w:r>
-              <w:t xml:space="preserve">Partial (R&amp;D proxy)</w:t>
-            </w:r>
-          </w:p>
-        </w:tc>
-        <w:tc>
-          <w:tcPr/>
-          <w:p>
-            <w:pPr>
-              <w:pStyle w:val="Compact"/>
-              <w:jc w:val="left"/>
-            </w:pPr>
-            <w:r>
-              <w:t xml:space="preserve">✗</w:t>
-            </w:r>
-          </w:p>
-        </w:tc>
-        <w:tc>
-          <w:tcPr/>
-          <w:p>
-            <w:pPr>
-              <w:pStyle w:val="Compact"/>
-              <w:jc w:val="left"/>
-            </w:pPr>
-            <w:r>
-              <w:t xml:space="preserve">✗</w:t>
+              <w:t xml:space="preserve">Không (không kiểm định hệ thống)</w:t>
+            </w:r>
+          </w:p>
+        </w:tc>
+        <w:tc>
+          <w:tcPr/>
+          <w:p>
+            <w:pPr>
+              <w:pStyle w:val="Compact"/>
+              <w:jc w:val="left"/>
+            </w:pPr>
+            <w:r>
+              <w:t xml:space="preserve">Một phần (R&amp;D proxy)</w:t>
+            </w:r>
+          </w:p>
+        </w:tc>
+        <w:tc>
+          <w:tcPr/>
+          <w:p>
+            <w:pPr>
+              <w:pStyle w:val="Compact"/>
+              <w:jc w:val="left"/>
+            </w:pPr>
+            <w:r>
+              <w:t xml:space="preserve">Không</w:t>
+            </w:r>
+          </w:p>
+        </w:tc>
+        <w:tc>
+          <w:tcPr/>
+          <w:p>
+            <w:pPr>
+              <w:pStyle w:val="Compact"/>
+              <w:jc w:val="left"/>
+            </w:pPr>
+            <w:r>
+              <w:t xml:space="preserve">Không</w:t>
             </w:r>
           </w:p>
         </w:tc>
@@ -2599,31 +2599,31 @@
               <w:jc w:val="left"/>
             </w:pPr>
             <w:r>
-              <w:t xml:space="preserve">✗</w:t>
-            </w:r>
-          </w:p>
-        </w:tc>
-        <w:tc>
-          <w:tcPr/>
-          <w:p>
-            <w:pPr>
-              <w:pStyle w:val="Compact"/>
-              <w:jc w:val="left"/>
-            </w:pPr>
-            <w:r>
-              <w:t xml:space="preserve">✗</w:t>
-            </w:r>
-          </w:p>
-        </w:tc>
-        <w:tc>
-          <w:tcPr/>
-          <w:p>
-            <w:pPr>
-              <w:pStyle w:val="Compact"/>
-              <w:jc w:val="left"/>
-            </w:pPr>
-            <w:r>
-              <w:t xml:space="preserve">✗</w:t>
+              <w:t xml:space="preserve">Không</w:t>
+            </w:r>
+          </w:p>
+        </w:tc>
+        <w:tc>
+          <w:tcPr/>
+          <w:p>
+            <w:pPr>
+              <w:pStyle w:val="Compact"/>
+              <w:jc w:val="left"/>
+            </w:pPr>
+            <w:r>
+              <w:t xml:space="preserve">Không</w:t>
+            </w:r>
+          </w:p>
+        </w:tc>
+        <w:tc>
+          <w:tcPr/>
+          <w:p>
+            <w:pPr>
+              <w:pStyle w:val="Compact"/>
+              <w:jc w:val="left"/>
+            </w:pPr>
+            <w:r>
+              <w:t xml:space="preserve">Không</w:t>
             </w:r>
           </w:p>
         </w:tc>
@@ -2649,7 +2649,7 @@
               <w:jc w:val="left"/>
             </w:pPr>
             <w:r>
-              <w:t xml:space="preserve">✗</w:t>
+              <w:t xml:space="preserve">Không</w:t>
             </w:r>
           </w:p>
         </w:tc>
@@ -2673,67 +2673,67 @@
               <w:jc w:val="left"/>
             </w:pPr>
             <w:r>
-              <w:t xml:space="preserve">✗</w:t>
-            </w:r>
-          </w:p>
-        </w:tc>
-        <w:tc>
-          <w:tcPr/>
-          <w:p>
-            <w:pPr>
-              <w:pStyle w:val="Compact"/>
-              <w:jc w:val="left"/>
-            </w:pPr>
-            <w:r>
-              <w:t xml:space="preserve">✗</w:t>
-            </w:r>
-          </w:p>
-        </w:tc>
-        <w:tc>
-          <w:tcPr/>
-          <w:p>
-            <w:pPr>
-              <w:pStyle w:val="Compact"/>
-              <w:jc w:val="left"/>
-            </w:pPr>
-            <w:r>
-              <w:t xml:space="preserve">Partial</w:t>
-            </w:r>
-          </w:p>
-        </w:tc>
-        <w:tc>
-          <w:tcPr/>
-          <w:p>
-            <w:pPr>
-              <w:pStyle w:val="Compact"/>
-              <w:jc w:val="left"/>
-            </w:pPr>
-            <w:r>
-              <w:t xml:space="preserve">✗</w:t>
-            </w:r>
-          </w:p>
-        </w:tc>
-        <w:tc>
-          <w:tcPr/>
-          <w:p>
-            <w:pPr>
-              <w:pStyle w:val="Compact"/>
-              <w:jc w:val="left"/>
-            </w:pPr>
-            <w:r>
-              <w:t xml:space="preserve">Partial (ngành)</w:t>
-            </w:r>
-          </w:p>
-        </w:tc>
-        <w:tc>
-          <w:tcPr/>
-          <w:p>
-            <w:pPr>
-              <w:pStyle w:val="Compact"/>
-              <w:jc w:val="left"/>
-            </w:pPr>
-            <w:r>
-              <w:t xml:space="preserve">✗</w:t>
+              <w:t xml:space="preserve">Không</w:t>
+            </w:r>
+          </w:p>
+        </w:tc>
+        <w:tc>
+          <w:tcPr/>
+          <w:p>
+            <w:pPr>
+              <w:pStyle w:val="Compact"/>
+              <w:jc w:val="left"/>
+            </w:pPr>
+            <w:r>
+              <w:t xml:space="preserve">Không</w:t>
+            </w:r>
+          </w:p>
+        </w:tc>
+        <w:tc>
+          <w:tcPr/>
+          <w:p>
+            <w:pPr>
+              <w:pStyle w:val="Compact"/>
+              <w:jc w:val="left"/>
+            </w:pPr>
+            <w:r>
+              <w:t xml:space="preserve">Một phần</w:t>
+            </w:r>
+          </w:p>
+        </w:tc>
+        <w:tc>
+          <w:tcPr/>
+          <w:p>
+            <w:pPr>
+              <w:pStyle w:val="Compact"/>
+              <w:jc w:val="left"/>
+            </w:pPr>
+            <w:r>
+              <w:t xml:space="preserve">Không</w:t>
+            </w:r>
+          </w:p>
+        </w:tc>
+        <w:tc>
+          <w:tcPr/>
+          <w:p>
+            <w:pPr>
+              <w:pStyle w:val="Compact"/>
+              <w:jc w:val="left"/>
+            </w:pPr>
+            <w:r>
+              <w:t xml:space="preserve">Một phần (ngành)</w:t>
+            </w:r>
+          </w:p>
+        </w:tc>
+        <w:tc>
+          <w:tcPr/>
+          <w:p>
+            <w:pPr>
+              <w:pStyle w:val="Compact"/>
+              <w:jc w:val="left"/>
+            </w:pPr>
+            <w:r>
+              <w:t xml:space="preserve">Không</w:t>
             </w:r>
           </w:p>
         </w:tc>
@@ -2771,31 +2771,31 @@
               <w:jc w:val="left"/>
             </w:pPr>
             <w:r>
-              <w:t xml:space="preserve">✗</w:t>
-            </w:r>
-          </w:p>
-        </w:tc>
-        <w:tc>
-          <w:tcPr/>
-          <w:p>
-            <w:pPr>
-              <w:pStyle w:val="Compact"/>
-              <w:jc w:val="left"/>
-            </w:pPr>
-            <w:r>
-              <w:t xml:space="preserve">✗</w:t>
-            </w:r>
-          </w:p>
-        </w:tc>
-        <w:tc>
-          <w:tcPr/>
-          <w:p>
-            <w:pPr>
-              <w:pStyle w:val="Compact"/>
-              <w:jc w:val="left"/>
-            </w:pPr>
-            <w:r>
-              <w:t xml:space="preserve">✗</w:t>
+              <w:t xml:space="preserve">Không</w:t>
+            </w:r>
+          </w:p>
+        </w:tc>
+        <w:tc>
+          <w:tcPr/>
+          <w:p>
+            <w:pPr>
+              <w:pStyle w:val="Compact"/>
+              <w:jc w:val="left"/>
+            </w:pPr>
+            <w:r>
+              <w:t xml:space="preserve">Không</w:t>
+            </w:r>
+          </w:p>
+        </w:tc>
+        <w:tc>
+          <w:tcPr/>
+          <w:p>
+            <w:pPr>
+              <w:pStyle w:val="Compact"/>
+              <w:jc w:val="left"/>
+            </w:pPr>
+            <w:r>
+              <w:t xml:space="preserve">Không</w:t>
             </w:r>
           </w:p>
         </w:tc>
@@ -2819,31 +2819,31 @@
               <w:jc w:val="left"/>
             </w:pPr>
             <w:r>
-              <w:t xml:space="preserve">✗</w:t>
-            </w:r>
-          </w:p>
-        </w:tc>
-        <w:tc>
-          <w:tcPr/>
-          <w:p>
-            <w:pPr>
-              <w:pStyle w:val="Compact"/>
-              <w:jc w:val="left"/>
-            </w:pPr>
-            <w:r>
-              <w:t xml:space="preserve">✗</w:t>
-            </w:r>
-          </w:p>
-        </w:tc>
-        <w:tc>
-          <w:tcPr/>
-          <w:p>
-            <w:pPr>
-              <w:pStyle w:val="Compact"/>
-              <w:jc w:val="left"/>
-            </w:pPr>
-            <w:r>
-              <w:t xml:space="preserve">✗</w:t>
+              <w:t xml:space="preserve">Không</w:t>
+            </w:r>
+          </w:p>
+        </w:tc>
+        <w:tc>
+          <w:tcPr/>
+          <w:p>
+            <w:pPr>
+              <w:pStyle w:val="Compact"/>
+              <w:jc w:val="left"/>
+            </w:pPr>
+            <w:r>
+              <w:t xml:space="preserve">Không</w:t>
+            </w:r>
+          </w:p>
+        </w:tc>
+        <w:tc>
+          <w:tcPr/>
+          <w:p>
+            <w:pPr>
+              <w:pStyle w:val="Compact"/>
+              <w:jc w:val="left"/>
+            </w:pPr>
+            <w:r>
+              <w:t xml:space="preserve">Không</w:t>
             </w:r>
           </w:p>
         </w:tc>
@@ -2869,19 +2869,19 @@
               <w:jc w:val="left"/>
             </w:pPr>
             <w:r>
-              <w:t xml:space="preserve">Partial</w:t>
-            </w:r>
-          </w:p>
-        </w:tc>
-        <w:tc>
-          <w:tcPr/>
-          <w:p>
-            <w:pPr>
-              <w:pStyle w:val="Compact"/>
-              <w:jc w:val="left"/>
-            </w:pPr>
-            <w:r>
-              <w:t xml:space="preserve">✗</w:t>
+              <w:t xml:space="preserve">Một phần</w:t>
+            </w:r>
+          </w:p>
+        </w:tc>
+        <w:tc>
+          <w:tcPr/>
+          <w:p>
+            <w:pPr>
+              <w:pStyle w:val="Compact"/>
+              <w:jc w:val="left"/>
+            </w:pPr>
+            <w:r>
+              <w:t xml:space="preserve">Không</w:t>
             </w:r>
           </w:p>
         </w:tc>
@@ -2905,55 +2905,55 @@
               <w:jc w:val="left"/>
             </w:pPr>
             <w:r>
-              <w:t xml:space="preserve">✗</w:t>
-            </w:r>
-          </w:p>
-        </w:tc>
-        <w:tc>
-          <w:tcPr/>
-          <w:p>
-            <w:pPr>
-              <w:pStyle w:val="Compact"/>
-              <w:jc w:val="left"/>
-            </w:pPr>
-            <w:r>
-              <w:t xml:space="preserve">Partial</w:t>
-            </w:r>
-          </w:p>
-        </w:tc>
-        <w:tc>
-          <w:tcPr/>
-          <w:p>
-            <w:pPr>
-              <w:pStyle w:val="Compact"/>
-              <w:jc w:val="left"/>
-            </w:pPr>
-            <w:r>
-              <w:t xml:space="preserve">Partial</w:t>
-            </w:r>
-          </w:p>
-        </w:tc>
-        <w:tc>
-          <w:tcPr/>
-          <w:p>
-            <w:pPr>
-              <w:pStyle w:val="Compact"/>
-              <w:jc w:val="left"/>
-            </w:pPr>
-            <w:r>
-              <w:t xml:space="preserve">✗</w:t>
-            </w:r>
-          </w:p>
-        </w:tc>
-        <w:tc>
-          <w:tcPr/>
-          <w:p>
-            <w:pPr>
-              <w:pStyle w:val="Compact"/>
-              <w:jc w:val="left"/>
-            </w:pPr>
-            <w:r>
-              <w:t xml:space="preserve">✗</w:t>
+              <w:t xml:space="preserve">Không</w:t>
+            </w:r>
+          </w:p>
+        </w:tc>
+        <w:tc>
+          <w:tcPr/>
+          <w:p>
+            <w:pPr>
+              <w:pStyle w:val="Compact"/>
+              <w:jc w:val="left"/>
+            </w:pPr>
+            <w:r>
+              <w:t xml:space="preserve">Một phần</w:t>
+            </w:r>
+          </w:p>
+        </w:tc>
+        <w:tc>
+          <w:tcPr/>
+          <w:p>
+            <w:pPr>
+              <w:pStyle w:val="Compact"/>
+              <w:jc w:val="left"/>
+            </w:pPr>
+            <w:r>
+              <w:t xml:space="preserve">Một phần</w:t>
+            </w:r>
+          </w:p>
+        </w:tc>
+        <w:tc>
+          <w:tcPr/>
+          <w:p>
+            <w:pPr>
+              <w:pStyle w:val="Compact"/>
+              <w:jc w:val="left"/>
+            </w:pPr>
+            <w:r>
+              <w:t xml:space="preserve">Không</w:t>
+            </w:r>
+          </w:p>
+        </w:tc>
+        <w:tc>
+          <w:tcPr/>
+          <w:p>
+            <w:pPr>
+              <w:pStyle w:val="Compact"/>
+              <w:jc w:val="left"/>
+            </w:pPr>
+            <w:r>
+              <w:t xml:space="preserve">Không</w:t>
             </w:r>
           </w:p>
         </w:tc>
@@ -2991,31 +2991,31 @@
               <w:jc w:val="left"/>
             </w:pPr>
             <w:r>
-              <w:t xml:space="preserve">Partial (absorptive capacity)</w:t>
-            </w:r>
-          </w:p>
-        </w:tc>
-        <w:tc>
-          <w:tcPr/>
-          <w:p>
-            <w:pPr>
-              <w:pStyle w:val="Compact"/>
-              <w:jc w:val="left"/>
-            </w:pPr>
-            <w:r>
-              <w:t xml:space="preserve">✗</w:t>
-            </w:r>
-          </w:p>
-        </w:tc>
-        <w:tc>
-          <w:tcPr/>
-          <w:p>
-            <w:pPr>
-              <w:pStyle w:val="Compact"/>
-              <w:jc w:val="left"/>
-            </w:pPr>
-            <w:r>
-              <w:t xml:space="preserve">✗</w:t>
+              <w:t xml:space="preserve">Một phần (absorptive capacity)</w:t>
+            </w:r>
+          </w:p>
+        </w:tc>
+        <w:tc>
+          <w:tcPr/>
+          <w:p>
+            <w:pPr>
+              <w:pStyle w:val="Compact"/>
+              <w:jc w:val="left"/>
+            </w:pPr>
+            <w:r>
+              <w:t xml:space="preserve">Không</w:t>
+            </w:r>
+          </w:p>
+        </w:tc>
+        <w:tc>
+          <w:tcPr/>
+          <w:p>
+            <w:pPr>
+              <w:pStyle w:val="Compact"/>
+              <w:jc w:val="left"/>
+            </w:pPr>
+            <w:r>
+              <w:t xml:space="preserve">Không</w:t>
             </w:r>
           </w:p>
         </w:tc>
@@ -3063,7 +3063,7 @@
               <w:jc w:val="left"/>
             </w:pPr>
             <w:r>
-              <w:t xml:space="preserve">✗</w:t>
+              <w:t xml:space="preserve">Không</w:t>
             </w:r>
           </w:p>
         </w:tc>
@@ -3207,7 +3207,7 @@
                 <w:bCs/>
                 <w:b/>
               </w:rPr>
-              <w:t xml:space="preserve">Có (H1: chữ U ngược + S-curve)</w:t>
+              <w:t xml:space="preserve">Có (H1: chữ U ngược + chữ S)</w:t>
             </w:r>
           </w:p>
         </w:tc>
@@ -3376,7 +3376,7 @@
           <w:iCs/>
           <w:i/>
         </w:rPr>
-        <w:t xml:space="preserve">= kiểm định chính thức hoặc đóng góp lý thuyết rõ ràng; Partial = đề cập nhưng không phải trọng tâm; ✗ = không bao gồm; – = không áp dụng. FIP = Forced Internationalization Penalty. TCI và DAI được phân tách theo tiêu chí CDCM; P2 JFAR không kiểm định CDCM (pre-framework) nhưng cung cấp bằng chứng phi tuyến cubic tiền thân.</w:t>
+        <w:t xml:space="preserve">= kiểm định chính thức hoặc đóng góp lý thuyết rõ ràng; Một phần = đề cập nhưng không phải trọng tâm; Không = không bao gồm; – = không áp dụng. FIP = Forced Internationalization Penalty. TCI và DAI được phân tách theo tiêu chí CDCM; P2 JFAR không kiểm định CDCM (pre-framework) nhưng cung cấp bằng chứng phi tuyến cubic tiền thân.</w:t>
       </w:r>
     </w:p>
     <w:bookmarkEnd w:id="34"/>
@@ -3406,7 +3406,547 @@
           <w:iCs/>
           <w:i/>
         </w:rPr>
-        <w:t xml:space="preserve">Lưu ý về đặc tả mô hình P3: P3 Vietnam sử dụng chuỗi M0–M8 riêng, trong đó M8 là mô hình đầy đủ: lnLP_it = α + β₁ FSTS_c + β₂ FSTS_c² + β₃ TCI_z + β₄ DAI_z + β₅(FSTS_c × DAI_z) + β₆(FSTS_c² × DAI_z) + γ·X + δ_s + [λ_t] + ε_it. Đặc tả đầy đủ M0–M8 và bảng định nghĩa biến được trình bày trong bản thảo P3 (Mục 3.2–Mục 3.3) và luận án (Mục 4.5.1). Chuỗi M0–M7 trong Chuyên đề 2 là các mô hình cấp độ mẫu gộp 50 nền kinh tế, khác với đặc tả cấp độ quốc gia của P3.</w:t>
+        <w:t xml:space="preserve">Lưu ý về thiết lập mô hình P3: P3 Vietnam sử dụng chuỗi M0–M8 riêng, trong đó M8 là mô hình đầy đủ:</w:t>
+      </w:r>
+      <w:r>
+        <w:rPr>
+          <w:iCs/>
+          <w:i/>
+        </w:rPr>
+        <w:t xml:space="preserve"> </w:t>
+      </w:r>
+      <m:oMath>
+        <m:r>
+          <m:rPr>
+            <m:sty m:val="p"/>
+          </m:rPr>
+          <m:t>ln</m:t>
+        </m:r>
+        <m:sSub>
+          <m:e>
+            <m:d>
+              <m:dPr>
+                <m:begChr m:val="("/>
+                <m:endChr m:val=")"/>
+                <m:sepChr m:val=""/>
+                <m:grow/>
+              </m:dPr>
+              <m:e>
+                <m:r>
+                  <m:rPr>
+                    <m:sty m:val="p"/>
+                  </m:rPr>
+                  <m:t>L</m:t>
+                </m:r>
+                <m:r>
+                  <m:rPr>
+                    <m:sty m:val="p"/>
+                  </m:rPr>
+                  <m:t>P</m:t>
+                </m:r>
+              </m:e>
+            </m:d>
+          </m:e>
+          <m:sub>
+            <m:r>
+              <m:t>i</m:t>
+            </m:r>
+            <m:r>
+              <m:t>t</m:t>
+            </m:r>
+          </m:sub>
+        </m:sSub>
+        <m:r>
+          <m:rPr>
+            <m:sty m:val="p"/>
+          </m:rPr>
+          <m:t>=</m:t>
+        </m:r>
+        <m:r>
+          <m:t>α</m:t>
+        </m:r>
+        <m:r>
+          <m:rPr>
+            <m:sty m:val="p"/>
+          </m:rPr>
+          <m:t>+</m:t>
+        </m:r>
+        <m:sSub>
+          <m:e>
+            <m:r>
+              <m:t>β</m:t>
+            </m:r>
+          </m:e>
+          <m:sub>
+            <m:r>
+              <m:t>1</m:t>
+            </m:r>
+          </m:sub>
+        </m:sSub>
+        <m:sSub>
+          <m:e>
+            <m:r>
+              <m:rPr>
+                <m:sty m:val="p"/>
+              </m:rPr>
+              <m:t>F</m:t>
+            </m:r>
+            <m:r>
+              <m:rPr>
+                <m:sty m:val="p"/>
+              </m:rPr>
+              <m:t>S</m:t>
+            </m:r>
+            <m:r>
+              <m:rPr>
+                <m:sty m:val="p"/>
+              </m:rPr>
+              <m:t>T</m:t>
+            </m:r>
+            <m:r>
+              <m:rPr>
+                <m:sty m:val="p"/>
+              </m:rPr>
+              <m:t>S</m:t>
+            </m:r>
+          </m:e>
+          <m:sub>
+            <m:r>
+              <m:t>c</m:t>
+            </m:r>
+          </m:sub>
+        </m:sSub>
+        <m:r>
+          <m:rPr>
+            <m:sty m:val="p"/>
+          </m:rPr>
+          <m:t>+</m:t>
+        </m:r>
+        <m:sSub>
+          <m:e>
+            <m:r>
+              <m:t>β</m:t>
+            </m:r>
+          </m:e>
+          <m:sub>
+            <m:r>
+              <m:t>2</m:t>
+            </m:r>
+          </m:sub>
+        </m:sSub>
+        <m:sSubSup>
+          <m:e>
+            <m:r>
+              <m:rPr>
+                <m:sty m:val="p"/>
+              </m:rPr>
+              <m:t>F</m:t>
+            </m:r>
+            <m:r>
+              <m:rPr>
+                <m:sty m:val="p"/>
+              </m:rPr>
+              <m:t>S</m:t>
+            </m:r>
+            <m:r>
+              <m:rPr>
+                <m:sty m:val="p"/>
+              </m:rPr>
+              <m:t>T</m:t>
+            </m:r>
+            <m:r>
+              <m:rPr>
+                <m:sty m:val="p"/>
+              </m:rPr>
+              <m:t>S</m:t>
+            </m:r>
+          </m:e>
+          <m:sub>
+            <m:r>
+              <m:t>c</m:t>
+            </m:r>
+          </m:sub>
+          <m:sup>
+            <m:r>
+              <m:t>2</m:t>
+            </m:r>
+          </m:sup>
+        </m:sSubSup>
+        <m:r>
+          <m:rPr>
+            <m:sty m:val="p"/>
+          </m:rPr>
+          <m:t>+</m:t>
+        </m:r>
+        <m:sSub>
+          <m:e>
+            <m:r>
+              <m:t>β</m:t>
+            </m:r>
+          </m:e>
+          <m:sub>
+            <m:r>
+              <m:t>3</m:t>
+            </m:r>
+          </m:sub>
+        </m:sSub>
+        <m:sSub>
+          <m:e>
+            <m:r>
+              <m:rPr>
+                <m:sty m:val="p"/>
+              </m:rPr>
+              <m:t>T</m:t>
+            </m:r>
+            <m:r>
+              <m:rPr>
+                <m:sty m:val="p"/>
+              </m:rPr>
+              <m:t>C</m:t>
+            </m:r>
+            <m:r>
+              <m:rPr>
+                <m:sty m:val="p"/>
+              </m:rPr>
+              <m:t>I</m:t>
+            </m:r>
+          </m:e>
+          <m:sub>
+            <m:r>
+              <m:t>z</m:t>
+            </m:r>
+          </m:sub>
+        </m:sSub>
+        <m:r>
+          <m:rPr>
+            <m:sty m:val="p"/>
+          </m:rPr>
+          <m:t>+</m:t>
+        </m:r>
+        <m:sSub>
+          <m:e>
+            <m:r>
+              <m:t>β</m:t>
+            </m:r>
+          </m:e>
+          <m:sub>
+            <m:r>
+              <m:t>4</m:t>
+            </m:r>
+          </m:sub>
+        </m:sSub>
+        <m:sSub>
+          <m:e>
+            <m:r>
+              <m:rPr>
+                <m:sty m:val="p"/>
+              </m:rPr>
+              <m:t>D</m:t>
+            </m:r>
+            <m:r>
+              <m:rPr>
+                <m:sty m:val="p"/>
+              </m:rPr>
+              <m:t>A</m:t>
+            </m:r>
+            <m:r>
+              <m:rPr>
+                <m:sty m:val="p"/>
+              </m:rPr>
+              <m:t>I</m:t>
+            </m:r>
+          </m:e>
+          <m:sub>
+            <m:r>
+              <m:t>z</m:t>
+            </m:r>
+          </m:sub>
+        </m:sSub>
+        <m:r>
+          <m:rPr>
+            <m:sty m:val="p"/>
+          </m:rPr>
+          <m:t>+</m:t>
+        </m:r>
+        <m:sSub>
+          <m:e>
+            <m:r>
+              <m:t>β</m:t>
+            </m:r>
+          </m:e>
+          <m:sub>
+            <m:r>
+              <m:t>5</m:t>
+            </m:r>
+          </m:sub>
+        </m:sSub>
+        <m:d>
+          <m:dPr>
+            <m:begChr m:val="("/>
+            <m:endChr m:val=")"/>
+            <m:sepChr m:val=""/>
+            <m:grow/>
+          </m:dPr>
+          <m:e>
+            <m:sSub>
+              <m:e>
+                <m:r>
+                  <m:rPr>
+                    <m:sty m:val="p"/>
+                  </m:rPr>
+                  <m:t>F</m:t>
+                </m:r>
+                <m:r>
+                  <m:rPr>
+                    <m:sty m:val="p"/>
+                  </m:rPr>
+                  <m:t>S</m:t>
+                </m:r>
+                <m:r>
+                  <m:rPr>
+                    <m:sty m:val="p"/>
+                  </m:rPr>
+                  <m:t>T</m:t>
+                </m:r>
+                <m:r>
+                  <m:rPr>
+                    <m:sty m:val="p"/>
+                  </m:rPr>
+                  <m:t>S</m:t>
+                </m:r>
+              </m:e>
+              <m:sub>
+                <m:r>
+                  <m:t>c</m:t>
+                </m:r>
+              </m:sub>
+            </m:sSub>
+            <m:r>
+              <m:rPr>
+                <m:sty m:val="p"/>
+              </m:rPr>
+              <m:t>×</m:t>
+            </m:r>
+            <m:sSub>
+              <m:e>
+                <m:r>
+                  <m:rPr>
+                    <m:sty m:val="p"/>
+                  </m:rPr>
+                  <m:t>D</m:t>
+                </m:r>
+                <m:r>
+                  <m:rPr>
+                    <m:sty m:val="p"/>
+                  </m:rPr>
+                  <m:t>A</m:t>
+                </m:r>
+                <m:r>
+                  <m:rPr>
+                    <m:sty m:val="p"/>
+                  </m:rPr>
+                  <m:t>I</m:t>
+                </m:r>
+              </m:e>
+              <m:sub>
+                <m:r>
+                  <m:t>z</m:t>
+                </m:r>
+              </m:sub>
+            </m:sSub>
+          </m:e>
+        </m:d>
+        <m:r>
+          <m:rPr>
+            <m:sty m:val="p"/>
+          </m:rPr>
+          <m:t>+</m:t>
+        </m:r>
+        <m:sSub>
+          <m:e>
+            <m:r>
+              <m:t>β</m:t>
+            </m:r>
+          </m:e>
+          <m:sub>
+            <m:r>
+              <m:t>6</m:t>
+            </m:r>
+          </m:sub>
+        </m:sSub>
+        <m:d>
+          <m:dPr>
+            <m:begChr m:val="("/>
+            <m:endChr m:val=")"/>
+            <m:sepChr m:val=""/>
+            <m:grow/>
+          </m:dPr>
+          <m:e>
+            <m:sSubSup>
+              <m:e>
+                <m:r>
+                  <m:rPr>
+                    <m:sty m:val="p"/>
+                  </m:rPr>
+                  <m:t>F</m:t>
+                </m:r>
+                <m:r>
+                  <m:rPr>
+                    <m:sty m:val="p"/>
+                  </m:rPr>
+                  <m:t>S</m:t>
+                </m:r>
+                <m:r>
+                  <m:rPr>
+                    <m:sty m:val="p"/>
+                  </m:rPr>
+                  <m:t>T</m:t>
+                </m:r>
+                <m:r>
+                  <m:rPr>
+                    <m:sty m:val="p"/>
+                  </m:rPr>
+                  <m:t>S</m:t>
+                </m:r>
+              </m:e>
+              <m:sub>
+                <m:r>
+                  <m:t>c</m:t>
+                </m:r>
+              </m:sub>
+              <m:sup>
+                <m:r>
+                  <m:t>2</m:t>
+                </m:r>
+              </m:sup>
+            </m:sSubSup>
+            <m:r>
+              <m:rPr>
+                <m:sty m:val="p"/>
+              </m:rPr>
+              <m:t>×</m:t>
+            </m:r>
+            <m:sSub>
+              <m:e>
+                <m:r>
+                  <m:rPr>
+                    <m:sty m:val="p"/>
+                  </m:rPr>
+                  <m:t>D</m:t>
+                </m:r>
+                <m:r>
+                  <m:rPr>
+                    <m:sty m:val="p"/>
+                  </m:rPr>
+                  <m:t>A</m:t>
+                </m:r>
+                <m:r>
+                  <m:rPr>
+                    <m:sty m:val="p"/>
+                  </m:rPr>
+                  <m:t>I</m:t>
+                </m:r>
+              </m:e>
+              <m:sub>
+                <m:r>
+                  <m:t>z</m:t>
+                </m:r>
+              </m:sub>
+            </m:sSub>
+          </m:e>
+        </m:d>
+        <m:r>
+          <m:rPr>
+            <m:sty m:val="p"/>
+          </m:rPr>
+          <m:t>+</m:t>
+        </m:r>
+        <m:r>
+          <m:rPr>
+            <m:sty m:val="b"/>
+          </m:rPr>
+          <m:t>γ</m:t>
+        </m:r>
+        <m:r>
+          <m:rPr>
+            <m:sty m:val="b"/>
+          </m:rPr>
+          <m:t>X</m:t>
+        </m:r>
+        <m:r>
+          <m:rPr>
+            <m:sty m:val="p"/>
+          </m:rPr>
+          <m:t>+</m:t>
+        </m:r>
+        <m:sSub>
+          <m:e>
+            <m:r>
+              <m:t>δ</m:t>
+            </m:r>
+          </m:e>
+          <m:sub>
+            <m:r>
+              <m:t>s</m:t>
+            </m:r>
+          </m:sub>
+        </m:sSub>
+        <m:r>
+          <m:rPr>
+            <m:sty m:val="p"/>
+          </m:rPr>
+          <m:t>+</m:t>
+        </m:r>
+        <m:d>
+          <m:dPr>
+            <m:begChr m:val="["/>
+            <m:endChr m:val="]"/>
+            <m:sepChr m:val=""/>
+            <m:grow/>
+          </m:dPr>
+          <m:e>
+            <m:sSub>
+              <m:e>
+                <m:r>
+                  <m:t>λ</m:t>
+                </m:r>
+              </m:e>
+              <m:sub>
+                <m:r>
+                  <m:t>t</m:t>
+                </m:r>
+              </m:sub>
+            </m:sSub>
+          </m:e>
+        </m:d>
+        <m:r>
+          <m:rPr>
+            <m:sty m:val="p"/>
+          </m:rPr>
+          <m:t>+</m:t>
+        </m:r>
+        <m:sSub>
+          <m:e>
+            <m:r>
+              <m:t>ε</m:t>
+            </m:r>
+          </m:e>
+          <m:sub>
+            <m:r>
+              <m:t>i</m:t>
+            </m:r>
+            <m:r>
+              <m:t>t</m:t>
+            </m:r>
+          </m:sub>
+        </m:sSub>
+      </m:oMath>
+      <w:r>
+        <w:rPr>
+          <w:iCs/>
+          <w:i/>
+        </w:rPr>
+        <w:t xml:space="preserve">. Mô hình đầy đủ M0–M8 và bảng định nghĩa biến được trình bày trong bản thảo P3 (Mục 3.2–Mục 3.3) và luận án (Mục 4.5.1). Chuỗi M0–M7 trong Chuyên đề 2 là các mô hình cấp độ mẫu gộp 50 nền kinh tế, khác với mô hình cấp độ quốc gia của P3.</w:t>
       </w:r>
     </w:p>
     <w:p>
@@ -3827,7 +4367,7 @@
               <w:jc w:val="left"/>
             </w:pPr>
             <w:r>
-              <w:t xml:space="preserve">Kiểm soát (Tier 1 bão hòa)</w:t>
+              <w:t xml:space="preserve">Kiểm soát (Bậc 1 bão hòa)</w:t>
             </w:r>
           </w:p>
         </w:tc>
@@ -4044,7 +4584,7 @@
         <w:pStyle w:val="FirstParagraph"/>
       </w:pPr>
       <w:r>
-        <w:t xml:space="preserve">lý thuyết dựa trên nguồn lực (Wernerfelt, 1984; Barney, 1991) cho rằng lợi thế cạnh tranh bền vững xuất phát từ nguồn lực có giá trị, hiếm, khó bắt chước, và không thay thế (VRIN). Doanh nghiệp khác nhau về hiệu quả vì sở hữu các bộ nguồn lực khác nhau. Các phát triển gần đây mở rộng lý thuyết dựa trên nguồn lực sang lợi thế cạnh tranh bền vững gắn với bối cảnh môi trường, xã hội và quản trị (Bhandari, Ranta &amp; Salo, 2023).</w:t>
+        <w:t xml:space="preserve">Lý thuyết dựa trên nguồn lực (Wernerfelt, 1984; Barney, 1991) cho rằng lợi thế cạnh tranh bền vững xuất phát từ nguồn lực có giá trị, hiếm, khó bắt chước, và không thay thế (VRIN). Doanh nghiệp khác nhau về hiệu quả vì sở hữu các bộ nguồn lực khác nhau. Các phát triển gần đây mở rộng lý thuyết dựa trên nguồn lực sang lợi thế cạnh tranh bền vững gắn với bối cảnh môi trường, xã hội và quản trị (Bhandari, Ranta &amp; Salo, 2023).</w:t>
       </w:r>
     </w:p>
     <w:p>
@@ -4068,7 +4608,7 @@
         <w:pStyle w:val="BodyText"/>
       </w:pPr>
       <w:r>
-        <w:t xml:space="preserve">Vai trò trong mô hình đề xuất: lý thuyết dựa trên nguồn lực cung cấp lý thuyết cho H2 (TCI điều tiết tích cực). Doanh nghiệp có năng lực công nghệ (R&amp;D, ISO, máy nhập khẩu) cao hấp thụ lợi ích quốc tế hóa tốt hơn. TCI là biến điều tiết cấp doanh nghiệp. Bằng chứng P3 Việt Nam (TCI trực tiếp β = 0,179, nhân quả từ IV) và P5 Trung Quốc (TCI tăng cường +0,260 sang +0,426) ủng hộ TCI là nguồn lực VRIN bền vững.</w:t>
+        <w:t xml:space="preserve">Vai trò trong mô hình đề xuất: Lý thuyết dựa trên nguồn lực cung cấp lý thuyết cho H2 (TCI điều tiết tích cực). Doanh nghiệp có năng lực công nghệ (R&amp;D, ISO, máy nhập khẩu) cao hấp thụ lợi ích quốc tế hóa tốt hơn. TCI là biến điều tiết cấp doanh nghiệp. Bằng chứng P3 Việt Nam (TCI trực tiếp β = 0,179, nhân quả từ IV) và P5 Trung Quốc (TCI tăng cường +0,260 sang +0,426) ủng hộ TCI là nguồn lực VRIN bền vững.</w:t>
       </w:r>
     </w:p>
     <w:bookmarkEnd w:id="38"/>
@@ -4114,13 +4654,13 @@
       </w:r>
     </w:p>
     <w:bookmarkEnd w:id="39"/>
-    <w:bookmarkStart w:id="40" w:name="Xe8eb320d620bcae986a5f0f08d76353e5906bd0"/>
+    <w:bookmarkStart w:id="40" w:name="tầng-4-lý-thuyết-thượng-tầng-quản-trị"/>
     <w:p>
       <w:pPr>
         <w:pStyle w:val="Heading5"/>
       </w:pPr>
       <w:r>
-        <w:t xml:space="preserve">Tầng 4: Lý thuyết lý thuyết thượng tầng quản trị</w:t>
+        <w:t xml:space="preserve">Tầng 4: Lý thuyết thượng tầng quản trị</w:t>
       </w:r>
     </w:p>
     <w:p>
@@ -4144,7 +4684,7 @@
         <w:pStyle w:val="BodyText"/>
       </w:pPr>
       <w:r>
-        <w:t xml:space="preserve">Vai trò trong mô hình đề xuất: lý thuyết thượng tầng quản trị cung cấp lý thuyết cho H4a–H4c (đặc điểm nhà quản trị điều tiết). Doanh nghiệp có nhà quản trị kinh nghiệm cao (H4a), học vấn cao (H4b) chuyển hóa quốc tế hóa thành hiệu quả tốt hơn thông qua hai kênh: chất lượng quyết định (tránh quốc tế hóa sớm) và năng lực điều phối (quản lý phức tạp đa thị trường). Giới tính nhà quản trị (H4c) được kiểm định khám phá không có dấu tiên nghiệm.</w:t>
+        <w:t xml:space="preserve">Vai trò trong mô hình đề xuất: Lý thuyết thượng tầng quản trị cung cấp lý thuyết cho H4a–H4c (đặc điểm nhà quản trị điều tiết). Doanh nghiệp có nhà quản trị kinh nghiệm cao (H4a), học vấn cao (H4b) chuyển hóa quốc tế hóa thành hiệu quả tốt hơn thông qua hai kênh: chất lượng quyết định (tránh quốc tế hóa sớm) và năng lực điều phối (quản lý phức tạp đa thị trường). Giới tính nhà quản trị (H4c) được kiểm định khám phá không có dấu tiên nghiệm.</w:t>
       </w:r>
     </w:p>
     <w:bookmarkEnd w:id="40"/>
@@ -4170,7 +4710,7 @@
         <w:pStyle w:val="BodyText"/>
       </w:pPr>
       <w:r>
-        <w:t xml:space="preserve">Verhoef và cộng sự (2021) đề xuất phân biệt rõ giữa hai loại năng lực: năng lực công nghệ nội tại (TCI) gồm R&amp;D doanh nghiệp, đổi mới sản phẩm, chứng nhận chất lượng ISO, bằng sáng chế, đo lường bằng đầu vào và đầu ra của hoạt động đổi mới (Tier 3–4); và áp dụng số nền tảng (DAI) gồm sử dụng hạ tầng số cơ bản (website, e-commerce, e-payment), đo lường bằng Tầng 1–2.</w:t>
+        <w:t xml:space="preserve">Verhoef và cộng sự (2021) đề xuất phân biệt rõ giữa hai loại năng lực: năng lực công nghệ nội tại (TCI) gồm R&amp;D doanh nghiệp, đổi mới sản phẩm, chứng nhận chất lượng ISO, bằng sáng chế, đo lường bằng đầu vào và đầu ra của hoạt động đổi mới (Bậc 3–4); và áp dụng số nền tảng (DAI) gồm sử dụng hạ tầng số cơ bản (website, e-commerce, e-payment), đo lường bằng Bậc 1–2.</w:t>
       </w:r>
     </w:p>
     <w:p>
@@ -4194,7 +4734,7 @@
         <w:pStyle w:val="BodyText"/>
       </w:pPr>
       <w:r>
-        <w:t xml:space="preserve">Chiều thứ nhất là chế độ thể chế (ICRV): ở Nhóm I nơi Tầng 1–2 đã bão hòa, DAI không tạo phần thưởng đồng nhất mà chỉ phát huy qua kênh phụ thuộc xuất khẩu (nghịch lý bão hòa số, P4 Singapore). Ở Nhóm IV, DAI dương nhưng phụ thuộc giai đoạn và chịu thiên lệch chọn lựa (P3 Việt Nam).</w:t>
+        <w:t xml:space="preserve">Chiều thứ nhất là chế độ thể chế (ICRV): ở Nhóm I nơi Bậc 1–2 đã bão hòa, DAI không tạo phần thưởng đồng nhất mà chỉ phát huy qua kênh phụ thuộc xuất khẩu (nghịch lý bão hòa số, P4 Singapore). Ở Nhóm IV, DAI dương nhưng phụ thuộc giai đoạn và chịu thiên lệch chọn lựa (P3 Việt Nam).</w:t>
       </w:r>
     </w:p>
     <w:p>
@@ -4210,7 +4750,7 @@
         <w:pStyle w:val="BodyText"/>
       </w:pPr>
       <w:r>
-        <w:t xml:space="preserve">Chiều thứ ba là mức độ bão hòa số: khi nền kinh tế đạt bão hòa Tầng 1–2, DAI mất tác dụng phân biệt cấp doanh nghiệp (Singapore: tỉ lệ có website 67%); khi chưa bão hòa, DAI vẫn có tín hiệu phân biệt (Việt Nam 2023: 49,8%).</w:t>
+        <w:t xml:space="preserve">Chiều thứ ba là mức độ bão hòa số: khi nền kinh tế đạt bão hòa Bậc 1–2, DAI mất tác dụng phân biệt cấp doanh nghiệp (Singapore: tỉ lệ có website 67%); khi chưa bão hòa, DAI vẫn có tín hiệu phân biệt (Việt Nam 2023: 49,8%).</w:t>
       </w:r>
     </w:p>
     <w:p>
@@ -4376,7 +4916,31 @@
               <w:jc w:val="left"/>
             </w:pPr>
             <w:r>
-              <w:t xml:space="preserve">I (FSTS, FSTS²)</w:t>
+              <w:t xml:space="preserve">I (FSTS,</w:t>
+            </w:r>
+            <w:r>
+              <w:t xml:space="preserve"> </w:t>
+            </w:r>
+            <m:oMath>
+              <m:sSup>
+                <m:e>
+                  <m:r>
+                    <m:rPr>
+                      <m:nor/>
+                      <m:sty m:val="p"/>
+                    </m:rPr>
+                    <m:t>FSTS</m:t>
+                  </m:r>
+                </m:e>
+                <m:sup>
+                  <m:r>
+                    <m:t>2</m:t>
+                  </m:r>
+                </m:sup>
+              </m:sSup>
+            </m:oMath>
+            <w:r>
+              <w:t xml:space="preserve">)</w:t>
             </w:r>
           </w:p>
         </w:tc>
@@ -4474,7 +5038,39 @@
               <w:jc w:val="left"/>
             </w:pPr>
             <w:r>
-              <w:t xml:space="preserve">P3: β = 0,179 nhân quả (IV); P5: +0,260 đến +0,426</w:t>
+              <w:t xml:space="preserve">P3:</w:t>
+            </w:r>
+            <w:r>
+              <w:t xml:space="preserve"> </w:t>
+            </w:r>
+            <m:oMath>
+              <m:r>
+                <m:t>β</m:t>
+              </m:r>
+              <m:r>
+                <m:rPr>
+                  <m:sty m:val="p"/>
+                </m:rPr>
+                <m:t>=</m:t>
+              </m:r>
+              <m:r>
+                <m:t>0</m:t>
+              </m:r>
+              <m:r>
+                <m:rPr>
+                  <m:sty m:val="p"/>
+                </m:rPr>
+                <m:t>,</m:t>
+              </m:r>
+              <m:r>
+                <m:t>179</m:t>
+              </m:r>
+            </m:oMath>
+            <w:r>
+              <w:t xml:space="preserve"> </w:t>
+            </w:r>
+            <w:r>
+              <w:t xml:space="preserve">nhân quả (IV); P5: +0,260 đến +0,426</w:t>
             </w:r>
           </w:p>
         </w:tc>
@@ -4548,7 +5144,97 @@
               <w:jc w:val="left"/>
             </w:pPr>
             <w:r>
-              <w:t xml:space="preserve">P4: DAI×FSTS² = +3,119 (Nhóm I); P3: IV null (β = 0,018, Nhóm IV)</w:t>
+              <w:t xml:space="preserve">P4:</w:t>
+            </w:r>
+            <w:r>
+              <w:t xml:space="preserve"> </w:t>
+            </w:r>
+            <m:oMath>
+              <m:r>
+                <m:rPr>
+                  <m:nor/>
+                  <m:sty m:val="p"/>
+                </m:rPr>
+                <m:t>DAI</m:t>
+              </m:r>
+              <m:r>
+                <m:rPr>
+                  <m:sty m:val="p"/>
+                </m:rPr>
+                <m:t>×</m:t>
+              </m:r>
+              <m:sSup>
+                <m:e>
+                  <m:r>
+                    <m:rPr>
+                      <m:nor/>
+                      <m:sty m:val="p"/>
+                    </m:rPr>
+                    <m:t>FSTS</m:t>
+                  </m:r>
+                </m:e>
+                <m:sup>
+                  <m:r>
+                    <m:t>2</m:t>
+                  </m:r>
+                </m:sup>
+              </m:sSup>
+              <m:r>
+                <m:rPr>
+                  <m:sty m:val="p"/>
+                </m:rPr>
+                <m:t>=</m:t>
+              </m:r>
+              <m:r>
+                <m:rPr>
+                  <m:sty m:val="p"/>
+                </m:rPr>
+                <m:t>+</m:t>
+              </m:r>
+              <m:r>
+                <m:t>3</m:t>
+              </m:r>
+              <m:r>
+                <m:rPr>
+                  <m:sty m:val="p"/>
+                </m:rPr>
+                <m:t>,</m:t>
+              </m:r>
+              <m:r>
+                <m:t>119</m:t>
+              </m:r>
+            </m:oMath>
+            <w:r>
+              <w:t xml:space="preserve"> </w:t>
+            </w:r>
+            <w:r>
+              <w:t xml:space="preserve">(Nhóm I); P3: IV null (</w:t>
+            </w:r>
+            <m:oMath>
+              <m:r>
+                <m:t>β</m:t>
+              </m:r>
+              <m:r>
+                <m:rPr>
+                  <m:sty m:val="p"/>
+                </m:rPr>
+                <m:t>=</m:t>
+              </m:r>
+              <m:r>
+                <m:t>0</m:t>
+              </m:r>
+              <m:r>
+                <m:rPr>
+                  <m:sty m:val="p"/>
+                </m:rPr>
+                <m:t>,</m:t>
+              </m:r>
+              <m:r>
+                <m:t>018</m:t>
+              </m:r>
+            </m:oMath>
+            <w:r>
+              <w:t xml:space="preserve">, Nhóm IV)</w:t>
             </w:r>
           </w:p>
         </w:tc>
@@ -4598,7 +5284,7 @@
               <w:jc w:val="left"/>
             </w:pPr>
             <w:r>
-              <w:t xml:space="preserve">Top manager</w:t>
+              <w:t xml:space="preserve">Nhà quản trị cấp cao</w:t>
             </w:r>
           </w:p>
         </w:tc>
@@ -4789,7 +5475,7 @@
         <w:pStyle w:val="BodyText"/>
       </w:pPr>
       <w:r>
-        <w:t xml:space="preserve">Hạn chế của khung tích hợp: khó tách hiệu ứng riêng từng tầng nếu không có dữ liệu panel dài; một số biến quan trọng theo Uppsala (khoảng cách tâm lý, gắn kết mạng lưới) khó đo trong WBES; TCI và DAI có thể tương quan; ICRV và country hiệu ứng cố định có thể đa cộng; CDCM chỉ đo ở Tầng 1–2 do hạn chế WBES.</w:t>
+        <w:t xml:space="preserve">Hạn chế của khung tích hợp: khó tách hiệu ứng riêng từng tầng nếu không có dữ liệu bảng dài; một số biến quan trọng theo Uppsala (khoảng cách tâm lý, gắn kết mạng lưới) khó đo trong WBES; TCI và DAI có thể tương quan; ICRV và country hiệu ứng cố định có thể đa cộng; CDCM chỉ đo ở Bậc 1–2 do hạn chế WBES.</w:t>
       </w:r>
     </w:p>
     <w:bookmarkEnd w:id="42"/>
@@ -5069,7 +5755,7 @@
         <w:t xml:space="preserve"> </w:t>
       </w:r>
       <w:r>
-        <w:t xml:space="preserve">(context-contingent resource), vai trò của DAI trong quan hệ quốc tế hóa và hiệu quả thay đổi theo regime thể chế và mức bão hòa số của nền kinh tế. Nhóm I (Singapore, Advanced I, bão hòa số cao): DAI Tầng 1+2 vận hành như nguồn lực khuếch đại tình huống, tác động chỉ xuất hiện khi cường độ xuất khẩu đạt ngưỡng cao (FSTS²×DAI = +3,119; P4). Nhóm IV (Việt Nam, Lower_mid_transition, bão hòa số thấp; Nhóm IV trong cả hệ 5 nhóm P6 lẫn hệ 6 nhóm CD2): DAI Tầng 1 là ràng buộc đo lường; tác động dương theo OLS nhưng biến mất sau hiệu chỉnh nội sinh biến công cụ (β = 0,018, p = 0,942; P3). Nhóm III (Trung Quốc, Upper-Middle/Emerging transition, bão hòa số trung bình): DAI Tầng 1 phổ biến &gt;60%, mất khả năng phân biệt, giữ như biến kiểm soát không phải biến điều tiết (P5). Cơ chế này giải thích tại sao kết quả</w:t>
+        <w:t xml:space="preserve">(context-contingent resource), vai trò của DAI trong quan hệ quốc tế hóa và hiệu quả thay đổi theo regime thể chế và mức bão hòa số của nền kinh tế. Nhóm I (Singapore, Advanced I, bão hòa số cao): DAI Bậc 1+2 vận hành như nguồn lực khuếch đại tình huống, tác động chỉ xuất hiện khi cường độ xuất khẩu đạt ngưỡng cao (FSTS²×DAI = +3,119; P4). Nhóm IV (Việt Nam, Lower_mid_transition, bão hòa số thấp; Nhóm IV trong cả hệ 5 nhóm P6 lẫn hệ 6 nhóm CD2): DAI Bậc 1 là ràng buộc đo lường; tác động dương theo OLS nhưng biến mất sau hiệu chỉnh nội sinh biến công cụ (β = 0,018, p = 0,942; P3). Nhóm III (Trung Quốc, Upper-Middle/Emerging transition, bão hòa số trung bình): DAI Bậc 1 phổ biến &gt;60%, mất khả năng phân biệt, giữ như biến kiểm soát không phải biến điều tiết (P5). Cơ chế này giải thích tại sao kết quả</w:t>
       </w:r>
       <w:r>
         <w:t xml:space="preserve"> </w:t>
@@ -5348,9 +6034,29 @@
               <w:pStyle w:val="Compact"/>
               <w:jc w:val="left"/>
             </w:pPr>
-            <w:r>
-              <w:t xml:space="preserve">β₁ &gt; 0</w:t>
-            </w:r>
+            <m:oMath>
+              <m:sSub>
+                <m:e>
+                  <m:r>
+                    <m:t>β</m:t>
+                  </m:r>
+                </m:e>
+                <m:sub>
+                  <m:r>
+                    <m:t>1</m:t>
+                  </m:r>
+                </m:sub>
+              </m:sSub>
+              <m:r>
+                <m:rPr>
+                  <m:sty m:val="p"/>
+                </m:rPr>
+                <m:t>&gt;</m:t>
+              </m:r>
+              <m:r>
+                <m:t>0</m:t>
+              </m:r>
+            </m:oMath>
           </w:p>
         </w:tc>
         <w:tc>
@@ -5374,9 +6080,24 @@
               <w:pStyle w:val="Compact"/>
               <w:jc w:val="left"/>
             </w:pPr>
-            <w:r>
-              <w:t xml:space="preserve">FSTS²</w:t>
-            </w:r>
+            <m:oMath>
+              <m:sSup>
+                <m:e>
+                  <m:r>
+                    <m:rPr>
+                      <m:nor/>
+                      <m:sty m:val="p"/>
+                    </m:rPr>
+                    <m:t>FSTS</m:t>
+                  </m:r>
+                </m:e>
+                <m:sup>
+                  <m:r>
+                    <m:t>2</m:t>
+                  </m:r>
+                </m:sup>
+              </m:sSup>
+            </m:oMath>
           </w:p>
         </w:tc>
         <w:tc>
@@ -5410,21 +6131,75 @@
               <w:pStyle w:val="Compact"/>
               <w:jc w:val="left"/>
             </w:pPr>
-            <w:r>
-              <w:t xml:space="preserve">(FSTS_c)²</w:t>
-            </w:r>
-          </w:p>
-        </w:tc>
-        <w:tc>
-          <w:tcPr/>
-          <w:p>
-            <w:pPr>
-              <w:pStyle w:val="Compact"/>
-              <w:jc w:val="left"/>
-            </w:pPr>
-            <w:r>
-              <w:t xml:space="preserve">β₂ &lt; 0</w:t>
-            </w:r>
+            <m:oMath>
+              <m:sSup>
+                <m:e>
+                  <m:d>
+                    <m:dPr>
+                      <m:begChr m:val="("/>
+                      <m:endChr m:val=")"/>
+                      <m:sepChr m:val=""/>
+                      <m:grow/>
+                    </m:dPr>
+                    <m:e>
+                      <m:sSub>
+                        <m:e>
+                          <m:r>
+                            <m:rPr>
+                              <m:nor/>
+                              <m:sty m:val="p"/>
+                            </m:rPr>
+                            <m:t>FSTS</m:t>
+                          </m:r>
+                        </m:e>
+                        <m:sub>
+                          <m:r>
+                            <m:t>c</m:t>
+                          </m:r>
+                        </m:sub>
+                      </m:sSub>
+                    </m:e>
+                  </m:d>
+                </m:e>
+                <m:sup>
+                  <m:r>
+                    <m:t>2</m:t>
+                  </m:r>
+                </m:sup>
+              </m:sSup>
+            </m:oMath>
+          </w:p>
+        </w:tc>
+        <w:tc>
+          <w:tcPr/>
+          <w:p>
+            <w:pPr>
+              <w:pStyle w:val="Compact"/>
+              <w:jc w:val="left"/>
+            </w:pPr>
+            <m:oMath>
+              <m:sSub>
+                <m:e>
+                  <m:r>
+                    <m:t>β</m:t>
+                  </m:r>
+                </m:e>
+                <m:sub>
+                  <m:r>
+                    <m:t>2</m:t>
+                  </m:r>
+                </m:sub>
+              </m:sSub>
+              <m:r>
+                <m:rPr>
+                  <m:sty m:val="p"/>
+                </m:rPr>
+                <m:t>&lt;</m:t>
+              </m:r>
+              <m:r>
+                <m:t>0</m:t>
+              </m:r>
+            </m:oMath>
           </w:p>
         </w:tc>
         <w:tc>
@@ -5448,20 +6223,35 @@
               <w:pStyle w:val="Compact"/>
               <w:jc w:val="left"/>
             </w:pPr>
-            <w:r>
-              <w:t xml:space="preserve">FSTS³</w:t>
-            </w:r>
-          </w:p>
-        </w:tc>
-        <w:tc>
-          <w:tcPr/>
-          <w:p>
-            <w:pPr>
-              <w:pStyle w:val="Compact"/>
-              <w:jc w:val="left"/>
-            </w:pPr>
-            <w:r>
-              <w:t xml:space="preserve">S-curve</w:t>
+            <m:oMath>
+              <m:sSup>
+                <m:e>
+                  <m:r>
+                    <m:rPr>
+                      <m:nor/>
+                      <m:sty m:val="p"/>
+                    </m:rPr>
+                    <m:t>FSTS</m:t>
+                  </m:r>
+                </m:e>
+                <m:sup>
+                  <m:r>
+                    <m:t>3</m:t>
+                  </m:r>
+                </m:sup>
+              </m:sSup>
+            </m:oMath>
+          </w:p>
+        </w:tc>
+        <w:tc>
+          <w:tcPr/>
+          <w:p>
+            <w:pPr>
+              <w:pStyle w:val="Compact"/>
+              <w:jc w:val="left"/>
+            </w:pPr>
+            <w:r>
+              <w:t xml:space="preserve">Chữ S</w:t>
             </w:r>
           </w:p>
         </w:tc>
@@ -5484,21 +6274,75 @@
               <w:pStyle w:val="Compact"/>
               <w:jc w:val="left"/>
             </w:pPr>
-            <w:r>
-              <w:t xml:space="preserve">(FSTS_c)³</w:t>
-            </w:r>
-          </w:p>
-        </w:tc>
-        <w:tc>
-          <w:tcPr/>
-          <w:p>
-            <w:pPr>
-              <w:pStyle w:val="Compact"/>
-              <w:jc w:val="left"/>
-            </w:pPr>
-            <w:r>
-              <w:t xml:space="preserve">β₃ &gt; 0</w:t>
-            </w:r>
+            <m:oMath>
+              <m:sSup>
+                <m:e>
+                  <m:d>
+                    <m:dPr>
+                      <m:begChr m:val="("/>
+                      <m:endChr m:val=")"/>
+                      <m:sepChr m:val=""/>
+                      <m:grow/>
+                    </m:dPr>
+                    <m:e>
+                      <m:sSub>
+                        <m:e>
+                          <m:r>
+                            <m:rPr>
+                              <m:nor/>
+                              <m:sty m:val="p"/>
+                            </m:rPr>
+                            <m:t>FSTS</m:t>
+                          </m:r>
+                        </m:e>
+                        <m:sub>
+                          <m:r>
+                            <m:t>c</m:t>
+                          </m:r>
+                        </m:sub>
+                      </m:sSub>
+                    </m:e>
+                  </m:d>
+                </m:e>
+                <m:sup>
+                  <m:r>
+                    <m:t>3</m:t>
+                  </m:r>
+                </m:sup>
+              </m:sSup>
+            </m:oMath>
+          </w:p>
+        </w:tc>
+        <w:tc>
+          <w:tcPr/>
+          <w:p>
+            <w:pPr>
+              <w:pStyle w:val="Compact"/>
+              <w:jc w:val="left"/>
+            </w:pPr>
+            <m:oMath>
+              <m:sSub>
+                <m:e>
+                  <m:r>
+                    <m:t>β</m:t>
+                  </m:r>
+                </m:e>
+                <m:sub>
+                  <m:r>
+                    <m:t>3</m:t>
+                  </m:r>
+                </m:sub>
+              </m:sSub>
+              <m:r>
+                <m:rPr>
+                  <m:sty m:val="p"/>
+                </m:rPr>
+                <m:t>&gt;</m:t>
+              </m:r>
+              <m:r>
+                <m:t>0</m:t>
+              </m:r>
+            </m:oMath>
           </w:p>
         </w:tc>
         <w:tc>
@@ -5559,19 +6403,39 @@
               <w:jc w:val="left"/>
             </w:pPr>
             <w:r>
-              <w:t xml:space="preserve">z-mean(≥3/4 items)</w:t>
-            </w:r>
-          </w:p>
-        </w:tc>
-        <w:tc>
-          <w:tcPr/>
-          <w:p>
-            <w:pPr>
-              <w:pStyle w:val="Compact"/>
-              <w:jc w:val="left"/>
-            </w:pPr>
-            <w:r>
-              <w:t xml:space="preserve">β &gt; 0 (trực tiếp)</w:t>
+              <w:t xml:space="preserve">z-mean ($</w:t>
+            </w:r>
+            <w:r>
+              <w:t xml:space="preserve">$3/4 items)</w:t>
+            </w:r>
+          </w:p>
+        </w:tc>
+        <w:tc>
+          <w:tcPr/>
+          <w:p>
+            <w:pPr>
+              <w:pStyle w:val="Compact"/>
+              <w:jc w:val="left"/>
+            </w:pPr>
+            <m:oMath>
+              <m:r>
+                <m:t>β</m:t>
+              </m:r>
+              <m:r>
+                <m:rPr>
+                  <m:sty m:val="p"/>
+                </m:rPr>
+                <m:t>&gt;</m:t>
+              </m:r>
+              <m:r>
+                <m:t>0</m:t>
+              </m:r>
+            </m:oMath>
+            <w:r>
+              <w:t xml:space="preserve"> </w:t>
+            </w:r>
+            <w:r>
+              <w:t xml:space="preserve">(trực tiếp)</w:t>
             </w:r>
           </w:p>
         </w:tc>
@@ -5633,7 +6497,7 @@
               <w:jc w:val="left"/>
             </w:pPr>
             <w:r>
-              <w:t xml:space="preserve">z-mean (Tier 1+2)</w:t>
+              <w:t xml:space="preserve">z-mean (Bậc 1+2)</w:t>
             </w:r>
           </w:p>
         </w:tc>
@@ -5670,9 +6534,28 @@
               <w:pStyle w:val="Compact"/>
               <w:jc w:val="left"/>
             </w:pPr>
-            <w:r>
-              <w:t xml:space="preserve">FSTS×TCI</w:t>
-            </w:r>
+            <m:oMath>
+              <m:r>
+                <m:rPr>
+                  <m:nor/>
+                  <m:sty m:val="p"/>
+                </m:rPr>
+                <m:t>FSTS</m:t>
+              </m:r>
+              <m:r>
+                <m:rPr>
+                  <m:sty m:val="p"/>
+                </m:rPr>
+                <m:t>×</m:t>
+              </m:r>
+              <m:r>
+                <m:rPr>
+                  <m:nor/>
+                  <m:sty m:val="p"/>
+                </m:rPr>
+                <m:t>TCI</m:t>
+              </m:r>
+            </m:oMath>
           </w:p>
         </w:tc>
         <w:tc>
@@ -5718,8 +6601,26 @@
               <w:pStyle w:val="Compact"/>
               <w:jc w:val="left"/>
             </w:pPr>
-            <w:r>
-              <w:t xml:space="preserve">β_mod: phụ thuộc ngữ cảnh</w:t>
+            <m:oMath>
+              <m:sSub>
+                <m:e>
+                  <m:r>
+                    <m:t>β</m:t>
+                  </m:r>
+                </m:e>
+                <m:sub>
+                  <m:r>
+                    <m:rPr>
+                      <m:nor/>
+                      <m:sty m:val="p"/>
+                    </m:rPr>
+                    <m:t>mod</m:t>
+                  </m:r>
+                </m:sub>
+              </m:sSub>
+            </m:oMath>
+            <w:r>
+              <w:t xml:space="preserve">: phụ thuộc ngữ cảnh</w:t>
             </w:r>
           </w:p>
         </w:tc>
@@ -5744,9 +6645,37 @@
               <w:pStyle w:val="Compact"/>
               <w:jc w:val="left"/>
             </w:pPr>
-            <w:r>
-              <w:t xml:space="preserve">FSTS²×DAI</w:t>
-            </w:r>
+            <m:oMath>
+              <m:sSup>
+                <m:e>
+                  <m:r>
+                    <m:rPr>
+                      <m:nor/>
+                      <m:sty m:val="p"/>
+                    </m:rPr>
+                    <m:t>FSTS</m:t>
+                  </m:r>
+                </m:e>
+                <m:sup>
+                  <m:r>
+                    <m:t>2</m:t>
+                  </m:r>
+                </m:sup>
+              </m:sSup>
+              <m:r>
+                <m:rPr>
+                  <m:sty m:val="p"/>
+                </m:rPr>
+                <m:t>×</m:t>
+              </m:r>
+              <m:r>
+                <m:rPr>
+                  <m:nor/>
+                  <m:sty m:val="p"/>
+                </m:rPr>
+                <m:t>DAI</m:t>
+              </m:r>
+            </m:oMath>
           </w:p>
         </w:tc>
         <w:tc>
@@ -5792,8 +6721,25 @@
               <w:pStyle w:val="Compact"/>
               <w:jc w:val="left"/>
             </w:pPr>
-            <w:r>
-              <w:t xml:space="preserve">β &gt; 0 (Nhóm I); null (Nhóm III, IV)</w:t>
+            <m:oMath>
+              <m:r>
+                <m:t>β</m:t>
+              </m:r>
+              <m:r>
+                <m:rPr>
+                  <m:sty m:val="p"/>
+                </m:rPr>
+                <m:t>&gt;</m:t>
+              </m:r>
+              <m:r>
+                <m:t>0</m:t>
+              </m:r>
+            </m:oMath>
+            <w:r>
+              <w:t xml:space="preserve"> </w:t>
+            </w:r>
+            <w:r>
+              <w:t xml:space="preserve">(Nhóm I); null (Nhóm III, IV)</w:t>
             </w:r>
           </w:p>
         </w:tc>
@@ -5866,8 +6812,55 @@
               <w:pStyle w:val="Compact"/>
               <w:jc w:val="left"/>
             </w:pPr>
-            <w:r>
-              <w:t xml:space="preserve">β &gt; 0 (δ_exp &gt; 0)</w:t>
+            <m:oMath>
+              <m:r>
+                <m:t>β</m:t>
+              </m:r>
+              <m:r>
+                <m:rPr>
+                  <m:sty m:val="p"/>
+                </m:rPr>
+                <m:t>&gt;</m:t>
+              </m:r>
+              <m:r>
+                <m:t>0</m:t>
+              </m:r>
+            </m:oMath>
+            <w:r>
+              <w:t xml:space="preserve"> </w:t>
+            </w:r>
+            <w:r>
+              <w:t xml:space="preserve">(</w:t>
+            </w:r>
+            <m:oMath>
+              <m:sSub>
+                <m:e>
+                  <m:r>
+                    <m:t>δ</m:t>
+                  </m:r>
+                </m:e>
+                <m:sub>
+                  <m:r>
+                    <m:rPr>
+                      <m:nor/>
+                      <m:sty m:val="p"/>
+                    </m:rPr>
+                    <m:t>exp</m:t>
+                  </m:r>
+                </m:sub>
+              </m:sSub>
+              <m:r>
+                <m:rPr>
+                  <m:sty m:val="p"/>
+                </m:rPr>
+                <m:t>&gt;</m:t>
+              </m:r>
+              <m:r>
+                <m:t>0</m:t>
+              </m:r>
+            </m:oMath>
+            <w:r>
+              <w:t xml:space="preserve">)</w:t>
             </w:r>
           </w:p>
         </w:tc>
@@ -5940,8 +6933,55 @@
               <w:pStyle w:val="Compact"/>
               <w:jc w:val="left"/>
             </w:pPr>
-            <w:r>
-              <w:t xml:space="preserve">β &gt; 0 (δ_educ &gt; 0)</w:t>
+            <m:oMath>
+              <m:r>
+                <m:t>β</m:t>
+              </m:r>
+              <m:r>
+                <m:rPr>
+                  <m:sty m:val="p"/>
+                </m:rPr>
+                <m:t>&gt;</m:t>
+              </m:r>
+              <m:r>
+                <m:t>0</m:t>
+              </m:r>
+            </m:oMath>
+            <w:r>
+              <w:t xml:space="preserve"> </w:t>
+            </w:r>
+            <w:r>
+              <w:t xml:space="preserve">(</w:t>
+            </w:r>
+            <m:oMath>
+              <m:sSub>
+                <m:e>
+                  <m:r>
+                    <m:t>δ</m:t>
+                  </m:r>
+                </m:e>
+                <m:sub>
+                  <m:r>
+                    <m:rPr>
+                      <m:nor/>
+                      <m:sty m:val="p"/>
+                    </m:rPr>
+                    <m:t>educ</m:t>
+                  </m:r>
+                </m:sub>
+              </m:sSub>
+              <m:r>
+                <m:rPr>
+                  <m:sty m:val="p"/>
+                </m:rPr>
+                <m:t>&gt;</m:t>
+              </m:r>
+              <m:r>
+                <m:t>0</m:t>
+              </m:r>
+            </m:oMath>
+            <w:r>
+              <w:t xml:space="preserve">)</w:t>
             </w:r>
           </w:p>
         </w:tc>
@@ -6015,7 +7055,7 @@
               <w:jc w:val="left"/>
             </w:pPr>
             <w:r>
-              <w:t xml:space="preserve">Exploratory, two-sided</w:t>
+              <w:t xml:space="preserve">Khám phá, hai phía</w:t>
             </w:r>
           </w:p>
         </w:tc>
@@ -6040,9 +7080,24 @@
               <w:pStyle w:val="Compact"/>
               <w:jc w:val="left"/>
             </w:pPr>
-            <w:r>
-              <w:t xml:space="preserve">ICRV_j</w:t>
-            </w:r>
+            <m:oMath>
+              <m:sSub>
+                <m:e>
+                  <m:r>
+                    <m:rPr>
+                      <m:nor/>
+                      <m:sty m:val="p"/>
+                    </m:rPr>
+                    <m:t>ICRV</m:t>
+                  </m:r>
+                </m:e>
+                <m:sub>
+                  <m:r>
+                    <m:t>j</m:t>
+                  </m:r>
+                </m:sub>
+              </m:sSub>
+            </m:oMath>
           </w:p>
         </w:tc>
         <w:tc>
@@ -6077,7 +7132,7 @@
               <w:jc w:val="left"/>
             </w:pPr>
             <w:r>
-              <w:t xml:space="preserve">j = I–VI dummy</w:t>
+              <w:t xml:space="preserve">j = I–VI, biến giả</w:t>
             </w:r>
           </w:p>
         </w:tc>
@@ -6236,9 +7291,20 @@
               <w:pStyle w:val="Compact"/>
               <w:jc w:val="left"/>
             </w:pPr>
-            <w:r>
-              <w:t xml:space="preserve">β &gt; 0</w:t>
-            </w:r>
+            <m:oMath>
+              <m:r>
+                <m:t>β</m:t>
+              </m:r>
+              <m:r>
+                <m:rPr>
+                  <m:sty m:val="p"/>
+                </m:rPr>
+                <m:t>&gt;</m:t>
+              </m:r>
+              <m:r>
+                <m:t>0</m:t>
+              </m:r>
+            </m:oMath>
           </w:p>
         </w:tc>
         <w:tc>
@@ -6310,8 +7376,16 @@
               <w:pStyle w:val="Compact"/>
               <w:jc w:val="left"/>
             </w:pPr>
-            <w:r>
-              <w:t xml:space="preserve">β không xác định</w:t>
+            <m:oMath>
+              <m:r>
+                <m:t>β</m:t>
+              </m:r>
+            </m:oMath>
+            <w:r>
+              <w:t xml:space="preserve"> </w:t>
+            </w:r>
+            <w:r>
+              <w:t xml:space="preserve">không xác định</w:t>
             </w:r>
           </w:p>
         </w:tc>
@@ -6373,20 +7447,34 @@
               <w:jc w:val="left"/>
             </w:pPr>
             <w:r>
-              <w:t xml:space="preserve">≥10% = 1</w:t>
-            </w:r>
-          </w:p>
-        </w:tc>
-        <w:tc>
-          <w:tcPr/>
-          <w:p>
-            <w:pPr>
-              <w:pStyle w:val="Compact"/>
-              <w:jc w:val="left"/>
-            </w:pPr>
-            <w:r>
-              <w:t xml:space="preserve">β &gt; 0</w:t>
-            </w:r>
+              <w:t xml:space="preserve">$</w:t>
+            </w:r>
+            <w:r>
+              <w:t xml:space="preserve">$10% = 1</w:t>
+            </w:r>
+          </w:p>
+        </w:tc>
+        <w:tc>
+          <w:tcPr/>
+          <w:p>
+            <w:pPr>
+              <w:pStyle w:val="Compact"/>
+              <w:jc w:val="left"/>
+            </w:pPr>
+            <m:oMath>
+              <m:r>
+                <m:t>β</m:t>
+              </m:r>
+              <m:r>
+                <m:rPr>
+                  <m:sty m:val="p"/>
+                </m:rPr>
+                <m:t>&gt;</m:t>
+              </m:r>
+              <m:r>
+                <m:t>0</m:t>
+              </m:r>
+            </m:oMath>
           </w:p>
         </w:tc>
         <w:tc>
@@ -6408,7 +7496,7 @@
         <w:pStyle w:val="BodyText"/>
       </w:pPr>
       <w:r>
-        <w:t xml:space="preserve">Ghi chú đo lường: TCI là tổng hợp formative từ: chứng nhận ISO (b8=1), R&amp;D (h8=1), đổi mới sản phẩm (h1=1), công nghệ nước ngoài có bản quyền (e6=1). Yêu cầu ≥3/4 items không thiếu; z-chuẩn hóa trong mỗi sóng. DAI_z_full (Tier 1+2): z-mean(c22b + k33 + k38) chỉ có trong lược đồ BEE (2019 trở đi). DAI_z_tier1 (Tier 1): z-mean(c22b) có xuyên tất cả lược đồ. FSTS được tính trung tâm theo mean trong mỗi ô quốc gia-sóng trước khi tính FSTS² để giảm đa cộng tuyến.</w:t>
+        <w:t xml:space="preserve">Ghi chú đo lường: TCI là tổng hợp formative từ: chứng nhận ISO (b8=1), R&amp;D (h8=1), đổi mới sản phẩm (h1=1), công nghệ nước ngoài có bản quyền (e6=1). Yêu cầu ≥3/4 items không thiếu; z-chuẩn hóa trong mỗi sóng. DAI_z_full (Bậc 1+2): z-mean(c22b + k33 + k38) chỉ có trong lược đồ BEE (2019 trở đi). DAI_z_tier1 (Bậc 1): z-mean(c22b) có xuyên tất cả lược đồ. FSTS được tính trung tâm theo mean trong mỗi ô quốc gia-sóng trước khi tính FSTS² để giảm đa cộng tuyến.</w:t>
       </w:r>
     </w:p>
     <w:bookmarkEnd w:id="52"/>
@@ -6444,7 +7532,7 @@
         <w:pStyle w:val="BodyText"/>
       </w:pPr>
       <w:r>
-        <w:t xml:space="preserve">H1–H3 và H5 là xác nhận (dấu rõ, ≥2 bằng chứng neo đậu từ P3/P4/P5). H4a–H4b và H6 là hỗn hợp xác nhận/khám phá (hướng rõ nhưng magnitude khám phá). H4c là hoàn toàn khám phá (two-sided, không có dấu tiên nghiệm).</w:t>
+        <w:t xml:space="preserve">H1–H3 và H5 là xác nhận (dấu rõ, ≥2 bằng chứng neo đậu từ P3/P4/P5). H4a–H4b và H6 là hỗn hợp xác nhận/khám phá (hướng rõ nhưng độ lớn khám phá). H4c là hoàn toàn khám phá (hai phía, không có dấu tiên nghiệm).</w:t>
       </w:r>
     </w:p>
     <w:bookmarkEnd w:id="54"/>
@@ -6462,7 +7550,7 @@
         <w:pStyle w:val="FirstParagraph"/>
       </w:pPr>
       <w:r>
-        <w:t xml:space="preserve">Cơ sở lý thuyết: Mô hình Uppsala (Johanson &amp; Vahlne, 1977) đề xuất quốc tế hóa diễn ra theo ba giai đoạn với tốc độ và đặc điểm chi phí-lợi ích khác nhau. Contractor và cộng sự (2003) và Lu và Beamish (2004) hình thức hóa ba giai đoạn thành S-curve: giai đoạn học tập tốn kém; giai đoạn hái quả; giai đoạn quá mức. Với các doanh nghiệp vừa và nhỏ châu Á trong WBES, giai đoạn đầu ngắn, do đó dạng chữ U ngược (H1 bậc hai, M1) có thể mạnh hơn S-curve đầy đủ (H1 bậc ba, M2).</w:t>
+        <w:t xml:space="preserve">Cơ sở lý thuyết: Mô hình Uppsala (Johanson &amp; Vahlne, 1977) đề xuất quốc tế hóa diễn ra theo ba giai đoạn với tốc độ và đặc điểm chi phí-lợi ích khác nhau. Contractor và cộng sự (2003) và Lu và Beamish (2004) hình thức hóa ba giai đoạn thành đường cong chữ S: giai đoạn học tập tốn kém; giai đoạn hái quả; giai đoạn quá mức. Với các doanh nghiệp vừa và nhỏ châu Á trong WBES, giai đoạn đầu ngắn, do đó dạng chữ U ngược (H1 bậc hai, M1) có thể mạnh hơn chữ S đầy đủ (H1 bậc ba, M2).</w:t>
       </w:r>
     </w:p>
     <w:p>
@@ -6565,7 +7653,7 @@
         <w:pStyle w:val="BodyText"/>
       </w:pPr>
       <w:r>
-        <w:t xml:space="preserve">H2: chỉ số năng lực công nghệ (TCI) có mối quan hệ dương trực tiếp với hiệu quả hoạt động kinh doanh của doanh nghiệp (β(TCI) &gt; 0) và nâng mặt bằng ln(LP) của toàn bộ đường cong quốc tế hóa và hiệu quả (hiệu ứng nâng mặt bằng). Tác động điều tiết của TCI lên độ cong của đường cong là câu hỏi thực nghiệm mở và được kiểm định như H2 khám phá trong M3.</w:t>
+        <w:t xml:space="preserve">H2: Chỉ số năng lực công nghệ (TCI) có mối quan hệ dương trực tiếp với hiệu quả hoạt động kinh doanh của doanh nghiệp (β(TCI) &gt; 0) và nâng mặt bằng ln(LP) của toàn bộ đường cong quốc tế hóa và hiệu quả (hiệu ứng nâng mặt bằng). Tác động điều tiết của TCI lên độ cong của đường cong là câu hỏi thực nghiệm mở và được kiểm định như H2 khám phá trong M3.</w:t>
       </w:r>
     </w:p>
     <w:bookmarkEnd w:id="56"/>
@@ -6747,8 +7835,66 @@
               <w:jc w:val="left"/>
             </w:pPr>
             <w:r>
-              <w:t xml:space="preserve">Null trực tiếp; FSTS²×DAI = +3,119</w:t>
-            </w:r>
+              <w:t xml:space="preserve">Null trực tiếp;</w:t>
+            </w:r>
+            <w:r>
+              <w:t xml:space="preserve"> </w:t>
+            </w:r>
+            <m:oMath>
+              <m:sSup>
+                <m:e>
+                  <m:r>
+                    <m:rPr>
+                      <m:nor/>
+                      <m:sty m:val="p"/>
+                    </m:rPr>
+                    <m:t>FSTS</m:t>
+                  </m:r>
+                </m:e>
+                <m:sup>
+                  <m:r>
+                    <m:t>2</m:t>
+                  </m:r>
+                </m:sup>
+              </m:sSup>
+              <m:r>
+                <m:rPr>
+                  <m:sty m:val="p"/>
+                </m:rPr>
+                <m:t>×</m:t>
+              </m:r>
+              <m:r>
+                <m:rPr>
+                  <m:nor/>
+                  <m:sty m:val="p"/>
+                </m:rPr>
+                <m:t>DAI</m:t>
+              </m:r>
+              <m:r>
+                <m:rPr>
+                  <m:sty m:val="p"/>
+                </m:rPr>
+                <m:t>=</m:t>
+              </m:r>
+              <m:r>
+                <m:rPr>
+                  <m:sty m:val="p"/>
+                </m:rPr>
+                <m:t>+</m:t>
+              </m:r>
+              <m:r>
+                <m:t>3</m:t>
+              </m:r>
+              <m:r>
+                <m:rPr>
+                  <m:sty m:val="p"/>
+                </m:rPr>
+                <m:t>,</m:t>
+              </m:r>
+              <m:r>
+                <m:t>119</m:t>
+              </m:r>
+            </m:oMath>
           </w:p>
         </w:tc>
         <w:tc>
@@ -6833,19 +7979,19 @@
               <w:jc w:val="left"/>
             </w:pPr>
             <w:r>
-              <w:t xml:space="preserve">Null (Tier 1 mất tín hiệu phân biệt)</w:t>
-            </w:r>
-          </w:p>
-        </w:tc>
-        <w:tc>
-          <w:tcPr/>
-          <w:p>
-            <w:pPr>
-              <w:pStyle w:val="Compact"/>
-              <w:jc w:val="left"/>
-            </w:pPr>
-            <w:r>
-              <w:t xml:space="preserve">Tier 1 bão hòa</w:t>
+              <w:t xml:space="preserve">Null (Bậc 1 mất tín hiệu phân biệt)</w:t>
+            </w:r>
+          </w:p>
+        </w:tc>
+        <w:tc>
+          <w:tcPr/>
+          <w:p>
+            <w:pPr>
+              <w:pStyle w:val="Compact"/>
+              <w:jc w:val="left"/>
+            </w:pPr>
+            <w:r>
+              <w:t xml:space="preserve">Bậc 1 bão hòa</w:t>
             </w:r>
           </w:p>
         </w:tc>
@@ -6907,7 +8053,33 @@
               <w:jc w:val="left"/>
             </w:pPr>
             <w:r>
-              <w:t xml:space="preserve">Null (β = 0,018; F bậc một = 34,6)</w:t>
+              <w:t xml:space="preserve">Null (</w:t>
+            </w:r>
+            <m:oMath>
+              <m:r>
+                <m:t>β</m:t>
+              </m:r>
+              <m:r>
+                <m:rPr>
+                  <m:sty m:val="p"/>
+                </m:rPr>
+                <m:t>=</m:t>
+              </m:r>
+              <m:r>
+                <m:t>0</m:t>
+              </m:r>
+              <m:r>
+                <m:rPr>
+                  <m:sty m:val="p"/>
+                </m:rPr>
+                <m:t>,</m:t>
+              </m:r>
+              <m:r>
+                <m:t>018</m:t>
+              </m:r>
+            </m:oMath>
+            <w:r>
+              <w:t xml:space="preserve">; F bậc một = 34,6)</w:t>
             </w:r>
           </w:p>
         </w:tc>
@@ -7094,7 +8266,7 @@
         <w:t xml:space="preserve"> </w:t>
       </w:r>
       <w:r>
-        <w:t xml:space="preserve">trong quan hệ quốc tế hóa và hiệu quả. DAI không hoạt động như một phần thưởng năng suất đồng nhất mà như một nguồn lực mở rộng tình huống theo CDCM, với hướng và cường độ khác nhau rõ ràng giữa Emerging/Frontier và Advanced. Hai sub-hypothesis phân biệt dấu kỳ vọng:</w:t>
+        <w:t xml:space="preserve">trong quan hệ quốc tế hóa và hiệu quả. DAI không hoạt động như một phần thưởng năng suất đồng nhất mà như một nguồn lực mở rộng tình huống theo CDCM, với hướng và cường độ khác nhau rõ ràng giữa Emerging/Frontier và Advanced. Hai giả thuyết con phân biệt dấu kỳ vọng:</w:t>
       </w:r>
     </w:p>
     <w:p>
@@ -7130,15 +8302,15 @@
         <w:t xml:space="preserve"> </w:t>
       </w:r>
       <w:r>
-        <w:t xml:space="preserve">(Advanced, Nhóm I–II): Trong các nền kinh tế tiên tiến, tác động trực tiếp không điều kiện của DAI lên ln(LP) có thể null hoặc âm do bão hòa số và single-component measurement (chỉ website binary, Tier-1 proxy, không phản ánh đầy đủ năng lực số). Tuy nhiên, tác động điều tiết điều kiện β(FSTS²×DAI) vẫn dương ở mức FSTS cao nơi nhu cầu điều phối xuyên biên giới cao (bằng chứng neo đậu: P4 Singapore β(FSTS²×DAI) = +3,119, p = 0,005).</w:t>
-      </w:r>
-    </w:p>
-    <w:p>
-      <w:pPr>
-        <w:pStyle w:val="BodyText"/>
-      </w:pPr>
-      <w:r>
-        <w:t xml:space="preserve">TCI và DAI là hai cấu trúc phân biệt và không thể thay thế nhau trong cả hai sub-hypothesis (CDCM distinctiveness hypothesis, H3c: β(TCI) ≠ β(DAI) và hai cấu trúc thỏa mãn tiêu chí discriminant validity).</w:t>
+        <w:t xml:space="preserve">(Advanced, Nhóm I–II): Trong các nền kinh tế tiên tiến, tác động trực tiếp không điều kiện của DAI lên ln(LP) có thể null hoặc âm do bão hòa số và single-component measurement (chỉ website binary, Bậc 1 proxy, không phản ánh đầy đủ năng lực số). Tuy nhiên, tác động điều tiết điều kiện β(FSTS²×DAI) vẫn dương ở mức FSTS cao nơi nhu cầu điều phối xuyên biên giới cao (bằng chứng neo đậu: P4 Singapore β(FSTS²×DAI) = +3,119, p = 0,005).</w:t>
+      </w:r>
+    </w:p>
+    <w:p>
+      <w:pPr>
+        <w:pStyle w:val="BodyText"/>
+      </w:pPr>
+      <w:r>
+        <w:t xml:space="preserve">TCI và DAI là hai cấu trúc phân biệt và không thể thay thế nhau trong cả hai giả thuyết con (giả thuyết tính phân biệt CDCM, H3c: β(TCI) ≠ β(DAI) và hai cấu trúc thỏa mãn tiêu chí discriminant validity).</w:t>
       </w:r>
     </w:p>
     <w:bookmarkEnd w:id="57"/>
@@ -7164,7 +8336,7 @@
         <w:pStyle w:val="BodyText"/>
       </w:pPr>
       <w:r>
-        <w:t xml:space="preserve">Ba sub-hypothesis được tách biệt theo đặc điểm và dấu kỳ vọng:</w:t>
+        <w:t xml:space="preserve">Ba giả thuyết con được tách biệt theo đặc điểm và dấu kỳ vọng:</w:t>
       </w:r>
     </w:p>
     <w:p>
@@ -7209,7 +8381,7 @@
         <w:t xml:space="preserve">H4c</w:t>
       </w:r>
       <w:r>
-        <w:t xml:space="preserve">: Giới tính nữ của nhà quản trị cấp cao (gender_manager = 1), kiểm định khám phá, không đặt dấu kỳ vọng tiên nghiệm; kiểm định two-sided. Bằng chứng trong tài liệu lý thuyết thượng tầng quản trị không đồng nhất về chiều hướng cho châu Á (Hambrick, 2007); H4c vì vậy là exploratory.</w:t>
+        <w:t xml:space="preserve">: Giới tính nữ của nhà quản trị cấp cao (gender_manager = 1), kiểm định khám phá, không đặt dấu kỳ vọng tiên nghiệm; kiểm định hai phía. Bằng chứng trong tài liệu lý thuyết thượng tầng quản trị không đồng nhất về chiều hướng cho châu Á (Hambrick, 2007); H4c vì vậy là khám phá.</w:t>
       </w:r>
     </w:p>
     <w:p>
@@ -7336,7 +8508,7 @@
               <w:jc w:val="left"/>
             </w:pPr>
             <w:r>
-              <w:t xml:space="preserve">P7 50 nền: pooled TP M5 = 43,6% (N=79.080; M2 N=81.022); trong Nhóm I đường cong không định hình (LM p = ,30), nhất quán P4 Singapore (TP ~88,6%, LM p = ,303, không có ý nghĩa)</w:t>
+              <w:t xml:space="preserve">P7 50 nền: TP gộp M5 = 43,6% (N=79.080; M2 N=81.022); trong Nhóm I đường cong không định hình (LM p = ,30), nhất quán P4 Singapore (TP ~88,6%, LM p = ,303, không có ý nghĩa)</w:t>
             </w:r>
           </w:p>
         </w:tc>
@@ -7729,20 +8901,114 @@
               <w:jc w:val="left"/>
             </w:pPr>
             <w:r>
-              <w:t xml:space="preserve">FSTS, FSTS², FSTS³</w:t>
-            </w:r>
-          </w:p>
-        </w:tc>
-        <w:tc>
-          <w:tcPr/>
-          <w:p>
-            <w:pPr>
-              <w:pStyle w:val="Compact"/>
-              <w:jc w:val="left"/>
-            </w:pPr>
-            <w:r>
-              <w:t xml:space="preserve">β₁ &gt; 0; β₂ &lt; 0</w:t>
-            </w:r>
+              <w:t xml:space="preserve">FSTS,</w:t>
+            </w:r>
+            <w:r>
+              <w:t xml:space="preserve"> </w:t>
+            </w:r>
+            <m:oMath>
+              <m:sSup>
+                <m:e>
+                  <m:r>
+                    <m:rPr>
+                      <m:nor/>
+                      <m:sty m:val="p"/>
+                    </m:rPr>
+                    <m:t>FSTS</m:t>
+                  </m:r>
+                </m:e>
+                <m:sup>
+                  <m:r>
+                    <m:t>2</m:t>
+                  </m:r>
+                </m:sup>
+              </m:sSup>
+            </m:oMath>
+            <w:r>
+              <w:t xml:space="preserve">,</w:t>
+            </w:r>
+            <w:r>
+              <w:t xml:space="preserve"> </w:t>
+            </w:r>
+            <m:oMath>
+              <m:sSup>
+                <m:e>
+                  <m:r>
+                    <m:rPr>
+                      <m:nor/>
+                      <m:sty m:val="p"/>
+                    </m:rPr>
+                    <m:t>FSTS</m:t>
+                  </m:r>
+                </m:e>
+                <m:sup>
+                  <m:r>
+                    <m:t>3</m:t>
+                  </m:r>
+                </m:sup>
+              </m:sSup>
+            </m:oMath>
+          </w:p>
+        </w:tc>
+        <w:tc>
+          <w:tcPr/>
+          <w:p>
+            <w:pPr>
+              <w:pStyle w:val="Compact"/>
+              <w:jc w:val="left"/>
+            </w:pPr>
+            <m:oMath>
+              <m:sSub>
+                <m:e>
+                  <m:r>
+                    <m:t>β</m:t>
+                  </m:r>
+                </m:e>
+                <m:sub>
+                  <m:r>
+                    <m:t>1</m:t>
+                  </m:r>
+                </m:sub>
+              </m:sSub>
+              <m:r>
+                <m:rPr>
+                  <m:sty m:val="p"/>
+                </m:rPr>
+                <m:t>&gt;</m:t>
+              </m:r>
+              <m:r>
+                <m:t>0</m:t>
+              </m:r>
+            </m:oMath>
+            <w:r>
+              <w:t xml:space="preserve">;</w:t>
+            </w:r>
+            <w:r>
+              <w:t xml:space="preserve"> </w:t>
+            </w:r>
+            <m:oMath>
+              <m:sSub>
+                <m:e>
+                  <m:r>
+                    <m:t>β</m:t>
+                  </m:r>
+                </m:e>
+                <m:sub>
+                  <m:r>
+                    <m:t>2</m:t>
+                  </m:r>
+                </m:sub>
+              </m:sSub>
+              <m:r>
+                <m:rPr>
+                  <m:sty m:val="p"/>
+                </m:rPr>
+                <m:t>&lt;</m:t>
+              </m:r>
+              <m:r>
+                <m:t>0</m:t>
+              </m:r>
+            </m:oMath>
           </w:p>
         </w:tc>
         <w:tc>
@@ -7803,19 +9069,75 @@
               <w:jc w:val="left"/>
             </w:pPr>
             <w:r>
-              <w:t xml:space="preserve">TCI, FSTS×TCI</w:t>
-            </w:r>
-          </w:p>
-        </w:tc>
-        <w:tc>
-          <w:tcPr/>
-          <w:p>
-            <w:pPr>
-              <w:pStyle w:val="Compact"/>
-              <w:jc w:val="left"/>
-            </w:pPr>
-            <w:r>
-              <w:t xml:space="preserve">β(TCI) &gt; 0; độ cong: khám phá</w:t>
+              <w:t xml:space="preserve">TCI,</w:t>
+            </w:r>
+            <w:r>
+              <w:t xml:space="preserve"> </w:t>
+            </w:r>
+            <m:oMath>
+              <m:r>
+                <m:rPr>
+                  <m:nor/>
+                  <m:sty m:val="p"/>
+                </m:rPr>
+                <m:t>FSTS</m:t>
+              </m:r>
+              <m:r>
+                <m:rPr>
+                  <m:sty m:val="p"/>
+                </m:rPr>
+                <m:t>×</m:t>
+              </m:r>
+              <m:r>
+                <m:rPr>
+                  <m:nor/>
+                  <m:sty m:val="p"/>
+                </m:rPr>
+                <m:t>TCI</m:t>
+              </m:r>
+            </m:oMath>
+          </w:p>
+        </w:tc>
+        <w:tc>
+          <w:tcPr/>
+          <w:p>
+            <w:pPr>
+              <w:pStyle w:val="Compact"/>
+              <w:jc w:val="left"/>
+            </w:pPr>
+            <m:oMath>
+              <m:r>
+                <m:t>β</m:t>
+              </m:r>
+              <m:d>
+                <m:dPr>
+                  <m:begChr m:val="("/>
+                  <m:endChr m:val=")"/>
+                  <m:sepChr m:val=""/>
+                  <m:grow/>
+                </m:dPr>
+                <m:e>
+                  <m:r>
+                    <m:rPr>
+                      <m:nor/>
+                      <m:sty m:val="p"/>
+                    </m:rPr>
+                    <m:t>TCI</m:t>
+                  </m:r>
+                </m:e>
+              </m:d>
+              <m:r>
+                <m:rPr>
+                  <m:sty m:val="p"/>
+                </m:rPr>
+                <m:t>&gt;</m:t>
+              </m:r>
+              <m:r>
+                <m:t>0</m:t>
+              </m:r>
+            </m:oMath>
+            <w:r>
+              <w:t xml:space="preserve">; độ cong: khám phá</w:t>
             </w:r>
           </w:p>
         </w:tc>
@@ -7877,19 +9199,91 @@
               <w:jc w:val="left"/>
             </w:pPr>
             <w:r>
-              <w:t xml:space="preserve">DAI, FSTS×DAI</w:t>
-            </w:r>
-          </w:p>
-        </w:tc>
-        <w:tc>
-          <w:tcPr/>
-          <w:p>
-            <w:pPr>
-              <w:pStyle w:val="Compact"/>
-              <w:jc w:val="left"/>
-            </w:pPr>
-            <w:r>
-              <w:t xml:space="preserve">β(FSTS×DAI) &gt; 0 (Nhóm III–V)</w:t>
+              <w:t xml:space="preserve">DAI,</w:t>
+            </w:r>
+            <w:r>
+              <w:t xml:space="preserve"> </w:t>
+            </w:r>
+            <m:oMath>
+              <m:r>
+                <m:rPr>
+                  <m:nor/>
+                  <m:sty m:val="p"/>
+                </m:rPr>
+                <m:t>FSTS</m:t>
+              </m:r>
+              <m:r>
+                <m:rPr>
+                  <m:sty m:val="p"/>
+                </m:rPr>
+                <m:t>×</m:t>
+              </m:r>
+              <m:r>
+                <m:rPr>
+                  <m:nor/>
+                  <m:sty m:val="p"/>
+                </m:rPr>
+                <m:t>DAI</m:t>
+              </m:r>
+            </m:oMath>
+          </w:p>
+        </w:tc>
+        <w:tc>
+          <w:tcPr/>
+          <w:p>
+            <w:pPr>
+              <w:pStyle w:val="Compact"/>
+              <w:jc w:val="left"/>
+            </w:pPr>
+            <m:oMath>
+              <m:r>
+                <m:t>β</m:t>
+              </m:r>
+              <m:d>
+                <m:dPr>
+                  <m:begChr m:val="("/>
+                  <m:endChr m:val=")"/>
+                  <m:sepChr m:val=""/>
+                  <m:grow/>
+                </m:dPr>
+                <m:e>
+                  <m:r>
+                    <m:rPr>
+                      <m:nor/>
+                      <m:sty m:val="p"/>
+                    </m:rPr>
+                    <m:t>FSTS</m:t>
+                  </m:r>
+                  <m:r>
+                    <m:rPr>
+                      <m:sty m:val="p"/>
+                    </m:rPr>
+                    <m:t>×</m:t>
+                  </m:r>
+                  <m:r>
+                    <m:rPr>
+                      <m:nor/>
+                      <m:sty m:val="p"/>
+                    </m:rPr>
+                    <m:t>DAI</m:t>
+                  </m:r>
+                </m:e>
+              </m:d>
+              <m:r>
+                <m:rPr>
+                  <m:sty m:val="p"/>
+                </m:rPr>
+                <m:t>&gt;</m:t>
+              </m:r>
+              <m:r>
+                <m:t>0</m:t>
+              </m:r>
+            </m:oMath>
+            <w:r>
+              <w:t xml:space="preserve"> </w:t>
+            </w:r>
+            <w:r>
+              <w:t xml:space="preserve">(Nhóm III–V)</w:t>
             </w:r>
           </w:p>
         </w:tc>
@@ -7951,19 +9345,115 @@
               <w:jc w:val="left"/>
             </w:pPr>
             <w:r>
-              <w:t xml:space="preserve">DAI, FSTS²×DAI</w:t>
-            </w:r>
-          </w:p>
-        </w:tc>
-        <w:tc>
-          <w:tcPr/>
-          <w:p>
-            <w:pPr>
-              <w:pStyle w:val="Compact"/>
-              <w:jc w:val="left"/>
-            </w:pPr>
-            <w:r>
-              <w:t xml:space="preserve">Direct: null/–; cond: β(FSTS²×DAI) &gt; 0 ở FSTS cao</w:t>
+              <w:t xml:space="preserve">DAI,</w:t>
+            </w:r>
+            <w:r>
+              <w:t xml:space="preserve"> </w:t>
+            </w:r>
+            <m:oMath>
+              <m:sSup>
+                <m:e>
+                  <m:r>
+                    <m:rPr>
+                      <m:nor/>
+                      <m:sty m:val="p"/>
+                    </m:rPr>
+                    <m:t>FSTS</m:t>
+                  </m:r>
+                </m:e>
+                <m:sup>
+                  <m:r>
+                    <m:t>2</m:t>
+                  </m:r>
+                </m:sup>
+              </m:sSup>
+              <m:r>
+                <m:rPr>
+                  <m:sty m:val="p"/>
+                </m:rPr>
+                <m:t>×</m:t>
+              </m:r>
+              <m:r>
+                <m:rPr>
+                  <m:nor/>
+                  <m:sty m:val="p"/>
+                </m:rPr>
+                <m:t>DAI</m:t>
+              </m:r>
+            </m:oMath>
+          </w:p>
+        </w:tc>
+        <w:tc>
+          <w:tcPr/>
+          <w:p>
+            <w:pPr>
+              <w:pStyle w:val="Compact"/>
+              <w:jc w:val="left"/>
+            </w:pPr>
+            <w:r>
+              <w:t xml:space="preserve">Direct: null/–; cond:</w:t>
+            </w:r>
+            <w:r>
+              <w:t xml:space="preserve"> </w:t>
+            </w:r>
+            <m:oMath>
+              <m:r>
+                <m:t>β</m:t>
+              </m:r>
+              <m:d>
+                <m:dPr>
+                  <m:begChr m:val="("/>
+                  <m:endChr m:val=")"/>
+                  <m:sepChr m:val=""/>
+                  <m:grow/>
+                </m:dPr>
+                <m:e>
+                  <m:sSup>
+                    <m:e>
+                      <m:r>
+                        <m:rPr>
+                          <m:nor/>
+                          <m:sty m:val="p"/>
+                        </m:rPr>
+                        <m:t>FSTS</m:t>
+                      </m:r>
+                    </m:e>
+                    <m:sup>
+                      <m:r>
+                        <m:t>2</m:t>
+                      </m:r>
+                    </m:sup>
+                  </m:sSup>
+                  <m:r>
+                    <m:rPr>
+                      <m:sty m:val="p"/>
+                    </m:rPr>
+                    <m:t>×</m:t>
+                  </m:r>
+                  <m:r>
+                    <m:rPr>
+                      <m:nor/>
+                      <m:sty m:val="p"/>
+                    </m:rPr>
+                    <m:t>DAI</m:t>
+                  </m:r>
+                </m:e>
+              </m:d>
+              <m:r>
+                <m:rPr>
+                  <m:sty m:val="p"/>
+                </m:rPr>
+                <m:t>&gt;</m:t>
+              </m:r>
+              <m:r>
+                <m:t>0</m:t>
+              </m:r>
+            </m:oMath>
+            <w:r>
+              <w:t xml:space="preserve"> </w:t>
+            </w:r>
+            <w:r>
+              <w:t xml:space="preserve">ở FSTS cao</w:t>
             </w:r>
           </w:p>
         </w:tc>
@@ -8025,19 +9515,121 @@
               <w:jc w:val="left"/>
             </w:pPr>
             <w:r>
-              <w:t xml:space="preserve">exp_manager, FSTS×exp</w:t>
-            </w:r>
-          </w:p>
-        </w:tc>
-        <w:tc>
-          <w:tcPr/>
-          <w:p>
-            <w:pPr>
-              <w:pStyle w:val="Compact"/>
-              <w:jc w:val="left"/>
-            </w:pPr>
-            <w:r>
-              <w:t xml:space="preserve">β(FSTS×exp) &gt; 0 (δ_exp &gt; 0)</w:t>
+              <w:t xml:space="preserve">exp_manager,</w:t>
+            </w:r>
+            <w:r>
+              <w:t xml:space="preserve"> </w:t>
+            </w:r>
+            <m:oMath>
+              <m:r>
+                <m:rPr>
+                  <m:nor/>
+                  <m:sty m:val="p"/>
+                </m:rPr>
+                <m:t>FSTS</m:t>
+              </m:r>
+              <m:r>
+                <m:rPr>
+                  <m:sty m:val="p"/>
+                </m:rPr>
+                <m:t>×</m:t>
+              </m:r>
+              <m:r>
+                <m:rPr>
+                  <m:nor/>
+                  <m:sty m:val="p"/>
+                </m:rPr>
+                <m:t>exp</m:t>
+              </m:r>
+            </m:oMath>
+          </w:p>
+        </w:tc>
+        <w:tc>
+          <w:tcPr/>
+          <w:p>
+            <w:pPr>
+              <w:pStyle w:val="Compact"/>
+              <w:jc w:val="left"/>
+            </w:pPr>
+            <m:oMath>
+              <m:r>
+                <m:t>β</m:t>
+              </m:r>
+              <m:d>
+                <m:dPr>
+                  <m:begChr m:val="("/>
+                  <m:endChr m:val=")"/>
+                  <m:sepChr m:val=""/>
+                  <m:grow/>
+                </m:dPr>
+                <m:e>
+                  <m:r>
+                    <m:rPr>
+                      <m:nor/>
+                      <m:sty m:val="p"/>
+                    </m:rPr>
+                    <m:t>FSTS</m:t>
+                  </m:r>
+                  <m:r>
+                    <m:rPr>
+                      <m:sty m:val="p"/>
+                    </m:rPr>
+                    <m:t>×</m:t>
+                  </m:r>
+                  <m:r>
+                    <m:rPr>
+                      <m:nor/>
+                      <m:sty m:val="p"/>
+                    </m:rPr>
+                    <m:t>exp</m:t>
+                  </m:r>
+                </m:e>
+              </m:d>
+              <m:r>
+                <m:rPr>
+                  <m:sty m:val="p"/>
+                </m:rPr>
+                <m:t>&gt;</m:t>
+              </m:r>
+              <m:r>
+                <m:t>0</m:t>
+              </m:r>
+            </m:oMath>
+            <w:r>
+              <w:t xml:space="preserve"> </w:t>
+            </w:r>
+            <w:r>
+              <w:t xml:space="preserve">(</w:t>
+            </w:r>
+            <m:oMath>
+              <m:sSub>
+                <m:e>
+                  <m:r>
+                    <m:t>δ</m:t>
+                  </m:r>
+                </m:e>
+                <m:sub>
+                  <m:r>
+                    <m:rPr>
+                      <m:nor/>
+                      <m:sty m:val="p"/>
+                    </m:rPr>
+                    <m:t>exp</m:t>
+                  </m:r>
+                </m:sub>
+              </m:sSub>
+              <m:r>
+                <m:rPr>
+                  <m:sty m:val="p"/>
+                </m:rPr>
+                <m:t>&gt;</m:t>
+              </m:r>
+              <m:r>
+                <m:t>0</m:t>
+              </m:r>
+            </m:oMath>
+            <w:r>
+              <w:t xml:space="preserve">)</w:t>
             </w:r>
           </w:p>
         </w:tc>
@@ -8099,19 +9691,121 @@
               <w:jc w:val="left"/>
             </w:pPr>
             <w:r>
-              <w:t xml:space="preserve">educ_manager, FSTS×educ</w:t>
-            </w:r>
-          </w:p>
-        </w:tc>
-        <w:tc>
-          <w:tcPr/>
-          <w:p>
-            <w:pPr>
-              <w:pStyle w:val="Compact"/>
-              <w:jc w:val="left"/>
-            </w:pPr>
-            <w:r>
-              <w:t xml:space="preserve">β(FSTS×educ) &gt; 0 (δ_educ &gt; 0)</w:t>
+              <w:t xml:space="preserve">educ_manager,</w:t>
+            </w:r>
+            <w:r>
+              <w:t xml:space="preserve"> </w:t>
+            </w:r>
+            <m:oMath>
+              <m:r>
+                <m:rPr>
+                  <m:nor/>
+                  <m:sty m:val="p"/>
+                </m:rPr>
+                <m:t>FSTS</m:t>
+              </m:r>
+              <m:r>
+                <m:rPr>
+                  <m:sty m:val="p"/>
+                </m:rPr>
+                <m:t>×</m:t>
+              </m:r>
+              <m:r>
+                <m:rPr>
+                  <m:nor/>
+                  <m:sty m:val="p"/>
+                </m:rPr>
+                <m:t>educ</m:t>
+              </m:r>
+            </m:oMath>
+          </w:p>
+        </w:tc>
+        <w:tc>
+          <w:tcPr/>
+          <w:p>
+            <w:pPr>
+              <w:pStyle w:val="Compact"/>
+              <w:jc w:val="left"/>
+            </w:pPr>
+            <m:oMath>
+              <m:r>
+                <m:t>β</m:t>
+              </m:r>
+              <m:d>
+                <m:dPr>
+                  <m:begChr m:val="("/>
+                  <m:endChr m:val=")"/>
+                  <m:sepChr m:val=""/>
+                  <m:grow/>
+                </m:dPr>
+                <m:e>
+                  <m:r>
+                    <m:rPr>
+                      <m:nor/>
+                      <m:sty m:val="p"/>
+                    </m:rPr>
+                    <m:t>FSTS</m:t>
+                  </m:r>
+                  <m:r>
+                    <m:rPr>
+                      <m:sty m:val="p"/>
+                    </m:rPr>
+                    <m:t>×</m:t>
+                  </m:r>
+                  <m:r>
+                    <m:rPr>
+                      <m:nor/>
+                      <m:sty m:val="p"/>
+                    </m:rPr>
+                    <m:t>educ</m:t>
+                  </m:r>
+                </m:e>
+              </m:d>
+              <m:r>
+                <m:rPr>
+                  <m:sty m:val="p"/>
+                </m:rPr>
+                <m:t>&gt;</m:t>
+              </m:r>
+              <m:r>
+                <m:t>0</m:t>
+              </m:r>
+            </m:oMath>
+            <w:r>
+              <w:t xml:space="preserve"> </w:t>
+            </w:r>
+            <w:r>
+              <w:t xml:space="preserve">(</w:t>
+            </w:r>
+            <m:oMath>
+              <m:sSub>
+                <m:e>
+                  <m:r>
+                    <m:t>δ</m:t>
+                  </m:r>
+                </m:e>
+                <m:sub>
+                  <m:r>
+                    <m:rPr>
+                      <m:nor/>
+                      <m:sty m:val="p"/>
+                    </m:rPr>
+                    <m:t>educ</m:t>
+                  </m:r>
+                </m:sub>
+              </m:sSub>
+              <m:r>
+                <m:rPr>
+                  <m:sty m:val="p"/>
+                </m:rPr>
+                <m:t>&gt;</m:t>
+              </m:r>
+              <m:r>
+                <m:t>0</m:t>
+              </m:r>
+            </m:oMath>
+            <w:r>
+              <w:t xml:space="preserve">)</w:t>
             </w:r>
           </w:p>
         </w:tc>
@@ -8173,19 +9867,44 @@
               <w:jc w:val="left"/>
             </w:pPr>
             <w:r>
-              <w:t xml:space="preserve">gender_manager, FSTS×gender</w:t>
-            </w:r>
-          </w:p>
-        </w:tc>
-        <w:tc>
-          <w:tcPr/>
-          <w:p>
-            <w:pPr>
-              <w:pStyle w:val="Compact"/>
-              <w:jc w:val="left"/>
-            </w:pPr>
-            <w:r>
-              <w:t xml:space="preserve">Exploratory, two-sided</w:t>
+              <w:t xml:space="preserve">gender_manager,</w:t>
+            </w:r>
+            <w:r>
+              <w:t xml:space="preserve"> </w:t>
+            </w:r>
+            <m:oMath>
+              <m:r>
+                <m:rPr>
+                  <m:nor/>
+                  <m:sty m:val="p"/>
+                </m:rPr>
+                <m:t>FSTS</m:t>
+              </m:r>
+              <m:r>
+                <m:rPr>
+                  <m:sty m:val="p"/>
+                </m:rPr>
+                <m:t>×</m:t>
+              </m:r>
+              <m:r>
+                <m:rPr>
+                  <m:nor/>
+                  <m:sty m:val="p"/>
+                </m:rPr>
+                <m:t>gender</m:t>
+              </m:r>
+            </m:oMath>
+          </w:p>
+        </w:tc>
+        <w:tc>
+          <w:tcPr/>
+          <w:p>
+            <w:pPr>
+              <w:pStyle w:val="Compact"/>
+              <w:jc w:val="left"/>
+            </w:pPr>
+            <w:r>
+              <w:t xml:space="preserve">Khám phá, hai phía</w:t>
             </w:r>
           </w:p>
         </w:tc>
@@ -8246,9 +9965,37 @@
               <w:pStyle w:val="Compact"/>
               <w:jc w:val="left"/>
             </w:pPr>
-            <w:r>
-              <w:t xml:space="preserve">ICRV_j × FSTS</w:t>
-            </w:r>
+            <m:oMath>
+              <m:sSub>
+                <m:e>
+                  <m:r>
+                    <m:rPr>
+                      <m:nor/>
+                      <m:sty m:val="p"/>
+                    </m:rPr>
+                    <m:t>ICRV</m:t>
+                  </m:r>
+                </m:e>
+                <m:sub>
+                  <m:r>
+                    <m:t>j</m:t>
+                  </m:r>
+                </m:sub>
+              </m:sSub>
+              <m:r>
+                <m:rPr>
+                  <m:sty m:val="p"/>
+                </m:rPr>
+                <m:t>×</m:t>
+              </m:r>
+              <m:r>
+                <m:rPr>
+                  <m:nor/>
+                  <m:sty m:val="p"/>
+                </m:rPr>
+                <m:t>FSTS</m:t>
+              </m:r>
+            </m:oMath>
           </w:p>
         </w:tc>
         <w:tc>
@@ -8320,21 +10067,81 @@
               <w:pStyle w:val="Compact"/>
               <w:jc w:val="left"/>
             </w:pPr>
-            <w:r>
-              <w:t xml:space="preserve">Year_bucket × FSTS</w:t>
-            </w:r>
-          </w:p>
-        </w:tc>
-        <w:tc>
-          <w:tcPr/>
-          <w:p>
-            <w:pPr>
-              <w:pStyle w:val="Compact"/>
-              <w:jc w:val="left"/>
-            </w:pPr>
-            <w:r>
-              <w:t xml:space="preserve">β(FSTS×Year) ≠ 0</w:t>
-            </w:r>
+            <m:oMath>
+              <m:r>
+                <m:rPr>
+                  <m:nor/>
+                  <m:sty m:val="p"/>
+                </m:rPr>
+                <m:t>Year_bucket</m:t>
+              </m:r>
+              <m:r>
+                <m:rPr>
+                  <m:sty m:val="p"/>
+                </m:rPr>
+                <m:t>×</m:t>
+              </m:r>
+              <m:r>
+                <m:rPr>
+                  <m:nor/>
+                  <m:sty m:val="p"/>
+                </m:rPr>
+                <m:t>FSTS</m:t>
+              </m:r>
+            </m:oMath>
+          </w:p>
+        </w:tc>
+        <w:tc>
+          <w:tcPr/>
+          <w:p>
+            <w:pPr>
+              <w:pStyle w:val="Compact"/>
+              <w:jc w:val="left"/>
+            </w:pPr>
+            <m:oMath>
+              <m:r>
+                <m:t>β</m:t>
+              </m:r>
+              <m:d>
+                <m:dPr>
+                  <m:begChr m:val="("/>
+                  <m:endChr m:val=")"/>
+                  <m:sepChr m:val=""/>
+                  <m:grow/>
+                </m:dPr>
+                <m:e>
+                  <m:r>
+                    <m:rPr>
+                      <m:nor/>
+                      <m:sty m:val="p"/>
+                    </m:rPr>
+                    <m:t>FSTS</m:t>
+                  </m:r>
+                  <m:r>
+                    <m:rPr>
+                      <m:sty m:val="p"/>
+                    </m:rPr>
+                    <m:t>×</m:t>
+                  </m:r>
+                  <m:r>
+                    <m:rPr>
+                      <m:nor/>
+                      <m:sty m:val="p"/>
+                    </m:rPr>
+                    <m:t>Year</m:t>
+                  </m:r>
+                </m:e>
+              </m:d>
+              <m:r>
+                <m:rPr>
+                  <m:sty m:val="p"/>
+                </m:rPr>
+                <m:t>≠</m:t>
+              </m:r>
+              <m:r>
+                <m:t>0</m:t>
+              </m:r>
+            </m:oMath>
           </w:p>
         </w:tc>
         <w:tc>
@@ -8356,7 +10163,7 @@
         <w:pStyle w:val="BodyText"/>
       </w:pPr>
       <w:r>
-        <w:t xml:space="preserve">Mười một mệnh đề con dưới sáu giả thuyết chính H1–H6 (H1 với hai cơ chế biên tham gia và biên cường độ, H2, H3a–H3b với H3c distinctiveness, H4a–H4c, H5, H6) tạo thành hệ thống logic nhất quán: H1 cùng hai cơ chế biên tham gia và biên cường độ (phi tuyến) là trọng tâm; H2 (TCI nâng mặt bằng) và H3a/H3b (DAI phụ thuộc regime) phân rã cơ chế năng lực doanh nghiệp với dấu kỳ vọng khác nhau theo ngữ cảnh; H4a–H4c (Quản trị) bổ sung tầng lý thuyết thượng tầng quản trị với dấu kỳ vọng phân biệt theo đặc điểm nhà quản trị; H5 (ICRV phổ thể chế) là tầng thể chế bao trùm; H6 (Thời gian) là tầng động.</w:t>
+        <w:t xml:space="preserve">Mười một mệnh đề con dưới sáu giả thuyết chính H1–H6 (H1 với hai cơ chế biên tham gia và biên cường độ, H2, H3a–H3b với H3c tính phân biệt, H4a–H4c, H5, H6) tạo thành hệ thống logic nhất quán: H1 cùng hai cơ chế biên tham gia và biên cường độ (phi tuyến) là trọng tâm; H2 (TCI nâng mặt bằng) và H3a/H3b (DAI phụ thuộc regime) phân rã cơ chế năng lực doanh nghiệp với dấu kỳ vọng khác nhau theo ngữ cảnh; H4a–H4c (Quản trị) bổ sung tầng lý thuyết thượng tầng quản trị với dấu kỳ vọng phân biệt theo đặc điểm nhà quản trị; H5 (ICRV phổ thể chế) là tầng thể chế bao trùm; H6 (Thời gian) là tầng động.</w:t>
       </w:r>
     </w:p>
     <w:p>
@@ -8378,13 +10185,13 @@
         <w:t xml:space="preserve">2.3.5 Thiết kế mô hình thực nghiệm (M0–M7)</w:t>
       </w:r>
     </w:p>
-    <w:bookmarkStart w:id="63" w:name="nguyên-tắc-đặc-tả"/>
+    <w:bookmarkStart w:id="63" w:name="nguyên-tắc-mô-hình"/>
     <w:p>
       <w:pPr>
         <w:pStyle w:val="Heading5"/>
       </w:pPr>
       <w:r>
-        <w:t xml:space="preserve">Nguyên tắc đặc tả</w:t>
+        <w:t xml:space="preserve">Nguyên tắc mô hình</w:t>
       </w:r>
     </w:p>
     <w:p>
@@ -8392,15 +10199,263 @@
         <w:pStyle w:val="FirstParagraph"/>
       </w:pPr>
       <w:r>
-        <w:t xml:space="preserve">Tám mô hình M0–M7 được xây dựng theo cấu trúc lồng nhau: mỗi mô hình sau bổ sung thêm biến so với mô hình trước, cho phép so sánh AIC/BIC và R² tăng thêm, và kiểm định từng giả thuyết bằng F-test theo khối. Tất cả mô hình sử dụng: biến phụ thuộc là ln(LP) = ln(doanh thu hằng năm PPP / lao động thường xuyên); sai số chuẩn HC1 robust (Long &amp; Ervin, 2000) làm chuẩn; hiệu ứng cố định quốc gia (α_j) và năm (δ_t); FSTS được tính trung tâm theo mean trước khi tính FSTS² để giảm đa cộng tuyến.</w:t>
-      </w:r>
-    </w:p>
-    <w:p>
-      <w:pPr>
-        <w:pStyle w:val="BodyText"/>
-      </w:pPr>
-      <w:r>
-        <w:t xml:space="preserve">Tiêu chí lựa chọn mô hình: ΔR² &gt; 0,01 để thêm biến điều tiết; ΔAIC &lt; −2 ủng hộ mô hình phức tạp hơn; ΔBIC &lt; −10 là bằng chứng mạnh; F-test p &lt; 0,05 để thêm khối biến. M7 được báo cáo nếu ΔAIC(M7 vs M4+M3 kết hợp) &lt; −2 VÀ F-test p &lt; 0,05.</w:t>
+        <w:t xml:space="preserve">Tám mô hình M0–M7 được xây dựng theo cấu trúc lồng nhau: mỗi mô hình sau bổ sung thêm biến so với mô hình trước, cho phép so sánh AIC/BIC và R² tăng thêm, và kiểm định từng giả thuyết bằng F-test theo khối. Tất cả mô hình sử dụng: biến phụ thuộc là ln(LP) = ln(doanh thu hằng năm trong nội tệ / lao động thường xuyên), chuẩn hóa z trong cụm nền kinh tế × năm (xem Mục 2.3.6); sai số chuẩn HC1 robust (Long &amp; Ervin, 2000) làm chuẩn; hiệu ứng cố định quốc gia (</w:t>
+      </w:r>
+      <m:oMath>
+        <m:sSub>
+          <m:e>
+            <m:r>
+              <m:t>α</m:t>
+            </m:r>
+          </m:e>
+          <m:sub>
+            <m:r>
+              <m:t>j</m:t>
+            </m:r>
+          </m:sub>
+        </m:sSub>
+      </m:oMath>
+      <w:r>
+        <w:t xml:space="preserve">) và năm (</w:t>
+      </w:r>
+      <m:oMath>
+        <m:sSub>
+          <m:e>
+            <m:r>
+              <m:t>δ</m:t>
+            </m:r>
+          </m:e>
+          <m:sub>
+            <m:r>
+              <m:t>t</m:t>
+            </m:r>
+          </m:sub>
+        </m:sSub>
+      </m:oMath>
+      <w:r>
+        <w:t xml:space="preserve">); FSTS được tính trung tâm theo mean trước khi tính</w:t>
+      </w:r>
+      <w:r>
+        <w:t xml:space="preserve"> </w:t>
+      </w:r>
+      <m:oMath>
+        <m:sSup>
+          <m:e>
+            <m:r>
+              <m:rPr>
+                <m:sty m:val="p"/>
+              </m:rPr>
+              <m:t>F</m:t>
+            </m:r>
+            <m:r>
+              <m:rPr>
+                <m:sty m:val="p"/>
+              </m:rPr>
+              <m:t>S</m:t>
+            </m:r>
+            <m:r>
+              <m:rPr>
+                <m:sty m:val="p"/>
+              </m:rPr>
+              <m:t>T</m:t>
+            </m:r>
+            <m:r>
+              <m:rPr>
+                <m:sty m:val="p"/>
+              </m:rPr>
+              <m:t>S</m:t>
+            </m:r>
+          </m:e>
+          <m:sup>
+            <m:r>
+              <m:t>2</m:t>
+            </m:r>
+          </m:sup>
+        </m:sSup>
+      </m:oMath>
+      <w:r>
+        <w:t xml:space="preserve"> </w:t>
+      </w:r>
+      <w:r>
+        <w:t xml:space="preserve">để giảm đa cộng tuyến.</w:t>
+      </w:r>
+    </w:p>
+    <w:p>
+      <w:pPr>
+        <w:pStyle w:val="BodyText"/>
+      </w:pPr>
+      <w:r>
+        <w:t xml:space="preserve">Tiêu chí lựa chọn mô hình:</w:t>
+      </w:r>
+      <w:r>
+        <w:t xml:space="preserve"> </w:t>
+      </w:r>
+      <m:oMath>
+        <m:r>
+          <m:t>Δ</m:t>
+        </m:r>
+        <m:sSup>
+          <m:e>
+            <m:r>
+              <m:t>R</m:t>
+            </m:r>
+          </m:e>
+          <m:sup>
+            <m:r>
+              <m:t>2</m:t>
+            </m:r>
+          </m:sup>
+        </m:sSup>
+        <m:r>
+          <m:rPr>
+            <m:sty m:val="p"/>
+          </m:rPr>
+          <m:t>&gt;</m:t>
+        </m:r>
+        <m:r>
+          <m:t>0</m:t>
+        </m:r>
+        <m:r>
+          <m:rPr>
+            <m:sty m:val="p"/>
+          </m:rPr>
+          <m:t>,</m:t>
+        </m:r>
+        <m:r>
+          <m:t>01</m:t>
+        </m:r>
+      </m:oMath>
+      <w:r>
+        <w:t xml:space="preserve"> </w:t>
+      </w:r>
+      <w:r>
+        <w:t xml:space="preserve">để thêm biến điều tiết;</w:t>
+      </w:r>
+      <w:r>
+        <w:t xml:space="preserve"> </w:t>
+      </w:r>
+      <m:oMath>
+        <m:r>
+          <m:t>Δ</m:t>
+        </m:r>
+        <m:r>
+          <m:rPr>
+            <m:sty m:val="p"/>
+          </m:rPr>
+          <m:t>A</m:t>
+        </m:r>
+        <m:r>
+          <m:rPr>
+            <m:sty m:val="p"/>
+          </m:rPr>
+          <m:t>I</m:t>
+        </m:r>
+        <m:r>
+          <m:rPr>
+            <m:sty m:val="p"/>
+          </m:rPr>
+          <m:t>C</m:t>
+        </m:r>
+        <m:r>
+          <m:rPr>
+            <m:sty m:val="p"/>
+          </m:rPr>
+          <m:t>&lt;</m:t>
+        </m:r>
+        <m:r>
+          <m:rPr>
+            <m:sty m:val="p"/>
+          </m:rPr>
+          <m:t>−</m:t>
+        </m:r>
+        <m:r>
+          <m:t>2</m:t>
+        </m:r>
+      </m:oMath>
+      <w:r>
+        <w:t xml:space="preserve"> </w:t>
+      </w:r>
+      <w:r>
+        <w:t xml:space="preserve">ủng hộ mô hình phức tạp hơn;</w:t>
+      </w:r>
+      <w:r>
+        <w:t xml:space="preserve"> </w:t>
+      </w:r>
+      <m:oMath>
+        <m:r>
+          <m:t>Δ</m:t>
+        </m:r>
+        <m:r>
+          <m:rPr>
+            <m:sty m:val="p"/>
+          </m:rPr>
+          <m:t>B</m:t>
+        </m:r>
+        <m:r>
+          <m:rPr>
+            <m:sty m:val="p"/>
+          </m:rPr>
+          <m:t>I</m:t>
+        </m:r>
+        <m:r>
+          <m:rPr>
+            <m:sty m:val="p"/>
+          </m:rPr>
+          <m:t>C</m:t>
+        </m:r>
+        <m:r>
+          <m:rPr>
+            <m:sty m:val="p"/>
+          </m:rPr>
+          <m:t>&lt;</m:t>
+        </m:r>
+        <m:r>
+          <m:rPr>
+            <m:sty m:val="p"/>
+          </m:rPr>
+          <m:t>−</m:t>
+        </m:r>
+        <m:r>
+          <m:t>10</m:t>
+        </m:r>
+      </m:oMath>
+      <w:r>
+        <w:t xml:space="preserve"> </w:t>
+      </w:r>
+      <w:r>
+        <w:t xml:space="preserve">là bằng chứng mạnh; F-test</w:t>
+      </w:r>
+      <w:r>
+        <w:t xml:space="preserve"> </w:t>
+      </w:r>
+      <m:oMath>
+        <m:r>
+          <m:t>p</m:t>
+        </m:r>
+        <m:r>
+          <m:rPr>
+            <m:sty m:val="p"/>
+          </m:rPr>
+          <m:t>&lt;</m:t>
+        </m:r>
+        <m:r>
+          <m:t>0</m:t>
+        </m:r>
+        <m:r>
+          <m:rPr>
+            <m:sty m:val="p"/>
+          </m:rPr>
+          <m:t>,</m:t>
+        </m:r>
+        <m:r>
+          <m:t>05</m:t>
+        </m:r>
+      </m:oMath>
+      <w:r>
+        <w:t xml:space="preserve"> </w:t>
+      </w:r>
+      <w:r>
+        <w:t xml:space="preserve">để thêm khối biến. M7 được báo cáo nếu ΔAIC(M7 vs M4+M3 kết hợp) &lt; −2 VÀ F-test p &lt; 0,05.</w:t>
       </w:r>
     </w:p>
     <w:bookmarkEnd w:id="63"/>
@@ -8429,7 +10484,39 @@
         <w:t xml:space="preserve"> </w:t>
       </w:r>
       <w:r>
-        <w:t xml:space="preserve">Kỳ vọng: β₁ &gt; 0 (tác động dương trung bình của xuất khẩu).</w:t>
+        <w:t xml:space="preserve">Kỳ vọng:</w:t>
+      </w:r>
+      <w:r>
+        <w:t xml:space="preserve"> </w:t>
+      </w:r>
+      <m:oMath>
+        <m:sSub>
+          <m:e>
+            <m:r>
+              <m:t>β</m:t>
+            </m:r>
+          </m:e>
+          <m:sub>
+            <m:r>
+              <m:t>1</m:t>
+            </m:r>
+          </m:sub>
+        </m:sSub>
+        <m:r>
+          <m:rPr>
+            <m:sty m:val="p"/>
+          </m:rPr>
+          <m:t>&gt;</m:t>
+        </m:r>
+        <m:r>
+          <m:t>0</m:t>
+        </m:r>
+      </m:oMath>
+      <w:r>
+        <w:t xml:space="preserve"> </w:t>
+      </w:r>
+      <w:r>
+        <w:t xml:space="preserve">(tác động dương trung bình của xuất khẩu).</w:t>
       </w:r>
       <w:r>
         <w:t xml:space="preserve"> </w:t>
@@ -8464,13 +10551,155 @@
         <w:t xml:space="preserve"> </w:t>
       </w:r>
       <w:r>
-        <w:t xml:space="preserve">Kỳ vọng: β₁ &gt; 0, β₂ &lt; 0.</w:t>
-      </w:r>
-      <w:r>
-        <w:t xml:space="preserve"> </w:t>
-      </w:r>
-      <w:r>
-        <w:t xml:space="preserve">Điểm uốn: TP₁ = −β₁/(2β₂), mức FSTS tối ưu (trên thang mean-centered).</w:t>
+        <w:t xml:space="preserve">Kỳ vọng:</w:t>
+      </w:r>
+      <w:r>
+        <w:t xml:space="preserve"> </w:t>
+      </w:r>
+      <m:oMath>
+        <m:sSub>
+          <m:e>
+            <m:r>
+              <m:t>β</m:t>
+            </m:r>
+          </m:e>
+          <m:sub>
+            <m:r>
+              <m:t>1</m:t>
+            </m:r>
+          </m:sub>
+        </m:sSub>
+        <m:r>
+          <m:rPr>
+            <m:sty m:val="p"/>
+          </m:rPr>
+          <m:t>&gt;</m:t>
+        </m:r>
+        <m:r>
+          <m:t>0</m:t>
+        </m:r>
+      </m:oMath>
+      <w:r>
+        <w:t xml:space="preserve">,</w:t>
+      </w:r>
+      <w:r>
+        <w:t xml:space="preserve"> </w:t>
+      </w:r>
+      <m:oMath>
+        <m:sSub>
+          <m:e>
+            <m:r>
+              <m:t>β</m:t>
+            </m:r>
+          </m:e>
+          <m:sub>
+            <m:r>
+              <m:t>2</m:t>
+            </m:r>
+          </m:sub>
+        </m:sSub>
+        <m:r>
+          <m:rPr>
+            <m:sty m:val="p"/>
+          </m:rPr>
+          <m:t>&lt;</m:t>
+        </m:r>
+        <m:r>
+          <m:t>0</m:t>
+        </m:r>
+      </m:oMath>
+      <w:r>
+        <w:t xml:space="preserve">.</w:t>
+      </w:r>
+      <w:r>
+        <w:t xml:space="preserve"> </w:t>
+      </w:r>
+      <w:r>
+        <w:t xml:space="preserve">Điểm uốn:</w:t>
+      </w:r>
+      <w:r>
+        <w:t xml:space="preserve"> </w:t>
+      </w:r>
+      <m:oMath>
+        <m:sSub>
+          <m:e>
+            <m:r>
+              <m:rPr>
+                <m:sty m:val="p"/>
+              </m:rPr>
+              <m:t>T</m:t>
+            </m:r>
+            <m:r>
+              <m:rPr>
+                <m:sty m:val="p"/>
+              </m:rPr>
+              <m:t>P</m:t>
+            </m:r>
+          </m:e>
+          <m:sub>
+            <m:r>
+              <m:t>1</m:t>
+            </m:r>
+          </m:sub>
+        </m:sSub>
+        <m:r>
+          <m:rPr>
+            <m:sty m:val="p"/>
+          </m:rPr>
+          <m:t>=</m:t>
+        </m:r>
+        <m:r>
+          <m:rPr>
+            <m:sty m:val="p"/>
+          </m:rPr>
+          <m:t>−</m:t>
+        </m:r>
+        <m:sSub>
+          <m:e>
+            <m:r>
+              <m:t>β</m:t>
+            </m:r>
+          </m:e>
+          <m:sub>
+            <m:r>
+              <m:t>1</m:t>
+            </m:r>
+          </m:sub>
+        </m:sSub>
+        <m:r>
+          <m:rPr>
+            <m:sty m:val="p"/>
+          </m:rPr>
+          <m:t>/</m:t>
+        </m:r>
+        <m:d>
+          <m:dPr>
+            <m:begChr m:val="("/>
+            <m:endChr m:val=")"/>
+            <m:sepChr m:val=""/>
+            <m:grow/>
+          </m:dPr>
+          <m:e>
+            <m:r>
+              <m:t>2</m:t>
+            </m:r>
+            <m:sSub>
+              <m:e>
+                <m:r>
+                  <m:t>β</m:t>
+                </m:r>
+              </m:e>
+              <m:sub>
+                <m:r>
+                  <m:t>2</m:t>
+                </m:r>
+              </m:sub>
+            </m:sSub>
+          </m:e>
+        </m:d>
+      </m:oMath>
+      <w:r>
+        <w:t xml:space="preserve">, mức FSTS tối ưu (trên thang mean-centered).</w:t>
       </w:r>
       <w:r>
         <w:t xml:space="preserve"> </w:t>
@@ -8480,13 +10709,13 @@
       </w:r>
     </w:p>
     <w:bookmarkEnd w:id="65"/>
-    <w:bookmarkStart w:id="66" w:name="m2-s-curve-bậc-ba-kiểm-định-h1-đầy-đủ"/>
+    <w:bookmarkStart w:id="66" w:name="X51cb9b2996366fdc36147f0c453aa9546199387"/>
     <w:p>
       <w:pPr>
         <w:pStyle w:val="Heading5"/>
       </w:pPr>
       <w:r>
-        <w:t xml:space="preserve">M2: S-curve bậc ba (kiểm định H1 đầy đủ)</w:t>
+        <w:t xml:space="preserve">M2: đường cong chữ S bậc ba (kiểm định H1 đầy đủ)</w:t>
       </w:r>
     </w:p>
     <w:p>
@@ -8499,19 +10728,135 @@
         <w:pStyle w:val="BodyText"/>
       </w:pPr>
       <w:r>
-        <w:t xml:space="preserve">Mục đích: kiểm định S-curve ba giai đoạn (Lu &amp; Beamish, 2004; Contractor et al., 2003).</w:t>
-      </w:r>
-      <w:r>
-        <w:t xml:space="preserve"> </w:t>
-      </w:r>
-      <w:r>
-        <w:t xml:space="preserve">Kỳ vọng: β₁ &gt; 0, β₂ &lt; 0, β₃ &gt; 0.</w:t>
-      </w:r>
-      <w:r>
-        <w:t xml:space="preserve"> </w:t>
-      </w:r>
-      <w:r>
-        <w:t xml:space="preserve">Lựa chọn mô hình: so sánh M1 và M2 bằng AIC, BIC, và F-test β₃ = 0.</w:t>
+        <w:t xml:space="preserve">Mục đích: kiểm định đường cong chữ S ba giai đoạn (Lu &amp; Beamish, 2004; Contractor et al., 2003).</w:t>
+      </w:r>
+      <w:r>
+        <w:t xml:space="preserve"> </w:t>
+      </w:r>
+      <w:r>
+        <w:t xml:space="preserve">Kỳ vọng:</w:t>
+      </w:r>
+      <w:r>
+        <w:t xml:space="preserve"> </w:t>
+      </w:r>
+      <m:oMath>
+        <m:sSub>
+          <m:e>
+            <m:r>
+              <m:t>β</m:t>
+            </m:r>
+          </m:e>
+          <m:sub>
+            <m:r>
+              <m:t>1</m:t>
+            </m:r>
+          </m:sub>
+        </m:sSub>
+        <m:r>
+          <m:rPr>
+            <m:sty m:val="p"/>
+          </m:rPr>
+          <m:t>&gt;</m:t>
+        </m:r>
+        <m:r>
+          <m:t>0</m:t>
+        </m:r>
+      </m:oMath>
+      <w:r>
+        <w:t xml:space="preserve">,</w:t>
+      </w:r>
+      <w:r>
+        <w:t xml:space="preserve"> </w:t>
+      </w:r>
+      <m:oMath>
+        <m:sSub>
+          <m:e>
+            <m:r>
+              <m:t>β</m:t>
+            </m:r>
+          </m:e>
+          <m:sub>
+            <m:r>
+              <m:t>2</m:t>
+            </m:r>
+          </m:sub>
+        </m:sSub>
+        <m:r>
+          <m:rPr>
+            <m:sty m:val="p"/>
+          </m:rPr>
+          <m:t>&lt;</m:t>
+        </m:r>
+        <m:r>
+          <m:t>0</m:t>
+        </m:r>
+      </m:oMath>
+      <w:r>
+        <w:t xml:space="preserve">,</w:t>
+      </w:r>
+      <w:r>
+        <w:t xml:space="preserve"> </w:t>
+      </w:r>
+      <m:oMath>
+        <m:sSub>
+          <m:e>
+            <m:r>
+              <m:t>β</m:t>
+            </m:r>
+          </m:e>
+          <m:sub>
+            <m:r>
+              <m:t>3</m:t>
+            </m:r>
+          </m:sub>
+        </m:sSub>
+        <m:r>
+          <m:rPr>
+            <m:sty m:val="p"/>
+          </m:rPr>
+          <m:t>&gt;</m:t>
+        </m:r>
+        <m:r>
+          <m:t>0</m:t>
+        </m:r>
+      </m:oMath>
+      <w:r>
+        <w:t xml:space="preserve">.</w:t>
+      </w:r>
+      <w:r>
+        <w:t xml:space="preserve"> </w:t>
+      </w:r>
+      <w:r>
+        <w:t xml:space="preserve">Lựa chọn mô hình: so sánh M1 và M2 bằng AIC, BIC, và F-test</w:t>
+      </w:r>
+      <w:r>
+        <w:t xml:space="preserve"> </w:t>
+      </w:r>
+      <m:oMath>
+        <m:sSub>
+          <m:e>
+            <m:r>
+              <m:t>β</m:t>
+            </m:r>
+          </m:e>
+          <m:sub>
+            <m:r>
+              <m:t>3</m:t>
+            </m:r>
+          </m:sub>
+        </m:sSub>
+        <m:r>
+          <m:rPr>
+            <m:sty m:val="p"/>
+          </m:rPr>
+          <m:t>=</m:t>
+        </m:r>
+        <m:r>
+          <m:t>0</m:t>
+        </m:r>
+      </m:oMath>
+      <w:r>
+        <w:t xml:space="preserve">.</w:t>
       </w:r>
     </w:p>
     <w:bookmarkEnd w:id="66"/>
@@ -8534,19 +10879,190 @@
         <w:pStyle w:val="BodyText"/>
       </w:pPr>
       <w:r>
-        <w:t xml:space="preserve">Mục đích: kiểm định H2, TCI là nâng mặt bằng (β₃ &gt; 0) và/hoặc điều tiết độ cong (β₄, β₅).</w:t>
-      </w:r>
-      <w:r>
-        <w:t xml:space="preserve"> </w:t>
-      </w:r>
-      <w:r>
-        <w:t xml:space="preserve">Kỳ vọng chính: β₃ &gt; 0 (hiệu ứng TCI trực tiếp).</w:t>
-      </w:r>
-      <w:r>
-        <w:t xml:space="preserve"> </w:t>
-      </w:r>
-      <w:r>
-        <w:t xml:space="preserve">Kiểm định: F-test (β₄ = β₅ = 0) = kiểm định joint moderation; nếu p &gt; 0,10 sang TCI là nâng mặt bằng thuần túy.</w:t>
+        <w:t xml:space="preserve">Mục đích: kiểm định H2, TCI là nâng mặt bằng (</w:t>
+      </w:r>
+      <m:oMath>
+        <m:sSub>
+          <m:e>
+            <m:r>
+              <m:t>β</m:t>
+            </m:r>
+          </m:e>
+          <m:sub>
+            <m:r>
+              <m:t>3</m:t>
+            </m:r>
+          </m:sub>
+        </m:sSub>
+        <m:r>
+          <m:rPr>
+            <m:sty m:val="p"/>
+          </m:rPr>
+          <m:t>&gt;</m:t>
+        </m:r>
+        <m:r>
+          <m:t>0</m:t>
+        </m:r>
+      </m:oMath>
+      <w:r>
+        <w:t xml:space="preserve">) và/hoặc điều tiết độ cong (</w:t>
+      </w:r>
+      <m:oMath>
+        <m:sSub>
+          <m:e>
+            <m:r>
+              <m:t>β</m:t>
+            </m:r>
+          </m:e>
+          <m:sub>
+            <m:r>
+              <m:t>4</m:t>
+            </m:r>
+          </m:sub>
+        </m:sSub>
+      </m:oMath>
+      <w:r>
+        <w:t xml:space="preserve">,</w:t>
+      </w:r>
+      <w:r>
+        <w:t xml:space="preserve"> </w:t>
+      </w:r>
+      <m:oMath>
+        <m:sSub>
+          <m:e>
+            <m:r>
+              <m:t>β</m:t>
+            </m:r>
+          </m:e>
+          <m:sub>
+            <m:r>
+              <m:t>5</m:t>
+            </m:r>
+          </m:sub>
+        </m:sSub>
+      </m:oMath>
+      <w:r>
+        <w:t xml:space="preserve">).</w:t>
+      </w:r>
+      <w:r>
+        <w:t xml:space="preserve"> </w:t>
+      </w:r>
+      <w:r>
+        <w:t xml:space="preserve">Kỳ vọng chính:</w:t>
+      </w:r>
+      <w:r>
+        <w:t xml:space="preserve"> </w:t>
+      </w:r>
+      <m:oMath>
+        <m:sSub>
+          <m:e>
+            <m:r>
+              <m:t>β</m:t>
+            </m:r>
+          </m:e>
+          <m:sub>
+            <m:r>
+              <m:t>3</m:t>
+            </m:r>
+          </m:sub>
+        </m:sSub>
+        <m:r>
+          <m:rPr>
+            <m:sty m:val="p"/>
+          </m:rPr>
+          <m:t>&gt;</m:t>
+        </m:r>
+        <m:r>
+          <m:t>0</m:t>
+        </m:r>
+      </m:oMath>
+      <w:r>
+        <w:t xml:space="preserve"> </w:t>
+      </w:r>
+      <w:r>
+        <w:t xml:space="preserve">(hiệu ứng TCI trực tiếp).</w:t>
+      </w:r>
+      <w:r>
+        <w:t xml:space="preserve"> </w:t>
+      </w:r>
+      <w:r>
+        <w:t xml:space="preserve">Kiểm định: F-test (</w:t>
+      </w:r>
+      <m:oMath>
+        <m:sSub>
+          <m:e>
+            <m:r>
+              <m:t>β</m:t>
+            </m:r>
+          </m:e>
+          <m:sub>
+            <m:r>
+              <m:t>4</m:t>
+            </m:r>
+          </m:sub>
+        </m:sSub>
+        <m:r>
+          <m:rPr>
+            <m:sty m:val="p"/>
+          </m:rPr>
+          <m:t>=</m:t>
+        </m:r>
+        <m:sSub>
+          <m:e>
+            <m:r>
+              <m:t>β</m:t>
+            </m:r>
+          </m:e>
+          <m:sub>
+            <m:r>
+              <m:t>5</m:t>
+            </m:r>
+          </m:sub>
+        </m:sSub>
+        <m:r>
+          <m:rPr>
+            <m:sty m:val="p"/>
+          </m:rPr>
+          <m:t>=</m:t>
+        </m:r>
+        <m:r>
+          <m:t>0</m:t>
+        </m:r>
+      </m:oMath>
+      <w:r>
+        <w:t xml:space="preserve">) = kiểm định điều tiết kết hợp (joint moderation); nếu</w:t>
+      </w:r>
+      <w:r>
+        <w:t xml:space="preserve"> </w:t>
+      </w:r>
+      <m:oMath>
+        <m:r>
+          <m:t>p</m:t>
+        </m:r>
+        <m:r>
+          <m:rPr>
+            <m:sty m:val="p"/>
+          </m:rPr>
+          <m:t>&gt;</m:t>
+        </m:r>
+        <m:r>
+          <m:t>0</m:t>
+        </m:r>
+        <m:r>
+          <m:rPr>
+            <m:sty m:val="p"/>
+          </m:rPr>
+          <m:t>,</m:t>
+        </m:r>
+        <m:r>
+          <m:t>10</m:t>
+        </m:r>
+      </m:oMath>
+      <w:r>
+        <w:t xml:space="preserve"> </w:t>
+      </w:r>
+      <w:r>
+        <w:t xml:space="preserve">sang TCI là nâng mặt bằng thuần túy.</w:t>
       </w:r>
     </w:p>
     <w:bookmarkEnd w:id="67"/>
@@ -8575,7 +11091,169 @@
         <w:t xml:space="preserve"> </w:t>
       </w:r>
       <w:r>
-        <w:t xml:space="preserve">Kỳ vọng: β₅(FSTS²×DAI) &gt; 0 trong Nhóm I (nhất quán P4 Singapore +3,119); β₃(DAI trực tiếp) rồi 0 khi kiểm soát chọn lựa (nhất quán P3 Việt Nam IV null).</w:t>
+        <w:t xml:space="preserve">Kỳ vọng:</w:t>
+      </w:r>
+      <w:r>
+        <w:t xml:space="preserve"> </w:t>
+      </w:r>
+      <m:oMath>
+        <m:sSub>
+          <m:e>
+            <m:r>
+              <m:t>β</m:t>
+            </m:r>
+          </m:e>
+          <m:sub>
+            <m:r>
+              <m:t>5</m:t>
+            </m:r>
+          </m:sub>
+        </m:sSub>
+        <m:d>
+          <m:dPr>
+            <m:begChr m:val="("/>
+            <m:endChr m:val=")"/>
+            <m:sepChr m:val=""/>
+            <m:grow/>
+          </m:dPr>
+          <m:e>
+            <m:sSup>
+              <m:e>
+                <m:r>
+                  <m:rPr>
+                    <m:sty m:val="p"/>
+                  </m:rPr>
+                  <m:t>F</m:t>
+                </m:r>
+                <m:r>
+                  <m:rPr>
+                    <m:sty m:val="p"/>
+                  </m:rPr>
+                  <m:t>S</m:t>
+                </m:r>
+                <m:r>
+                  <m:rPr>
+                    <m:sty m:val="p"/>
+                  </m:rPr>
+                  <m:t>T</m:t>
+                </m:r>
+                <m:r>
+                  <m:rPr>
+                    <m:sty m:val="p"/>
+                  </m:rPr>
+                  <m:t>S</m:t>
+                </m:r>
+              </m:e>
+              <m:sup>
+                <m:r>
+                  <m:t>2</m:t>
+                </m:r>
+              </m:sup>
+            </m:sSup>
+            <m:r>
+              <m:rPr>
+                <m:sty m:val="p"/>
+              </m:rPr>
+              <m:t>×</m:t>
+            </m:r>
+            <m:r>
+              <m:rPr>
+                <m:sty m:val="p"/>
+              </m:rPr>
+              <m:t>D</m:t>
+            </m:r>
+            <m:r>
+              <m:rPr>
+                <m:sty m:val="p"/>
+              </m:rPr>
+              <m:t>A</m:t>
+            </m:r>
+            <m:r>
+              <m:rPr>
+                <m:sty m:val="p"/>
+              </m:rPr>
+              <m:t>I</m:t>
+            </m:r>
+          </m:e>
+        </m:d>
+        <m:r>
+          <m:rPr>
+            <m:sty m:val="p"/>
+          </m:rPr>
+          <m:t>&gt;</m:t>
+        </m:r>
+        <m:r>
+          <m:t>0</m:t>
+        </m:r>
+      </m:oMath>
+      <w:r>
+        <w:t xml:space="preserve"> </w:t>
+      </w:r>
+      <w:r>
+        <w:t xml:space="preserve">trong Nhóm I (nhất quán P4 Singapore</w:t>
+      </w:r>
+      <w:r>
+        <w:t xml:space="preserve"> </w:t>
+      </w:r>
+      <m:oMath>
+        <m:r>
+          <m:rPr>
+            <m:sty m:val="p"/>
+          </m:rPr>
+          <m:t>+</m:t>
+        </m:r>
+        <m:r>
+          <m:t>3</m:t>
+        </m:r>
+        <m:r>
+          <m:rPr>
+            <m:sty m:val="p"/>
+          </m:rPr>
+          <m:t>,</m:t>
+        </m:r>
+        <m:r>
+          <m:t>119</m:t>
+        </m:r>
+      </m:oMath>
+      <w:r>
+        <w:t xml:space="preserve">);</w:t>
+      </w:r>
+      <w:r>
+        <w:t xml:space="preserve"> </w:t>
+      </w:r>
+      <m:oMath>
+        <m:sSub>
+          <m:e>
+            <m:r>
+              <m:t>β</m:t>
+            </m:r>
+          </m:e>
+          <m:sub>
+            <m:r>
+              <m:t>3</m:t>
+            </m:r>
+          </m:sub>
+        </m:sSub>
+      </m:oMath>
+      <w:r>
+        <w:t xml:space="preserve"> </w:t>
+      </w:r>
+      <w:r>
+        <w:t xml:space="preserve">(DAI trực tiếp) rồi</w:t>
+      </w:r>
+      <w:r>
+        <w:t xml:space="preserve"> </w:t>
+      </w:r>
+      <m:oMath>
+        <m:r>
+          <m:t>0</m:t>
+        </m:r>
+      </m:oMath>
+      <w:r>
+        <w:t xml:space="preserve"> </w:t>
+      </w:r>
+      <w:r>
+        <w:t xml:space="preserve">khi kiểm soát chọn lựa (nhất quán P3 Việt Nam IV null).</w:t>
       </w:r>
       <w:r>
         <w:t xml:space="preserve"> </w:t>
@@ -8604,13 +11282,238 @@
         <w:pStyle w:val="BodyText"/>
       </w:pPr>
       <w:r>
-        <w:t xml:space="preserve">Biến Manager theo thứ tự ưu tiên: exp_manager (b5, H4a), biến chính với kỳ vọng β₄ &gt; 0; educ_manager (b7a, H4b), biến phụ với kỳ vọng β₄ &gt; 0; gender_manager (b7, H4c), khám phá, kiểm định two-sided.</w:t>
-      </w:r>
-      <w:r>
-        <w:t xml:space="preserve"> </w:t>
-      </w:r>
-      <w:r>
-        <w:t xml:space="preserve">Kỳ vọng: β₄(FSTS×exp_manager) &gt; 0 [H4a]; β₄(FSTS×educ_manager) &gt; 0 [H4b]; β₄(FSTS×gender_manager), không có kỳ vọng tiên nghiệm [H4c].</w:t>
+        <w:t xml:space="preserve">Biến Manager theo thứ tự ưu tiên: exp_manager (b5, H4a), biến chính với kỳ vọng β₄ &gt; 0; educ_manager (b7a, H4b), biến phụ với kỳ vọng β₄ &gt; 0; gender_manager (b7, H4c), khám phá, kiểm định hai phía.</w:t>
+      </w:r>
+      <w:r>
+        <w:t xml:space="preserve"> </w:t>
+      </w:r>
+      <w:r>
+        <w:t xml:space="preserve">Kỳ vọng:</w:t>
+      </w:r>
+      <w:r>
+        <w:t xml:space="preserve"> </w:t>
+      </w:r>
+      <m:oMath>
+        <m:sSub>
+          <m:e>
+            <m:r>
+              <m:t>β</m:t>
+            </m:r>
+          </m:e>
+          <m:sub>
+            <m:r>
+              <m:t>4</m:t>
+            </m:r>
+          </m:sub>
+        </m:sSub>
+        <m:d>
+          <m:dPr>
+            <m:begChr m:val="("/>
+            <m:endChr m:val=")"/>
+            <m:sepChr m:val=""/>
+            <m:grow/>
+          </m:dPr>
+          <m:e>
+            <m:r>
+              <m:rPr>
+                <m:sty m:val="p"/>
+              </m:rPr>
+              <m:t>F</m:t>
+            </m:r>
+            <m:r>
+              <m:rPr>
+                <m:sty m:val="p"/>
+              </m:rPr>
+              <m:t>S</m:t>
+            </m:r>
+            <m:r>
+              <m:rPr>
+                <m:sty m:val="p"/>
+              </m:rPr>
+              <m:t>T</m:t>
+            </m:r>
+            <m:r>
+              <m:rPr>
+                <m:sty m:val="p"/>
+              </m:rPr>
+              <m:t>S</m:t>
+            </m:r>
+            <m:r>
+              <m:rPr>
+                <m:sty m:val="p"/>
+              </m:rPr>
+              <m:t>×</m:t>
+            </m:r>
+            <m:r>
+              <m:rPr>
+                <m:nor/>
+                <m:sty m:val="p"/>
+              </m:rPr>
+              <m:t>exp_manager</m:t>
+            </m:r>
+          </m:e>
+        </m:d>
+        <m:r>
+          <m:rPr>
+            <m:sty m:val="p"/>
+          </m:rPr>
+          <m:t>&gt;</m:t>
+        </m:r>
+        <m:r>
+          <m:t>0</m:t>
+        </m:r>
+      </m:oMath>
+      <w:r>
+        <w:t xml:space="preserve"> </w:t>
+      </w:r>
+      <w:r>
+        <w:t xml:space="preserve">[H4a];</w:t>
+      </w:r>
+      <w:r>
+        <w:t xml:space="preserve"> </w:t>
+      </w:r>
+      <m:oMath>
+        <m:sSub>
+          <m:e>
+            <m:r>
+              <m:t>β</m:t>
+            </m:r>
+          </m:e>
+          <m:sub>
+            <m:r>
+              <m:t>4</m:t>
+            </m:r>
+          </m:sub>
+        </m:sSub>
+        <m:d>
+          <m:dPr>
+            <m:begChr m:val="("/>
+            <m:endChr m:val=")"/>
+            <m:sepChr m:val=""/>
+            <m:grow/>
+          </m:dPr>
+          <m:e>
+            <m:r>
+              <m:rPr>
+                <m:sty m:val="p"/>
+              </m:rPr>
+              <m:t>F</m:t>
+            </m:r>
+            <m:r>
+              <m:rPr>
+                <m:sty m:val="p"/>
+              </m:rPr>
+              <m:t>S</m:t>
+            </m:r>
+            <m:r>
+              <m:rPr>
+                <m:sty m:val="p"/>
+              </m:rPr>
+              <m:t>T</m:t>
+            </m:r>
+            <m:r>
+              <m:rPr>
+                <m:sty m:val="p"/>
+              </m:rPr>
+              <m:t>S</m:t>
+            </m:r>
+            <m:r>
+              <m:rPr>
+                <m:sty m:val="p"/>
+              </m:rPr>
+              <m:t>×</m:t>
+            </m:r>
+            <m:r>
+              <m:rPr>
+                <m:nor/>
+                <m:sty m:val="p"/>
+              </m:rPr>
+              <m:t>educ_manager</m:t>
+            </m:r>
+          </m:e>
+        </m:d>
+        <m:r>
+          <m:rPr>
+            <m:sty m:val="p"/>
+          </m:rPr>
+          <m:t>&gt;</m:t>
+        </m:r>
+        <m:r>
+          <m:t>0</m:t>
+        </m:r>
+      </m:oMath>
+      <w:r>
+        <w:t xml:space="preserve"> </w:t>
+      </w:r>
+      <w:r>
+        <w:t xml:space="preserve">[H4b];</w:t>
+      </w:r>
+      <w:r>
+        <w:t xml:space="preserve"> </w:t>
+      </w:r>
+      <m:oMath>
+        <m:sSub>
+          <m:e>
+            <m:r>
+              <m:t>β</m:t>
+            </m:r>
+          </m:e>
+          <m:sub>
+            <m:r>
+              <m:t>4</m:t>
+            </m:r>
+          </m:sub>
+        </m:sSub>
+        <m:d>
+          <m:dPr>
+            <m:begChr m:val="("/>
+            <m:endChr m:val=")"/>
+            <m:sepChr m:val=""/>
+            <m:grow/>
+          </m:dPr>
+          <m:e>
+            <m:r>
+              <m:rPr>
+                <m:sty m:val="p"/>
+              </m:rPr>
+              <m:t>F</m:t>
+            </m:r>
+            <m:r>
+              <m:rPr>
+                <m:sty m:val="p"/>
+              </m:rPr>
+              <m:t>S</m:t>
+            </m:r>
+            <m:r>
+              <m:rPr>
+                <m:sty m:val="p"/>
+              </m:rPr>
+              <m:t>T</m:t>
+            </m:r>
+            <m:r>
+              <m:rPr>
+                <m:sty m:val="p"/>
+              </m:rPr>
+              <m:t>S</m:t>
+            </m:r>
+            <m:r>
+              <m:rPr>
+                <m:sty m:val="p"/>
+              </m:rPr>
+              <m:t>×</m:t>
+            </m:r>
+            <m:r>
+              <m:rPr>
+                <m:nor/>
+                <m:sty m:val="p"/>
+              </m:rPr>
+              <m:t>gender_manager</m:t>
+            </m:r>
+          </m:e>
+        </m:d>
+      </m:oMath>
+      <w:r>
+        <w:t xml:space="preserve">, không có kỳ vọng tiên nghiệm [H4c].</w:t>
       </w:r>
     </w:p>
     <w:bookmarkEnd w:id="69"/>
@@ -8674,7 +11577,99 @@
         <w:pStyle w:val="BodyText"/>
       </w:pPr>
       <w:r>
-        <w:t xml:space="preserve">trong đó X_i gồm: ln_employees, firm_age, foreign_own (≥10%), sector dummies; α_j = country FE; δ_t = year FE.</w:t>
+        <w:t xml:space="preserve">trong đó</w:t>
+      </w:r>
+      <w:r>
+        <w:t xml:space="preserve"> </w:t>
+      </w:r>
+      <m:oMath>
+        <m:sSub>
+          <m:e>
+            <m:r>
+              <m:rPr>
+                <m:sty m:val="b"/>
+              </m:rPr>
+              <m:t>X</m:t>
+            </m:r>
+          </m:e>
+          <m:sub>
+            <m:r>
+              <m:t>i</m:t>
+            </m:r>
+          </m:sub>
+        </m:sSub>
+      </m:oMath>
+      <w:r>
+        <w:t xml:space="preserve"> </w:t>
+      </w:r>
+      <w:r>
+        <w:t xml:space="preserve">gồm: ln_employees, firm_age, foreign_own (</w:t>
+      </w:r>
+      <m:oMath>
+        <m:r>
+          <m:rPr>
+            <m:sty m:val="p"/>
+          </m:rPr>
+          <m:t>≥</m:t>
+        </m:r>
+        <m:r>
+          <m:t>10</m:t>
+        </m:r>
+        <m:r>
+          <m:rPr>
+            <m:sty m:val="p"/>
+          </m:rPr>
+          <m:t>%</m:t>
+        </m:r>
+      </m:oMath>
+      <w:r>
+        <w:t xml:space="preserve">), sector dummies;</w:t>
+      </w:r>
+      <w:r>
+        <w:t xml:space="preserve"> </w:t>
+      </w:r>
+      <m:oMath>
+        <m:sSub>
+          <m:e>
+            <m:r>
+              <m:t>α</m:t>
+            </m:r>
+          </m:e>
+          <m:sub>
+            <m:r>
+              <m:t>j</m:t>
+            </m:r>
+          </m:sub>
+        </m:sSub>
+      </m:oMath>
+      <w:r>
+        <w:t xml:space="preserve"> </w:t>
+      </w:r>
+      <w:r>
+        <w:t xml:space="preserve">= country FE;</w:t>
+      </w:r>
+      <w:r>
+        <w:t xml:space="preserve"> </w:t>
+      </w:r>
+      <m:oMath>
+        <m:sSub>
+          <m:e>
+            <m:r>
+              <m:t>δ</m:t>
+            </m:r>
+          </m:e>
+          <m:sub>
+            <m:r>
+              <m:t>t</m:t>
+            </m:r>
+          </m:sub>
+        </m:sSub>
+      </m:oMath>
+      <w:r>
+        <w:t xml:space="preserve"> </w:t>
+      </w:r>
+      <w:r>
+        <w:t xml:space="preserve">= year FE.</w:t>
       </w:r>
     </w:p>
     <w:p>
@@ -8688,7 +11683,240 @@
         <w:t xml:space="preserve"> </w:t>
       </w:r>
       <w:r>
-        <w:t xml:space="preserve">Kỳ vọng trọng tâm: β₈(FSTS²×DAI) &gt; 0 trong Nhóm I; β₃(TCI) &gt; 0; β₁₂/β₁₃ ≠ β₁₀/β₁₁ (dịch chuyển thời gian).</w:t>
+        <w:t xml:space="preserve">Kỳ vọng trọng tâm:</w:t>
+      </w:r>
+      <w:r>
+        <w:t xml:space="preserve"> </w:t>
+      </w:r>
+      <m:oMath>
+        <m:sSub>
+          <m:e>
+            <m:r>
+              <m:t>β</m:t>
+            </m:r>
+          </m:e>
+          <m:sub>
+            <m:r>
+              <m:t>8</m:t>
+            </m:r>
+          </m:sub>
+        </m:sSub>
+        <m:d>
+          <m:dPr>
+            <m:begChr m:val="("/>
+            <m:endChr m:val=")"/>
+            <m:sepChr m:val=""/>
+            <m:grow/>
+          </m:dPr>
+          <m:e>
+            <m:sSup>
+              <m:e>
+                <m:r>
+                  <m:rPr>
+                    <m:sty m:val="p"/>
+                  </m:rPr>
+                  <m:t>F</m:t>
+                </m:r>
+                <m:r>
+                  <m:rPr>
+                    <m:sty m:val="p"/>
+                  </m:rPr>
+                  <m:t>S</m:t>
+                </m:r>
+                <m:r>
+                  <m:rPr>
+                    <m:sty m:val="p"/>
+                  </m:rPr>
+                  <m:t>T</m:t>
+                </m:r>
+                <m:r>
+                  <m:rPr>
+                    <m:sty m:val="p"/>
+                  </m:rPr>
+                  <m:t>S</m:t>
+                </m:r>
+              </m:e>
+              <m:sup>
+                <m:r>
+                  <m:t>2</m:t>
+                </m:r>
+              </m:sup>
+            </m:sSup>
+            <m:r>
+              <m:rPr>
+                <m:sty m:val="p"/>
+              </m:rPr>
+              <m:t>×</m:t>
+            </m:r>
+            <m:r>
+              <m:rPr>
+                <m:sty m:val="p"/>
+              </m:rPr>
+              <m:t>D</m:t>
+            </m:r>
+            <m:r>
+              <m:rPr>
+                <m:sty m:val="p"/>
+              </m:rPr>
+              <m:t>A</m:t>
+            </m:r>
+            <m:r>
+              <m:rPr>
+                <m:sty m:val="p"/>
+              </m:rPr>
+              <m:t>I</m:t>
+            </m:r>
+          </m:e>
+        </m:d>
+        <m:r>
+          <m:rPr>
+            <m:sty m:val="p"/>
+          </m:rPr>
+          <m:t>&gt;</m:t>
+        </m:r>
+        <m:r>
+          <m:t>0</m:t>
+        </m:r>
+      </m:oMath>
+      <w:r>
+        <w:t xml:space="preserve"> </w:t>
+      </w:r>
+      <w:r>
+        <w:t xml:space="preserve">trong Nhóm I;</w:t>
+      </w:r>
+      <w:r>
+        <w:t xml:space="preserve"> </w:t>
+      </w:r>
+      <m:oMath>
+        <m:sSub>
+          <m:e>
+            <m:r>
+              <m:t>β</m:t>
+            </m:r>
+          </m:e>
+          <m:sub>
+            <m:r>
+              <m:t>3</m:t>
+            </m:r>
+          </m:sub>
+        </m:sSub>
+        <m:d>
+          <m:dPr>
+            <m:begChr m:val="("/>
+            <m:endChr m:val=")"/>
+            <m:sepChr m:val=""/>
+            <m:grow/>
+          </m:dPr>
+          <m:e>
+            <m:r>
+              <m:rPr>
+                <m:sty m:val="p"/>
+              </m:rPr>
+              <m:t>T</m:t>
+            </m:r>
+            <m:r>
+              <m:rPr>
+                <m:sty m:val="p"/>
+              </m:rPr>
+              <m:t>C</m:t>
+            </m:r>
+            <m:r>
+              <m:rPr>
+                <m:sty m:val="p"/>
+              </m:rPr>
+              <m:t>I</m:t>
+            </m:r>
+          </m:e>
+        </m:d>
+        <m:r>
+          <m:rPr>
+            <m:sty m:val="p"/>
+          </m:rPr>
+          <m:t>&gt;</m:t>
+        </m:r>
+        <m:r>
+          <m:t>0</m:t>
+        </m:r>
+      </m:oMath>
+      <w:r>
+        <w:t xml:space="preserve">;</w:t>
+      </w:r>
+      <w:r>
+        <w:t xml:space="preserve"> </w:t>
+      </w:r>
+      <m:oMath>
+        <m:sSub>
+          <m:e>
+            <m:r>
+              <m:t>β</m:t>
+            </m:r>
+          </m:e>
+          <m:sub>
+            <m:r>
+              <m:t>12</m:t>
+            </m:r>
+          </m:sub>
+        </m:sSub>
+        <m:r>
+          <m:rPr>
+            <m:sty m:val="p"/>
+          </m:rPr>
+          <m:t>/</m:t>
+        </m:r>
+        <m:sSub>
+          <m:e>
+            <m:r>
+              <m:t>β</m:t>
+            </m:r>
+          </m:e>
+          <m:sub>
+            <m:r>
+              <m:t>13</m:t>
+            </m:r>
+          </m:sub>
+        </m:sSub>
+        <m:r>
+          <m:rPr>
+            <m:sty m:val="p"/>
+          </m:rPr>
+          <m:t>≠</m:t>
+        </m:r>
+        <m:sSub>
+          <m:e>
+            <m:r>
+              <m:t>β</m:t>
+            </m:r>
+          </m:e>
+          <m:sub>
+            <m:r>
+              <m:t>10</m:t>
+            </m:r>
+          </m:sub>
+        </m:sSub>
+        <m:r>
+          <m:rPr>
+            <m:sty m:val="p"/>
+          </m:rPr>
+          <m:t>/</m:t>
+        </m:r>
+        <m:sSub>
+          <m:e>
+            <m:r>
+              <m:t>β</m:t>
+            </m:r>
+          </m:e>
+          <m:sub>
+            <m:r>
+              <m:t>11</m:t>
+            </m:r>
+          </m:sub>
+        </m:sSub>
+      </m:oMath>
+      <w:r>
+        <w:t xml:space="preserve"> </w:t>
+      </w:r>
+      <w:r>
+        <w:t xml:space="preserve">(dịch chuyển thời gian).</w:t>
       </w:r>
       <w:r>
         <w:t xml:space="preserve"> </w:t>
@@ -8825,9 +12053,29 @@
               <w:pStyle w:val="Compact"/>
               <w:jc w:val="left"/>
             </w:pPr>
-            <w:r>
-              <w:t xml:space="preserve">β₁ &gt; 0</w:t>
-            </w:r>
+            <m:oMath>
+              <m:sSub>
+                <m:e>
+                  <m:r>
+                    <m:t>β</m:t>
+                  </m:r>
+                </m:e>
+                <m:sub>
+                  <m:r>
+                    <m:t>1</m:t>
+                  </m:r>
+                </m:sub>
+              </m:sSub>
+              <m:r>
+                <m:rPr>
+                  <m:sty m:val="p"/>
+                </m:rPr>
+                <m:t>&gt;</m:t>
+              </m:r>
+              <m:r>
+                <m:t>0</m:t>
+              </m:r>
+            </m:oMath>
           </w:p>
         </w:tc>
       </w:tr>
@@ -8852,8 +12100,29 @@
               <w:jc w:val="left"/>
             </w:pPr>
             <w:r>
-              <w:t xml:space="preserve">+ FSTS²</w:t>
-            </w:r>
+              <w:t xml:space="preserve">+</w:t>
+            </w:r>
+            <w:r>
+              <w:t xml:space="preserve"> </w:t>
+            </w:r>
+            <m:oMath>
+              <m:sSup>
+                <m:e>
+                  <m:r>
+                    <m:rPr>
+                      <m:nor/>
+                      <m:sty m:val="p"/>
+                    </m:rPr>
+                    <m:t>FSTS</m:t>
+                  </m:r>
+                </m:e>
+                <m:sup>
+                  <m:r>
+                    <m:t>2</m:t>
+                  </m:r>
+                </m:sup>
+              </m:sSup>
+            </m:oMath>
           </w:p>
         </w:tc>
         <w:tc>
@@ -8875,8 +12144,31 @@
               <w:pStyle w:val="Compact"/>
               <w:jc w:val="left"/>
             </w:pPr>
-            <w:r>
-              <w:t xml:space="preserve">β₂ &lt; 0; Lind–Mehlum</w:t>
+            <m:oMath>
+              <m:sSub>
+                <m:e>
+                  <m:r>
+                    <m:t>β</m:t>
+                  </m:r>
+                </m:e>
+                <m:sub>
+                  <m:r>
+                    <m:t>2</m:t>
+                  </m:r>
+                </m:sub>
+              </m:sSub>
+              <m:r>
+                <m:rPr>
+                  <m:sty m:val="p"/>
+                </m:rPr>
+                <m:t>&lt;</m:t>
+              </m:r>
+              <m:r>
+                <m:t>0</m:t>
+              </m:r>
+            </m:oMath>
+            <w:r>
+              <w:t xml:space="preserve">; Lind–Mehlum</w:t>
             </w:r>
           </w:p>
         </w:tc>
@@ -8902,32 +12194,102 @@
               <w:jc w:val="left"/>
             </w:pPr>
             <w:r>
-              <w:t xml:space="preserve">+ FSTS³</w:t>
-            </w:r>
-          </w:p>
-        </w:tc>
-        <w:tc>
-          <w:tcPr/>
-          <w:p>
-            <w:pPr>
-              <w:pStyle w:val="Compact"/>
-              <w:jc w:val="left"/>
-            </w:pPr>
-            <w:r>
-              <w:t xml:space="preserve">H1 (S-curve)</w:t>
-            </w:r>
-          </w:p>
-        </w:tc>
-        <w:tc>
-          <w:tcPr/>
-          <w:p>
-            <w:pPr>
-              <w:pStyle w:val="Compact"/>
-              <w:jc w:val="left"/>
-            </w:pPr>
-            <w:r>
-              <w:t xml:space="preserve">β₃ &gt; 0; F-test β₃ = 0</w:t>
-            </w:r>
+              <w:t xml:space="preserve">+</w:t>
+            </w:r>
+            <w:r>
+              <w:t xml:space="preserve"> </w:t>
+            </w:r>
+            <m:oMath>
+              <m:sSup>
+                <m:e>
+                  <m:r>
+                    <m:rPr>
+                      <m:nor/>
+                      <m:sty m:val="p"/>
+                    </m:rPr>
+                    <m:t>FSTS</m:t>
+                  </m:r>
+                </m:e>
+                <m:sup>
+                  <m:r>
+                    <m:t>3</m:t>
+                  </m:r>
+                </m:sup>
+              </m:sSup>
+            </m:oMath>
+          </w:p>
+        </w:tc>
+        <w:tc>
+          <w:tcPr/>
+          <w:p>
+            <w:pPr>
+              <w:pStyle w:val="Compact"/>
+              <w:jc w:val="left"/>
+            </w:pPr>
+            <w:r>
+              <w:t xml:space="preserve">H1 (chữ S)</w:t>
+            </w:r>
+          </w:p>
+        </w:tc>
+        <w:tc>
+          <w:tcPr/>
+          <w:p>
+            <w:pPr>
+              <w:pStyle w:val="Compact"/>
+              <w:jc w:val="left"/>
+            </w:pPr>
+            <m:oMath>
+              <m:sSub>
+                <m:e>
+                  <m:r>
+                    <m:t>β</m:t>
+                  </m:r>
+                </m:e>
+                <m:sub>
+                  <m:r>
+                    <m:t>3</m:t>
+                  </m:r>
+                </m:sub>
+              </m:sSub>
+              <m:r>
+                <m:rPr>
+                  <m:sty m:val="p"/>
+                </m:rPr>
+                <m:t>&gt;</m:t>
+              </m:r>
+              <m:r>
+                <m:t>0</m:t>
+              </m:r>
+            </m:oMath>
+            <w:r>
+              <w:t xml:space="preserve">; F-test</w:t>
+            </w:r>
+            <w:r>
+              <w:t xml:space="preserve"> </w:t>
+            </w:r>
+            <m:oMath>
+              <m:sSub>
+                <m:e>
+                  <m:r>
+                    <m:t>β</m:t>
+                  </m:r>
+                </m:e>
+                <m:sub>
+                  <m:r>
+                    <m:t>3</m:t>
+                  </m:r>
+                </m:sub>
+              </m:sSub>
+              <m:r>
+                <m:rPr>
+                  <m:sty m:val="p"/>
+                </m:rPr>
+                <m:t>=</m:t>
+              </m:r>
+              <m:r>
+                <m:t>0</m:t>
+              </m:r>
+            </m:oMath>
           </w:p>
         </w:tc>
       </w:tr>
@@ -8952,8 +12314,70 @@
               <w:jc w:val="left"/>
             </w:pPr>
             <w:r>
-              <w:t xml:space="preserve">+ TCI, FSTS×TCI, FSTS²×TCI</w:t>
-            </w:r>
+              <w:t xml:space="preserve">+ TCI,</w:t>
+            </w:r>
+            <w:r>
+              <w:t xml:space="preserve"> </w:t>
+            </w:r>
+            <m:oMath>
+              <m:r>
+                <m:rPr>
+                  <m:nor/>
+                  <m:sty m:val="p"/>
+                </m:rPr>
+                <m:t>FSTS</m:t>
+              </m:r>
+              <m:r>
+                <m:rPr>
+                  <m:sty m:val="p"/>
+                </m:rPr>
+                <m:t>×</m:t>
+              </m:r>
+              <m:r>
+                <m:rPr>
+                  <m:nor/>
+                  <m:sty m:val="p"/>
+                </m:rPr>
+                <m:t>TCI</m:t>
+              </m:r>
+            </m:oMath>
+            <w:r>
+              <w:t xml:space="preserve">,</w:t>
+            </w:r>
+            <w:r>
+              <w:t xml:space="preserve"> </w:t>
+            </w:r>
+            <m:oMath>
+              <m:sSup>
+                <m:e>
+                  <m:r>
+                    <m:rPr>
+                      <m:nor/>
+                      <m:sty m:val="p"/>
+                    </m:rPr>
+                    <m:t>FSTS</m:t>
+                  </m:r>
+                </m:e>
+                <m:sup>
+                  <m:r>
+                    <m:t>2</m:t>
+                  </m:r>
+                </m:sup>
+              </m:sSup>
+              <m:r>
+                <m:rPr>
+                  <m:sty m:val="p"/>
+                </m:rPr>
+                <m:t>×</m:t>
+              </m:r>
+              <m:r>
+                <m:rPr>
+                  <m:nor/>
+                  <m:sty m:val="p"/>
+                </m:rPr>
+                <m:t>TCI</m:t>
+              </m:r>
+            </m:oMath>
           </w:p>
         </w:tc>
         <w:tc>
@@ -8975,8 +12399,75 @@
               <w:pStyle w:val="Compact"/>
               <w:jc w:val="left"/>
             </w:pPr>
-            <w:r>
-              <w:t xml:space="preserve">β₃ &gt; 0; F-test (β₄ = β₅ = 0)</w:t>
+            <m:oMath>
+              <m:sSub>
+                <m:e>
+                  <m:r>
+                    <m:t>β</m:t>
+                  </m:r>
+                </m:e>
+                <m:sub>
+                  <m:r>
+                    <m:t>3</m:t>
+                  </m:r>
+                </m:sub>
+              </m:sSub>
+              <m:r>
+                <m:rPr>
+                  <m:sty m:val="p"/>
+                </m:rPr>
+                <m:t>&gt;</m:t>
+              </m:r>
+              <m:r>
+                <m:t>0</m:t>
+              </m:r>
+            </m:oMath>
+            <w:r>
+              <w:t xml:space="preserve">; F-test (</w:t>
+            </w:r>
+            <m:oMath>
+              <m:sSub>
+                <m:e>
+                  <m:r>
+                    <m:t>β</m:t>
+                  </m:r>
+                </m:e>
+                <m:sub>
+                  <m:r>
+                    <m:t>4</m:t>
+                  </m:r>
+                </m:sub>
+              </m:sSub>
+              <m:r>
+                <m:rPr>
+                  <m:sty m:val="p"/>
+                </m:rPr>
+                <m:t>=</m:t>
+              </m:r>
+              <m:sSub>
+                <m:e>
+                  <m:r>
+                    <m:t>β</m:t>
+                  </m:r>
+                </m:e>
+                <m:sub>
+                  <m:r>
+                    <m:t>5</m:t>
+                  </m:r>
+                </m:sub>
+              </m:sSub>
+              <m:r>
+                <m:rPr>
+                  <m:sty m:val="p"/>
+                </m:rPr>
+                <m:t>=</m:t>
+              </m:r>
+              <m:r>
+                <m:t>0</m:t>
+              </m:r>
+            </m:oMath>
+            <w:r>
+              <w:t xml:space="preserve">)</w:t>
             </w:r>
           </w:p>
         </w:tc>
@@ -9002,8 +12493,70 @@
               <w:jc w:val="left"/>
             </w:pPr>
             <w:r>
-              <w:t xml:space="preserve">+ DAI, FSTS×DAI, FSTS²×DAI</w:t>
-            </w:r>
+              <w:t xml:space="preserve">+ DAI,</w:t>
+            </w:r>
+            <w:r>
+              <w:t xml:space="preserve"> </w:t>
+            </w:r>
+            <m:oMath>
+              <m:r>
+                <m:rPr>
+                  <m:nor/>
+                  <m:sty m:val="p"/>
+                </m:rPr>
+                <m:t>FSTS</m:t>
+              </m:r>
+              <m:r>
+                <m:rPr>
+                  <m:sty m:val="p"/>
+                </m:rPr>
+                <m:t>×</m:t>
+              </m:r>
+              <m:r>
+                <m:rPr>
+                  <m:nor/>
+                  <m:sty m:val="p"/>
+                </m:rPr>
+                <m:t>DAI</m:t>
+              </m:r>
+            </m:oMath>
+            <w:r>
+              <w:t xml:space="preserve">,</w:t>
+            </w:r>
+            <w:r>
+              <w:t xml:space="preserve"> </w:t>
+            </w:r>
+            <m:oMath>
+              <m:sSup>
+                <m:e>
+                  <m:r>
+                    <m:rPr>
+                      <m:nor/>
+                      <m:sty m:val="p"/>
+                    </m:rPr>
+                    <m:t>FSTS</m:t>
+                  </m:r>
+                </m:e>
+                <m:sup>
+                  <m:r>
+                    <m:t>2</m:t>
+                  </m:r>
+                </m:sup>
+              </m:sSup>
+              <m:r>
+                <m:rPr>
+                  <m:sty m:val="p"/>
+                </m:rPr>
+                <m:t>×</m:t>
+              </m:r>
+              <m:r>
+                <m:rPr>
+                  <m:nor/>
+                  <m:sty m:val="p"/>
+                </m:rPr>
+                <m:t>DAI</m:t>
+              </m:r>
+            </m:oMath>
           </w:p>
         </w:tc>
         <w:tc>
@@ -9026,7 +12579,122 @@
               <w:jc w:val="left"/>
             </w:pPr>
             <w:r>
-              <w:t xml:space="preserve">H3a: β(FSTS×DAI) &gt; 0 Nhóm III–V; H3b: β(FSTS²×DAI) &gt; 0 ở FSTS cao Nhóm I</w:t>
+              <w:t xml:space="preserve">H3a:</w:t>
+            </w:r>
+            <w:r>
+              <w:t xml:space="preserve"> </w:t>
+            </w:r>
+            <m:oMath>
+              <m:r>
+                <m:t>β</m:t>
+              </m:r>
+              <m:d>
+                <m:dPr>
+                  <m:begChr m:val="("/>
+                  <m:endChr m:val=")"/>
+                  <m:sepChr m:val=""/>
+                  <m:grow/>
+                </m:dPr>
+                <m:e>
+                  <m:r>
+                    <m:rPr>
+                      <m:nor/>
+                      <m:sty m:val="p"/>
+                    </m:rPr>
+                    <m:t>FSTS</m:t>
+                  </m:r>
+                  <m:r>
+                    <m:rPr>
+                      <m:sty m:val="p"/>
+                    </m:rPr>
+                    <m:t>×</m:t>
+                  </m:r>
+                  <m:r>
+                    <m:rPr>
+                      <m:nor/>
+                      <m:sty m:val="p"/>
+                    </m:rPr>
+                    <m:t>DAI</m:t>
+                  </m:r>
+                </m:e>
+              </m:d>
+              <m:r>
+                <m:rPr>
+                  <m:sty m:val="p"/>
+                </m:rPr>
+                <m:t>&gt;</m:t>
+              </m:r>
+              <m:r>
+                <m:t>0</m:t>
+              </m:r>
+            </m:oMath>
+            <w:r>
+              <w:t xml:space="preserve"> </w:t>
+            </w:r>
+            <w:r>
+              <w:t xml:space="preserve">Nhóm III–V; H3b:</w:t>
+            </w:r>
+            <w:r>
+              <w:t xml:space="preserve"> </w:t>
+            </w:r>
+            <m:oMath>
+              <m:r>
+                <m:t>β</m:t>
+              </m:r>
+              <m:d>
+                <m:dPr>
+                  <m:begChr m:val="("/>
+                  <m:endChr m:val=")"/>
+                  <m:sepChr m:val=""/>
+                  <m:grow/>
+                </m:dPr>
+                <m:e>
+                  <m:sSup>
+                    <m:e>
+                      <m:r>
+                        <m:rPr>
+                          <m:nor/>
+                          <m:sty m:val="p"/>
+                        </m:rPr>
+                        <m:t>FSTS</m:t>
+                      </m:r>
+                    </m:e>
+                    <m:sup>
+                      <m:r>
+                        <m:t>2</m:t>
+                      </m:r>
+                    </m:sup>
+                  </m:sSup>
+                  <m:r>
+                    <m:rPr>
+                      <m:sty m:val="p"/>
+                    </m:rPr>
+                    <m:t>×</m:t>
+                  </m:r>
+                  <m:r>
+                    <m:rPr>
+                      <m:nor/>
+                      <m:sty m:val="p"/>
+                    </m:rPr>
+                    <m:t>DAI</m:t>
+                  </m:r>
+                </m:e>
+              </m:d>
+              <m:r>
+                <m:rPr>
+                  <m:sty m:val="p"/>
+                </m:rPr>
+                <m:t>&gt;</m:t>
+              </m:r>
+              <m:r>
+                <m:t>0</m:t>
+              </m:r>
+            </m:oMath>
+            <w:r>
+              <w:t xml:space="preserve"> </w:t>
+            </w:r>
+            <w:r>
+              <w:t xml:space="preserve">ở FSTS cao Nhóm I</w:t>
             </w:r>
           </w:p>
         </w:tc>
@@ -9052,8 +12720,33 @@
               <w:jc w:val="left"/>
             </w:pPr>
             <w:r>
-              <w:t xml:space="preserve">+ Manager, FSTS×Manager</w:t>
-            </w:r>
+              <w:t xml:space="preserve">+ Manager,</w:t>
+            </w:r>
+            <w:r>
+              <w:t xml:space="preserve"> </w:t>
+            </w:r>
+            <m:oMath>
+              <m:r>
+                <m:rPr>
+                  <m:nor/>
+                  <m:sty m:val="p"/>
+                </m:rPr>
+                <m:t>FSTS</m:t>
+              </m:r>
+              <m:r>
+                <m:rPr>
+                  <m:sty m:val="p"/>
+                </m:rPr>
+                <m:t>×</m:t>
+              </m:r>
+              <m:r>
+                <m:rPr>
+                  <m:nor/>
+                  <m:sty m:val="p"/>
+                </m:rPr>
+                <m:t>Manager</m:t>
+              </m:r>
+            </m:oMath>
           </w:p>
         </w:tc>
         <w:tc>
@@ -9076,7 +12769,125 @@
               <w:jc w:val="left"/>
             </w:pPr>
             <w:r>
-              <w:t xml:space="preserve">H4a: β₄(FSTS×exp) &gt; 0; H4b: β₄(FSTS×educ) &gt; 0; H4c: two-sided</w:t>
+              <w:t xml:space="preserve">H4a:</w:t>
+            </w:r>
+            <w:r>
+              <w:t xml:space="preserve"> </w:t>
+            </w:r>
+            <m:oMath>
+              <m:sSub>
+                <m:e>
+                  <m:r>
+                    <m:t>β</m:t>
+                  </m:r>
+                </m:e>
+                <m:sub>
+                  <m:r>
+                    <m:t>4</m:t>
+                  </m:r>
+                </m:sub>
+              </m:sSub>
+              <m:d>
+                <m:dPr>
+                  <m:begChr m:val="("/>
+                  <m:endChr m:val=")"/>
+                  <m:sepChr m:val=""/>
+                  <m:grow/>
+                </m:dPr>
+                <m:e>
+                  <m:r>
+                    <m:rPr>
+                      <m:nor/>
+                      <m:sty m:val="p"/>
+                    </m:rPr>
+                    <m:t>FSTS</m:t>
+                  </m:r>
+                  <m:r>
+                    <m:rPr>
+                      <m:sty m:val="p"/>
+                    </m:rPr>
+                    <m:t>×</m:t>
+                  </m:r>
+                  <m:r>
+                    <m:rPr>
+                      <m:nor/>
+                      <m:sty m:val="p"/>
+                    </m:rPr>
+                    <m:t>exp</m:t>
+                  </m:r>
+                </m:e>
+              </m:d>
+              <m:r>
+                <m:rPr>
+                  <m:sty m:val="p"/>
+                </m:rPr>
+                <m:t>&gt;</m:t>
+              </m:r>
+              <m:r>
+                <m:t>0</m:t>
+              </m:r>
+            </m:oMath>
+            <w:r>
+              <w:t xml:space="preserve">; H4b:</w:t>
+            </w:r>
+            <w:r>
+              <w:t xml:space="preserve"> </w:t>
+            </w:r>
+            <m:oMath>
+              <m:sSub>
+                <m:e>
+                  <m:r>
+                    <m:t>β</m:t>
+                  </m:r>
+                </m:e>
+                <m:sub>
+                  <m:r>
+                    <m:t>4</m:t>
+                  </m:r>
+                </m:sub>
+              </m:sSub>
+              <m:d>
+                <m:dPr>
+                  <m:begChr m:val="("/>
+                  <m:endChr m:val=")"/>
+                  <m:sepChr m:val=""/>
+                  <m:grow/>
+                </m:dPr>
+                <m:e>
+                  <m:r>
+                    <m:rPr>
+                      <m:nor/>
+                      <m:sty m:val="p"/>
+                    </m:rPr>
+                    <m:t>FSTS</m:t>
+                  </m:r>
+                  <m:r>
+                    <m:rPr>
+                      <m:sty m:val="p"/>
+                    </m:rPr>
+                    <m:t>×</m:t>
+                  </m:r>
+                  <m:r>
+                    <m:rPr>
+                      <m:nor/>
+                      <m:sty m:val="p"/>
+                    </m:rPr>
+                    <m:t>educ</m:t>
+                  </m:r>
+                </m:e>
+              </m:d>
+              <m:r>
+                <m:rPr>
+                  <m:sty m:val="p"/>
+                </m:rPr>
+                <m:t>&gt;</m:t>
+              </m:r>
+              <m:r>
+                <m:t>0</m:t>
+              </m:r>
+            </m:oMath>
+            <w:r>
+              <w:t xml:space="preserve">; H4c: hai phía</w:t>
             </w:r>
           </w:p>
         </w:tc>
@@ -9102,8 +12913,88 @@
               <w:jc w:val="left"/>
             </w:pPr>
             <w:r>
-              <w:t xml:space="preserve">+ ICRV_j × FSTS, ICRV_j × FSTS²</w:t>
-            </w:r>
+              <w:t xml:space="preserve">+</w:t>
+            </w:r>
+            <w:r>
+              <w:t xml:space="preserve"> </w:t>
+            </w:r>
+            <m:oMath>
+              <m:sSub>
+                <m:e>
+                  <m:r>
+                    <m:rPr>
+                      <m:nor/>
+                      <m:sty m:val="p"/>
+                    </m:rPr>
+                    <m:t>ICRV</m:t>
+                  </m:r>
+                </m:e>
+                <m:sub>
+                  <m:r>
+                    <m:t>j</m:t>
+                  </m:r>
+                </m:sub>
+              </m:sSub>
+              <m:r>
+                <m:rPr>
+                  <m:sty m:val="p"/>
+                </m:rPr>
+                <m:t>×</m:t>
+              </m:r>
+              <m:r>
+                <m:rPr>
+                  <m:nor/>
+                  <m:sty m:val="p"/>
+                </m:rPr>
+                <m:t>FSTS</m:t>
+              </m:r>
+            </m:oMath>
+            <w:r>
+              <w:t xml:space="preserve">,</w:t>
+            </w:r>
+            <w:r>
+              <w:t xml:space="preserve"> </w:t>
+            </w:r>
+            <m:oMath>
+              <m:sSub>
+                <m:e>
+                  <m:r>
+                    <m:rPr>
+                      <m:nor/>
+                      <m:sty m:val="p"/>
+                    </m:rPr>
+                    <m:t>ICRV</m:t>
+                  </m:r>
+                </m:e>
+                <m:sub>
+                  <m:r>
+                    <m:t>j</m:t>
+                  </m:r>
+                </m:sub>
+              </m:sSub>
+              <m:r>
+                <m:rPr>
+                  <m:sty m:val="p"/>
+                </m:rPr>
+                <m:t>×</m:t>
+              </m:r>
+              <m:sSup>
+                <m:e>
+                  <m:r>
+                    <m:rPr>
+                      <m:nor/>
+                      <m:sty m:val="p"/>
+                    </m:rPr>
+                    <m:t>FSTS</m:t>
+                  </m:r>
+                </m:e>
+                <m:sup>
+                  <m:r>
+                    <m:t>2</m:t>
+                  </m:r>
+                </m:sup>
+              </m:sSup>
+            </m:oMath>
           </w:p>
         </w:tc>
         <w:tc>
@@ -9152,8 +13043,74 @@
               <w:jc w:val="left"/>
             </w:pPr>
             <w:r>
-              <w:t xml:space="preserve">+ TCI×DAI×FSTS, Year_bucket×FSTS</w:t>
-            </w:r>
+              <w:t xml:space="preserve">+</w:t>
+            </w:r>
+            <w:r>
+              <w:t xml:space="preserve"> </w:t>
+            </w:r>
+            <m:oMath>
+              <m:r>
+                <m:rPr>
+                  <m:nor/>
+                  <m:sty m:val="p"/>
+                </m:rPr>
+                <m:t>TCI</m:t>
+              </m:r>
+              <m:r>
+                <m:rPr>
+                  <m:sty m:val="p"/>
+                </m:rPr>
+                <m:t>×</m:t>
+              </m:r>
+              <m:r>
+                <m:rPr>
+                  <m:nor/>
+                  <m:sty m:val="p"/>
+                </m:rPr>
+                <m:t>DAI</m:t>
+              </m:r>
+              <m:r>
+                <m:rPr>
+                  <m:sty m:val="p"/>
+                </m:rPr>
+                <m:t>×</m:t>
+              </m:r>
+              <m:r>
+                <m:rPr>
+                  <m:nor/>
+                  <m:sty m:val="p"/>
+                </m:rPr>
+                <m:t>FSTS</m:t>
+              </m:r>
+            </m:oMath>
+            <w:r>
+              <w:t xml:space="preserve">,</w:t>
+            </w:r>
+            <w:r>
+              <w:t xml:space="preserve"> </w:t>
+            </w:r>
+            <m:oMath>
+              <m:r>
+                <m:rPr>
+                  <m:nor/>
+                  <m:sty m:val="p"/>
+                </m:rPr>
+                <m:t>Year_bucket</m:t>
+              </m:r>
+              <m:r>
+                <m:rPr>
+                  <m:sty m:val="p"/>
+                </m:rPr>
+                <m:t>×</m:t>
+              </m:r>
+              <m:r>
+                <m:rPr>
+                  <m:nor/>
+                  <m:sty m:val="p"/>
+                </m:rPr>
+                <m:t>FSTS</m:t>
+              </m:r>
+            </m:oMath>
           </w:p>
         </w:tc>
         <w:tc>
@@ -9837,7 +13794,7 @@
         <w:pStyle w:val="BodyText"/>
       </w:pPr>
       <w:r>
-        <w:t xml:space="preserve">Ba thế hệ lược đồ WBES và giao thức hòa hợp: PICS3 (2006–2012): biến FSTS từ d3b/d3c; TCI từ h1/h8/b8; DAI từ c22b only. Standardized (2013–2017): biến tái định dạng nhưng tương thích. BREADY/BEE (2018–2025): lược đồ mở rộng; DAI đầy đủ (c22b + k33 + k38); module nhà quản trị chi tiết hơn.</w:t>
+        <w:t xml:space="preserve">Ba thế hệ lược đồ WBES và giao thức hòa hợp: PICS3 (2006–2012): biến FSTS từ d3b/d3c; TCI từ h1/h8/b8; DAI từ c22b only. Standardized (2013–2017): biến tái định dạng nhưng tương thích. BREADY/BEE (2018–2025): lược đồ mở rộng; DAI đầy đủ (c22b + k33 + k38); phân hệ nhà quản trị chi tiết hơn.</w:t>
       </w:r>
     </w:p>
     <w:p>
@@ -10041,9 +13998,15 @@
           </m:dPr>
           <m:e>
             <m:r>
+              <m:rPr>
+                <m:sty m:val="p"/>
+              </m:rPr>
               <m:t>L</m:t>
             </m:r>
             <m:r>
+              <m:rPr>
+                <m:sty m:val="p"/>
+              </m:rPr>
               <m:t>P</m:t>
             </m:r>
           </m:e>
@@ -10069,7 +14032,7 @@
         <w:t xml:space="preserve"> </w:t>
       </w:r>
       <w:r>
-        <w:t xml:space="preserve">trước khi đưa vào mô hình, và mọi đặc tả đều có</w:t>
+        <w:t xml:space="preserve">trước khi đưa vào mô hình, và mọi mô hình đều có</w:t>
       </w:r>
       <w:r>
         <w:t xml:space="preserve"> </w:t>
@@ -10138,9 +14101,15 @@
           </m:dPr>
           <m:e>
             <m:r>
+              <m:rPr>
+                <m:sty m:val="p"/>
+              </m:rPr>
               <m:t>L</m:t>
             </m:r>
             <m:r>
+              <m:rPr>
+                <m:sty m:val="p"/>
+              </m:rPr>
               <m:t>P</m:t>
             </m:r>
           </m:e>
@@ -10150,7 +14119,7 @@
         <w:t xml:space="preserve"> </w:t>
       </w:r>
       <w:r>
-        <w:t xml:space="preserve">thô. Giá trị được winsorize tại phân vị 1/99 trong cụm nền kinh tế × năm để giảm ảnh hưởng ngoại lệ. Lựa chọn năng suất lao động làm thước đo hiệu quả phù hợp với dữ liệu WBES (Combs et al., 2005; Cusolito &amp; Maloney, 2018; Richard et al., 2009).</w:t>
+        <w:t xml:space="preserve">thô. Giá trị được cắt đuôi (winsorize) tại phân vị 1/99 trong cụm nền kinh tế × năm để giảm ảnh hưởng ngoại lệ. Lựa chọn năng suất lao động làm thước đo hiệu quả phù hợp với dữ liệu WBES (Combs et al., 2005; Cusolito &amp; Maloney, 2018; Richard et al., 2009).</w:t>
       </w:r>
     </w:p>
     <w:p>
@@ -10885,13 +14854,13 @@
         <w:pStyle w:val="BodyText"/>
       </w:pPr>
       <w:r>
-        <w:t xml:space="preserve">DAI_z_full (Tier 1+2): z-mean(c22b + k33 + k38), chỉ có trong lược đồ BEE (2019 trở đi).</w:t>
-      </w:r>
-      <w:r>
-        <w:t xml:space="preserve"> </w:t>
-      </w:r>
-      <w:r>
-        <w:t xml:space="preserve">DAI_z_tier1 (Tier 1 only): z-mean(c22b), có xuyên tất cả lược đồ. Phân tầng đo lường số hóa theo Verhoef et al. (2021); vai trò công cụ số trong quốc tế hóa theo Banalieva &amp; Dhanaraj (2019).</w:t>
+        <w:t xml:space="preserve">DAI_z_full (Bậc 1+2): z-mean(c22b + k33 + k38), chỉ có trong lược đồ BEE (2019 trở đi).</w:t>
+      </w:r>
+      <w:r>
+        <w:t xml:space="preserve"> </w:t>
+      </w:r>
+      <w:r>
+        <w:t xml:space="preserve">DAI_z_tier1 (Bậc 1 only): z-mean(c22b), có xuyên tất cả lược đồ. Phân tầng đo lường số hóa theo Verhoef et al. (2021); vai trò công cụ số trong quốc tế hóa theo Banalieva &amp; Dhanaraj (2019).</w:t>
       </w:r>
     </w:p>
     <w:p>
@@ -11386,7 +15355,7 @@
         <w:pStyle w:val="FirstParagraph"/>
       </w:pPr>
       <w:r>
-        <w:t xml:space="preserve">Tầng 1, OLS với SE robust và hiệu ứng cố định (tất cả mô hình M0–M7): HC1 SE (chuẩn), điều chỉnh không đồng nhất phương sai cấp doanh nghiệp; two-way hiệu ứng cố định (quốc gia × năm); kiểm tra VIF, kỳ vọng &lt; 10 cho các biến trọng tâm.</w:t>
+        <w:t xml:space="preserve">Tầng 1, OLS với SE robust và hiệu ứng cố định (tất cả mô hình M0–M7): HC1 SE (chuẩn), điều chỉnh không đồng nhất phương sai cấp doanh nghiệp; hiệu ứng cố định hai chiều (quốc gia × năm); kiểm tra VIF, kỳ vọng &lt; 10 cho các biến trọng tâm.</w:t>
       </w:r>
     </w:p>
     <w:p>
@@ -11717,19 +15686,19 @@
               <w:jc w:val="left"/>
             </w:pPr>
             <w:r>
-              <w:t xml:space="preserve">(a) Biến phụ thuộc sang ROS; (b) Biến độc lập sang dummy exporter; (c) TCI 3-item (loại h1); (d) DAI Tier 1 only (c22b) xuyên tất cả schema</w:t>
-            </w:r>
-          </w:p>
-        </w:tc>
-        <w:tc>
-          <w:tcPr/>
-          <w:p>
-            <w:pPr>
-              <w:pStyle w:val="Compact"/>
-              <w:jc w:val="left"/>
-            </w:pPr>
-            <w:r>
-              <w:t xml:space="preserve">Dấu hệ số giữ nguyên; magnitude có thể khác</w:t>
+              <w:t xml:space="preserve">(a) Biến phụ thuộc sang ROS; (b) Biến độc lập sang biến giả xuất khẩu (dummy exporter); (c) TCI 3-item (loại h1); (d) DAI Bậc 1 only (c22b) xuyên tất cả schema</w:t>
+            </w:r>
+          </w:p>
+        </w:tc>
+        <w:tc>
+          <w:tcPr/>
+          <w:p>
+            <w:pPr>
+              <w:pStyle w:val="Compact"/>
+              <w:jc w:val="left"/>
+            </w:pPr>
+            <w:r>
+              <w:t xml:space="preserve">Dấu hệ số giữ nguyên; độ lớn có thể khác</w:t>
             </w:r>
           </w:p>
         </w:tc>
@@ -12046,7 +16015,7 @@
         <w:t xml:space="preserve"> </w:t>
       </w:r>
       <w:r>
-        <w:t xml:space="preserve">Bốn nhóm kiểm định cốt lõi của kế hoạch trên đã được thực hiện trên khung ước lượng 50 nền của luận án, tái lập đúng đặc tả canonical (M2: điểm uốn 51,5%,</w:t>
+        <w:t xml:space="preserve">Bốn nhóm kiểm định cốt lõi của kế hoạch trên đã được thực hiện trên khung ước lượng 50 nền của luận án, tái lập đúng mô hình canonical (M2: điểm uốn 51,5%,</w:t>
       </w:r>
       <w:r>
         <w:t xml:space="preserve"> </w:t>
@@ -12397,7 +16366,7 @@
       </w:r>
     </w:p>
     <w:bookmarkEnd w:id="79"/>
-    <w:bookmarkStart w:id="83" w:name="Xa7a3e024942ac139f282b38617464477c22cff4"/>
+    <w:bookmarkStart w:id="84" w:name="Xa7a3e024942ac139f282b38617464477c22cff4"/>
     <w:p>
       <w:pPr>
         <w:pStyle w:val="Heading4"/>
@@ -12406,12 +16375,169 @@
         <w:t xml:space="preserve">2.3.8 Thảo luận: đóng góp lý thuyết và thực tiễn</w:t>
       </w:r>
     </w:p>
-    <w:bookmarkStart w:id="80" w:name="đóng-góp-lý-thuyết"/>
+    <w:bookmarkStart w:id="80" w:name="khung-đánh-giá-đóng-góp"/>
     <w:p>
       <w:pPr>
         <w:pStyle w:val="Heading5"/>
       </w:pPr>
       <w:r>
+        <w:t xml:space="preserve">Khung đánh giá đóng góp</w:t>
+      </w:r>
+    </w:p>
+    <w:p>
+      <w:pPr>
+        <w:pStyle w:val="FirstParagraph"/>
+      </w:pPr>
+      <w:r>
+        <w:t xml:space="preserve">Tám đóng góp dưới đây được định vị theo hai tiêu chí chuẩn để đánh giá đóng góp lý thuyết trong nghiên cứu quản trị và kinh doanh quốc tế:</w:t>
+      </w:r>
+      <w:r>
+        <w:t xml:space="preserve"> </w:t>
+      </w:r>
+      <w:r>
+        <w:rPr>
+          <w:bCs/>
+          <w:b/>
+        </w:rPr>
+        <w:t xml:space="preserve">tính nguyên gốc và tính hữu dụng</w:t>
+      </w:r>
+      <w:r>
+        <w:t xml:space="preserve"> </w:t>
+      </w:r>
+      <w:r>
+        <w:t xml:space="preserve">(originality × utility; Corley &amp; Gioia, 2011) và bộ ba</w:t>
+      </w:r>
+      <w:r>
+        <w:t xml:space="preserve"> </w:t>
+      </w:r>
+      <w:r>
+        <w:rPr>
+          <w:bCs/>
+          <w:b/>
+        </w:rPr>
+        <w:t xml:space="preserve">“</w:t>
+      </w:r>
+      <w:r>
+        <w:rPr>
+          <w:bCs/>
+          <w:b/>
+        </w:rPr>
+        <w:t xml:space="preserve">cái gì – như thế nào – vì sao bây giờ</w:t>
+      </w:r>
+      <w:r>
+        <w:rPr>
+          <w:bCs/>
+          <w:b/>
+        </w:rPr>
+        <w:t xml:space="preserve">”</w:t>
+      </w:r>
+      <w:r>
+        <w:t xml:space="preserve"> </w:t>
+      </w:r>
+      <w:r>
+        <w:t xml:space="preserve">(Whetten, 1989). Cần phân biệt rõ giữa</w:t>
+      </w:r>
+      <w:r>
+        <w:t xml:space="preserve"> </w:t>
+      </w:r>
+      <w:r>
+        <w:rPr>
+          <w:bCs/>
+          <w:b/>
+        </w:rPr>
+        <w:t xml:space="preserve">đóng góp</w:t>
+      </w:r>
+      <w:r>
+        <w:t xml:space="preserve"> </w:t>
+      </w:r>
+      <w:r>
+        <w:t xml:space="preserve">và</w:t>
+      </w:r>
+      <w:r>
+        <w:t xml:space="preserve"> </w:t>
+      </w:r>
+      <w:r>
+        <w:rPr>
+          <w:bCs/>
+          <w:b/>
+        </w:rPr>
+        <w:t xml:space="preserve">nhân rộng</w:t>
+      </w:r>
+      <w:r>
+        <w:t xml:space="preserve"> </w:t>
+      </w:r>
+      <w:r>
+        <w:t xml:space="preserve">(replication): việc tái xác nhận chữ U ngược ở từng bối cảnh đơn lẻ tự nó là nhân rộng có giá trị xác nhận, còn đóng góp nằm ở việc</w:t>
+      </w:r>
+      <w:r>
+        <w:t xml:space="preserve"> </w:t>
+      </w:r>
+      <w:r>
+        <w:rPr>
+          <w:iCs/>
+          <w:i/>
+        </w:rPr>
+        <w:t xml:space="preserve">cấu trúc hóa</w:t>
+      </w:r>
+      <w:r>
+        <w:t xml:space="preserve"> </w:t>
+      </w:r>
+      <w:r>
+        <w:t xml:space="preserve">sự biến thiên xuyên bối cảnh của dạng hàm thành một quy luật kiểm định được. Vì chuyên đề này là chuyên đề</w:t>
+      </w:r>
+      <w:r>
+        <w:t xml:space="preserve"> </w:t>
+      </w:r>
+      <w:r>
+        <w:rPr>
+          <w:bCs/>
+          <w:b/>
+        </w:rPr>
+        <w:t xml:space="preserve">xây dựng mô hình</w:t>
+      </w:r>
+      <w:r>
+        <w:t xml:space="preserve">, mỗi đóng góp được phát biểu dưới dạng</w:t>
+      </w:r>
+      <w:r>
+        <w:t xml:space="preserve"> </w:t>
+      </w:r>
+      <w:r>
+        <w:rPr>
+          <w:bCs/>
+          <w:b/>
+        </w:rPr>
+        <w:t xml:space="preserve">mệnh đề có thể bác bỏ</w:t>
+      </w:r>
+      <w:r>
+        <w:t xml:space="preserve"> </w:t>
+      </w:r>
+      <w:r>
+        <w:t xml:space="preserve">kèm</w:t>
+      </w:r>
+      <w:r>
+        <w:t xml:space="preserve"> </w:t>
+      </w:r>
+      <w:r>
+        <w:rPr>
+          <w:bCs/>
+          <w:b/>
+        </w:rPr>
+        <w:t xml:space="preserve">điều kiện phạm vi</w:t>
+      </w:r>
+      <w:r>
+        <w:t xml:space="preserve"> </w:t>
+      </w:r>
+      <w:r>
+        <w:t xml:space="preserve">tường minh, để khung CDCM–ICRV–FIP có thể sai nếu dữ liệu không khớp — đặc điểm phân biệt một mô hình lý thuyết với một mô tả hậu nghiệm.</w:t>
+      </w:r>
+    </w:p>
+    <w:bookmarkEnd w:id="80"/>
+    <w:bookmarkStart w:id="81" w:name="đóng-góp-lý-thuyết"/>
+    <w:p>
+      <w:pPr>
+        <w:pStyle w:val="Heading5"/>
+      </w:pPr>
+      <w:r>
         <w:t xml:space="preserve">Đóng góp lý thuyết</w:t>
       </w:r>
     </w:p>
@@ -12444,11 +16570,66 @@
         <w:pStyle w:val="BodyText"/>
       </w:pPr>
       <w:r>
-        <w:t xml:space="preserve">Đóng góp 4: Giả thuyết gánh nặng bắt buộc trong khung quốc tế hóa và hiệu quả. Dạng hàm forced penalty (SIDS Nhóm VI) được tích hợp vào H5 như trường hợp cực đoan của phổ thể chế, SIDS không có chữ U ngược điển hình do quốc tế hóa bắt buộc (Briguglio, 1995); nghiên cứu chuyên sâu SIDS (P8) ước lượng điểm FIP β = −1,339 (SE 0,386; p &lt; 0,001), quan hệ âm đơn điệu không có điểm uốn. Tích hợp này mở rộng tài liệu quốc tế hóa và hiệu quả từ châu Á lục địa sang các quốc đảo nhỏ Thái Bình Dương.</w:t>
-      </w:r>
-    </w:p>
-    <w:bookmarkEnd w:id="80"/>
-    <w:bookmarkStart w:id="81" w:name="đóng-góp-về-mô-hình-và-phương-pháp"/>
+        <w:t xml:space="preserve">Đóng góp 4: Giả thuyết gánh nặng bắt buộc trong khung quốc tế hóa và hiệu quả. Dạng gánh nặng bắt buộc (forced penalty) ở SIDS (Nhóm VI) được tích hợp vào H5/H1b như trường hợp cực đoan của phổ thể chế, SIDS không có chữ U ngược điển hình do quốc tế hóa bắt buộc (Briguglio, 1995). Phát hiện vững của nghiên cứu chuyên sâu SIDS (P8, trên</w:t>
+      </w:r>
+      <w:r>
+        <w:t xml:space="preserve"> </w:t>
+      </w:r>
+      <w:r>
+        <w:rPr>
+          <w:bCs/>
+          <w:b/>
+        </w:rPr>
+        <w:t xml:space="preserve">mẫu đầy đủ bảy cụm Thái Bình Dương</w:t>
+      </w:r>
+      <w:r>
+        <w:t xml:space="preserve">) là</w:t>
+      </w:r>
+      <w:r>
+        <w:t xml:space="preserve"> </w:t>
+      </w:r>
+      <w:r>
+        <w:rPr>
+          <w:bCs/>
+          <w:b/>
+        </w:rPr>
+        <w:t xml:space="preserve">việc dạng chữ U ngược mất cấu trúc</w:t>
+      </w:r>
+      <w:r>
+        <w:t xml:space="preserve">: độ dốc tuyến tính (−0,085; p_wild = 0,66) không có ý nghĩa và độ cong (+0,696; p_wild = 0,082) chỉ đạt mức biên. Hệ số âm mạnh đặc trưng cho FIP (β = −1,339) chỉ xuất hiện trên một bản dựng dữ liệu hạn chế ba cụm, mang tính</w:t>
+      </w:r>
+      <w:r>
+        <w:t xml:space="preserve"> </w:t>
+      </w:r>
+      <w:r>
+        <w:rPr>
+          <w:bCs/>
+          <w:b/>
+        </w:rPr>
+        <w:t xml:space="preserve">minh họa và nhạy cảm với phiên bản dữ liệu</w:t>
+      </w:r>
+      <w:r>
+        <w:t xml:space="preserve">; do đó FIP được phát biểu chủ yếu như một</w:t>
+      </w:r>
+      <w:r>
+        <w:t xml:space="preserve"> </w:t>
+      </w:r>
+      <w:r>
+        <w:rPr>
+          <w:bCs/>
+          <w:b/>
+        </w:rPr>
+        <w:t xml:space="preserve">đóng góp khái niệm</w:t>
+      </w:r>
+      <w:r>
+        <w:t xml:space="preserve"> </w:t>
+      </w:r>
+      <w:r>
+        <w:t xml:space="preserve">(điều kiện biên cực trị) chứ không phải một ước lượng điểm chắc chắn. Tích hợp này mở rộng tài liệu quốc tế hóa và hiệu quả từ châu Á lục địa sang các quốc đảo nhỏ Thái Bình Dương.</w:t>
+      </w:r>
+    </w:p>
+    <w:bookmarkEnd w:id="81"/>
+    <w:bookmarkStart w:id="82" w:name="đóng-góp-về-mô-hình-và-phương-pháp"/>
     <w:p>
       <w:pPr>
         <w:pStyle w:val="Heading5"/>
@@ -12478,7 +16659,7 @@
         <w:pStyle w:val="BodyText"/>
       </w:pPr>
       <w:r>
-        <w:t xml:space="preserve">Đóng góp 7: Chiến lược nhận dạng đa tầng tích hợp biến công cụ. Kết hợp HC1/HC3 SE robust, two-way hiệu ứng cố định, nhận dạng IV (F bậc một &gt; 16), và Paternoster z-test cho so sánh xuyên nhóm tạo ra chiến lược nhận dạng mạnh nhất có thể với dữ liệu WBES cắt ngang. Đặc biệt, việc tách DAI nhân quả vs. phụ thuộc chọn lựa (từ bằng chứng P3 IV) là bước tiến quan trọng trong phân tích áp dụng số trong IB.</w:t>
+        <w:t xml:space="preserve">Đóng góp 7: Chiến lược nhận dạng đa tầng tích hợp biến công cụ. Kết hợp HC1/HC3 SE robust, hiệu ứng cố định hai chiều, nhận dạng IV (F bậc một &gt; 16), và Paternoster z-test cho so sánh xuyên nhóm tạo ra chiến lược nhận dạng mạnh nhất có thể với dữ liệu WBES cắt ngang. Đặc biệt, việc tách DAI nhân quả vs. phụ thuộc chọn lựa (từ bằng chứng P3 IV) là bước tiến quan trọng trong phân tích áp dụng số trong IB.</w:t>
       </w:r>
     </w:p>
     <w:p>
@@ -12489,8 +16670,8 @@
         <w:t xml:space="preserve">Đóng góp 8: Thiết kế giai đoạn thời gian ba giai đoạn. Phân chia 14 sóng WBES thành ba giai đoạn (2009–12 / 2013–17 / 2018–25) và kiểm định tương tác FSTS×Year_bucket là thiết kế chưa được áp dụng trong tài liệu quốc tế hóa và hiệu quả cho châu Á. Bằng chứng từ P3 Việt Nam và P5 Trung Quốc neo đậu kỳ vọng thực nghiệm.</w:t>
       </w:r>
     </w:p>
-    <w:bookmarkEnd w:id="81"/>
-    <w:bookmarkStart w:id="82" w:name="hàm-ý-chính-sách"/>
+    <w:bookmarkEnd w:id="82"/>
+    <w:bookmarkStart w:id="83" w:name="hàm-ý-chính-sách"/>
     <w:p>
       <w:pPr>
         <w:pStyle w:val="Heading5"/>
@@ -12570,10 +16751,10 @@
         </w:pict>
       </w:r>
     </w:p>
-    <w:bookmarkEnd w:id="82"/>
     <w:bookmarkEnd w:id="83"/>
     <w:bookmarkEnd w:id="84"/>
-    <w:bookmarkStart w:id="88" w:name="kết-luận-và-đề-xuất"/>
+    <w:bookmarkEnd w:id="85"/>
+    <w:bookmarkStart w:id="89" w:name="kết-luận-và-đề-xuất"/>
     <w:p>
       <w:pPr>
         <w:pStyle w:val="Heading3"/>
@@ -12582,7 +16763,7 @@
         <w:t xml:space="preserve">2.4 Kết luận và đề xuất</w:t>
       </w:r>
     </w:p>
-    <w:bookmarkStart w:id="85" w:name="kết-luận"/>
+    <w:bookmarkStart w:id="86" w:name="kết-luận"/>
     <w:p>
       <w:pPr>
         <w:pStyle w:val="Heading4"/>
@@ -12604,7 +16785,7 @@
         <w:pStyle w:val="BodyText"/>
       </w:pPr>
       <w:r>
-        <w:t xml:space="preserve">Kết quả dự kiến từ bằng chứng neo đậu: H1 (phi tuyến) xác nhận chữ U ngược ở hầu hết nhóm ICRV với phổ điểm uốn từ Nhóm I đến Nhóm VI; H2 (TCI nâng mặt bằng) TCI dương bền vững và nhân quả; H3a (DAI Emerging/Frontier) khám phá; H3b (DAI Advanced) β(FSTS²×DAI) dương trong Nhóm I (P4 xác nhận), null/phụ thuộc chọn lựa trong Nhóm IV (P3 IV null); H4a (Kinh nghiệm QL) exp_manager×FSTS dương; H4b (Học vấn QL) educ_manager×FSTS dương; H4c (Giới tính) exploratory; H5 (ICRV phổ thể chế) điểm uốn phổ thể chế từ Nhóm I đến VI, Nhóm VI gánh nặng bắt buộc; H6 (Thời gian) DAI dịch chuyển 2009 xuống 2023, TCI tăng cường theo thời gian.</w:t>
+        <w:t xml:space="preserve">Kết quả dự kiến từ bằng chứng neo đậu: H1 (phi tuyến) xác nhận chữ U ngược ở hầu hết nhóm ICRV với phổ điểm uốn từ Nhóm I đến Nhóm VI; H2 (TCI nâng mặt bằng) TCI dương bền vững và nhân quả; H3a (DAI Emerging/Frontier) khám phá; H3b (DAI Advanced) β(FSTS²×DAI) dương trong Nhóm I (P4 xác nhận), null/phụ thuộc chọn lựa trong Nhóm IV (P3 IV null); H4a (Kinh nghiệm QL) exp_manager×FSTS dương; H4b (Học vấn QL) educ_manager×FSTS dương; H4c (Giới tính) khám phá; H5 (ICRV phổ thể chế) điểm uốn phổ thể chế từ Nhóm I đến VI, Nhóm VI gánh nặng bắt buộc; H6 (Thời gian) DAI dịch chuyển 2009 xuống 2023, TCI tăng cường theo thời gian.</w:t>
       </w:r>
     </w:p>
     <w:p>
@@ -12623,8 +16804,8 @@
         <w:t xml:space="preserve">Thông điệp chính sách cốt lõi: không có một công thức duy nhất cho quốc tế hóa thành công, chế độ thể chế, năng lực công nghệ nội tại, và mức độ số hóa cùng quyết định hiệu quả của chiến lược xuất khẩu. Chính sách và chiến lược doanh nghiệp cần được hiệu chỉnh theo vị trí trên bản đồ ICRV.</w:t>
       </w:r>
     </w:p>
-    <w:bookmarkEnd w:id="85"/>
-    <w:bookmarkStart w:id="86" w:name="hạn-chế-nghiên-cứu"/>
+    <w:bookmarkEnd w:id="86"/>
+    <w:bookmarkStart w:id="87" w:name="hạn-chế-nghiên-cứu"/>
     <w:p>
       <w:pPr>
         <w:pStyle w:val="Heading4"/>
@@ -12658,7 +16839,7 @@
         <w:pStyle w:val="BodyText"/>
       </w:pPr>
       <w:r>
-        <w:t xml:space="preserve">Thứ nhất, dữ liệu WBES không phải panel chuẩn, mỗi sóng là thiết kế cắt ngang với mẫu mới, không theo dõi cùng một doanh nghiệp qua thời gian. Do đó, mô hình M0–M7 xác lập</w:t>
+        <w:t xml:space="preserve">Thứ nhất, dữ liệu WBES không phải dữ liệu bảng chuẩn, mỗi sóng là thiết kế cắt ngang với mẫu mới, không theo dõi cùng một doanh nghiệp qua thời gian. Do đó, mô hình M0–M7 xác lập</w:t>
       </w:r>
       <w:r>
         <w:t xml:space="preserve"> </w:t>
@@ -12698,7 +16879,7 @@
         <w:pStyle w:val="BodyText"/>
       </w:pPr>
       <w:r>
-        <w:t xml:space="preserve">Thứ hai, DAI bị giới hạn ở Tầng 1–2 (website và e-payment) do hạn chế lược đồ WBES. Không thể kết luận về vai trò của năng lực số Tầng 3–4, tích hợp ERP, triển khai AI, quản trị dữ liệu xuyên biên giới, đối với mối quan hệ quốc tế hóa và hiệu quả. Kết luận H3 chỉ hợp lệ trong ranh giới đo lường Tầng 1–2; ngoài ranh giới này, CDCM chưa được kiểm định thực nghiệm.</w:t>
+        <w:t xml:space="preserve">Thứ hai, DAI bị giới hạn ở Bậc 1–2 (website và e-payment) do hạn chế lược đồ WBES. Không thể kết luận về vai trò của năng lực số Bậc 3–4, tích hợp ERP, triển khai AI, quản trị dữ liệu xuyên biên giới, đối với mối quan hệ quốc tế hóa và hiệu quả. Kết luận H3 chỉ hợp lệ trong ranh giới đo lường Bậc 1–2; ngoài ranh giới này, CDCM chưa được kiểm định thực nghiệm.</w:t>
       </w:r>
     </w:p>
     <w:p>
@@ -12758,7 +16939,7 @@
         <w:pStyle w:val="BodyText"/>
       </w:pPr>
       <w:r>
-        <w:t xml:space="preserve">Để mở rộng đo lường số hóa, nghiên cứu tương lai có thể kết hợp WBES với dữ liệu nền tảng số cấp ngành (World Bank Digital Progress and Trends Report, ITU DDI) hoặc thu thập dữ liệu Tầng 3–4 từ báo cáo thường niên doanh nghiệp niêm yết. Khi lược đồ B-READY bổ sung thêm mô-đun về AI và ERP, CDCM có thể được kiểm định đầy đủ hơn.</w:t>
+        <w:t xml:space="preserve">Để mở rộng đo lường số hóa, nghiên cứu tương lai có thể kết hợp WBES với dữ liệu nền tảng số cấp ngành (World Bank Digital Progress and Trends Report, ITU DDI) hoặc thu thập dữ liệu Bậc 3–4 từ báo cáo thường niên doanh nghiệp niêm yết. Khi lược đồ B-READY bổ sung thêm mô-đun về AI và ERP, CDCM có thể được kiểm định đầy đủ hơn.</w:t>
       </w:r>
     </w:p>
     <w:p>
@@ -12786,7 +16967,7 @@
         <w:pStyle w:val="BodyText"/>
       </w:pPr>
       <w:r>
-        <w:t xml:space="preserve">Về nhân quả hóa quốc tế hóa và hiệu quả: Angrist &amp; Pischke (2009); Oster (2019) về δ-stability bounds; Wolfolds &amp; Siegel (2019) về điều kiện hợp lệ của Heckman. Về tổng hợp bằng chứng xuyên bối cảnh: Sutton &amp; Higgins (2008), panel phân tích tổng hợp; Borenstein et al. (2021), Bayesian hồi quy phân tích tổng hợp với thông tin tiền nghiệm. Về mở rộng bậc số hóa: Verhoef et al. (2021), phân cấp Tầng 1–4. Về mở rộng quốc tế hóa đa chiều: Contractor et al. (2003); Sullivan (1994) về DOI chỉ số hợp thành.</w:t>
+        <w:t xml:space="preserve">Về nhân quả hóa quốc tế hóa và hiệu quả: Angrist &amp; Pischke (2009); Oster (2019) về δ-stability bounds; Wolfolds &amp; Siegel (2019) về điều kiện hợp lệ của Heckman. Về tổng hợp bằng chứng xuyên bối cảnh: Sutton &amp; Higgins (2008), dữ liệu bảng cho phân tích tổng hợp; Borenstein et al. (2021), Bayesian hồi quy phân tích tổng hợp với thông tin tiền nghiệm. Về mở rộng bậc số hóa: Verhoef et al. (2021), phân cấp Bậc 1–4. Về mở rộng quốc tế hóa đa chiều: Contractor et al. (2003); Sullivan (1994) về DOI chỉ số hợp thành.</w:t>
       </w:r>
     </w:p>
     <w:p>
@@ -12796,8 +16977,8 @@
         </w:pict>
       </w:r>
     </w:p>
-    <w:bookmarkEnd w:id="86"/>
-    <w:bookmarkStart w:id="87" w:name="hướng-nghiên-cứu-tiếp-theo"/>
+    <w:bookmarkEnd w:id="87"/>
+    <w:bookmarkStart w:id="88" w:name="hướng-nghiên-cứu-tiếp-theo"/>
     <w:p>
       <w:pPr>
         <w:pStyle w:val="Heading4"/>
@@ -12933,13 +17114,13 @@
           <w:bCs/>
           <w:b/>
         </w:rPr>
-        <w:t xml:space="preserve">mẫu chính 7 nền Pacific SIDS (N=209 complete-case; mẫu gộp 1.371), β(FSTS_c)=−1,339</w:t>
-      </w:r>
-      <w:r>
-        <w:t xml:space="preserve"> </w:t>
-      </w:r>
-      <w:r>
-        <w:t xml:space="preserve">(p&lt;.001); kiểm định độ vững mở rộng 9 nền (thêm Comoros + Timor-Leste, N≈1.469, β≈−0,4), minh họa cho gánh nặng quốc tế hóa cưỡng bức như trường hợp giới hạn lý thuyết (trên mẫu đầy đủ 7 nền, dạng chữ U ngược mất cấu trúc; hệ số âm mạnh chỉ ở bản dựng hạn chế ba cụm), nhất quán với giả thuyết gánh nặng bắt buộc (Briguglio, 1995; Bertram, 2006). Khoảng trống về điều kiện biên FIP (Nhóm VI SIDS) trong CĐ2 đã được lấp đầy bởi P8.</w:t>
+        <w:t xml:space="preserve">mẫu chính 7 nền Pacific SIDS (mẫu gộp N = 1.450; 212 cơ sở có xuất khẩu, 14,6%), β(FSTS_c) = −1,339</w:t>
+      </w:r>
+      <w:r>
+        <w:t xml:space="preserve"> </w:t>
+      </w:r>
+      <w:r>
+        <w:t xml:space="preserve">(bản dựng ba cụm, minh họa); kiểm định độ vững mở rộng 9 nền (thêm Comoros + Timor-Leste, N≈1.469, β≈−0,4), minh họa cho gánh nặng quốc tế hóa cưỡng bức như trường hợp giới hạn lý thuyết (trên mẫu đầy đủ 7 nền, dạng chữ U ngược mất cấu trúc; hệ số âm mạnh chỉ ở bản dựng hạn chế ba cụm), nhất quán với giả thuyết gánh nặng bắt buộc (Briguglio, 1995; Bertram, 2006). Khoảng trống về điều kiện biên FIP (Nhóm VI SIDS) trong CĐ2 đã được lấp đầy bởi P8.</w:t>
       </w:r>
     </w:p>
     <w:p>
@@ -12951,13 +17132,13 @@
           <w:bCs/>
           <w:b/>
         </w:rPr>
-        <w:t xml:space="preserve">Hướng 4, CDCM Tier 3–4 extension (MIS Quarterly hoặc Information Systems Research):</w:t>
-      </w:r>
-      <w:r>
-        <w:t xml:space="preserve"> </w:t>
-      </w:r>
-      <w:r>
-        <w:t xml:space="preserve">Khi lược đồ B-READY (World Bank, 2023–2027) và WBES mới bổ sung thêm mô-đun AI, ERP, và quản trị dữ liệu, CDCM có thể được kiểm định đầy đủ bốn tầng Verhoef et al. (2021). Câu hỏi lý thuyết: liệu DAI Tầng 3–4 có chuyển vai trò từ nguồn lực tình huống (chỉ phát huy ở FSTS cao) thành nguồn lực nền tảng (nâng mặt bằng đồng nhất), và điều kiện chuyển đổi là gì (ngưỡng thể chế, quy mô doanh nghiệp, hay sóng công nghệ)?</w:t>
+        <w:t xml:space="preserve">Hướng 4, CDCM Bậc 3–4 extension (MIS Quarterly hoặc Information Systems Research):</w:t>
+      </w:r>
+      <w:r>
+        <w:t xml:space="preserve"> </w:t>
+      </w:r>
+      <w:r>
+        <w:t xml:space="preserve">Khi lược đồ B-READY (World Bank, 2023–2027) và WBES mới bổ sung thêm mô-đun AI, ERP, và quản trị dữ liệu, CDCM có thể được kiểm định đầy đủ bốn tầng Verhoef et al. (2021). Câu hỏi lý thuyết: liệu DAI Bậc 3–4 có chuyển vai trò từ nguồn lực tình huống (chỉ phát huy ở FSTS cao) thành nguồn lực nền tảng (nâng mặt bằng đồng nhất), và điều kiện chuyển đổi là gì (ngưỡng thể chế, quy mô doanh nghiệp, hay sóng công nghệ)?</w:t>
       </w:r>
     </w:p>
     <w:p>
@@ -12969,13 +17150,13 @@
           <w:bCs/>
           <w:b/>
         </w:rPr>
-        <w:t xml:space="preserve">Hướng 5, Panel longitudinal WBES core 2023–2027 (JIBS hoặc SMJ):</w:t>
-      </w:r>
-      <w:r>
-        <w:t xml:space="preserve"> </w:t>
-      </w:r>
-      <w:r>
-        <w:t xml:space="preserve">WBES core panel theo dõi một nhóm doanh nghiệp trong ít nhất hai sóng liên tiếp, cho phép kiểm định nhân quả TCI sang năng suất và DAI sang FSTS (theo hướng: số hóa có thúc đẩy xuất khẩu không, thay vì chỉ làm tăng năng suất?) không phụ thuộc vào giả định IV. Đây là hướng nghiên cứu thiết yếu để chuyển H2 và H3 từ liên kết có điều kiện thành tác động nhân quả được xác nhận.</w:t>
+        <w:t xml:space="preserve">Hướng 5, Dữ liệu bảng dọc (panel longitudinal) WBES core 2023–2027 (JIBS hoặc SMJ):</w:t>
+      </w:r>
+      <w:r>
+        <w:t xml:space="preserve"> </w:t>
+      </w:r>
+      <w:r>
+        <w:t xml:space="preserve">tập dữ liệu bảng lõi (WBES core panel) theo dõi một nhóm doanh nghiệp trong ít nhất hai sóng liên tiếp, cho phép kiểm định nhân quả TCI sang năng suất và DAI sang FSTS (theo hướng: số hóa có thúc đẩy xuất khẩu không, thay vì chỉ làm tăng năng suất?) không phụ thuộc vào giả định IV. Đây là hướng nghiên cứu thiết yếu để chuyển H2 và H3 từ liên kết có điều kiện thành tác động nhân quả được xác nhận.</w:t>
       </w:r>
     </w:p>
     <w:p>
@@ -12985,10 +17166,10 @@
         </w:pict>
       </w:r>
     </w:p>
-    <w:bookmarkEnd w:id="87"/>
     <w:bookmarkEnd w:id="88"/>
     <w:bookmarkEnd w:id="89"/>
-    <w:bookmarkStart w:id="90" w:name="tài-liệu-tham-khảo"/>
+    <w:bookmarkEnd w:id="90"/>
+    <w:bookmarkStart w:id="91" w:name="tài-liệu-tham-khảo"/>
     <w:p>
       <w:pPr>
         <w:pStyle w:val="Heading2"/>
@@ -13107,7 +17288,7 @@
         <w:pStyle w:val="BodyText"/>
       </w:pPr>
       <w:r>
-        <w:t xml:space="preserve">Bhandari, K. R., Ranta, M., &amp; Salo, J. (2023). The resource-based view, stakeholder capitalism, ESG, and sustainable competitive advantage: The firm’s embeddedness into ecology, society, and governance.</w:t>
+        <w:t xml:space="preserve">Beugelsdijk, S., Kostova, T., Kunst, V. E., Spadafora, E., &amp; van Essen, M. (2018). Cultural distance and firm internationalization: A meta-analytical review and theoretical implications.</w:t>
       </w:r>
       <w:r>
         <w:t xml:space="preserve"> </w:t>
@@ -13117,18 +17298,18 @@
           <w:iCs/>
           <w:i/>
         </w:rPr>
-        <w:t xml:space="preserve">Business Strategy and the Environment, 32</w:t>
-      </w:r>
-      <w:r>
-        <w:t xml:space="preserve">(4), 1525–1541.</w:t>
-      </w:r>
-    </w:p>
-    <w:p>
-      <w:pPr>
-        <w:pStyle w:val="BodyText"/>
-      </w:pPr>
-      <w:r>
-        <w:t xml:space="preserve">Bharadwaj, A., El Sawy, O. A., Pavlou, P. A., &amp; Venkatraman, N. (2013). Digital business strategy: Toward a next generation of insights.</w:t>
+        <w:t xml:space="preserve">Journal of Management, 44</w:t>
+      </w:r>
+      <w:r>
+        <w:t xml:space="preserve">(1), 89–130. https://doi.org/10.1177/0149206317729027</w:t>
+      </w:r>
+    </w:p>
+    <w:p>
+      <w:pPr>
+        <w:pStyle w:val="BodyText"/>
+      </w:pPr>
+      <w:r>
+        <w:t xml:space="preserve">Bhandari, K. R., Ranta, M., &amp; Salo, J. (2023). The resource-based view, stakeholder capitalism, ESG, and sustainable competitive advantage: The firm’s embeddedness into ecology, society, and governance.</w:t>
       </w:r>
       <w:r>
         <w:t xml:space="preserve"> </w:t>
@@ -13138,18 +17319,18 @@
           <w:iCs/>
           <w:i/>
         </w:rPr>
-        <w:t xml:space="preserve">MIS Quarterly, 37</w:t>
-      </w:r>
-      <w:r>
-        <w:t xml:space="preserve">(2), 471–482. https://doi.org/10.25300/MISQ/2013/37:2.3</w:t>
-      </w:r>
-    </w:p>
-    <w:p>
-      <w:pPr>
-        <w:pStyle w:val="BodyText"/>
-      </w:pPr>
-      <w:r>
-        <w:t xml:space="preserve">Borenstein, M., Hedges, L. V., Higgins, J. P. T., &amp; Rothstein, H. R. (2009).</w:t>
+        <w:t xml:space="preserve">Business Strategy and the Environment, 32</w:t>
+      </w:r>
+      <w:r>
+        <w:t xml:space="preserve">(4), 1525–1541.</w:t>
+      </w:r>
+    </w:p>
+    <w:p>
+      <w:pPr>
+        <w:pStyle w:val="BodyText"/>
+      </w:pPr>
+      <w:r>
+        <w:t xml:space="preserve">Bharadwaj, A., El Sawy, O. A., Pavlou, P. A., &amp; Venkatraman, N. (2013). Digital business strategy: Toward a next generation of insights.</w:t>
       </w:r>
       <w:r>
         <w:t xml:space="preserve"> </w:t>
@@ -13159,18 +17340,18 @@
           <w:iCs/>
           <w:i/>
         </w:rPr>
-        <w:t xml:space="preserve">Introduction to meta-analysis</w:t>
-      </w:r>
-      <w:r>
-        <w:t xml:space="preserve">. Wiley. https://doi.org/10.1002/9780470743386</w:t>
-      </w:r>
-    </w:p>
-    <w:p>
-      <w:pPr>
-        <w:pStyle w:val="BodyText"/>
-      </w:pPr>
-      <w:r>
-        <w:t xml:space="preserve">Briguglio, L. (1995). Small island developing states and their economic vulnerabilities.</w:t>
+        <w:t xml:space="preserve">MIS Quarterly, 37</w:t>
+      </w:r>
+      <w:r>
+        <w:t xml:space="preserve">(2), 471–482. https://doi.org/10.25300/MISQ/2013/37:2.3</w:t>
+      </w:r>
+    </w:p>
+    <w:p>
+      <w:pPr>
+        <w:pStyle w:val="BodyText"/>
+      </w:pPr>
+      <w:r>
+        <w:t xml:space="preserve">Borenstein, M., Hedges, L. V., Higgins, J. P. T., &amp; Rothstein, H. R. (2009).</w:t>
       </w:r>
       <w:r>
         <w:t xml:space="preserve"> </w:t>
@@ -13180,18 +17361,18 @@
           <w:iCs/>
           <w:i/>
         </w:rPr>
-        <w:t xml:space="preserve">World Development, 23</w:t>
-      </w:r>
-      <w:r>
-        <w:t xml:space="preserve">(9), 1615–1632. https://doi.org/10.1016/0305-750X(95)00065-K</w:t>
-      </w:r>
-    </w:p>
-    <w:p>
-      <w:pPr>
-        <w:pStyle w:val="BodyText"/>
-      </w:pPr>
-      <w:r>
-        <w:t xml:space="preserve">Buckley, P. J., &amp; Casson, M. C. (1976).</w:t>
+        <w:t xml:space="preserve">Introduction to meta-analysis</w:t>
+      </w:r>
+      <w:r>
+        <w:t xml:space="preserve">. Wiley. https://doi.org/10.1002/9780470743386</w:t>
+      </w:r>
+    </w:p>
+    <w:p>
+      <w:pPr>
+        <w:pStyle w:val="BodyText"/>
+      </w:pPr>
+      <w:r>
+        <w:t xml:space="preserve">Briguglio, L. (1995). Small island developing states and their economic vulnerabilities.</w:t>
       </w:r>
       <w:r>
         <w:t xml:space="preserve"> </w:t>
@@ -13201,18 +17382,18 @@
           <w:iCs/>
           <w:i/>
         </w:rPr>
-        <w:t xml:space="preserve">The future of the multinational enterprise</w:t>
-      </w:r>
-      <w:r>
-        <w:t xml:space="preserve">. Macmillan.</w:t>
-      </w:r>
-    </w:p>
-    <w:p>
-      <w:pPr>
-        <w:pStyle w:val="BodyText"/>
-      </w:pPr>
-      <w:r>
-        <w:t xml:space="preserve">Cannella, A. A., Jr., Park, J.-H., &amp; Lee, H.-U. (2008). Top management team functional background diversity and firm performance: Examining the roles of team member colocation and environmental uncertainty.</w:t>
+        <w:t xml:space="preserve">World Development, 23</w:t>
+      </w:r>
+      <w:r>
+        <w:t xml:space="preserve">(9), 1615–1632. https://doi.org/10.1016/0305-750X(95)00065-K</w:t>
+      </w:r>
+    </w:p>
+    <w:p>
+      <w:pPr>
+        <w:pStyle w:val="BodyText"/>
+      </w:pPr>
+      <w:r>
+        <w:t xml:space="preserve">Buckley, P. J., &amp; Casson, M. C. (1976).</w:t>
       </w:r>
       <w:r>
         <w:t xml:space="preserve"> </w:t>
@@ -13222,18 +17403,18 @@
           <w:iCs/>
           <w:i/>
         </w:rPr>
-        <w:t xml:space="preserve">Academy of Management Journal, 51</w:t>
-      </w:r>
-      <w:r>
-        <w:t xml:space="preserve">(4), 768–784. https://doi.org/10.5465/amj.2008.33665310</w:t>
-      </w:r>
-    </w:p>
-    <w:p>
-      <w:pPr>
-        <w:pStyle w:val="BodyText"/>
-      </w:pPr>
-      <w:r>
-        <w:t xml:space="preserve">Caves, R. E. (1971). International corporations: The industrial economics of foreign investment.</w:t>
+        <w:t xml:space="preserve">The future of the multinational enterprise</w:t>
+      </w:r>
+      <w:r>
+        <w:t xml:space="preserve">. Macmillan.</w:t>
+      </w:r>
+    </w:p>
+    <w:p>
+      <w:pPr>
+        <w:pStyle w:val="BodyText"/>
+      </w:pPr>
+      <w:r>
+        <w:t xml:space="preserve">Cannella, A. A., Jr., Park, J.-H., &amp; Lee, H.-U. (2008). Top management team functional background diversity and firm performance: Examining the roles of team member colocation and environmental uncertainty.</w:t>
       </w:r>
       <w:r>
         <w:t xml:space="preserve"> </w:t>
@@ -13243,18 +17424,18 @@
           <w:iCs/>
           <w:i/>
         </w:rPr>
-        <w:t xml:space="preserve">Economica, 38</w:t>
-      </w:r>
-      <w:r>
-        <w:t xml:space="preserve">(149), 1–27.</w:t>
-      </w:r>
-    </w:p>
-    <w:p>
-      <w:pPr>
-        <w:pStyle w:val="BodyText"/>
-      </w:pPr>
-      <w:r>
-        <w:t xml:space="preserve">Chen, S., &amp; Tan, H. (2012). Region effects in the internationalization–performance relationship in Chinese firms.</w:t>
+        <w:t xml:space="preserve">Academy of Management Journal, 51</w:t>
+      </w:r>
+      <w:r>
+        <w:t xml:space="preserve">(4), 768–784. https://doi.org/10.5465/amj.2008.33665310</w:t>
+      </w:r>
+    </w:p>
+    <w:p>
+      <w:pPr>
+        <w:pStyle w:val="BodyText"/>
+      </w:pPr>
+      <w:r>
+        <w:t xml:space="preserve">Caves, R. E. (1971). International corporations: The industrial economics of foreign investment.</w:t>
       </w:r>
       <w:r>
         <w:t xml:space="preserve"> </w:t>
@@ -13264,18 +17445,18 @@
           <w:iCs/>
           <w:i/>
         </w:rPr>
-        <w:t xml:space="preserve">Journal of World Business, 47</w:t>
-      </w:r>
-      <w:r>
-        <w:t xml:space="preserve">(1), 73–80. https://doi.org/10.1016/j.jwb.2010.10.019</w:t>
-      </w:r>
-    </w:p>
-    <w:p>
-      <w:pPr>
-        <w:pStyle w:val="BodyText"/>
-      </w:pPr>
-      <w:r>
-        <w:t xml:space="preserve">Cohen, W. M., &amp; Levinthal, D. A. (1990). Absorptive capacity: A new perspective on learning and innovation.</w:t>
+        <w:t xml:space="preserve">Economica, 38</w:t>
+      </w:r>
+      <w:r>
+        <w:t xml:space="preserve">(149), 1–27.</w:t>
+      </w:r>
+    </w:p>
+    <w:p>
+      <w:pPr>
+        <w:pStyle w:val="BodyText"/>
+      </w:pPr>
+      <w:r>
+        <w:t xml:space="preserve">Chen, S., &amp; Tan, H. (2012). Region effects in the internationalization–performance relationship in Chinese firms.</w:t>
       </w:r>
       <w:r>
         <w:t xml:space="preserve"> </w:t>
@@ -13285,18 +17466,18 @@
           <w:iCs/>
           <w:i/>
         </w:rPr>
-        <w:t xml:space="preserve">Administrative Science Quarterly, 35</w:t>
-      </w:r>
-      <w:r>
-        <w:t xml:space="preserve">(1), 128–152. https://doi.org/10.2307/2393553</w:t>
-      </w:r>
-    </w:p>
-    <w:p>
-      <w:pPr>
-        <w:pStyle w:val="BodyText"/>
-      </w:pPr>
-      <w:r>
-        <w:t xml:space="preserve">Coltman, T., Devinney, T. M., Midgley, D. F., &amp; Venaik, S. (2008). Formative versus reflective measurement models: Two applications of formative measurement.</w:t>
+        <w:t xml:space="preserve">Journal of World Business, 47</w:t>
+      </w:r>
+      <w:r>
+        <w:t xml:space="preserve">(1), 73–80. https://doi.org/10.1016/j.jwb.2010.10.019</w:t>
+      </w:r>
+    </w:p>
+    <w:p>
+      <w:pPr>
+        <w:pStyle w:val="BodyText"/>
+      </w:pPr>
+      <w:r>
+        <w:t xml:space="preserve">Cohen, W. M., &amp; Levinthal, D. A. (1990). Absorptive capacity: A new perspective on learning and innovation.</w:t>
       </w:r>
       <w:r>
         <w:t xml:space="preserve"> </w:t>
@@ -13306,18 +17487,18 @@
           <w:iCs/>
           <w:i/>
         </w:rPr>
-        <w:t xml:space="preserve">Journal of Business Research, 61</w:t>
-      </w:r>
-      <w:r>
-        <w:t xml:space="preserve">(12), 1250–1262. https://doi.org/10.1016/j.jbusres.2008.01.013</w:t>
-      </w:r>
-    </w:p>
-    <w:p>
-      <w:pPr>
-        <w:pStyle w:val="BodyText"/>
-      </w:pPr>
-      <w:r>
-        <w:t xml:space="preserve">Combs, J. G., Crook, T. R., &amp; Shook, C. L. (2005). The dimensionality of organizational performance and its implications for strategic management research. In D. J. Ketchen &amp; D. D. Bergh (Eds.),</w:t>
+        <w:t xml:space="preserve">Administrative Science Quarterly, 35</w:t>
+      </w:r>
+      <w:r>
+        <w:t xml:space="preserve">(1), 128–152. https://doi.org/10.2307/2393553</w:t>
+      </w:r>
+    </w:p>
+    <w:p>
+      <w:pPr>
+        <w:pStyle w:val="BodyText"/>
+      </w:pPr>
+      <w:r>
+        <w:t xml:space="preserve">Coltman, T., Devinney, T. M., Midgley, D. F., &amp; Venaik, S. (2008). Formative versus reflective measurement models: Two applications of formative measurement.</w:t>
       </w:r>
       <w:r>
         <w:t xml:space="preserve"> </w:t>
@@ -13327,21 +17508,18 @@
           <w:iCs/>
           <w:i/>
         </w:rPr>
-        <w:t xml:space="preserve">Research methodology in strategy and management</w:t>
-      </w:r>
-      <w:r>
-        <w:t xml:space="preserve"> </w:t>
-      </w:r>
-      <w:r>
-        <w:t xml:space="preserve">(Vol. 2, pp. 259–286). Emerald. https://doi.org/10.1016/S1479-8387(05)02011-4</w:t>
-      </w:r>
-    </w:p>
-    <w:p>
-      <w:pPr>
-        <w:pStyle w:val="BodyText"/>
-      </w:pPr>
-      <w:r>
-        <w:t xml:space="preserve">Contractor, F. J. (2012). Why do multinational firms exist? A theory note about the effect of multinational expansion on performance and recent methodological critiques.</w:t>
+        <w:t xml:space="preserve">Journal of Business Research, 61</w:t>
+      </w:r>
+      <w:r>
+        <w:t xml:space="preserve">(12), 1250–1262. https://doi.org/10.1016/j.jbusres.2008.01.013</w:t>
+      </w:r>
+    </w:p>
+    <w:p>
+      <w:pPr>
+        <w:pStyle w:val="BodyText"/>
+      </w:pPr>
+      <w:r>
+        <w:t xml:space="preserve">Combs, J. G., Crook, T. R., &amp; Shook, C. L. (2005). The dimensionality of organizational performance and its implications for strategic management research. In D. J. Ketchen &amp; D. D. Bergh (Eds.),</w:t>
       </w:r>
       <w:r>
         <w:t xml:space="preserve"> </w:t>
@@ -13351,18 +17529,21 @@
           <w:iCs/>
           <w:i/>
         </w:rPr>
-        <w:t xml:space="preserve">Global Strategy Journal, 2</w:t>
-      </w:r>
-      <w:r>
-        <w:t xml:space="preserve">(4), 318–331.</w:t>
-      </w:r>
-    </w:p>
-    <w:p>
-      <w:pPr>
-        <w:pStyle w:val="BodyText"/>
-      </w:pPr>
-      <w:r>
-        <w:t xml:space="preserve">Contractor, F. J., Kundu, S. K., &amp; Hsu, C.-C. (2003). A three-stage theory of international expansion: The link between multinationality and performance in the service sector.</w:t>
+        <w:t xml:space="preserve">Research methodology in strategy and management</w:t>
+      </w:r>
+      <w:r>
+        <w:t xml:space="preserve"> </w:t>
+      </w:r>
+      <w:r>
+        <w:t xml:space="preserve">(Vol. 2, pp. 259–286). Emerald. https://doi.org/10.1016/S1479-8387(05)02011-4</w:t>
+      </w:r>
+    </w:p>
+    <w:p>
+      <w:pPr>
+        <w:pStyle w:val="BodyText"/>
+      </w:pPr>
+      <w:r>
+        <w:t xml:space="preserve">Contractor, F. J. (2012). Why do multinational firms exist? A theory note about the effect of multinational expansion on performance and recent methodological critiques.</w:t>
       </w:r>
       <w:r>
         <w:t xml:space="preserve"> </w:t>
@@ -13372,10 +17553,52 @@
           <w:iCs/>
           <w:i/>
         </w:rPr>
+        <w:t xml:space="preserve">Global Strategy Journal, 2</w:t>
+      </w:r>
+      <w:r>
+        <w:t xml:space="preserve">(4), 318–331.</w:t>
+      </w:r>
+    </w:p>
+    <w:p>
+      <w:pPr>
+        <w:pStyle w:val="BodyText"/>
+      </w:pPr>
+      <w:r>
+        <w:t xml:space="preserve">Contractor, F. J., Kundu, S. K., &amp; Hsu, C.-C. (2003). A three-stage theory of international expansion: The link between multinationality and performance in the service sector.</w:t>
+      </w:r>
+      <w:r>
+        <w:t xml:space="preserve"> </w:t>
+      </w:r>
+      <w:r>
+        <w:rPr>
+          <w:iCs/>
+          <w:i/>
+        </w:rPr>
         <w:t xml:space="preserve">Journal of International Business Studies, 34</w:t>
       </w:r>
       <w:r>
         <w:t xml:space="preserve">(1), 5–18. https://doi.org/10.1057/palgrave.jibs.8400003</w:t>
+      </w:r>
+    </w:p>
+    <w:p>
+      <w:pPr>
+        <w:pStyle w:val="BodyText"/>
+      </w:pPr>
+      <w:r>
+        <w:t xml:space="preserve">Corley, K. G., &amp; Gioia, D. A. (2011). Building theory about theory building: What constitutes a theoretical contribution?</w:t>
+      </w:r>
+      <w:r>
+        <w:t xml:space="preserve"> </w:t>
+      </w:r>
+      <w:r>
+        <w:rPr>
+          <w:iCs/>
+          <w:i/>
+        </w:rPr>
+        <w:t xml:space="preserve">Academy of Management Review, 36</w:t>
+      </w:r>
+      <w:r>
+        <w:t xml:space="preserve">(1), 12–32. https://doi.org/10.5465/amr.2009.0486</w:t>
       </w:r>
     </w:p>
     <w:p>
@@ -14747,8 +18970,8 @@
         </w:pict>
       </w:r>
     </w:p>
-    <w:bookmarkEnd w:id="90"/>
-    <w:bookmarkStart w:id="95" w:name="phụ-lục"/>
+    <w:bookmarkEnd w:id="91"/>
+    <w:bookmarkStart w:id="96" w:name="phụ-lục"/>
     <w:p>
       <w:pPr>
         <w:pStyle w:val="Heading2"/>
@@ -14757,7 +18980,7 @@
         <w:t xml:space="preserve">PHỤ LỤC</w:t>
       </w:r>
     </w:p>
-    <w:bookmarkStart w:id="91" w:name="X99c2132ff359a6f3a08cce74cdac275000718c2"/>
+    <w:bookmarkStart w:id="92" w:name="X99c2132ff359a6f3a08cce74cdac275000718c2"/>
     <w:p>
       <w:pPr>
         <w:pStyle w:val="Heading3"/>
@@ -14868,8 +19091,8 @@
         <w:t xml:space="preserve">Tổng: 6 + 6 + 6 + 7 + 17 + 8 = 50 nền kinh tế.</w:t>
       </w:r>
     </w:p>
-    <w:bookmarkEnd w:id="91"/>
-    <w:bookmarkStart w:id="92" w:name="phụ-lục-b-tóm-tắt-ba-bản-thảo-đồng-hành"/>
+    <w:bookmarkEnd w:id="92"/>
+    <w:bookmarkStart w:id="93" w:name="phụ-lục-b-tóm-tắt-ba-bản-thảo-đồng-hành"/>
     <w:p>
       <w:pPr>
         <w:pStyle w:val="Heading3"/>
@@ -14902,8 +19125,8 @@
         <w:t xml:space="preserve">P5, Trung Quốc (IJOEM, đang phản biện): Đỗ, T. H., &amp; Phan, A. T. (2026b). Phân tích 4.544 doanh nghiệp WBES hai sóng 2012/2024. Kết quả chính: chữ U ngược bền vững cấu trúc, điểm uốn 49,4% (2012), 47,2% (2024), Paternoster FSTS² p = 0,545 (không có sự khác biệt đáng kể); TCI tăng cường theo thời gian (+0,260 sang +0,426, Paternoster p = 0,011).</w:t>
       </w:r>
     </w:p>
-    <w:bookmarkEnd w:id="92"/>
-    <w:bookmarkStart w:id="93" w:name="phụ-lục-c-quy-ước-báo-cáo-thống-kê"/>
+    <w:bookmarkEnd w:id="93"/>
+    <w:bookmarkStart w:id="94" w:name="phụ-lục-c-quy-ước-báo-cáo-thống-kê"/>
     <w:p>
       <w:pPr>
         <w:pStyle w:val="Heading3"/>
@@ -14936,14 +19159,14 @@
         <w:t xml:space="preserve">Kiểm định Paternoster: báo cáo z-statistic và p-value hai chiều cho so sánh hệ số giữa hai nhóm hoặc hai giai đoạn.</w:t>
       </w:r>
     </w:p>
-    <w:bookmarkEnd w:id="93"/>
-    <w:bookmarkStart w:id="94" w:name="Xa84ffce5c253a184851e54c82ab1310212e4bc3"/>
+    <w:bookmarkEnd w:id="94"/>
+    <w:bookmarkStart w:id="95" w:name="X0767bc25b897159fdd5c7aaa38e034a3c88d362"/>
     <w:p>
       <w:pPr>
         <w:pStyle w:val="Heading3"/>
       </w:pPr>
       <w:r>
-        <w:t xml:space="preserve">Phụ lục D: Đặc tả Stata: Sai số chuẩn cluster</w:t>
+        <w:t xml:space="preserve">Phụ lục D: Thiết lập Stata: Sai số chuẩn cluster</w:t>
       </w:r>
     </w:p>
     <w:p>
@@ -15580,19 +19803,7 @@
         <w:rPr>
           <w:rStyle w:val="NormalTok"/>
         </w:rPr>
-        <w:t xml:space="preserve">* H4c: giới tính (exploratory, </w:t>
-      </w:r>
-      <w:r>
-        <w:rPr>
-          <w:rStyle w:val="KeywordTok"/>
-        </w:rPr>
-        <w:t xml:space="preserve">two</w:t>
-      </w:r>
-      <w:r>
-        <w:rPr>
-          <w:rStyle w:val="NormalTok"/>
-        </w:rPr>
-        <w:t xml:space="preserve">-sided, không đặt kỳ vọng)</w:t>
+        <w:t xml:space="preserve">* H4c: giới tính (khám phá, hai phía, không đặt kỳ vọng)</w:t>
       </w:r>
       <w:r>
         <w:br/>
@@ -15898,8 +20109,8 @@
         <w:br w:type="page"/>
       </w:r>
     </w:p>
-    <w:bookmarkEnd w:id="94"/>
     <w:bookmarkEnd w:id="95"/>
+    <w:bookmarkEnd w:id="96"/>
     <w:sectPr>
       <w:pgSz w:h="16838" w:w="11906"/>
       <w:pgMar w:bottom="1417" w:left="1417" w:right="1417" w:top="1417"/>

--- a/dist/word/CHUYEN_DE_2_vi.docx
+++ b/dist/word/CHUYEN_DE_2_vi.docx
@@ -342,7 +342,7 @@
         <w:pStyle w:val="FirstParagraph"/>
       </w:pPr>
       <w:r>
-        <w:t xml:space="preserve">Chuyên đề này xây dựng mô hình nghiên cứu lý thuyết và thực nghiệm về ảnh hưởng của quốc tế hóa đến hiệu quả hoạt động kinh doanh của các doanh nghiệp ở các quốc gia châu Á trong giai đoạn 2009–2025. Khung lý thuyết tích hợp bốn tầng, Uppsala Model (Johanson &amp; Vahlne, 1977, 2009), lý thuyết dựa trên nguồn lực (Barney, 1991; Wernerfelt, 1984), lý thuyết thể chế (North, 1990; Khanna &amp; Palepu, 2010; Peng, 2003) và lý thuyết thượng tầng quản trị (Hambrick &amp; Mason, 1984; Hambrick, 2007), kết hợp với Khung chấp nhận số nền tảng (Banalieva &amp; Dhanaraj, 2019; Verhoef et al., 2021; Stallkamp &amp; Schotter, 2021) làm nền tảng lý thuyết. Lược khảo năm dạng hàm quan hệ quốc tế hóa, hiệu quả (I–P) gồm tuyến tính, chữ U ngược, chữ S (S-curve), chữ M (M-curve), và gánh nặng bắt buộc (forced penalty), cùng năm phân tích tổng hợp lớn giai đoạn 1980–2024, cho thấy khoảng trống thực nghiệm trong việc kiểm định đồng thời phi tuyến và điều tiết đa tầng ở châu Á. Hệ giả thuyết H1–H6 được phát triển: H1 phi tuyến dạng chữ U ngược hoặc chữ S; H2 chỉ số năng lực công nghệ (TCI) điều tiết tích cực; H3a–H3b chỉ số chấp nhận số (DAI) điều tiết phụ thuộc chế độ thể chế: có điều kiện ở Emerging/Frontier (H3a, dương trong OLS nhưng phụ thuộc bối cảnh và có thể null trong kiểm định nhân quả) và có điều kiện/null ở Advanced (H3b), phân biệt với TCI; H4a–H4c đặc điểm nhà quản trị điều tiết (kinh nghiệm, học vấn, giới tính, tách biệt dấu kỳ vọng); H5 thể chế nội địa điều tiết theo phổ thể chế ICRV sáu nhóm; H6 tính không đồng nhất theo thời gian. Tám mô hình thực nghiệm M0–M7 được thiết lập, từ cơ sở tuyến tính đến mô hình điều tiết ba chiều cấp luận án. Chiến lược nhận dạng đa tầng và kế hoạch kiểm định độ vững toàn diện được thiết kế cho mẫu gộp 88.869 doanh nghiệp ở 50 nền kinh tế (gồm Nhật Bản) châu Á và Thái Bình Dương, bao gồm 103 cặp quốc gia-năm qua 14 mốc khảo sát WBES giai đoạn 2009–2025 (hồi quy chính M2 N=81.022, M5 N=79.080). Bốn đóng góp chính: (i) khung tích hợp 4 tầng kết hợp Khung chấp nhận số nền tảng chưa có tương đương cho châu Á; (ii) tách bạch TCI và DAI theo Mô hình Áp dụng số và Năng lực phụ thuộc bối cảnh (CDCM); (iii) mô hình M7 điều tiết ba chiều; (iv) phân loại nhánh Advanced thành tiên tiến đổi mới sáng tạo dẫn dắt (ICRV Nhóm I) và tiên tiến tài nguyên dẫn dắt (ICRV Nhóm II). Ba bản thảo thực nghiệm đồng hành, P3 Việt Nam (JABS, đang phản biện), P4 Singapore (MIR, đang phản biện), P5 Trung Quốc (IJOEM, đang phản biện), cung cấp bằng chứng quốc gia cụ thể kiểm định H1–H6 và xác nhận tính khả nghiệm của mô hình đề xuất.</w:t>
+        <w:t xml:space="preserve">Chuyên đề này xây dựng mô hình nghiên cứu lý thuyết và thực nghiệm về ảnh hưởng của quốc tế hóa đến hiệu quả hoạt động kinh doanh của các doanh nghiệp ở các quốc gia châu Á trong giai đoạn 2009–2025. Khung lý thuyết tích hợp bốn tầng, Uppsala Model (Johanson &amp; Vahlne, 1977, 2009), lý thuyết dựa trên nguồn lực (Barney, 1991; Wernerfelt, 1984), lý thuyết thể chế (North, 1990; Khanna &amp; Palepu, 2010; Peng, 2003) và lý thuyết thượng tầng quản trị (Hambrick &amp; Mason, 1984; Hambrick, 2007), kết hợp với Khung chấp nhận số nền tảng (Banalieva &amp; Dhanaraj, 2019; Verhoef et al., 2021; Stallkamp &amp; Schotter, 2021) làm nền tảng lý thuyết. Lược khảo năm dạng hàm quan hệ quốc tế hóa, hiệu quả (I–P) gồm tuyến tính, chữ U ngược, chữ S (S-curve), chữ M (M-curve), và gánh nặng bắt buộc (forced penalty), cùng năm phân tích tổng hợp lớn giai đoạn 1980–2024, cho thấy khoảng trống thực nghiệm trong việc kiểm định đồng thời phi tuyến và điều tiết đa tầng ở châu Á. Hệ giả thuyết H1–H6 được phát triển: H1 phi tuyến dạng chữ U ngược hoặc chữ S; H2 chỉ số năng lực công nghệ (TCI) điều tiết tích cực; H3a–H3b chỉ số chấp nhận số (DAI) điều tiết phụ thuộc chế độ thể chế: có điều kiện ở Emerging/Frontier (H3a, dương trong OLS nhưng phụ thuộc bối cảnh và có thể null trong kiểm định nhân quả) và có điều kiện/null ở Advanced (H3b), phân biệt với TCI; H4a–H4c đặc điểm nhà quản trị điều tiết (kinh nghiệm, học vấn, giới tính, tách biệt dấu kỳ vọng); H5 thể chế nội địa điều tiết theo phổ thể chế ICRV sáu nhóm; H6 tính không đồng nhất theo thời gian. Tám mô hình thực nghiệm M0–M7 được thiết lập, từ cơ sở tuyến tính đến mô hình điều tiết ba chiều cấp luận án. Chiến lược nhận dạng đa tầng và kế hoạch kiểm định độ vững toàn diện được thiết kế cho mẫu gộp 88.869 doanh nghiệp ở 50 nền kinh tế (gồm Nhật Bản) châu Á và Thái Bình Dương, bao gồm 103 cặp quốc gia-năm qua 14 mốc khảo sát WBES giai đoạn 2009–2025 (hồi quy chính M2 N=81.022, M5 N=79.080). Bốn đóng góp chính: (i) khung tích hợp 4 tầng kết hợp Khung chấp nhận số nền tảng chưa có tương đương cho châu Á; (ii) tách bạch TCI và DAI theo Mô hình Áp dụng số và Năng lực phụ thuộc bối cảnh (CDCM); (iii) mô hình M7 điều tiết ba chiều; (iv) phân loại nhánh Advanced thành tiên tiến đổi mới sáng tạo dẫn dắt (ICRV Nhóm I) và tiên tiến tài nguyên dẫn dắt (ICRV Nhóm II). Ba bản thảo thực nghiệm đồng hành, P3 Việt Nam (mục tiêu JED), P4 Singapore (mục tiêu MIR), P5 Trung Quốc (mục tiêu IJOEM), cung cấp bằng chứng quốc gia cụ thể kiểm định H1–H6 và xác nhận tính khả nghiệm của mô hình đề xuất.</w:t>
       </w:r>
     </w:p>
     <w:p>
@@ -375,7 +375,7 @@
         <w:pStyle w:val="FirstParagraph"/>
       </w:pPr>
       <w:r>
-        <w:t xml:space="preserve">This specialty essay constructs a theoretical and empirical research model on the effect of internationalization on firm performance across Asian economies during 2009–2025. The integrated theoretical framework combines four layers, the Uppsala Model (Johanson &amp; Vahlne, 1977, 2009), the Resource-Based View (Barney, 1991; Wernerfelt, 1984), Institutional Theory (North, 1990; Khanna &amp; Palepu, 2010; Peng, 2003), and Upper Echelons Theory (Hambrick &amp; Mason, 1984; Hambrick, 2007), together with the Foundational Digital Adoption Framework (Banalieva &amp; Dhanaraj, 2019; Verhoef et al., 2021; Stallkamp &amp; Schotter, 2021). A review of five functional forms of the internationalization–performance (I–P) relationship, linear, inverted-U, S-curve, M-curve, and forced penalty, together with five major meta-analyses covering 1980–2024 reveals an empirical gap in the simultaneous testing of nonlinearity and multi-level moderation in Asia. Six hypotheses (H1–H6) are developed: H1 nonlinear inverted-U or S-curve relationship; H2 Technological Capability Index (TCI) positively moderating; H3a–H3b Digital Adoption Index (DAI) moderating contingent on institutional regime: conditional for Emerging/Frontier (H3a), positive under OLS but subject to selection bias (P3 IV: β = 0.018, p = .942), conditional or null for Advanced (H3b), and distinguishable from TCI; H4a–H4c top manager characteristics moderating (experience, education, and gender with distinct directional expectations); H5 home-country institutions moderating along the ICRV six-regime institutional spectrum; H6 temporal heterogeneity. Eight empirical models M0–M7 are specified, from linear baseline to three-way moderation. A multi-level identification strategy and comprehensive robustness plan are designed for a pool of 88,869 firms across 50 Asian and Pacific economies (including Japan; 96,415 ICRV-classified across 52 source economies), spanning 103 country-year pairs across 14 WBES survey waves (2009–2025; main regressions M2 N=81,022, M5 N=79,080). The four main contributions are: (i) an integrated 4-tier framework combined with the Foundational Digital Adoption Framework with no equivalent for Asia; (ii) the separation of TCI and DAI within the Country–Digital–Capability Moderation (CDCM); (iii) the M7 three-way moderation model; (iv) sub-grouping of the Advanced regime into innovation-driven (ICRV Group I) and resource-driven (ICRV Group II) types. Three companion empirical papers, P3 Vietnam (JABS, under review), P4 Singapore (MIR, under review), P5 China (IJOEM, under review), provide country-specific evidence testing H1–H6 and validating the proposed model structure.</w:t>
+        <w:t xml:space="preserve">This specialty essay constructs a theoretical and empirical research model on the effect of internationalization on firm performance across Asian economies during 2009–2025. The integrated theoretical framework combines four layers, the Uppsala Model (Johanson &amp; Vahlne, 1977, 2009), the Resource-Based View (Barney, 1991; Wernerfelt, 1984), Institutional Theory (North, 1990; Khanna &amp; Palepu, 2010; Peng, 2003), and Upper Echelons Theory (Hambrick &amp; Mason, 1984; Hambrick, 2007), together with the Foundational Digital Adoption Framework (Banalieva &amp; Dhanaraj, 2019; Verhoef et al., 2021; Stallkamp &amp; Schotter, 2021). A review of five functional forms of the internationalization–performance (I–P) relationship, linear, inverted-U, S-curve, M-curve, and forced penalty, together with five major meta-analyses covering 1980–2024 reveals an empirical gap in the simultaneous testing of nonlinearity and multi-level moderation in Asia. Six hypotheses (H1–H6) are developed: H1 nonlinear inverted-U or S-curve relationship; H2 Technological Capability Index (TCI) positively moderating; H3a–H3b Digital Adoption Index (DAI) moderating contingent on institutional regime: conditional for Emerging/Frontier (H3a), positive under OLS but subject to selection bias (P3 IV: β = 0.018, p = .942), conditional or null for Advanced (H3b), and distinguishable from TCI; H4a–H4c top manager characteristics moderating (experience, education, and gender with distinct directional expectations); H5 home-country institutions moderating along the ICRV six-regime institutional spectrum; H6 temporal heterogeneity. Eight empirical models M0–M7 are specified, from linear baseline to three-way moderation. A multi-level identification strategy and comprehensive robustness plan are designed for a pool of 88,869 firms across 50 Asian and Pacific economies (including Japan; 96,415 ICRV-classified across 52 source economies), spanning 103 country-year pairs across 14 WBES survey waves (2009–2025; main regressions M2 N=81,022, M5 N=79,080). The four main contributions are: (i) an integrated 4-tier framework combined with the Foundational Digital Adoption Framework with no equivalent for Asia; (ii) the separation of TCI and DAI within the Country–Digital–Capability Moderation (CDCM); (iii) the M7 three-way moderation model; (iv) sub-grouping of the Advanced regime into innovation-driven (ICRV Group I) and resource-driven (ICRV Group II) types. Three companion empirical papers, P3 Vietnam (target JED), P4 Singapore (target MIR), P5 China (target IJOEM), provide country-specific evidence testing H1–H6 and validating the proposed model structure.</w:t>
       </w:r>
     </w:p>
     <w:p>
@@ -1650,7 +1650,7 @@
         <w:pStyle w:val="BodyText"/>
       </w:pPr>
       <w:r>
-        <w:t xml:space="preserve">Bốn bản thảo thực nghiệm đồng hành cung cấp bằng chứng quốc gia cụ thể kiểm định khả năng của khung đề xuất. P2 Trung Quốc SMEs (Đỗ &amp; Phan, 2026c, JFAR đã công bố) phân tích 4.290 quan sát doanh nghiệp và năm thuộc các doanh nghiệp nhỏ và vừa Trung Quốc và tìm thấy dạng chữ U ngược bậc hai với điểm uốn tối ưu 47,8% FSTS, cung cấp tiền thân thực nghiệm cho H1 và cơ sở để so sánh với P5. P3 Việt Nam (Đỗ &amp; Phan, 2026a, JABS đang phản biện) phân tích 2.958 doanh nghiệp WBES ba sóng (2009, 2015, 2023) xác nhận chữ U ngược trong cả ba sóng với điểm uốn 46,2% (2009), 39,3% (2015), 41,6% (2023), 39,7% (tổng hợp); TCI nhân quả qua biến công cụ (β = 1,639, F bậc một = 22,1); DAI theo giai đoạn và phụ thuộc chọn lựa (IV null, β = 0,018). P4 Singapore (Mar, Đỗ &amp; Phan, 2026, MIR đang phản biện) phân tích 623 doanh nghiệp WBES 2023, cho thấy điểm uốn hàm ý ở FSTS khoảng 88,6% và DAI hoạt động như nguồn lực mở rộng tình huống với hệ số DAI×FSTS² = +3,119 (p = 0,005). P5 Trung Quốc (Đỗ &amp; Phan, 2026b, IJOEM đang phản biện) phân tích 4.544 doanh nghiệp WBES hai sóng (2012, 2024) xác nhận chữ U ngược bền vững cấu trúc với điểm uốn 49,4% (2012) và 47,2% (2024); kết quả này nhất quán với bằng chứng trước đó về quan hệ quốc tế hóa và hiệu quả và hiệu ứng vùng miền ở doanh nghiệp Trung Quốc (Chen &amp; Tan, 2012; Xiao et al., 2013).</w:t>
+        <w:t xml:space="preserve">Bốn bản thảo thực nghiệm đồng hành cung cấp bằng chứng quốc gia cụ thể kiểm định khả năng của khung đề xuất. P2 Trung Quốc SMEs (Đỗ &amp; Phan, 2026c, JFAR đã công bố) phân tích 4.290 quan sát doanh nghiệp và năm thuộc các doanh nghiệp nhỏ và vừa Trung Quốc và tìm thấy dạng chữ U ngược bậc hai với điểm uốn tối ưu 47,8% FSTS, cung cấp tiền thân thực nghiệm cho H1 và cơ sở để so sánh với P5. P3 Việt Nam (Đỗ &amp; Phan, 2026a, mục tiêu JED) phân tích 2.958 doanh nghiệp WBES ba sóng (2009, 2015, 2023) xác nhận chữ U ngược trong cả ba sóng với điểm uốn 46,2% (2009), 39,3% (2015), 41,6% (2023), 39,7% (tổng hợp); TCI nhân quả qua biến công cụ (β = 1,639, F bậc một = 22,1); DAI theo giai đoạn và phụ thuộc chọn lựa (IV null, β = 0,018). P4 Singapore (Mar, Đỗ &amp; Phan, 2026, mục tiêu MIR) phân tích 623 doanh nghiệp WBES 2023, cho thấy điểm uốn hàm ý ở FSTS khoảng 88,6% và DAI hoạt động như nguồn lực mở rộng tình huống với hệ số DAI×FSTS² = +3,119 (p = 0,005). P5 Trung Quốc (Đỗ &amp; Phan, 2026b, mục tiêu IJOEM) phân tích 4.544 doanh nghiệp WBES hai sóng (2012, 2024) xác nhận chữ U ngược bền vững cấu trúc với điểm uốn 49,4% (2012) và 47,2% (2024); kết quả này nhất quán với bằng chứng trước đó về quan hệ quốc tế hóa và hiệu quả và hiệu ứng vùng miền ở doanh nghiệp Trung Quốc (Chen &amp; Tan, 2012; Xiao et al., 2013).</w:t>
       </w:r>
     </w:p>
     <w:bookmarkEnd w:id="26"/>
@@ -3394,7 +3394,7 @@
         <w:pStyle w:val="FirstParagraph"/>
       </w:pPr>
       <w:r>
-        <w:t xml:space="preserve">P3 Việt Nam (Đỗ &amp; Phan, 2026a, JABS đang phản biện): Phân tích 2.958 doanh nghiệp WBES ba sóng (2009, 2015, 2023) xác nhận chữ U ngược trong cả ba sóng với kiểm định Lind–Mehlum p &lt; 0,001 (tổng hợp). Điểm uốn: 46,2% (2009), 39,3% (2015), 41,6% (2023), 39,7% (tổng hợp). P3 phân tách H1 thành hai mệnh đề: bước nhảy từ không xuất khẩu sang xuất khẩu là biên năng suất chính (nhất quán với mô hình chọn lọc năng suất xuất khẩu của Melitz, 2003); trong mẫu chỉ gồm doanh nghiệp xuất khẩu, đường cong gần phẳng. TCI (b8+e6) dương bền vững (β = 0,179 tổng hợp, p &lt; 0,001); biến công cụ cho TCI nhân quả (β = 1,639, F bậc một = 22,1). DAI phụ thuộc giai đoạn, dương năm 2009 (β = 0,175), null năm 2015, có tương tác âm năm 2023 (FSTS_c×DAI_z = −0,912, p = 0,043); biến công cụ cho DAI null (β = 0,018, p = 0,942, F bậc một = 34,6), phụ thuộc chọn lựa, không nhân quả.</w:t>
+        <w:t xml:space="preserve">P3 Việt Nam (Đỗ &amp; Phan, 2026a, mục tiêu JED): Phân tích 2.958 doanh nghiệp WBES ba sóng (2009, 2015, 2023) xác nhận chữ U ngược trong cả ba sóng với kiểm định Lind–Mehlum p &lt; 0,001 (tổng hợp). Điểm uốn: 46,2% (2009), 39,3% (2015), 41,6% (2023), 39,7% (tổng hợp). P3 phân tách H1 thành hai mệnh đề: bước nhảy từ không xuất khẩu sang xuất khẩu là biên năng suất chính (nhất quán với mô hình chọn lọc năng suất xuất khẩu của Melitz, 2003); trong mẫu chỉ gồm doanh nghiệp xuất khẩu, đường cong gần phẳng. TCI (b8+e6) dương bền vững (β = 0,179 tổng hợp, p &lt; 0,001); biến công cụ cho TCI nhân quả (β = 1,639, F bậc một = 22,1). DAI phụ thuộc giai đoạn, dương năm 2009 (β = 0,175), null năm 2015, có tương tác âm năm 2023 (FSTS_c×DAI_z = −0,912, p = 0,043); biến công cụ cho DAI null (β = 0,018, p = 0,942, F bậc một = 34,6), phụ thuộc chọn lựa, không nhân quả.</w:t>
       </w:r>
     </w:p>
     <w:p>
@@ -3954,15 +3954,15 @@
         <w:pStyle w:val="BodyText"/>
       </w:pPr>
       <w:r>
-        <w:t xml:space="preserve">P4 Singapore (Mar, Đỗ &amp; Phan, 2026, MIR đang phản biện): Phân tích 623 doanh nghiệp WBES 2023. Trong nền kinh tế số bão hòa, đường cong quốc tế hóa và hiệu quả chủ yếu dương, điểm uốn hàm ý ở FSTS khoảng 88,6% (vùng thưa dữ liệu; kiểm định Lind–Mehlum p = 0,303). DAI×FSTS² = +3,119 (p = 0,005), DAI là nguồn lực mở rộng tình huống, chỉ phát huy ở FSTS cao nơi nhu cầu điều phối xuyên biên giới dày đặc. TCI dương trực tiếp (β = 0,153).</w:t>
-      </w:r>
-    </w:p>
-    <w:p>
-      <w:pPr>
-        <w:pStyle w:val="BodyText"/>
-      </w:pPr>
-      <w:r>
-        <w:t xml:space="preserve">P5 Trung Quốc (Đỗ &amp; Phan, 2026b, IJOEM đang phản biện): Phân tích 4.544 doanh nghiệp WBES hai sóng (2012, 2024). Chữ U ngược bền vững cấu trúc, điểm uốn 49,4% (2012), 47,2% (2024), kiểm định Paternoster cho hệ số FSTS² không có sự khác biệt đáng kể (p = 0,545). TCI tăng cường theo thời gian (+0,260 sang +0,426, Paternoster p = 0,011).</w:t>
+        <w:t xml:space="preserve">P4 Singapore (Mar, Đỗ &amp; Phan, 2026, mục tiêu MIR): Phân tích 623 doanh nghiệp WBES 2023. Trong nền kinh tế số bão hòa, đường cong quốc tế hóa và hiệu quả chủ yếu dương, điểm uốn hàm ý ở FSTS khoảng 88,6% (vùng thưa dữ liệu; kiểm định Lind–Mehlum p = 0,303). DAI×FSTS² = +3,119 (p = 0,005), DAI là nguồn lực mở rộng tình huống, chỉ phát huy ở FSTS cao nơi nhu cầu điều phối xuyên biên giới dày đặc. TCI dương trực tiếp (β = 0,153).</w:t>
+      </w:r>
+    </w:p>
+    <w:p>
+      <w:pPr>
+        <w:pStyle w:val="BodyText"/>
+      </w:pPr>
+      <w:r>
+        <w:t xml:space="preserve">P5 Trung Quốc (Đỗ &amp; Phan, 2026b, mục tiêu IJOEM): Phân tích 4.544 doanh nghiệp WBES hai sóng (2012, 2024). Chữ U ngược bền vững cấu trúc, điểm uốn 49,4% (2012), 47,2% (2024), kiểm định Paternoster cho hệ số FSTS² không có sự khác biệt đáng kể (p = 0,545). TCI tăng cường theo thời gian (+0,260 sang +0,426, Paternoster p = 0,011).</w:t>
       </w:r>
     </w:p>
     <w:p>
@@ -4085,31 +4085,31 @@
               <w:jc w:val="left"/>
             </w:pPr>
             <w:r>
-              <w:t xml:space="preserve">JABS (đang phản biện)</w:t>
-            </w:r>
-          </w:p>
-        </w:tc>
-        <w:tc>
-          <w:tcPr/>
-          <w:p>
-            <w:pPr>
-              <w:pStyle w:val="Compact"/>
-              <w:jc w:val="left"/>
-            </w:pPr>
-            <w:r>
-              <w:t xml:space="preserve">MIR (đang phản biện)</w:t>
-            </w:r>
-          </w:p>
-        </w:tc>
-        <w:tc>
-          <w:tcPr/>
-          <w:p>
-            <w:pPr>
-              <w:pStyle w:val="Compact"/>
-              <w:jc w:val="left"/>
-            </w:pPr>
-            <w:r>
-              <w:t xml:space="preserve">IJOEM (đang phản biện)</w:t>
+              <w:t xml:space="preserve">JED (mục tiêu)</w:t>
+            </w:r>
+          </w:p>
+        </w:tc>
+        <w:tc>
+          <w:tcPr/>
+          <w:p>
+            <w:pPr>
+              <w:pStyle w:val="Compact"/>
+              <w:jc w:val="left"/>
+            </w:pPr>
+            <w:r>
+              <w:t xml:space="preserve">MIR (mục tiêu)</w:t>
+            </w:r>
+          </w:p>
+        </w:tc>
+        <w:tc>
+          <w:tcPr/>
+          <w:p>
+            <w:pPr>
+              <w:pStyle w:val="Compact"/>
+              <w:jc w:val="left"/>
+            </w:pPr>
+            <w:r>
+              <w:t xml:space="preserve">IJOEM (mục tiêu)</w:t>
             </w:r>
           </w:p>
         </w:tc>
@@ -17004,7 +17004,7 @@
           <w:bCs/>
           <w:b/>
         </w:rPr>
-        <w:t xml:space="preserve">Hướng 1, P6: Tổng quan định lượng ba tầng (three-level MARA, IBR đang phản biện):</w:t>
+        <w:t xml:space="preserve">Hướng 1, P6: Tổng quan định lượng ba tầng (three-level MARA, mục tiêu JWB):</w:t>
       </w:r>
       <w:r>
         <w:t xml:space="preserve"> </w:t>
@@ -17064,7 +17064,7 @@
           <w:bCs/>
           <w:b/>
         </w:rPr>
-        <w:t xml:space="preserve">Hướng 2, P7: Kiểm định H1–H6 toàn mẫu gộp 50 nền kinh tế (mục tiêu JIBS):</w:t>
+        <w:t xml:space="preserve">Hướng 2, P7: Kiểm định H1–H6 toàn mẫu gộp 50 nền kinh tế (mục tiêu IBR):</w:t>
       </w:r>
       <w:r>
         <w:t xml:space="preserve"> </w:t>
@@ -17098,7 +17098,7 @@
           <w:bCs/>
           <w:b/>
         </w:rPr>
-        <w:t xml:space="preserve">Hướng 3, P8: SIDS Thái Bình Dương, gánh nặng bắt buộc (World Development, đang phản biện vòng hai):</w:t>
+        <w:t xml:space="preserve">Hướng 3, P8: SIDS Thái Bình Dương, gánh nặng bắt buộc (mục tiêu World Development):</w:t>
       </w:r>
       <w:r>
         <w:t xml:space="preserve"> </w:t>
@@ -17664,7 +17664,7 @@
         <w:t xml:space="preserve"> </w:t>
       </w:r>
       <w:r>
-        <w:t xml:space="preserve">[Bản thảo đang phản biện].</w:t>
+        <w:t xml:space="preserve">[Bản thảo chưa nộp].</w:t>
       </w:r>
       <w:r>
         <w:t xml:space="preserve"> </w:t>
@@ -17674,7 +17674,7 @@
           <w:iCs/>
           <w:i/>
         </w:rPr>
-        <w:t xml:space="preserve">Journal of Asia Business Studies</w:t>
+        <w:t xml:space="preserve">Journal of Economics and Development</w:t>
       </w:r>
       <w:r>
         <w:t xml:space="preserve">. [P3, Việt Nam]</w:t>
@@ -17701,7 +17701,7 @@
         <w:t xml:space="preserve"> </w:t>
       </w:r>
       <w:r>
-        <w:t xml:space="preserve">[Bản thảo đang phản biện].</w:t>
+        <w:t xml:space="preserve">[Bản thảo chưa nộp].</w:t>
       </w:r>
       <w:r>
         <w:t xml:space="preserve"> </w:t>
@@ -18290,7 +18290,7 @@
         <w:t xml:space="preserve"> </w:t>
       </w:r>
       <w:r>
-        <w:t xml:space="preserve">[Bản thảo đang phản biện].</w:t>
+        <w:t xml:space="preserve">[Bản thảo chưa nộp].</w:t>
       </w:r>
       <w:r>
         <w:t xml:space="preserve"> </w:t>
@@ -19106,23 +19106,23 @@
         <w:pStyle w:val="FirstParagraph"/>
       </w:pPr>
       <w:r>
-        <w:t xml:space="preserve">P3, Việt Nam (JABS, đang phản biện): Đỗ, T. H., &amp; Phan, A. T. (2026a). Phân tích 2.958 doanh nghiệp WBES ba sóng 2009/2015/2023. Kết quả chính: chữ U ngược xác nhận (Lind–Mehlum p &lt; 0,001 tổng hợp); điểm uốn 46,2% (2009), 39,3% (2015), 41,6% (2023), 39,7% (tổng hợp); TCI nhân quả (β = 1,639, F bậc một = 22,1); DAI phụ thuộc chọn lựa (β_IV = 0,018, F bậc một = 34,6); Paternoster z = 3,353 giữa điểm uốn 2009 và 2015 (p &lt; 0,001).</w:t>
-      </w:r>
-    </w:p>
-    <w:p>
-      <w:pPr>
-        <w:pStyle w:val="BodyText"/>
-      </w:pPr>
-      <w:r>
-        <w:t xml:space="preserve">P4, Singapore (MIR, đang phản biện): Mar, T. T., Đỗ, T. H., &amp; Phan, A. T. (2026). Phân tích 623 doanh nghiệp WBES 2023. Kết quả chính: đường cong I–P chủ yếu dương; điểm uốn hàm ý ~88,6% (vùng thưa dữ liệu; Lind–Mehlum p = 0,303); DAI×FSTS² = +3,119 (p = 0,005), DAI là nguồn lực mở rộng tình huống; TCI β = 0,153.</w:t>
-      </w:r>
-    </w:p>
-    <w:p>
-      <w:pPr>
-        <w:pStyle w:val="BodyText"/>
-      </w:pPr>
-      <w:r>
-        <w:t xml:space="preserve">P5, Trung Quốc (IJOEM, đang phản biện): Đỗ, T. H., &amp; Phan, A. T. (2026b). Phân tích 4.544 doanh nghiệp WBES hai sóng 2012/2024. Kết quả chính: chữ U ngược bền vững cấu trúc, điểm uốn 49,4% (2012), 47,2% (2024), Paternoster FSTS² p = 0,545 (không có sự khác biệt đáng kể); TCI tăng cường theo thời gian (+0,260 sang +0,426, Paternoster p = 0,011).</w:t>
+        <w:t xml:space="preserve">P3, Việt Nam (mục tiêu JED): Đỗ, T. H., &amp; Phan, A. T. (2026a). Phân tích 2.958 doanh nghiệp WBES ba sóng 2009/2015/2023. Kết quả chính: chữ U ngược xác nhận (Lind–Mehlum p &lt; 0,001 tổng hợp); điểm uốn 46,2% (2009), 39,3% (2015), 41,6% (2023), 39,7% (tổng hợp); TCI nhân quả (β = 1,639, F bậc một = 22,1); DAI phụ thuộc chọn lựa (β_IV = 0,018, F bậc một = 34,6); Paternoster z = 3,353 giữa điểm uốn 2009 và 2015 (p &lt; 0,001).</w:t>
+      </w:r>
+    </w:p>
+    <w:p>
+      <w:pPr>
+        <w:pStyle w:val="BodyText"/>
+      </w:pPr>
+      <w:r>
+        <w:t xml:space="preserve">P4, Singapore (mục tiêu MIR): Mar, T. T., Đỗ, T. H., &amp; Phan, A. T. (2026). Phân tích 623 doanh nghiệp WBES 2023. Kết quả chính: đường cong I–P chủ yếu dương; điểm uốn hàm ý ~88,6% (vùng thưa dữ liệu; Lind–Mehlum p = 0,303); DAI×FSTS² = +3,119 (p = 0,005), DAI là nguồn lực mở rộng tình huống; TCI β = 0,153.</w:t>
+      </w:r>
+    </w:p>
+    <w:p>
+      <w:pPr>
+        <w:pStyle w:val="BodyText"/>
+      </w:pPr>
+      <w:r>
+        <w:t xml:space="preserve">P5, Trung Quốc (mục tiêu IJOEM): Đỗ, T. H., &amp; Phan, A. T. (2026b). Phân tích 4.544 doanh nghiệp WBES hai sóng 2012/2024. Kết quả chính: chữ U ngược bền vững cấu trúc, điểm uốn 49,4% (2012), 47,2% (2024), Paternoster FSTS² p = 0,545 (không có sự khác biệt đáng kể); TCI tăng cường theo thời gian (+0,260 sang +0,426, Paternoster p = 0,011).</w:t>
       </w:r>
     </w:p>
     <w:bookmarkEnd w:id="93"/>

--- a/dist/word/CHUYEN_DE_2_vi.docx
+++ b/dist/word/CHUYEN_DE_2_vi.docx
@@ -1574,7 +1574,7 @@
         <w:pStyle w:val="FirstParagraph"/>
       </w:pPr>
       <w:r>
-        <w:t xml:space="preserve">Quốc tế hóa là chiến lược phát triển quan trọng của doanh nghiệp trong hơn nửa thế kỷ qua, nhưng kết quả mà nó đem lại không đồng nhất. Nền tảng lý thuyết của dòng nghiên cứu này bắt nguồn từ các công trình kinh điển về doanh nghiệp đa quốc gia và đầu tư trực tiếp nước ngoài: lý thuyết vòng đời sản phẩm (Vernon, 1966), lý thuyết lợi thế độc quyền của doanh nghiệp (Hymer, 1976; Caves, 1971), và lý thuyết nội bộ hóa chi phí giao dịch (Buckley &amp; Casson, 1976), về sau được tổng hợp trong khung chiết trung OLI (Dunning, 1988). Trên nền đó, tài liệu kinh doanh quốc tế (IB) đã ghi nhận năm dạng hàm khác nhau trong quan hệ giữa cường độ quốc tế hóa và hiệu quả hoạt động kinh doanh của doanh nghiệp: tuyến tính (Hsu &amp; Boggs, 2003), chữ U ngược (Gomes &amp; Ramaswamy, 1999; Hitt, Hoskisson &amp; Kim, 1997), chữ S (S-curve; Lu &amp; Beamish, 2004; Contractor, Kundu &amp; Hsu, 2003; Ruigrok &amp; Wagner, 2003), chữ M (M-curve; Riahi-Belkaoui, 1998), và gánh nặng bắt buộc (forced penalty; Glaum &amp; Oesterle, 2007). Sự đa dạng này phản ánh tính phụ thuộc ngữ cảnh của hiệu ứng quốc tế hóa: cùng một mức cường độ xuất khẩu có thể tạo ra lợi ích hoặc gánh nặng tùy theo năng lực doanh nghiệp, thể chế quốc gia, và giai đoạn phát triển số (Bausch &amp; Krist, 2007; Kirca et al., 2012; Marano et al., 2016; Wu, Wood &amp; Khan, 2022). Thực vậy, các nghiên cứu gần đây sử dụng chiến lược nhận diện chặt chẽ hơn cho thấy dạng chữ U ngược có thể suy yếu hoặc biến mất trong các mẫu gộp xuyên quốc gia (Pisani, Garcia-Bernardo &amp; Heemskerk, 2020), càng củng cố lập luận rằng chính dị biệt bối cảnh chi phối kết quả quốc tế hóa và hiệu quả.</w:t>
+        <w:t xml:space="preserve">Quốc tế hóa là chiến lược phát triển quan trọng của doanh nghiệp trong hơn nửa thế kỷ qua, nhưng kết quả mà nó đem lại không đồng nhất. Nền tảng lý thuyết của dòng nghiên cứu này bắt nguồn từ các công trình kinh điển về doanh nghiệp đa quốc gia và đầu tư trực tiếp nước ngoài: lý thuyết vòng đời sản phẩm (Vernon, 1966), lý thuyết lợi thế độc quyền của doanh nghiệp (Hymer, 1976; Caves, 1971), và lý thuyết nội bộ hóa chi phí giao dịch (Buckley &amp; Casson, 1976), về sau được tổng hợp trong khung chiết trung OLI (Dunning, 1988). Trên nền đó, tài liệu kinh doanh quốc tế (IB) đã ghi nhận năm dạng hàm khác nhau trong quan hệ giữa cường độ quốc tế hóa và hiệu quả hoạt động kinh doanh của doanh nghiệp: tuyến tính (Hsu &amp; Boggs, 2003), chữ U ngược (Gomes &amp; Ramaswamy, 1999; Hitt, Hoskisson &amp; Kim, 1997), chữ S (S-curve; Lu &amp; Beamish, 2004; Contractor, Kundu &amp; Hsu, 2003; Ruigrok &amp; Wagner, 2003), chữ M (M-curve; Riahi-Belkaoui, 1998), và gánh nặng bắt buộc (forced penalty; Glaum &amp; Oesterle, 2007). Sự đa dạng này phản ánh tính phụ thuộc ngữ cảnh của hiệu ứng quốc tế hóa: cùng một mức cường độ xuất khẩu có thể tạo ra lợi ích hoặc gánh nặng tùy theo năng lực doanh nghiệp, thể chế quốc gia, và giai đoạn phát triển số (Bausch &amp; Krist, 2007; Kirca et al., 2012; Marano et al., 2016; Wu, Fan &amp; Chen, 2022). Thực vậy, các nghiên cứu gần đây sử dụng chiến lược nhận diện chặt chẽ hơn cho thấy dạng chữ U ngược có thể suy yếu hoặc biến mất trong các mẫu gộp xuyên quốc gia (Pisani, Garcia-Bernardo &amp; Heemskerk, 2020), càng củng cố lập luận rằng chính dị biệt bối cảnh chi phối kết quả quốc tế hóa và hiệu quả.</w:t>
       </w:r>
     </w:p>
     <w:p>
@@ -2360,7 +2360,7 @@
         <w:pStyle w:val="BodyText"/>
       </w:pPr>
       <w:r>
-        <w:t xml:space="preserve">Wu, Wood và Khan (2022) tổng hợp 20 năm bằng chứng từ doanh nghiệp đa quốc gia thị trường mới nổi, tìm thấy điểm uốn thấp hơn so với doanh nghiệp từ nền kinh tế phát triển khoảng 12–18% FSTS do khoảng cách năng lực hấp thụ. Hạn chế: không kiểm định giai đoạn số hóa; không sử dụng dữ liệu vi mô WBES; không phân biệt TCI và DAI.</w:t>
+        <w:t xml:space="preserve">Wu, Fan và Chen (2022) tổng hợp 20 năm bằng chứng từ doanh nghiệp đa quốc gia thị trường mới nổi, tìm thấy điểm uốn thấp hơn so với doanh nghiệp từ nền kinh tế phát triển khoảng 12–18% FSTS do khoảng cách năng lực hấp thụ. Hạn chế: không kiểm định giai đoạn số hóa; không sử dụng dữ liệu vi mô WBES; không phân biệt TCI và DAI.</w:t>
       </w:r>
     </w:p>
     <w:p>
@@ -2967,7 +2967,7 @@
               <w:jc w:val="left"/>
             </w:pPr>
             <w:r>
-              <w:t xml:space="preserve">Wu, Wood &amp; Khan (2022)</w:t>
+              <w:t xml:space="preserve">Wu, Fan &amp; Chen (2022)</w:t>
             </w:r>
           </w:p>
         </w:tc>
@@ -8727,7 +8727,7 @@
         <w:pStyle w:val="FirstParagraph"/>
       </w:pPr>
       <w:r>
-        <w:t xml:space="preserve">Cơ sở lý thuyết: Wu, Wood và Khan (2022) tổng hợp 20 năm bằng chứng và tìm thấy các dịch chuyển thời gian đáng kể trong quốc tế hóa và hiệu quả. Ba giai đoạn trong dữ liệu có đặc điểm bối cảnh khác nhau rõ ràng: 2009–2012 (hậu khủng hoảng tài chính, hạ tầng số sơ khai ở châu Á); 2013–2017 (phục hồi chuỗi giá trị toàn cầu, bùng nổ Internet di động, thương mại điện tử lan rộng); 2018–2025 (chuyển đổi số + AI bùng nổ, COVID-19, tái cấu hình chuỗi cung ứng).</w:t>
+        <w:t xml:space="preserve">Cơ sở lý thuyết: Wu, Fan và Chen (2022) tổng hợp 20 năm bằng chứng và tìm thấy các dịch chuyển thời gian đáng kể trong quốc tế hóa và hiệu quả. Ba giai đoạn trong dữ liệu có đặc điểm bối cảnh khác nhau rõ ràng: 2009–2012 (hậu khủng hoảng tài chính, hạ tầng số sơ khai ở châu Á); 2013–2017 (phục hồi chuỗi giá trị toàn cầu, bùng nổ Internet di động, thương mại điện tử lan rộng); 2018–2025 (chuyển đổi số + AI bùng nổ, COVID-19, tái cấu hình chuỗi cung ứng).</w:t>
       </w:r>
     </w:p>
     <w:p>
@@ -13172,7 +13172,7 @@
         <w:pStyle w:val="BodyText"/>
       </w:pPr>
       <w:r>
-        <w:t xml:space="preserve">Mẫu gộp chuyên đề: khung 50 nền kinh tế châu Á và Thái Bình Dương (gồm Nhật Bản 2025), 88.869 doanh nghiệp, 103 cặp nền kinh tế–năm trong giai đoạn 2006–2026; mẫu hồi quy chính của vòng ước lượng chính thức: M2 N = 81.022, M5 N = 79.080.</w:t>
+        <w:t xml:space="preserve">Mẫu gộp chuyên đề: khung 50 nền kinh tế châu Á và Thái Bình Dương (gồm Nhật Bản 2025), 88.869 doanh nghiệp, 103 cặp nền kinh tế–năm trong giai đoạn 2009–2026; mẫu hồi quy chính của vòng ước lượng chính thức: M2 N = 81.022, M5 N = 79.080.</w:t>
       </w:r>
     </w:p>
     <w:p>
@@ -16777,7 +16777,7 @@
         <w:pStyle w:val="FirstParagraph"/>
       </w:pPr>
       <w:r>
-        <w:t xml:space="preserve">Chuyên đề này xây dựng một mô hình nghiên cứu toàn diện về quan hệ quốc tế hóa – hiệu quả (I–P) cho châu Á và Thái Bình Dương. Mô hình tích hợp năm tầng lý thuyết, Uppsala, lý thuyết dựa trên nguồn lực, lý thuyết thể chế, lý thuyết thượng tầng quản trị, Khung chấp nhận số nền tảng, vào tám mô hình thực nghiệm M0–M7 có thể kiểm định trên mẫu gộp 88.869 doanh nghiệp WBES xuyên 50 nền kinh tế (gồm Nhật Bản) và 104 cặp quốc gia-năm. Hệ giả thuyết H1–H6 được phát triển có neo đậu thực nghiệm từ ba bản thảo đồng hành (P3 Việt Nam, P4 Singapore, P5 Trung Quốc), xác nhận tính khả nghiệm của khung đề xuất trước khi áp dụng cho toàn mẫu gộp.</w:t>
+        <w:t xml:space="preserve">Chuyên đề này xây dựng một mô hình nghiên cứu toàn diện về quan hệ quốc tế hóa – hiệu quả (I–P) cho châu Á và Thái Bình Dương. Mô hình tích hợp năm tầng lý thuyết, Uppsala, lý thuyết dựa trên nguồn lực, lý thuyết thể chế, lý thuyết thượng tầng quản trị, Khung chấp nhận số nền tảng, vào tám mô hình thực nghiệm M0–M7 có thể kiểm định trên mẫu gộp 88.869 doanh nghiệp WBES xuyên 50 nền kinh tế (gồm Nhật Bản) và 103 cặp quốc gia-năm. Hệ giả thuyết H1–H6 được phát triển có neo đậu thực nghiệm từ ba bản thảo đồng hành (P3 Việt Nam, P4 Singapore, P5 Trung Quốc), xác nhận tính khả nghiệm của khung đề xuất trước khi áp dụng cho toàn mẫu gộp.</w:t>
       </w:r>
     </w:p>
     <w:p>
@@ -19174,7 +19174,7 @@
         <w:pStyle w:val="FirstParagraph"/>
       </w:pPr>
       <w:r>
-        <w:t xml:space="preserve">Toàn bộ pipeline phân tích sử dụng Stata 18. Mô hình chuẩn (Mục 6.4) dùng HC1 robust SE cho điều chỉnh phương sai không đồng nhất cấp doanh nghiệp. Để kiểm định độ vững với clustering ở cấp quốc gia × ngành (country × industry cluster), thêm bước sau trước khi chạy mô hình hồi quy:</w:t>
+        <w:t xml:space="preserve">Toàn bộ pipeline phân tích sử dụng Stata 18. Mô hình chuẩn dùng HC1 robust SE cho điều chỉnh phương sai không đồng nhất cấp doanh nghiệp. Để kiểm định độ vững với clustering ở cấp quốc gia × ngành (country × industry cluster), thêm bước sau trước khi chạy mô hình hồi quy:</w:t>
       </w:r>
     </w:p>
     <w:p>

--- a/dist/word/CHUYEN_DE_2_vi.docx
+++ b/dist/word/CHUYEN_DE_2_vi.docx
@@ -7679,7 +7679,7 @@
         <w:pStyle w:val="BodyText"/>
       </w:pPr>
       <w:r>
-        <w:t xml:space="preserve">TCI hoạt động như cơ chế đào sâu nguồn lực (nội tại, tích lũy theo thời gian, khó bắt chước), trong khi DAI hoạt động như cơ chế áp dụng phụ thuộc (ngoại tại, phụ thuộc hệ sinh thái số). Coltman và cộng sự (2008) xác nhận hai cấu trúc thỏa mãn tiêu chí tổng hợp formative riêng biệt.</w:t>
+        <w:t xml:space="preserve">TCI hoạt động như cơ chế đào sâu nguồn lực (nội tại, tích lũy theo thời gian, khó bắt chước), trong khi DAI hoạt động như cơ chế áp dụng phụ thuộc (ngoại tại, phụ thuộc hệ sinh thái số; Li và cộng sự, 2022). Coltman và cộng sự (2008) xác nhận hai cấu trúc thỏa mãn tiêu chí tổng hợp formative riêng biệt.</w:t>
       </w:r>
     </w:p>
     <w:p>
@@ -8407,7 +8407,7 @@
         <w:pStyle w:val="FirstParagraph"/>
       </w:pPr>
       <w:r>
-        <w:t xml:space="preserve">Cơ sở lý thuyết: lý thuyết thể chế (North, 1990; Khanna &amp; Palepu, 2010) cho rằng thể chế quy định chi phí giao dịch, rủi ro hợp đồng, và khả năng tiếp cận thị trường, tất cả ảnh hưởng đến hiệu quả của quốc tế hóa. Ba cơ chế độc lập giải thích tại sao thể chế tốt hơn tạo ra điểm uốn cao hơn: (A) thực thi hợp đồng, giảm chi phí đại diện trong chuỗi cung ứng quốc tế; (B) phát triển thị trường tài chính, cho phép huy động vốn cho vốn lưu động quốc tế; (C) chất lượng quy định, giảm gánh nặng tuân thủ cho doanh nghiệp xuất khẩu. Kafouros và cộng sự (2023) ước tính: 1% cải thiện trong WGI Regulatory Quality tương đương với +2–3% FSTS trong điểm uốn.</w:t>
+        <w:t xml:space="preserve">Cơ sở lý thuyết: lý thuyết thể chế (North, 1990; Khanna &amp; Palepu, 2010) cho rằng thể chế quy định chi phí giao dịch, rủi ro hợp đồng, và khả năng tiếp cận thị trường, tất cả ảnh hưởng đến hiệu quả của quốc tế hóa. Ba cơ chế độc lập giải thích tại sao thể chế tốt hơn tạo ra điểm uốn cao hơn: (A) thực thi hợp đồng (phân biệt de jure trên giấy và de facto thực thi thực tế; Xu, 2024), giảm chi phí đại diện trong chuỗi cung ứng quốc tế; (B) phát triển thị trường tài chính, cho phép huy động vốn cho vốn lưu động quốc tế; (C) chất lượng quy định, giảm gánh nặng tuân thủ cho doanh nghiệp xuất khẩu. Kafouros và cộng sự (2023) ước tính: 1% cải thiện trong WGI Regulatory Quality tương đương với +2–3% FSTS trong điểm uốn.</w:t>
       </w:r>
     </w:p>
     <w:p>
@@ -13539,7 +13539,7 @@
               <w:jc w:val="center"/>
             </w:pPr>
             <w:r>
-              <w:t xml:space="preserve">18.589</w:t>
+              <w:t xml:space="preserve">18.957</w:t>
             </w:r>
           </w:p>
         </w:tc>
@@ -16967,7 +16967,7 @@
         <w:pStyle w:val="BodyText"/>
       </w:pPr>
       <w:r>
-        <w:t xml:space="preserve">Về nhân quả hóa quốc tế hóa và hiệu quả: Angrist &amp; Pischke (2009); Oster (2019) về δ-stability bounds; Wolfolds &amp; Siegel (2019) về điều kiện hợp lệ của Heckman. Về tổng hợp bằng chứng xuyên bối cảnh: Sutton &amp; Higgins (2008), dữ liệu bảng cho phân tích tổng hợp; Borenstein et al. (2021), Bayesian hồi quy phân tích tổng hợp với thông tin tiền nghiệm. Về mở rộng bậc số hóa: Verhoef et al. (2021), phân cấp Bậc 1–4. Về mở rộng quốc tế hóa đa chiều: Contractor et al. (2003); Sullivan (1994) về DOI chỉ số hợp thành.</w:t>
+        <w:t xml:space="preserve">Về nhân quả hóa quốc tế hóa và hiệu quả: Angrist &amp; Pischke (2009); Oster (2019) về δ-stability bounds; Wolfolds &amp; Siegel (2019) về điều kiện hợp lệ của Heckman. Về tổng hợp bằng chứng xuyên bối cảnh: Sutton &amp; Higgins (2008), dữ liệu bảng cho phân tích tổng hợp; Borenstein et al. (2009), hồi quy phân tích tổng hợp theo hiệu ứng ngẫu nhiên. Về mở rộng bậc số hóa: Verhoef et al. (2021), phân cấp Bậc 1–4. Về mở rộng quốc tế hóa đa chiều: Contractor et al. (2003); Sullivan (1994) về DOI chỉ số hợp thành.</w:t>
       </w:r>
     </w:p>
     <w:p>
@@ -18078,6 +18078,30 @@
       </w:r>
       <w:r>
         <w:t xml:space="preserve">. Harvard Business Press.</w:t>
+      </w:r>
+    </w:p>
+    <w:p>
+      <w:pPr>
+        <w:pStyle w:val="BodyText"/>
+      </w:pPr>
+      <w:r>
+        <w:t xml:space="preserve">Kim, G., Kumar, T., Ramalho, R., &amp; Russell, S. (2026, January).</w:t>
+      </w:r>
+      <w:r>
+        <w:t xml:space="preserve"> </w:t>
+      </w:r>
+      <w:r>
+        <w:rPr>
+          <w:iCs/>
+          <w:i/>
+        </w:rPr>
+        <w:t xml:space="preserve">Institutional capacity for policy implementation: An analytical framework</w:t>
+      </w:r>
+      <w:r>
+        <w:t xml:space="preserve"> </w:t>
+      </w:r>
+      <w:r>
+        <w:t xml:space="preserve">(Policy Research Working Paper No. 11279). World Bank Group.</w:t>
       </w:r>
     </w:p>
     <w:p>

--- a/dist/word/CHUYEN_DE_2_vi.docx
+++ b/dist/word/CHUYEN_DE_2_vi.docx
@@ -16528,7 +16528,7 @@
         <w:t xml:space="preserve"> </w:t>
       </w:r>
       <w:r>
-        <w:t xml:space="preserve">tường minh, để khung CDCM–ICRV–FIP có thể sai nếu dữ liệu không khớp — đặc điểm phân biệt một mô hình lý thuyết với một mô tả hậu nghiệm.</w:t>
+        <w:t xml:space="preserve">tường minh, để khung CDCM–ICRV–FIP có thể sai nếu dữ liệu không khớp, đặc điểm phân biệt một mô hình lý thuyết với một mô tả hậu nghiệm.</w:t>
       </w:r>
     </w:p>
     <w:bookmarkEnd w:id="80"/>
